--- a/Документы/диплом.docx
+++ b/Документы/диплом.docx
@@ -1,6 +1,6 @@
 
 <file path=word/document.xml><?xml version="1.0" encoding="utf-8"?>
-<w:document xmlns:wpc="http://schemas.microsoft.com/office/word/2010/wordprocessingCanvas" xmlns:mc="http://schemas.openxmlformats.org/markup-compatibility/2006" xmlns:o="urn:schemas-microsoft-com:office:office" xmlns:r="http://schemas.openxmlformats.org/officeDocument/2006/relationships" xmlns:m="http://schemas.openxmlformats.org/officeDocument/2006/math" xmlns:v="urn:schemas-microsoft-com:vml" xmlns:wp14="http://schemas.microsoft.com/office/word/2010/wordprocessingDrawing" xmlns:wp="http://schemas.openxmlformats.org/drawingml/2006/wordprocessingDrawing" xmlns:w10="urn:schemas-microsoft-com:office:word" xmlns:w="http://schemas.openxmlformats.org/wordprocessingml/2006/main" xmlns:w14="http://schemas.microsoft.com/office/word/2010/wordml" xmlns:wpg="http://schemas.microsoft.com/office/word/2010/wordprocessingGroup" xmlns:wpi="http://schemas.microsoft.com/office/word/2010/wordprocessingInk" xmlns:wne="http://schemas.microsoft.com/office/word/2006/wordml" xmlns:wps="http://schemas.microsoft.com/office/word/2010/wordprocessingShape" mc:Ignorable="w14 wp14">
+<w:document xmlns:wpc="http://schemas.microsoft.com/office/word/2010/wordprocessingCanvas" xmlns:cx="http://schemas.microsoft.com/office/drawing/2014/chartex" xmlns:cx1="http://schemas.microsoft.com/office/drawing/2015/9/8/chartex" xmlns:cx2="http://schemas.microsoft.com/office/drawing/2015/10/21/chartex" xmlns:cx3="http://schemas.microsoft.com/office/drawing/2016/5/9/chartex" xmlns:cx4="http://schemas.microsoft.com/office/drawing/2016/5/10/chartex" xmlns:cx5="http://schemas.microsoft.com/office/drawing/2016/5/11/chartex" xmlns:cx6="http://schemas.microsoft.com/office/drawing/2016/5/12/chartex" xmlns:cx7="http://schemas.microsoft.com/office/drawing/2016/5/13/chartex" xmlns:cx8="http://schemas.microsoft.com/office/drawing/2016/5/14/chartex" xmlns:mc="http://schemas.openxmlformats.org/markup-compatibility/2006" xmlns:aink="http://schemas.microsoft.com/office/drawing/2016/ink" xmlns:am3d="http://schemas.microsoft.com/office/drawing/2017/model3d" xmlns:o="urn:schemas-microsoft-com:office:office" xmlns:r="http://schemas.openxmlformats.org/officeDocument/2006/relationships" xmlns:m="http://schemas.openxmlformats.org/officeDocument/2006/math" xmlns:v="urn:schemas-microsoft-com:vml" xmlns:wp14="http://schemas.microsoft.com/office/word/2010/wordprocessingDrawing" xmlns:wp="http://schemas.openxmlformats.org/drawingml/2006/wordprocessingDrawing" xmlns:w10="urn:schemas-microsoft-com:office:word" xmlns:w="http://schemas.openxmlformats.org/wordprocessingml/2006/main" xmlns:w14="http://schemas.microsoft.com/office/word/2010/wordml" xmlns:w15="http://schemas.microsoft.com/office/word/2012/wordml" xmlns:w16cex="http://schemas.microsoft.com/office/word/2018/wordml/cex" xmlns:w16cid="http://schemas.microsoft.com/office/word/2016/wordml/cid" xmlns:w16="http://schemas.microsoft.com/office/word/2018/wordml" xmlns:w16sdtdh="http://schemas.microsoft.com/office/word/2020/wordml/sdtdatahash" xmlns:w16se="http://schemas.microsoft.com/office/word/2015/wordml/symex" xmlns:wpg="http://schemas.microsoft.com/office/word/2010/wordprocessingGroup" xmlns:wpi="http://schemas.microsoft.com/office/word/2010/wordprocessingInk" xmlns:wne="http://schemas.microsoft.com/office/word/2006/wordml" xmlns:wps="http://schemas.microsoft.com/office/word/2010/wordprocessingShape" mc:Ignorable="w14 w15 w16se w16cid w16 w16cex w16sdtdh wp14">
   <w:body>
     <w:p>
       <w:pPr>
@@ -13,8 +13,8 @@
           <w:lang w:eastAsia="ru-RU"/>
         </w:rPr>
       </w:pPr>
-      <w:bookmarkStart w:id="0" w:name="_Toc200477670"/>
-      <w:bookmarkStart w:id="1" w:name="_Toc213619576"/>
+      <w:bookmarkStart w:id="0" w:name="_Toc213619576"/>
+      <w:bookmarkStart w:id="1" w:name="_Toc200477670"/>
       <w:r>
         <w:rPr>
           <w:rFonts w:ascii="Times New Roman" w:eastAsia="Times New Roman" w:hAnsi="Times New Roman" w:cs="Times New Roman"/>
@@ -23,7 +23,7 @@
         </w:rPr>
         <w:t>ТИТУЛЬНИК</w:t>
       </w:r>
-      <w:bookmarkEnd w:id="1"/>
+      <w:bookmarkEnd w:id="0"/>
     </w:p>
     <w:p>
       <w:pPr>
@@ -1156,11 +1156,11 @@
         <w:t>–</w:t>
       </w:r>
       <w:r>
-        <w:t xml:space="preserve"> </w:t>
+        <w:t xml:space="preserve"> Non-</w:t>
       </w:r>
       <w:proofErr w:type="spellStart"/>
       <w:r>
-        <w:t>Non-Maximum</w:t>
+        <w:t>Maximum</w:t>
       </w:r>
       <w:proofErr w:type="spellEnd"/>
       <w:r>
@@ -1199,7 +1199,7 @@
         </w:rPr>
       </w:pPr>
       <w:bookmarkStart w:id="3" w:name="_Toc213619578"/>
-      <w:bookmarkEnd w:id="0"/>
+      <w:bookmarkEnd w:id="1"/>
       <w:r>
         <w:rPr>
           <w:rFonts w:ascii="Times New Roman" w:eastAsia="Times New Roman" w:hAnsi="Times New Roman" w:cs="Times New Roman"/>
@@ -1645,23 +1645,7 @@
           <w:rFonts w:ascii="Times New Roman" w:hAnsi="Times New Roman" w:cs="Times New Roman"/>
           <w:sz w:val="28"/>
         </w:rPr>
-        <w:t xml:space="preserve"> работают по принципу </w:t>
-      </w:r>
-      <w:proofErr w:type="spellStart"/>
-      <w:r>
-        <w:rPr>
-          <w:rFonts w:ascii="Times New Roman" w:hAnsi="Times New Roman" w:cs="Times New Roman"/>
-          <w:sz w:val="28"/>
-        </w:rPr>
-        <w:t>эхолокации</w:t>
-      </w:r>
-      <w:proofErr w:type="spellEnd"/>
-      <w:r>
-        <w:rPr>
-          <w:rFonts w:ascii="Times New Roman" w:hAnsi="Times New Roman" w:cs="Times New Roman"/>
-          <w:sz w:val="28"/>
-        </w:rPr>
-        <w:t xml:space="preserve">, измеряя время прохождения звуковых волн. </w:t>
+        <w:t xml:space="preserve"> работают по принципу эхолокации, измеряя время прохождения звуковых волн. </w:t>
       </w:r>
     </w:p>
     <w:p>
@@ -1689,20 +1673,8 @@
           <w:szCs w:val="28"/>
           <w:lang w:eastAsia="ru-RU"/>
         </w:rPr>
-        <w:t xml:space="preserve">Компьютерное зрение на основе </w:t>
-      </w:r>
-      <w:proofErr w:type="spellStart"/>
-      <w:r>
-        <w:rPr>
-          <w:rFonts w:ascii="Times New Roman" w:eastAsia="Times New Roman" w:hAnsi="Times New Roman" w:cs="Times New Roman"/>
-          <w:bCs/>
-          <w:sz w:val="28"/>
-          <w:szCs w:val="28"/>
-          <w:lang w:eastAsia="ru-RU"/>
-        </w:rPr>
-        <w:t>нейросетей</w:t>
-      </w:r>
-      <w:proofErr w:type="spellEnd"/>
+        <w:t>Компьютерное зрение на основе нейросетей</w:t>
+      </w:r>
       <w:r>
         <w:rPr>
           <w:rFonts w:ascii="Times New Roman" w:eastAsia="Times New Roman" w:hAnsi="Times New Roman" w:cs="Times New Roman"/>
@@ -1785,18 +1757,19 @@
       <w:tblPr>
         <w:tblStyle w:val="a7"/>
         <w:tblW w:w="0" w:type="auto"/>
+        <w:tblInd w:w="108" w:type="dxa"/>
         <w:tblLook w:val="04A0" w:firstRow="1" w:lastRow="0" w:firstColumn="1" w:lastColumn="0" w:noHBand="0" w:noVBand="1"/>
       </w:tblPr>
       <w:tblGrid>
-        <w:gridCol w:w="2392"/>
+        <w:gridCol w:w="2284"/>
         <w:gridCol w:w="2393"/>
         <w:gridCol w:w="2393"/>
-        <w:gridCol w:w="2393"/>
+        <w:gridCol w:w="2336"/>
       </w:tblGrid>
       <w:tr>
         <w:tc>
           <w:tcPr>
-            <w:tcW w:w="2392" w:type="dxa"/>
+            <w:tcW w:w="2284" w:type="dxa"/>
           </w:tcPr>
           <w:p>
             <w:pPr>
@@ -1874,7 +1847,7 @@
         </w:tc>
         <w:tc>
           <w:tcPr>
-            <w:tcW w:w="2393" w:type="dxa"/>
+            <w:tcW w:w="2336" w:type="dxa"/>
           </w:tcPr>
           <w:p>
             <w:pPr>
@@ -1902,7 +1875,7 @@
       <w:tr>
         <w:tc>
           <w:tcPr>
-            <w:tcW w:w="2392" w:type="dxa"/>
+            <w:tcW w:w="2284" w:type="dxa"/>
           </w:tcPr>
           <w:p>
             <w:pPr>
@@ -1981,7 +1954,7 @@
         </w:tc>
         <w:tc>
           <w:tcPr>
-            <w:tcW w:w="2393" w:type="dxa"/>
+            <w:tcW w:w="2336" w:type="dxa"/>
           </w:tcPr>
           <w:p>
             <w:pPr>
@@ -2002,7 +1975,7 @@
       <w:tr>
         <w:tc>
           <w:tcPr>
-            <w:tcW w:w="2392" w:type="dxa"/>
+            <w:tcW w:w="2284" w:type="dxa"/>
           </w:tcPr>
           <w:p>
             <w:pPr>
@@ -2061,7 +2034,7 @@
         </w:tc>
         <w:tc>
           <w:tcPr>
-            <w:tcW w:w="2393" w:type="dxa"/>
+            <w:tcW w:w="2336" w:type="dxa"/>
           </w:tcPr>
           <w:p>
             <w:pPr>
@@ -2082,7 +2055,7 @@
       <w:tr>
         <w:tc>
           <w:tcPr>
-            <w:tcW w:w="2392" w:type="dxa"/>
+            <w:tcW w:w="2284" w:type="dxa"/>
           </w:tcPr>
           <w:p>
             <w:pPr>
@@ -2110,19 +2083,11 @@
                 <w:sz w:val="28"/>
               </w:rPr>
             </w:pPr>
-            <w:proofErr w:type="spellStart"/>
-            <w:r>
-              <w:rPr>
-                <w:sz w:val="28"/>
-              </w:rPr>
-              <w:t>Эхолокация</w:t>
-            </w:r>
-            <w:proofErr w:type="spellEnd"/>
-            <w:r>
-              <w:rPr>
-                <w:sz w:val="28"/>
-              </w:rPr>
-              <w:t xml:space="preserve"> с использованием звуковых волн</w:t>
+            <w:r>
+              <w:rPr>
+                <w:sz w:val="28"/>
+              </w:rPr>
+              <w:t>Эхолокация с использованием звуковых волн</w:t>
             </w:r>
           </w:p>
         </w:tc>
@@ -2147,7 +2112,7 @@
         </w:tc>
         <w:tc>
           <w:tcPr>
-            <w:tcW w:w="2393" w:type="dxa"/>
+            <w:tcW w:w="2336" w:type="dxa"/>
           </w:tcPr>
           <w:p>
             <w:pPr>
@@ -2171,7 +2136,7 @@
         </w:trPr>
         <w:tc>
           <w:tcPr>
-            <w:tcW w:w="2392" w:type="dxa"/>
+            <w:tcW w:w="2284" w:type="dxa"/>
           </w:tcPr>
           <w:p>
             <w:pPr>
@@ -2203,16 +2168,8 @@
               <w:rPr>
                 <w:sz w:val="28"/>
               </w:rPr>
-              <w:t xml:space="preserve">Анализ изображений с помощью </w:t>
-            </w:r>
-            <w:proofErr w:type="spellStart"/>
-            <w:r>
-              <w:rPr>
-                <w:sz w:val="28"/>
-              </w:rPr>
-              <w:t>нейросетей</w:t>
-            </w:r>
-            <w:proofErr w:type="spellEnd"/>
+              <w:t>Анализ изображений с помощью нейросетей</w:t>
+            </w:r>
           </w:p>
         </w:tc>
         <w:tc>
@@ -2236,7 +2193,7 @@
         </w:tc>
         <w:tc>
           <w:tcPr>
-            <w:tcW w:w="2393" w:type="dxa"/>
+            <w:tcW w:w="2336" w:type="dxa"/>
           </w:tcPr>
           <w:p>
             <w:pPr>
@@ -2314,21 +2271,7 @@
         <w:rPr>
           <w:lang w:eastAsia="ru-RU"/>
         </w:rPr>
-        <w:t xml:space="preserve">, которые позволяют воспроизводить поведение </w:t>
-      </w:r>
-      <w:proofErr w:type="spellStart"/>
-      <w:r>
-        <w:rPr>
-          <w:lang w:eastAsia="ru-RU"/>
-        </w:rPr>
-        <w:t>дрона</w:t>
-      </w:r>
-      <w:proofErr w:type="spellEnd"/>
-      <w:r>
-        <w:rPr>
-          <w:lang w:eastAsia="ru-RU"/>
-        </w:rPr>
-        <w:t xml:space="preserve"> в контролируемых условиях, оценивать реакцию на различные сценарии и снижать риски при реальных испытаниях.</w:t>
+        <w:t>, которые позволяют воспроизводить поведение дрона в контролируемых условиях, оценивать реакцию на различные сценарии и снижать риски при реальных испытаниях.</w:t>
       </w:r>
     </w:p>
     <w:p>
@@ -2723,10 +2666,11 @@
       <w:pPr>
         <w:pStyle w:val="1"/>
         <w:numPr>
-          <w:ilvl w:val="0"/>
-          <w:numId w:val="2"/>
+          <w:ilvl w:val="3"/>
+          <w:numId w:val="3"/>
         </w:numPr>
         <w:spacing w:before="0" w:line="360" w:lineRule="auto"/>
+        <w:ind w:left="0" w:firstLine="709"/>
         <w:rPr>
           <w:rFonts w:ascii="Times New Roman" w:hAnsi="Times New Roman" w:cs="Times New Roman"/>
           <w:color w:val="000000" w:themeColor="text1"/>
@@ -2746,16 +2690,39 @@
     <w:p>
       <w:pPr>
         <w:pStyle w:val="2"/>
+        <w:spacing w:before="0" w:line="360" w:lineRule="auto"/>
+        <w:ind w:firstLine="709"/>
+        <w:rPr>
+          <w:rFonts w:ascii="Times New Roman" w:hAnsi="Times New Roman" w:cs="Times New Roman"/>
+          <w:color w:val="000000" w:themeColor="text1"/>
+          <w:sz w:val="28"/>
+          <w:szCs w:val="28"/>
+        </w:rPr>
+      </w:pPr>
+      <w:r>
+        <w:rPr>
+          <w:rFonts w:ascii="Times New Roman" w:hAnsi="Times New Roman" w:cs="Times New Roman"/>
+          <w:color w:val="000000" w:themeColor="text1"/>
+          <w:sz w:val="28"/>
+          <w:szCs w:val="28"/>
+        </w:rPr>
+        <w:t>1.1 Обзор современных подходов к детекции препятствий и управления БПЛА</w:t>
+      </w:r>
+    </w:p>
+    <w:p>
+      <w:pPr>
+        <w:pStyle w:val="3"/>
         <w:numPr>
           <w:ilvl w:val="2"/>
-          <w:numId w:val="2"/>
+          <w:numId w:val="17"/>
         </w:numPr>
         <w:spacing w:before="0" w:line="360" w:lineRule="auto"/>
-        <w:ind w:left="0" w:firstLine="0"/>
+        <w:ind w:left="0" w:firstLine="709"/>
         <w:rPr>
           <w:rFonts w:ascii="Times New Roman" w:hAnsi="Times New Roman" w:cs="Times New Roman"/>
           <w:color w:val="000000" w:themeColor="text1"/>
           <w:sz w:val="28"/>
+          <w:szCs w:val="28"/>
         </w:rPr>
       </w:pPr>
       <w:bookmarkStart w:id="5" w:name="_Toc213619580"/>
@@ -2764,6 +2731,7 @@
           <w:rFonts w:ascii="Times New Roman" w:hAnsi="Times New Roman" w:cs="Times New Roman"/>
           <w:color w:val="000000" w:themeColor="text1"/>
           <w:sz w:val="28"/>
+          <w:szCs w:val="28"/>
         </w:rPr>
         <w:t>Математическая модель и система БПЛА</w:t>
       </w:r>
@@ -2774,60 +2742,20 @@
         <w:pStyle w:val="a9"/>
         <w:ind w:firstLine="709"/>
       </w:pPr>
-      <w:proofErr w:type="spellStart"/>
-      <w:r>
-        <w:t>Квадрокоптер</w:t>
-      </w:r>
-      <w:proofErr w:type="spellEnd"/>
-      <w:r>
-        <w:t xml:space="preserve"> представляет собой беспилотный летательный аппарат с четырьмя соосными двигателями, расположенными в вершинах крестообразной рамы. Два винта вращаются </w:t>
-      </w:r>
-      <w:proofErr w:type="gramStart"/>
-      <w:r>
-        <w:t>по</w:t>
-      </w:r>
-      <w:proofErr w:type="gramEnd"/>
-      <w:r>
+      <w:r>
+        <w:t>Квадрокоптер представляет собой беспилотный летательный аппарат с четырьмя соосными двигателями, расположенными в вершинах крестообразной рамы. Два винта вращаются по часовой стрелке, два – против, что обеспечивает компенсацию реактивных моментов и позволяет аппарату выполнять взлёт, зависание, маневрирование и посадку. Управление движением осуществляется изменением угловых скоростей вращения винтов.</w:t>
+      </w:r>
+      <w:r>
+        <w:rPr>
+          <w:rFonts w:cs="Times New Roman"/>
+        </w:rPr>
         <w:t xml:space="preserve"> </w:t>
       </w:r>
-      <w:proofErr w:type="gramStart"/>
-      <w:r>
-        <w:t>часовой</w:t>
-      </w:r>
-      <w:proofErr w:type="gramEnd"/>
-      <w:r>
-        <w:t xml:space="preserve"> стрелке, два – против, что обеспечивает компенсацию реактивных моментов и позволяет аппарату выполнять взлёт, зависание, маневрирование и посадку. Управление движением осуществляется изменением угловых скоростей вращения винтов</w:t>
-      </w:r>
-      <w:proofErr w:type="gramStart"/>
-      <w:r>
-        <w:t>.</w:t>
-      </w:r>
-      <w:proofErr w:type="gramEnd"/>
       <w:r>
         <w:rPr>
           <w:rFonts w:cs="Times New Roman"/>
         </w:rPr>
-        <w:t xml:space="preserve"> </w:t>
-      </w:r>
-      <w:r>
-        <w:rPr>
-          <w:rFonts w:cs="Times New Roman"/>
-        </w:rPr>
-        <w:t xml:space="preserve"> </w:t>
-      </w:r>
-      <w:proofErr w:type="gramStart"/>
-      <w:r>
-        <w:rPr>
-          <w:rFonts w:cs="Times New Roman"/>
-        </w:rPr>
-        <w:t>с</w:t>
-      </w:r>
-      <w:proofErr w:type="gramEnd"/>
-      <w:r>
-        <w:rPr>
-          <w:rFonts w:cs="Times New Roman"/>
-        </w:rPr>
-        <w:t>хема показана на рисунке  1.1</w:t>
+        <w:t xml:space="preserve"> схема показана на рисунке 1.1</w:t>
       </w:r>
       <w:r>
         <w:rPr>
@@ -2859,7 +2787,7 @@
           <w14:ligatures w14:val="none"/>
         </w:rPr>
         <w:drawing>
-          <wp:inline distT="0" distB="0" distL="0" distR="0" wp14:anchorId="4F6C3A2A" wp14:editId="060047F6">
+          <wp:inline distT="0" distB="0" distL="0" distR="0" wp14:anchorId="2A7423AF" wp14:editId="4489B848">
             <wp:extent cx="5943600" cy="3274695"/>
             <wp:effectExtent l="0" t="0" r="0" b="0"/>
             <wp:docPr id="1" name="Рисунок 1" descr="квадро2"/>
@@ -2876,7 +2804,7 @@
                     </pic:cNvPicPr>
                   </pic:nvPicPr>
                   <pic:blipFill>
-                    <a:blip r:embed="rId7">
+                    <a:blip r:embed="rId6">
                       <a:extLst>
                         <a:ext uri="{28A0092B-C50C-407E-A947-70E740481C1C}">
                           <a14:useLocalDpi xmlns:a14="http://schemas.microsoft.com/office/drawing/2010/main" val="0"/>
@@ -2934,6 +2862,7 @@
     <w:p>
       <w:pPr>
         <w:pStyle w:val="a9"/>
+        <w:ind w:firstLine="709"/>
         <w:rPr>
           <w:rFonts w:cs="Times New Roman"/>
         </w:rPr>
@@ -2942,16 +2871,23 @@
         <w:rPr>
           <w:rFonts w:cs="Times New Roman"/>
         </w:rPr>
-        <w:t xml:space="preserve">На рисунке 1.1. представлена схема квадрокоптера, где: </w:t>
+        <w:t>На рисунке 1.1. представлена схема квадрокоптера,</w:t>
       </w:r>
     </w:p>
     <w:p>
       <w:pPr>
         <w:pStyle w:val="a9"/>
+        <w:ind w:firstLine="709"/>
         <w:rPr>
           <w:rFonts w:cs="Times New Roman"/>
         </w:rPr>
       </w:pPr>
+      <w:r>
+        <w:rPr>
+          <w:rFonts w:cs="Times New Roman"/>
+        </w:rPr>
+        <w:t xml:space="preserve">где </w:t>
+      </w:r>
       <m:oMath>
         <m:sSub>
           <m:sSubPr>
@@ -3001,10 +2937,18 @@
     <w:p>
       <w:pPr>
         <w:pStyle w:val="a9"/>
+        <w:ind w:firstLine="709"/>
         <w:rPr>
           <w:rFonts w:cs="Times New Roman"/>
         </w:rPr>
       </w:pPr>
+      <w:r>
+        <w:rPr>
+          <w:rFonts w:eastAsiaTheme="minorEastAsia" w:cs="Times New Roman"/>
+          <w:iCs/>
+        </w:rPr>
+        <w:t xml:space="preserve">      </w:t>
+      </w:r>
       <m:oMath>
         <m:sSub>
           <m:sSubPr>
@@ -3045,10 +2989,18 @@
     <w:p>
       <w:pPr>
         <w:pStyle w:val="a9"/>
+        <w:ind w:firstLine="709"/>
         <w:rPr>
           <w:rFonts w:cs="Times New Roman"/>
         </w:rPr>
       </w:pPr>
+      <w:r>
+        <w:rPr>
+          <w:rFonts w:eastAsiaTheme="minorEastAsia" w:cs="Times New Roman"/>
+          <w:iCs/>
+        </w:rPr>
+        <w:t xml:space="preserve">     </w:t>
+      </w:r>
       <m:oMath>
         <m:sSub>
           <m:sSubPr>
@@ -3101,6 +3053,7 @@
         </w:rPr>
       </w:pPr>
       <w:r>
+        <w:lastRenderedPageBreak/>
         <w:t>Динамика квадрокоптера описывается системой нелинейных дифференциальных уравнений, включающих поступательные и вращательные движения.</w:t>
       </w:r>
     </w:p>
@@ -3116,7 +3069,6 @@
         <w:rPr>
           <w:rFonts w:cs="Times New Roman"/>
         </w:rPr>
-        <w:lastRenderedPageBreak/>
         <w:t>Поступательное движение центра масс:</w:t>
       </w:r>
     </w:p>
@@ -3347,6 +3299,7 @@
     <w:p>
       <w:pPr>
         <w:pStyle w:val="a9"/>
+        <w:ind w:firstLine="709"/>
         <w:rPr>
           <w:rFonts w:cs="Times New Roman"/>
         </w:rPr>
@@ -3355,16 +3308,20 @@
         <w:rPr>
           <w:rFonts w:cs="Times New Roman"/>
         </w:rPr>
-        <w:t>где:</w:t>
-      </w:r>
-    </w:p>
-    <w:p>
-      <w:pPr>
-        <w:pStyle w:val="a9"/>
+        <w:t>г</w:t>
+      </w:r>
+      <w:r>
         <w:rPr>
           <w:rFonts w:cs="Times New Roman"/>
         </w:rPr>
-      </w:pPr>
+        <w:t>де</w:t>
+      </w:r>
+      <w:r>
+        <w:rPr>
+          <w:rFonts w:cs="Times New Roman"/>
+        </w:rPr>
+        <w:t xml:space="preserve"> </w:t>
+      </w:r>
       <m:oMath>
         <m:acc>
           <m:accPr>
@@ -3428,16 +3385,36 @@
         <w:rPr>
           <w:rFonts w:cs="Times New Roman"/>
         </w:rPr>
-        <w:t xml:space="preserve"> - координаты в пространстве;</w:t>
+        <w:t xml:space="preserve"> </w:t>
+      </w:r>
+      <w:r>
+        <w:rPr>
+          <w:rFonts w:cs="Times New Roman"/>
+        </w:rPr>
+        <w:t>–</w:t>
+      </w:r>
+      <w:r>
+        <w:rPr>
+          <w:rFonts w:cs="Times New Roman"/>
+        </w:rPr>
+        <w:t xml:space="preserve"> координаты в пространстве;</w:t>
       </w:r>
     </w:p>
     <w:p>
       <w:pPr>
         <w:pStyle w:val="a9"/>
+        <w:ind w:firstLine="709"/>
         <w:rPr>
           <w:rFonts w:cs="Times New Roman"/>
         </w:rPr>
       </w:pPr>
+      <w:r>
+        <w:rPr>
+          <w:rStyle w:val="katex-mathml"/>
+          <w:rFonts w:eastAsiaTheme="minorEastAsia" w:cs="Times New Roman"/>
+        </w:rPr>
+        <w:t xml:space="preserve">     </w:t>
+      </w:r>
       <m:oMath>
         <m:r>
           <w:rPr>
@@ -3451,16 +3428,35 @@
         <w:rPr>
           <w:rFonts w:cs="Times New Roman"/>
         </w:rPr>
-        <w:t xml:space="preserve"> - масса аппарата;</w:t>
+        <w:t xml:space="preserve"> </w:t>
+      </w:r>
+      <w:r>
+        <w:rPr>
+          <w:rFonts w:cs="Times New Roman"/>
+        </w:rPr>
+        <w:t>–</w:t>
+      </w:r>
+      <w:r>
+        <w:rPr>
+          <w:rFonts w:cs="Times New Roman"/>
+        </w:rPr>
+        <w:t xml:space="preserve"> масса аппарата;</w:t>
       </w:r>
     </w:p>
     <w:p>
       <w:pPr>
         <w:pStyle w:val="a9"/>
+        <w:ind w:firstLine="709"/>
         <w:rPr>
           <w:rFonts w:cs="Times New Roman"/>
         </w:rPr>
       </w:pPr>
+      <w:r>
+        <w:rPr>
+          <w:rFonts w:eastAsiaTheme="minorEastAsia" w:cs="Times New Roman"/>
+        </w:rPr>
+        <w:t xml:space="preserve">     </w:t>
+      </w:r>
       <m:oMath>
         <m:sSub>
           <m:sSubPr>
@@ -3506,7 +3502,19 @@
         <w:rPr>
           <w:rFonts w:cs="Times New Roman"/>
         </w:rPr>
-        <w:t xml:space="preserve"> - суммарная тяга</w:t>
+        <w:t xml:space="preserve"> </w:t>
+      </w:r>
+      <w:r>
+        <w:rPr>
+          <w:rFonts w:cs="Times New Roman"/>
+        </w:rPr>
+        <w:t>–</w:t>
+      </w:r>
+      <w:r>
+        <w:rPr>
+          <w:rFonts w:cs="Times New Roman"/>
+        </w:rPr>
+        <w:t xml:space="preserve"> суммарная тяга</w:t>
       </w:r>
       <w:r>
         <w:rPr>
@@ -3524,10 +3532,17 @@
     <w:p>
       <w:pPr>
         <w:pStyle w:val="a9"/>
+        <w:ind w:firstLine="709"/>
         <w:rPr>
           <w:rFonts w:cs="Times New Roman"/>
         </w:rPr>
       </w:pPr>
+      <w:r>
+        <w:rPr>
+          <w:rFonts w:eastAsiaTheme="minorEastAsia" w:cs="Times New Roman"/>
+        </w:rPr>
+        <w:t xml:space="preserve">     </w:t>
+      </w:r>
       <m:oMath>
         <m:sSub>
           <m:sSubPr>
@@ -3601,16 +3616,35 @@
         <w:rPr>
           <w:rFonts w:cs="Times New Roman"/>
         </w:rPr>
-        <w:t xml:space="preserve"> - сила тяжести;</w:t>
+        <w:t xml:space="preserve"> </w:t>
+      </w:r>
+      <w:r>
+        <w:rPr>
+          <w:rFonts w:cs="Times New Roman"/>
+        </w:rPr>
+        <w:t>–</w:t>
+      </w:r>
+      <w:r>
+        <w:rPr>
+          <w:rFonts w:cs="Times New Roman"/>
+        </w:rPr>
+        <w:t xml:space="preserve"> сила тяжести;</w:t>
       </w:r>
     </w:p>
     <w:p>
       <w:pPr>
         <w:pStyle w:val="a9"/>
+        <w:ind w:firstLine="709"/>
         <w:rPr>
           <w:rFonts w:cs="Times New Roman"/>
         </w:rPr>
       </w:pPr>
+      <w:r>
+        <w:rPr>
+          <w:rFonts w:eastAsiaTheme="minorEastAsia" w:cs="Times New Roman"/>
+        </w:rPr>
+        <w:t xml:space="preserve">     </w:t>
+      </w:r>
       <m:oMath>
         <m:sSub>
           <m:sSubPr>
@@ -3656,7 +3690,19 @@
         <w:rPr>
           <w:rFonts w:cs="Times New Roman"/>
         </w:rPr>
-        <w:t xml:space="preserve"> - аэродинамическое сопротивление, порывы ветра и др.</w:t>
+        <w:t xml:space="preserve"> </w:t>
+      </w:r>
+      <w:r>
+        <w:rPr>
+          <w:rFonts w:cs="Times New Roman"/>
+        </w:rPr>
+        <w:t>–</w:t>
+      </w:r>
+      <w:r>
+        <w:rPr>
+          <w:rFonts w:cs="Times New Roman"/>
+        </w:rPr>
+        <w:t xml:space="preserve"> аэродинамическое сопротивление, порывы ветра и др.</w:t>
       </w:r>
     </w:p>
     <w:p>
@@ -3769,9 +3815,11 @@
         <w:t>(1.2)</w:t>
       </w:r>
     </w:p>
+    <w:p/>
     <w:p>
       <w:pPr>
         <w:pStyle w:val="a9"/>
+        <w:ind w:firstLine="709"/>
         <w:rPr>
           <w:rFonts w:cs="Times New Roman"/>
         </w:rPr>
@@ -3780,16 +3828,20 @@
         <w:rPr>
           <w:rFonts w:cs="Times New Roman"/>
         </w:rPr>
-        <w:t>где:</w:t>
-      </w:r>
-    </w:p>
-    <w:p>
-      <w:pPr>
-        <w:pStyle w:val="a9"/>
+        <w:t>г</w:t>
+      </w:r>
+      <w:r>
         <w:rPr>
           <w:rFonts w:cs="Times New Roman"/>
         </w:rPr>
-      </w:pPr>
+        <w:t>де</w:t>
+      </w:r>
+      <w:r>
+        <w:rPr>
+          <w:rFonts w:cs="Times New Roman"/>
+        </w:rPr>
+        <w:t xml:space="preserve"> </w:t>
+      </w:r>
       <m:oMath>
         <m:r>
           <w:rPr>
@@ -3803,16 +3855,35 @@
         <w:rPr>
           <w:rFonts w:cs="Times New Roman"/>
         </w:rPr>
-        <w:t xml:space="preserve"> - тензор инерции;</w:t>
+        <w:t xml:space="preserve"> </w:t>
+      </w:r>
+      <w:r>
+        <w:rPr>
+          <w:rFonts w:cs="Times New Roman"/>
+        </w:rPr>
+        <w:t>–</w:t>
+      </w:r>
+      <w:r>
+        <w:rPr>
+          <w:rFonts w:cs="Times New Roman"/>
+        </w:rPr>
+        <w:t xml:space="preserve"> тензор инерции;</w:t>
       </w:r>
     </w:p>
     <w:p>
       <w:pPr>
         <w:pStyle w:val="a9"/>
+        <w:ind w:firstLine="709"/>
         <w:rPr>
           <w:rFonts w:cs="Times New Roman"/>
         </w:rPr>
       </w:pPr>
+      <w:r>
+        <w:rPr>
+          <w:rFonts w:eastAsiaTheme="minorEastAsia" w:cs="Times New Roman"/>
+        </w:rPr>
+        <w:t xml:space="preserve">     </w:t>
+      </w:r>
       <m:oMath>
         <m:r>
           <w:rPr>
@@ -3966,16 +4037,29 @@
         <w:rPr>
           <w:rFonts w:cs="Times New Roman"/>
         </w:rPr>
-        <w:t>- угловая скорость;</w:t>
+        <w:t>–</w:t>
+      </w:r>
+      <w:r>
+        <w:rPr>
+          <w:rFonts w:cs="Times New Roman"/>
+        </w:rPr>
+        <w:t xml:space="preserve"> угловая скорость;</w:t>
       </w:r>
     </w:p>
     <w:p>
       <w:pPr>
         <w:pStyle w:val="a9"/>
+        <w:ind w:firstLine="709"/>
         <w:rPr>
           <w:rFonts w:cs="Times New Roman"/>
         </w:rPr>
       </w:pPr>
+      <w:r>
+        <w:rPr>
+          <w:rFonts w:eastAsiaTheme="minorEastAsia" w:cs="Times New Roman"/>
+        </w:rPr>
+        <w:t xml:space="preserve">     </w:t>
+      </w:r>
       <m:oMath>
         <m:r>
           <w:rPr>
@@ -3988,7 +4072,19 @@
         <w:rPr>
           <w:rFonts w:cs="Times New Roman"/>
         </w:rPr>
-        <w:t xml:space="preserve"> - управляющий момент от роторов.</w:t>
+        <w:t xml:space="preserve"> </w:t>
+      </w:r>
+      <w:r>
+        <w:rPr>
+          <w:rFonts w:cs="Times New Roman"/>
+        </w:rPr>
+        <w:t>–</w:t>
+      </w:r>
+      <w:r>
+        <w:rPr>
+          <w:rFonts w:cs="Times New Roman"/>
+        </w:rPr>
+        <w:t xml:space="preserve"> управляющий момент от роторов.</w:t>
       </w:r>
     </w:p>
     <w:p>
@@ -4010,35 +4106,32 @@
       </w:r>
     </w:p>
     <w:p>
-      <w:pPr>
-        <w:pStyle w:val="2"/>
+      <w:bookmarkStart w:id="6" w:name="_Toc213619581"/>
+    </w:p>
+    <w:p>
+      <w:pPr>
+        <w:pStyle w:val="3"/>
         <w:numPr>
           <w:ilvl w:val="2"/>
-          <w:numId w:val="8"/>
+          <w:numId w:val="17"/>
         </w:numPr>
         <w:spacing w:before="0" w:line="360" w:lineRule="auto"/>
+        <w:ind w:left="0" w:firstLine="709"/>
         <w:rPr>
           <w:rFonts w:ascii="Times New Roman" w:hAnsi="Times New Roman" w:cs="Times New Roman"/>
           <w:color w:val="000000" w:themeColor="text1"/>
           <w:sz w:val="28"/>
-        </w:rPr>
-      </w:pPr>
-      <w:bookmarkStart w:id="6" w:name="_Toc213619581"/>
+          <w:szCs w:val="28"/>
+        </w:rPr>
+      </w:pPr>
       <w:r>
         <w:rPr>
           <w:rFonts w:ascii="Times New Roman" w:hAnsi="Times New Roman" w:cs="Times New Roman"/>
           <w:color w:val="000000" w:themeColor="text1"/>
           <w:sz w:val="28"/>
-        </w:rPr>
-        <w:t xml:space="preserve">Современные методы детекции препятствий в </w:t>
-      </w:r>
-      <w:r>
-        <w:rPr>
-          <w:rFonts w:ascii="Times New Roman" w:hAnsi="Times New Roman" w:cs="Times New Roman"/>
-          <w:color w:val="000000" w:themeColor="text1"/>
-          <w:sz w:val="28"/>
-        </w:rPr>
-        <w:t>БПЛА</w:t>
+          <w:szCs w:val="28"/>
+        </w:rPr>
+        <w:t>Современные методы детекции препятствий в БПЛА</w:t>
       </w:r>
       <w:bookmarkEnd w:id="6"/>
     </w:p>
@@ -4069,29 +4162,13 @@
           <w:sz w:val="28"/>
         </w:rPr>
       </w:pPr>
-      <w:proofErr w:type="spellStart"/>
-      <w:r>
-        <w:rPr>
-          <w:rFonts w:ascii="Times New Roman" w:hAnsi="Times New Roman" w:cs="Times New Roman"/>
-          <w:sz w:val="28"/>
-        </w:rPr>
-        <w:t>Детекция</w:t>
-      </w:r>
-      <w:proofErr w:type="spellEnd"/>
-      <w:r>
-        <w:rPr>
-          <w:rFonts w:ascii="Times New Roman" w:hAnsi="Times New Roman" w:cs="Times New Roman"/>
-          <w:sz w:val="28"/>
-        </w:rPr>
-        <w:t xml:space="preserve"> препятствий является одним из краеугольных элементов автономного полёта БПЛА: от успешной реализации миссии зависит своевременное обнаружение статичных и динамичных объектов, построение </w:t>
-      </w:r>
       <w:r>
         <w:rPr>
           <w:rFonts w:ascii="Times New Roman" w:hAnsi="Times New Roman" w:cs="Times New Roman"/>
           <w:sz w:val="28"/>
         </w:rPr>
         <w:lastRenderedPageBreak/>
-        <w:t xml:space="preserve">безопасного маршрута и адаптация к изменяющимся условиям. В последние годы наблюдается тенденция к комбинированному применению аппаратных сенсоров и алгоритмических (в частности, </w:t>
+        <w:t xml:space="preserve">Детекция препятствий является одним из краеугольных элементов автономного полёта БПЛА: от успешной реализации миссии зависит своевременное обнаружение статичных и динамичных объектов, построение безопасного маршрута и адаптация к изменяющимся условиям. В последние годы наблюдается тенденция к комбинированному применению аппаратных сенсоров и алгоритмических (в частности, </w:t>
       </w:r>
       <w:proofErr w:type="spellStart"/>
       <w:r>
@@ -4153,13 +4230,8 @@
           <w:rFonts w:cs="Times New Roman"/>
         </w:rPr>
       </w:pPr>
-      <w:proofErr w:type="spellStart"/>
-      <w:r>
-        <w:t>Детекция</w:t>
-      </w:r>
-      <w:proofErr w:type="spellEnd"/>
-      <w:r>
-        <w:t xml:space="preserve"> препятствий для БПЛА реализуется двумя взаимодополняющими направлениями:</w:t>
+      <w:r>
+        <w:t>Детекция препятствий для БПЛА реализуется двумя взаимодополняющими направлениями:</w:t>
       </w:r>
     </w:p>
     <w:p>
@@ -4241,18 +4313,19 @@
       <w:tblPr>
         <w:tblStyle w:val="a7"/>
         <w:tblW w:w="0" w:type="auto"/>
+        <w:tblInd w:w="108" w:type="dxa"/>
         <w:tblLook w:val="04A0" w:firstRow="1" w:lastRow="0" w:firstColumn="1" w:lastColumn="0" w:noHBand="0" w:noVBand="1"/>
       </w:tblPr>
       <w:tblGrid>
-        <w:gridCol w:w="1588"/>
-        <w:gridCol w:w="2631"/>
-        <w:gridCol w:w="2162"/>
-        <w:gridCol w:w="3190"/>
+        <w:gridCol w:w="1823"/>
+        <w:gridCol w:w="2504"/>
+        <w:gridCol w:w="2027"/>
+        <w:gridCol w:w="3109"/>
       </w:tblGrid>
       <w:tr>
         <w:tc>
           <w:tcPr>
-            <w:tcW w:w="0" w:type="auto"/>
+            <w:tcW w:w="1823" w:type="dxa"/>
             <w:hideMark/>
           </w:tcPr>
           <w:p>
@@ -4277,7 +4350,7 @@
         </w:tc>
         <w:tc>
           <w:tcPr>
-            <w:tcW w:w="2631" w:type="dxa"/>
+            <w:tcW w:w="2504" w:type="dxa"/>
             <w:hideMark/>
           </w:tcPr>
           <w:p>
@@ -4302,7 +4375,7 @@
         </w:tc>
         <w:tc>
           <w:tcPr>
-            <w:tcW w:w="2162" w:type="dxa"/>
+            <w:tcW w:w="2027" w:type="dxa"/>
             <w:hideMark/>
           </w:tcPr>
           <w:p>
@@ -4327,7 +4400,7 @@
         </w:tc>
         <w:tc>
           <w:tcPr>
-            <w:tcW w:w="3190" w:type="dxa"/>
+            <w:tcW w:w="3109" w:type="dxa"/>
             <w:hideMark/>
           </w:tcPr>
           <w:p>
@@ -4354,7 +4427,7 @@
       <w:tr>
         <w:tc>
           <w:tcPr>
-            <w:tcW w:w="0" w:type="auto"/>
+            <w:tcW w:w="1823" w:type="dxa"/>
             <w:hideMark/>
           </w:tcPr>
           <w:p>
@@ -4378,7 +4451,7 @@
         </w:tc>
         <w:tc>
           <w:tcPr>
-            <w:tcW w:w="2631" w:type="dxa"/>
+            <w:tcW w:w="2504" w:type="dxa"/>
             <w:hideMark/>
           </w:tcPr>
           <w:p>
@@ -4400,7 +4473,7 @@
         </w:tc>
         <w:tc>
           <w:tcPr>
-            <w:tcW w:w="2162" w:type="dxa"/>
+            <w:tcW w:w="2027" w:type="dxa"/>
             <w:hideMark/>
           </w:tcPr>
           <w:p>
@@ -4429,7 +4502,7 @@
         </w:tc>
         <w:tc>
           <w:tcPr>
-            <w:tcW w:w="3190" w:type="dxa"/>
+            <w:tcW w:w="3109" w:type="dxa"/>
             <w:hideMark/>
           </w:tcPr>
           <w:p>
@@ -4453,7 +4526,7 @@
       <w:tr>
         <w:tc>
           <w:tcPr>
-            <w:tcW w:w="0" w:type="auto"/>
+            <w:tcW w:w="1823" w:type="dxa"/>
             <w:hideMark/>
           </w:tcPr>
           <w:p>
@@ -4477,7 +4550,7 @@
         </w:tc>
         <w:tc>
           <w:tcPr>
-            <w:tcW w:w="2631" w:type="dxa"/>
+            <w:tcW w:w="2504" w:type="dxa"/>
             <w:hideMark/>
           </w:tcPr>
           <w:p>
@@ -4499,7 +4572,7 @@
         </w:tc>
         <w:tc>
           <w:tcPr>
-            <w:tcW w:w="2162" w:type="dxa"/>
+            <w:tcW w:w="2027" w:type="dxa"/>
             <w:hideMark/>
           </w:tcPr>
           <w:p>
@@ -4521,7 +4594,7 @@
         </w:tc>
         <w:tc>
           <w:tcPr>
-            <w:tcW w:w="3190" w:type="dxa"/>
+            <w:tcW w:w="3109" w:type="dxa"/>
             <w:hideMark/>
           </w:tcPr>
           <w:p>
@@ -4545,7 +4618,7 @@
       <w:tr>
         <w:tc>
           <w:tcPr>
-            <w:tcW w:w="0" w:type="auto"/>
+            <w:tcW w:w="1823" w:type="dxa"/>
             <w:hideMark/>
           </w:tcPr>
           <w:p>
@@ -4575,22 +4648,13 @@
                 <w:rFonts w:ascii="Times New Roman" w:hAnsi="Times New Roman" w:cs="Times New Roman"/>
                 <w:sz w:val="28"/>
               </w:rPr>
-              <w:t xml:space="preserve"> </w:t>
-            </w:r>
-            <w:proofErr w:type="spellStart"/>
-            <w:r>
-              <w:rPr>
-                <w:rFonts w:ascii="Times New Roman" w:hAnsi="Times New Roman" w:cs="Times New Roman"/>
-                <w:sz w:val="28"/>
-              </w:rPr>
-              <w:t>нейросеть</w:t>
-            </w:r>
-            <w:proofErr w:type="spellEnd"/>
+              <w:t xml:space="preserve"> нейросеть</w:t>
+            </w:r>
           </w:p>
         </w:tc>
         <w:tc>
           <w:tcPr>
-            <w:tcW w:w="2631" w:type="dxa"/>
+            <w:tcW w:w="2504" w:type="dxa"/>
             <w:hideMark/>
           </w:tcPr>
           <w:p>
@@ -4612,7 +4676,7 @@
         </w:tc>
         <w:tc>
           <w:tcPr>
-            <w:tcW w:w="2162" w:type="dxa"/>
+            <w:tcW w:w="2027" w:type="dxa"/>
             <w:hideMark/>
           </w:tcPr>
           <w:p>
@@ -4634,7 +4698,7 @@
         </w:tc>
         <w:tc>
           <w:tcPr>
-            <w:tcW w:w="3190" w:type="dxa"/>
+            <w:tcW w:w="3109" w:type="dxa"/>
             <w:hideMark/>
           </w:tcPr>
           <w:p>
@@ -4658,7 +4722,7 @@
       <w:tr>
         <w:tc>
           <w:tcPr>
-            <w:tcW w:w="0" w:type="auto"/>
+            <w:tcW w:w="1823" w:type="dxa"/>
           </w:tcPr>
           <w:p>
             <w:pPr>
@@ -4679,7 +4743,7 @@
         </w:tc>
         <w:tc>
           <w:tcPr>
-            <w:tcW w:w="2631" w:type="dxa"/>
+            <w:tcW w:w="2504" w:type="dxa"/>
           </w:tcPr>
           <w:p>
             <w:pPr>
@@ -4700,7 +4764,7 @@
         </w:tc>
         <w:tc>
           <w:tcPr>
-            <w:tcW w:w="2162" w:type="dxa"/>
+            <w:tcW w:w="2027" w:type="dxa"/>
           </w:tcPr>
           <w:p>
             <w:pPr>
@@ -4721,7 +4785,7 @@
         </w:tc>
         <w:tc>
           <w:tcPr>
-            <w:tcW w:w="3190" w:type="dxa"/>
+            <w:tcW w:w="3109" w:type="dxa"/>
           </w:tcPr>
           <w:p>
             <w:pPr>
@@ -4736,23 +4800,7 @@
                 <w:rFonts w:ascii="Times New Roman" w:hAnsi="Times New Roman" w:cs="Times New Roman"/>
                 <w:sz w:val="28"/>
               </w:rPr>
-              <w:t xml:space="preserve">Низкое пространственное разрешение для </w:t>
-            </w:r>
-            <w:proofErr w:type="gramStart"/>
-            <w:r>
-              <w:rPr>
-                <w:rFonts w:ascii="Times New Roman" w:hAnsi="Times New Roman" w:cs="Times New Roman"/>
-                <w:sz w:val="28"/>
-              </w:rPr>
-              <w:t>мелких</w:t>
-            </w:r>
-            <w:proofErr w:type="gramEnd"/>
-            <w:r>
-              <w:rPr>
-                <w:rFonts w:ascii="Times New Roman" w:hAnsi="Times New Roman" w:cs="Times New Roman"/>
-                <w:sz w:val="28"/>
-              </w:rPr>
-              <w:t xml:space="preserve"> </w:t>
+              <w:t xml:space="preserve">Низкое пространственное разрешение для мелких </w:t>
             </w:r>
             <w:r>
               <w:rPr>
@@ -4767,7 +4815,7 @@
       <w:tr>
         <w:tc>
           <w:tcPr>
-            <w:tcW w:w="0" w:type="auto"/>
+            <w:tcW w:w="1823" w:type="dxa"/>
           </w:tcPr>
           <w:p>
             <w:pPr>
@@ -4788,7 +4836,7 @@
         </w:tc>
         <w:tc>
           <w:tcPr>
-            <w:tcW w:w="2631" w:type="dxa"/>
+            <w:tcW w:w="2504" w:type="dxa"/>
           </w:tcPr>
           <w:p>
             <w:pPr>
@@ -4809,7 +4857,7 @@
         </w:tc>
         <w:tc>
           <w:tcPr>
-            <w:tcW w:w="2162" w:type="dxa"/>
+            <w:tcW w:w="2027" w:type="dxa"/>
           </w:tcPr>
           <w:p>
             <w:pPr>
@@ -4830,7 +4878,7 @@
         </w:tc>
         <w:tc>
           <w:tcPr>
-            <w:tcW w:w="3190" w:type="dxa"/>
+            <w:tcW w:w="3109" w:type="dxa"/>
           </w:tcPr>
           <w:p>
             <w:pPr>
@@ -4850,10 +4898,35 @@
           </w:p>
         </w:tc>
       </w:tr>
+    </w:tbl>
+    <w:p>
+      <w:pPr>
+        <w:pStyle w:val="a9"/>
+        <w:spacing w:line="240" w:lineRule="auto"/>
+        <w:jc w:val="left"/>
+      </w:pPr>
+      <w:r>
+        <w:lastRenderedPageBreak/>
+        <w:t>Продолжение таблицы 1.2</w:t>
+      </w:r>
+    </w:p>
+    <w:tbl>
+      <w:tblPr>
+        <w:tblStyle w:val="a7"/>
+        <w:tblW w:w="0" w:type="auto"/>
+        <w:tblInd w:w="108" w:type="dxa"/>
+        <w:tblLook w:val="04A0" w:firstRow="1" w:lastRow="0" w:firstColumn="1" w:lastColumn="0" w:noHBand="0" w:noVBand="1"/>
+      </w:tblPr>
+      <w:tblGrid>
+        <w:gridCol w:w="1823"/>
+        <w:gridCol w:w="2504"/>
+        <w:gridCol w:w="2027"/>
+        <w:gridCol w:w="3109"/>
+      </w:tblGrid>
       <w:tr>
         <w:tc>
           <w:tcPr>
-            <w:tcW w:w="0" w:type="auto"/>
+            <w:tcW w:w="1823" w:type="dxa"/>
           </w:tcPr>
           <w:tbl>
             <w:tblPr>
@@ -4868,7 +4941,7 @@
               <w:tblLook w:val="04A0" w:firstRow="1" w:lastRow="0" w:firstColumn="1" w:lastColumn="0" w:noHBand="0" w:noVBand="1"/>
             </w:tblPr>
             <w:tblGrid>
-              <w:gridCol w:w="1372"/>
+              <w:gridCol w:w="1607"/>
             </w:tblGrid>
             <w:tr>
               <w:trPr>
@@ -4916,7 +4989,7 @@
         </w:tc>
         <w:tc>
           <w:tcPr>
-            <w:tcW w:w="2631" w:type="dxa"/>
+            <w:tcW w:w="2504" w:type="dxa"/>
           </w:tcPr>
           <w:tbl>
             <w:tblPr>
@@ -4931,7 +5004,7 @@
               <w:tblLook w:val="04A0" w:firstRow="1" w:lastRow="0" w:firstColumn="1" w:lastColumn="0" w:noHBand="0" w:noVBand="1"/>
             </w:tblPr>
             <w:tblGrid>
-              <w:gridCol w:w="2415"/>
+              <w:gridCol w:w="2288"/>
             </w:tblGrid>
             <w:tr>
               <w:trPr>
@@ -4979,7 +5052,7 @@
         </w:tc>
         <w:tc>
           <w:tcPr>
-            <w:tcW w:w="2162" w:type="dxa"/>
+            <w:tcW w:w="2027" w:type="dxa"/>
           </w:tcPr>
           <w:tbl>
             <w:tblPr>
@@ -4994,7 +5067,7 @@
               <w:tblLook w:val="04A0" w:firstRow="1" w:lastRow="0" w:firstColumn="1" w:lastColumn="0" w:noHBand="0" w:noVBand="1"/>
             </w:tblPr>
             <w:tblGrid>
-              <w:gridCol w:w="1946"/>
+              <w:gridCol w:w="1811"/>
             </w:tblGrid>
             <w:tr>
               <w:trPr>
@@ -5073,7 +5146,7 @@
         </w:tc>
         <w:tc>
           <w:tcPr>
-            <w:tcW w:w="3190" w:type="dxa"/>
+            <w:tcW w:w="3109" w:type="dxa"/>
           </w:tcPr>
           <w:tbl>
             <w:tblPr>
@@ -5158,24 +5231,21 @@
           <w:rFonts w:ascii="Times New Roman" w:hAnsi="Times New Roman" w:cs="Times New Roman"/>
           <w:sz w:val="28"/>
         </w:rPr>
-        <w:lastRenderedPageBreak/>
-        <w:t xml:space="preserve">Обзорные работы подчёркивают, что для БПЛА актуальны именно лёгкие, </w:t>
-      </w:r>
-      <w:proofErr w:type="spellStart"/>
-      <w:r>
-        <w:rPr>
-          <w:rFonts w:ascii="Times New Roman" w:hAnsi="Times New Roman" w:cs="Times New Roman"/>
-          <w:sz w:val="28"/>
-        </w:rPr>
-        <w:t>энергоэффективные</w:t>
-      </w:r>
-      <w:proofErr w:type="spellEnd"/>
-      <w:r>
-        <w:rPr>
-          <w:rFonts w:ascii="Times New Roman" w:hAnsi="Times New Roman" w:cs="Times New Roman"/>
-          <w:sz w:val="28"/>
-        </w:rPr>
-        <w:t xml:space="preserve"> сенсоры с малой задержкой реагирования [3,4].</w:t>
+        <w:t>Обзорные работы подчёркивают, что для БПЛА актуальны именно лёгкие, энергоэффективные сенсоры с малой задержкой реагирования [3</w:t>
+      </w:r>
+      <w:r>
+        <w:rPr>
+          <w:rFonts w:ascii="Times New Roman" w:hAnsi="Times New Roman" w:cs="Times New Roman"/>
+          <w:sz w:val="28"/>
+        </w:rPr>
+        <w:t>],[</w:t>
+      </w:r>
+      <w:r>
+        <w:rPr>
+          <w:rFonts w:ascii="Times New Roman" w:hAnsi="Times New Roman" w:cs="Times New Roman"/>
+          <w:sz w:val="28"/>
+        </w:rPr>
+        <w:t>4].</w:t>
       </w:r>
     </w:p>
     <w:p>
@@ -5183,27 +5253,14 @@
         <w:pStyle w:val="a9"/>
         <w:ind w:firstLine="709"/>
       </w:pPr>
-      <w:proofErr w:type="spellStart"/>
-      <w:r>
-        <w:t>Детекция</w:t>
-      </w:r>
-      <w:proofErr w:type="spellEnd"/>
-      <w:r>
-        <w:t xml:space="preserve"> объектов в изображении </w:t>
+      <w:r>
+        <w:t xml:space="preserve">Детекция объектов в изображении </w:t>
       </w:r>
       <w:r>
         <w:t>–</w:t>
       </w:r>
       <w:r>
-        <w:t xml:space="preserve"> это задача, заключающаяся в нахождении всех объектов интереса на изображении, определении их классов и координат ограничивающих рамок. В отличие от задач классификации, где необходимо установить только принадлежность изображения к одному из классов, </w:t>
-      </w:r>
-      <w:proofErr w:type="spellStart"/>
-      <w:r>
-        <w:t>детекция</w:t>
-      </w:r>
-      <w:proofErr w:type="spellEnd"/>
-      <w:r>
-        <w:t xml:space="preserve"> требует выделения нескольких объектов разного типа и формы в пределах одного кадра</w:t>
+        <w:t xml:space="preserve"> это задача, заключающаяся в нахождении всех объектов интереса на изображении, определении их классов и координат ограничивающих рамок. В отличие от задач классификации, где необходимо установить только принадлежность изображения к одному из классов, детекция требует выделения нескольких объектов разного типа и формы в пределах одного кадра</w:t>
       </w:r>
       <w:r>
         <w:t xml:space="preserve"> [5]</w:t>
@@ -5220,6 +5277,12 @@
       <w:r>
         <w:t>Формально задача заключается в предсказании множества ограничивающих рамок и их классов:</w:t>
       </w:r>
+    </w:p>
+    <w:p>
+      <w:pPr>
+        <w:pStyle w:val="a9"/>
+        <w:ind w:firstLine="709"/>
+      </w:pPr>
     </w:p>
     <w:p>
       <w:pPr>
@@ -5487,6 +5550,16 @@
     </w:p>
     <w:p>
       <w:pPr>
+        <w:pStyle w:val="a9"/>
+        <w:ind w:firstLine="3402"/>
+        <w:jc w:val="center"/>
+        <w:rPr>
+          <w:rFonts w:eastAsiaTheme="minorEastAsia"/>
+        </w:rPr>
+      </w:pPr>
+    </w:p>
+    <w:p>
+      <w:pPr>
         <w:spacing w:after="0" w:line="360" w:lineRule="auto"/>
         <w:ind w:firstLine="709"/>
         <w:jc w:val="both"/>
@@ -5729,21 +5802,15 @@
                 <w:szCs w:val="28"/>
                 <w:lang w:eastAsia="ru-RU"/>
               </w:rPr>
-              <m:t>i</m:t>
-            </m:r>
-            <m:r>
-              <w:rPr>
-                <w:rFonts w:ascii="Cambria Math" w:eastAsia="Times New Roman" w:hAnsi="Cambria Math" w:cs="Times New Roman"/>
-                <w:sz w:val="28"/>
-                <w:szCs w:val="28"/>
-                <w:lang w:eastAsia="ru-RU"/>
-              </w:rPr>
-              <m:t xml:space="preserve"> </m:t>
+              <m:t xml:space="preserve">i </m:t>
             </m:r>
           </m:sub>
         </m:sSub>
       </m:oMath>
       <w:r>
+        <w:rPr>
+          <w:rFonts w:cs="Times New Roman"/>
+        </w:rPr>
         <w:t>–</w:t>
       </w:r>
       <w:r>
@@ -5930,7 +5997,6 @@
         <w:rPr>
           <w:sz w:val="28"/>
           <w:szCs w:val="28"/>
-          <w:lang w:val="en-US"/>
         </w:rPr>
       </w:pPr>
       <w:r>
@@ -5947,23 +6013,7 @@
           <w:sz w:val="28"/>
           <w:szCs w:val="28"/>
         </w:rPr>
-        <w:t xml:space="preserve">: например, </w:t>
-      </w:r>
-      <w:proofErr w:type="gramStart"/>
-      <w:r>
-        <w:rPr>
-          <w:sz w:val="28"/>
-          <w:szCs w:val="28"/>
-        </w:rPr>
-        <w:t>стерео-корреспонденция</w:t>
-      </w:r>
-      <w:proofErr w:type="gramEnd"/>
-      <w:r>
-        <w:rPr>
-          <w:sz w:val="28"/>
-          <w:szCs w:val="28"/>
-        </w:rPr>
-        <w:t>, оптический поток, SLAM (</w:t>
+        <w:t>: например, стерео-корреспонденция, оптический поток, SLAM (</w:t>
       </w:r>
       <w:proofErr w:type="spellStart"/>
       <w:r>
@@ -6050,7 +6100,15 @@
           <w:sz w:val="28"/>
           <w:szCs w:val="28"/>
         </w:rPr>
-        <w:t>. Они нацелены на построение глубинной карты и локализацию по сцене. Такие методы хорошо работают в текстурированных средах, но чувствительны к условиям освещения и структуре сцены</w:t>
+        <w:t xml:space="preserve">. Они нацелены на построение глубинной карты и локализацию по сцене. Такие методы хорошо </w:t>
+      </w:r>
+      <w:r>
+        <w:rPr>
+          <w:sz w:val="28"/>
+          <w:szCs w:val="28"/>
+        </w:rPr>
+        <w:lastRenderedPageBreak/>
+        <w:t>работают в текстурированных средах, но чувствительны к условиям освещения и структуре сцены</w:t>
       </w:r>
       <w:r>
         <w:rPr>
@@ -6076,23 +6134,7 @@
         </w:rPr>
       </w:pPr>
       <w:r>
-        <w:t xml:space="preserve">До появления глубоких </w:t>
-      </w:r>
-      <w:proofErr w:type="spellStart"/>
-      <w:r>
-        <w:t>нейросетей</w:t>
-      </w:r>
-      <w:proofErr w:type="spellEnd"/>
-      <w:r>
-        <w:t xml:space="preserve">, </w:t>
-      </w:r>
-      <w:proofErr w:type="spellStart"/>
-      <w:r>
-        <w:t>детекция</w:t>
-      </w:r>
-      <w:proofErr w:type="spellEnd"/>
-      <w:r>
-        <w:t xml:space="preserve"> объектов в изображениях основывалась на ручном извлечении признаков (например, HOG — </w:t>
+        <w:t xml:space="preserve">До появления глубоких нейросетей, детекция объектов в изображениях основывалась на ручном извлечении признаков (например, HOG — </w:t>
       </w:r>
       <w:proofErr w:type="spellStart"/>
       <w:r>
@@ -6188,7 +6230,6 @@
         <w:ind w:left="0" w:firstLine="709"/>
       </w:pPr>
       <w:r>
-        <w:lastRenderedPageBreak/>
         <w:t xml:space="preserve">Извлечение признаков </w:t>
       </w:r>
       <w:r>
@@ -6305,39 +6346,15 @@
       </w:r>
       <w:proofErr w:type="spellEnd"/>
       <w:r>
-        <w:t xml:space="preserve"> </w:t>
+        <w:t xml:space="preserve"> Network, RPN) предлагает области интереса (</w:t>
       </w:r>
       <w:proofErr w:type="spellStart"/>
       <w:r>
-        <w:t>Network</w:t>
+        <w:t>RoI</w:t>
       </w:r>
       <w:proofErr w:type="spellEnd"/>
       <w:r>
-        <w:t>, RPN) предлагает области интереса (</w:t>
-      </w:r>
-      <w:proofErr w:type="spellStart"/>
-      <w:r>
-        <w:t>RoI</w:t>
-      </w:r>
-      <w:proofErr w:type="spellEnd"/>
-      <w:r>
-        <w:t xml:space="preserve">). Каждая область передаётся </w:t>
-      </w:r>
-      <w:proofErr w:type="gramStart"/>
-      <w:r>
-        <w:t>в</w:t>
-      </w:r>
-      <w:proofErr w:type="gramEnd"/>
-      <w:r>
-        <w:t xml:space="preserve"> </w:t>
-      </w:r>
-      <w:proofErr w:type="gramStart"/>
-      <w:r>
-        <w:t>классификатор</w:t>
-      </w:r>
-      <w:proofErr w:type="gramEnd"/>
-      <w:r>
-        <w:t>, который определяет класс и уточняет координаты рамки.</w:t>
+        <w:t>). Каждая область передаётся в классификатор, который определяет класс и уточняет координаты рамки.</w:t>
       </w:r>
     </w:p>
     <w:p>
@@ -6356,7 +6373,11 @@
         <w:t xml:space="preserve"> </w:t>
       </w:r>
       <w:r>
-        <w:t>избегают явной генерации регионов, что делает их существенно быстрее. Вместо этого изображение делится на сетку, и каждая ячейка предсказывает несколько ограничивающих рамок и классов объектов. Это особенно важно для задач реального времени, таких как навигация БПЛА.</w:t>
+        <w:t xml:space="preserve">избегают явной генерации регионов, что делает их существенно быстрее. Вместо этого изображение делится на сетку, и каждая ячейка предсказывает несколько </w:t>
+      </w:r>
+      <w:r>
+        <w:lastRenderedPageBreak/>
+        <w:t>ограничивающих рамок и классов объектов. Это особенно важно для задач реального времени, таких как навигация БПЛА.</w:t>
       </w:r>
     </w:p>
     <w:p>
@@ -6365,31 +6386,7 @@
         <w:ind w:firstLine="709"/>
       </w:pPr>
       <w:r>
-        <w:t>Алгоритм YOLO (</w:t>
-      </w:r>
-      <w:proofErr w:type="spellStart"/>
-      <w:r>
-        <w:t>You</w:t>
-      </w:r>
-      <w:proofErr w:type="spellEnd"/>
-      <w:r>
-        <w:t xml:space="preserve"> </w:t>
-      </w:r>
-      <w:proofErr w:type="spellStart"/>
-      <w:r>
-        <w:t>Only</w:t>
-      </w:r>
-      <w:proofErr w:type="spellEnd"/>
-      <w:r>
-        <w:t xml:space="preserve"> </w:t>
-      </w:r>
-      <w:proofErr w:type="spellStart"/>
-      <w:r>
-        <w:t>Look</w:t>
-      </w:r>
-      <w:proofErr w:type="spellEnd"/>
-      <w:r>
-        <w:t xml:space="preserve"> </w:t>
+        <w:t xml:space="preserve">Алгоритм YOLO (You Only Look </w:t>
       </w:r>
       <w:proofErr w:type="spellStart"/>
       <w:r>
@@ -6463,6 +6460,9 @@
           <w:tab w:val="center" w:pos="9356"/>
         </w:tabs>
         <w:ind w:firstLine="2835"/>
+        <w:rPr>
+          <w:rFonts w:eastAsiaTheme="minorEastAsia" w:cstheme="minorBidi"/>
+        </w:rPr>
       </w:pPr>
       <m:oMath>
         <m:r>
@@ -6472,7 +6472,6 @@
           <w:rPr>
             <w:rFonts w:ascii="Cambria Math" w:hAnsi="Cambria Math"/>
           </w:rPr>
-          <w:lastRenderedPageBreak/>
           <m:t>S*S*(B*</m:t>
         </m:r>
         <m:d>
@@ -6525,6 +6524,7 @@
         <w:t>)</w:t>
       </w:r>
     </w:p>
+    <w:p/>
     <w:p>
       <w:pPr>
         <w:pStyle w:val="a8"/>
@@ -7021,21 +7021,7 @@
         <w:rPr>
           <w:sz w:val="28"/>
         </w:rPr>
-        <w:t xml:space="preserve"> </w:t>
-      </w:r>
-      <w:proofErr w:type="spellStart"/>
-      <w:r>
-        <w:rPr>
-          <w:sz w:val="28"/>
-        </w:rPr>
-        <w:t>Union</w:t>
-      </w:r>
-      <w:proofErr w:type="spellEnd"/>
-      <w:r>
-        <w:rPr>
-          <w:sz w:val="28"/>
-        </w:rPr>
-        <w:t>):</w:t>
+        <w:t xml:space="preserve"> Union):</w:t>
       </w:r>
     </w:p>
     <w:p>
@@ -7287,18 +7273,10 @@
       </w:r>
       <w:proofErr w:type="spellEnd"/>
       <w:r>
-        <w:t xml:space="preserve">, что делает его чрезвычайно эффективным для задач реального времени, таких как навигация </w:t>
-      </w:r>
-      <w:proofErr w:type="spellStart"/>
-      <w:r>
-        <w:t>дронов</w:t>
-      </w:r>
-      <w:proofErr w:type="spellEnd"/>
-      <w:r>
-        <w:t xml:space="preserve"> </w:t>
-      </w:r>
-      <w:r>
-        <w:t>[7]</w:t>
+        <w:t>, что делает его чрезвычайно эффективным для задач реального времени, таких как навигация дронов</w:t>
+      </w:r>
+      <w:r>
+        <w:t xml:space="preserve"> [7]</w:t>
       </w:r>
       <w:r>
         <w:t>.</w:t>
@@ -7321,7 +7299,11 @@
       </w:r>
       <w:proofErr w:type="spellEnd"/>
       <w:r>
-        <w:t xml:space="preserve">, камеры, радар и др.) обеспечивает базовую геометрию и информацию об окружении, а алгоритмическая часть (от классических геометрических методов до современных </w:t>
+        <w:t xml:space="preserve">, камеры, радар и др.) обеспечивает базовую геометрию и информацию об окружении, а алгоритмическая часть (от классических геометрических методов до </w:t>
+      </w:r>
+      <w:r>
+        <w:lastRenderedPageBreak/>
+        <w:t xml:space="preserve">современных </w:t>
       </w:r>
       <w:proofErr w:type="spellStart"/>
       <w:r>
@@ -7332,16 +7314,13 @@
         <w:t xml:space="preserve"> архитектур, таких как YOLO) отвечает за интерпретацию этой информации, классификацию препятствий и принятие решений. В условиях автономного полёта, особенно в неизвестной среде, предпочтение отдаётся лёгким, быстродействующим и адаптивным решениям, способным работать в реальном времени и в разнообразных условиях</w:t>
       </w:r>
       <w:r>
-        <w:t xml:space="preserve"> </w:t>
-      </w:r>
-      <w:r>
-        <w:t>[</w:t>
+        <w:t xml:space="preserve"> [</w:t>
       </w:r>
       <w:r>
         <w:t>5</w:t>
       </w:r>
       <w:r>
-        <w:t>,</w:t>
+        <w:t>],[</w:t>
       </w:r>
       <w:r>
         <w:t>7]</w:t>
@@ -7352,13 +7331,13 @@
     </w:p>
     <w:p>
       <w:pPr>
-        <w:pStyle w:val="2"/>
+        <w:pStyle w:val="3"/>
         <w:numPr>
           <w:ilvl w:val="2"/>
-          <w:numId w:val="8"/>
+          <w:numId w:val="17"/>
         </w:numPr>
         <w:spacing w:before="0" w:line="360" w:lineRule="auto"/>
-        <w:ind w:left="0" w:firstLine="0"/>
+        <w:ind w:left="0" w:firstLine="709"/>
         <w:rPr>
           <w:rFonts w:ascii="Times New Roman" w:hAnsi="Times New Roman" w:cs="Times New Roman"/>
           <w:color w:val="000000" w:themeColor="text1"/>
@@ -7374,7 +7353,6 @@
           <w:sz w:val="28"/>
           <w:szCs w:val="28"/>
         </w:rPr>
-        <w:lastRenderedPageBreak/>
         <w:t>Современные методы управления и навигации БПЛА</w:t>
       </w:r>
       <w:bookmarkEnd w:id="7"/>
@@ -7385,13 +7363,7 @@
         <w:ind w:firstLine="709"/>
       </w:pPr>
       <w:r>
-        <w:t xml:space="preserve">Системы управления и навигации </w:t>
-      </w:r>
-      <w:r>
-        <w:t>БПЛА</w:t>
-      </w:r>
-      <w:r>
-        <w:t xml:space="preserve"> обеспечивают выполнение заданной траектории, стабилизацию в пространстве и предотвращение отклонений, вызванных внешними возмущениями (ветром, турбулентностью, </w:t>
+        <w:t xml:space="preserve">Системы управления и навигации БПЛА обеспечивают выполнение заданной траектории, стабилизацию в пространстве и предотвращение отклонений, вызванных внешними возмущениями (ветром, турбулентностью, </w:t>
       </w:r>
       <w:proofErr w:type="spellStart"/>
       <w:r>
@@ -7399,15 +7371,7 @@
       </w:r>
       <w:proofErr w:type="spellEnd"/>
       <w:r>
-        <w:t xml:space="preserve"> исполнительных механизмов). Ключевой задачей таких систем является поддержание устойчивости и точного позиционирования </w:t>
-      </w:r>
-      <w:proofErr w:type="spellStart"/>
-      <w:r>
-        <w:t>дрона</w:t>
-      </w:r>
-      <w:proofErr w:type="spellEnd"/>
-      <w:r>
-        <w:t xml:space="preserve"> в реальном времени при ограниченных вычислительных и энергетических ресурсах.</w:t>
+        <w:t xml:space="preserve"> исполнительных механизмов). Ключевой задачей таких систем является поддержание устойчивости и точного позиционирования дрона в реальном времени при ограниченных вычислительных и энергетических ресурсах.</w:t>
       </w:r>
     </w:p>
     <w:p>
@@ -7416,10 +7380,7 @@
         <w:ind w:firstLine="709"/>
       </w:pPr>
       <w:r>
-        <w:t>В современной литературе выделяются три ключевых класса метод</w:t>
-      </w:r>
-      <w:r>
-        <w:t>ов управления, которые отображены в таблице 1.3</w:t>
+        <w:t>В современной литературе выделяются три ключевых класса методов управления, которые отображены в таблице 1.3</w:t>
       </w:r>
     </w:p>
     <w:p>
@@ -7435,18 +7396,19 @@
       <w:tblPr>
         <w:tblStyle w:val="a7"/>
         <w:tblW w:w="0" w:type="auto"/>
+        <w:tblInd w:w="108" w:type="dxa"/>
         <w:tblLook w:val="04A0" w:firstRow="1" w:lastRow="0" w:firstColumn="1" w:lastColumn="0" w:noHBand="0" w:noVBand="1"/>
       </w:tblPr>
       <w:tblGrid>
-        <w:gridCol w:w="2567"/>
-        <w:gridCol w:w="2001"/>
-        <w:gridCol w:w="2701"/>
-        <w:gridCol w:w="2302"/>
+        <w:gridCol w:w="2471"/>
+        <w:gridCol w:w="1997"/>
+        <w:gridCol w:w="2697"/>
+        <w:gridCol w:w="2298"/>
       </w:tblGrid>
       <w:tr>
         <w:tc>
           <w:tcPr>
-            <w:tcW w:w="0" w:type="auto"/>
+            <w:tcW w:w="2459" w:type="dxa"/>
             <w:hideMark/>
           </w:tcPr>
           <w:p>
@@ -7560,7 +7522,7 @@
       <w:tr>
         <w:tc>
           <w:tcPr>
-            <w:tcW w:w="0" w:type="auto"/>
+            <w:tcW w:w="2459" w:type="dxa"/>
             <w:hideMark/>
           </w:tcPr>
           <w:p>
@@ -7663,7 +7625,7 @@
       <w:tr>
         <w:tc>
           <w:tcPr>
-            <w:tcW w:w="0" w:type="auto"/>
+            <w:tcW w:w="2459" w:type="dxa"/>
             <w:hideMark/>
           </w:tcPr>
           <w:p>
@@ -7766,7 +7728,7 @@
       <w:tr>
         <w:tc>
           <w:tcPr>
-            <w:tcW w:w="0" w:type="auto"/>
+            <w:tcW w:w="2459" w:type="dxa"/>
             <w:hideMark/>
           </w:tcPr>
           <w:p>
@@ -7901,6 +7863,7 @@
         <w:ind w:firstLine="709"/>
       </w:pPr>
       <w:r>
+        <w:lastRenderedPageBreak/>
         <w:t xml:space="preserve">Наиболее распространённым методом стабилизации квадрокоптера остаётся </w:t>
       </w:r>
       <w:r>
@@ -7922,6 +7885,9 @@
           <w:tab w:val="right" w:pos="9356"/>
         </w:tabs>
         <w:ind w:firstLine="1560"/>
+        <w:rPr>
+          <w:rFonts w:eastAsiaTheme="minorEastAsia"/>
+        </w:rPr>
       </w:pPr>
       <m:oMath>
         <m:r>
@@ -8237,6 +8203,16 @@
     <w:p>
       <w:pPr>
         <w:pStyle w:val="a9"/>
+        <w:tabs>
+          <w:tab w:val="center" w:pos="4678"/>
+          <w:tab w:val="right" w:pos="9356"/>
+        </w:tabs>
+        <w:ind w:firstLine="1560"/>
+      </w:pPr>
+    </w:p>
+    <w:p>
+      <w:pPr>
+        <w:pStyle w:val="a9"/>
         <w:rPr>
           <w:rFonts w:eastAsiaTheme="minorEastAsia"/>
         </w:rPr>
@@ -8245,13 +8221,7 @@
         <w:rPr>
           <w:rFonts w:eastAsiaTheme="minorEastAsia"/>
         </w:rPr>
-        <w:t>где</w:t>
-      </w:r>
-      <w:r>
-        <w:rPr>
-          <w:rFonts w:eastAsiaTheme="minorEastAsia"/>
-        </w:rPr>
-        <w:t xml:space="preserve"> </w:t>
+        <w:t xml:space="preserve">где </w:t>
       </w:r>
       <m:oMath>
         <m:sSub>
@@ -8316,13 +8286,7 @@
               <w:rPr>
                 <w:rFonts w:ascii="Cambria Math" w:eastAsiaTheme="minorEastAsia" w:hAnsi="Cambria Math"/>
               </w:rPr>
-              <m:t xml:space="preserve"> </m:t>
-            </m:r>
-            <m:r>
-              <w:rPr>
-                <w:rFonts w:ascii="Cambria Math" w:eastAsiaTheme="minorEastAsia" w:hAnsi="Cambria Math"/>
-              </w:rPr>
-              <m:t>K</m:t>
+              <m:t xml:space="preserve"> K</m:t>
             </m:r>
           </m:e>
           <m:sub>
@@ -8407,15 +8371,7 @@
             <w:rFonts w:ascii="Cambria Math" w:eastAsiaTheme="minorEastAsia" w:hAnsi="Cambria Math" w:cs="Times New Roman"/>
             <w:szCs w:val="28"/>
           </w:rPr>
-          <w:lastRenderedPageBreak/>
-          <m:t xml:space="preserve">  </m:t>
-        </m:r>
-        <m:r>
-          <w:rPr>
-            <w:rFonts w:ascii="Cambria Math" w:eastAsiaTheme="minorEastAsia" w:hAnsi="Cambria Math" w:cs="Times New Roman"/>
-            <w:szCs w:val="28"/>
-          </w:rPr>
-          <m:t xml:space="preserve">  </m:t>
+          <m:t xml:space="preserve">    </m:t>
         </m:r>
         <m:nary>
           <m:naryPr>
@@ -8613,41 +8569,26 @@
         <w:rPr>
           <w:rFonts w:eastAsiaTheme="minorEastAsia"/>
         </w:rPr>
-        <w:t xml:space="preserve">ПИД-регулятор объединяет в себе три компонента: пропорциональный, интегральный и дифференциальный. Это позволяет более точно и эффективно управлять </w:t>
-      </w:r>
-      <w:proofErr w:type="spellStart"/>
+        <w:t xml:space="preserve">ПИД-регулятор объединяет в себе три компонента: пропорциональный, интегральный и дифференциальный. Это позволяет более точно и эффективно управлять квадрокоптером. </w:t>
+      </w:r>
       <w:r>
         <w:rPr>
           <w:rFonts w:eastAsiaTheme="minorEastAsia"/>
         </w:rPr>
-        <w:t>квадрокоптером</w:t>
-      </w:r>
-      <w:proofErr w:type="spellEnd"/>
+        <w:t xml:space="preserve">ПИД-регулятор </w:t>
+      </w:r>
       <w:r>
         <w:rPr>
           <w:rFonts w:eastAsiaTheme="minorEastAsia"/>
         </w:rPr>
-        <w:t xml:space="preserve">. </w:t>
+        <w:t>непрер</w:t>
       </w:r>
       <w:r>
         <w:rPr>
           <w:rFonts w:eastAsiaTheme="minorEastAsia"/>
         </w:rPr>
-        <w:t xml:space="preserve">ПИД-регулятор </w:t>
-      </w:r>
-      <w:r>
-        <w:rPr>
-          <w:rFonts w:eastAsiaTheme="minorEastAsia"/>
-        </w:rPr>
-        <w:t>непрер</w:t>
-      </w:r>
-      <w:r>
-        <w:rPr>
-          <w:rFonts w:eastAsiaTheme="minorEastAsia"/>
-        </w:rPr>
         <w:t>ывно вычисляет величину ошибки</w:t>
       </w:r>
-      <w:proofErr w:type="gramStart"/>
       <m:oMath>
         <m:r>
           <w:rPr>
@@ -8693,7 +8634,6 @@
         </w:rPr>
         <w:t xml:space="preserve"> </w:t>
       </w:r>
-      <w:proofErr w:type="gramEnd"/>
       <w:r>
         <w:rPr>
           <w:rFonts w:eastAsiaTheme="minorEastAsia"/>
@@ -8713,19 +8653,7 @@
         <w:rPr>
           <w:rFonts w:eastAsiaTheme="minorEastAsia"/>
         </w:rPr>
-        <w:t>На рисунке 1.</w:t>
-      </w:r>
-      <w:r>
-        <w:rPr>
-          <w:rFonts w:eastAsiaTheme="minorEastAsia"/>
-        </w:rPr>
-        <w:t>2</w:t>
-      </w:r>
-      <w:r>
-        <w:rPr>
-          <w:rFonts w:eastAsiaTheme="minorEastAsia"/>
-        </w:rPr>
-        <w:t xml:space="preserve"> показана структурная схема ПИД-регулятора.</w:t>
+        <w:t>На рисунке 1.2 показана структурная схема ПИД-регулятора.</w:t>
       </w:r>
     </w:p>
     <w:p>
@@ -8749,7 +8677,7 @@
           <w:lang w:eastAsia="ru-RU"/>
         </w:rPr>
         <w:drawing>
-          <wp:inline distT="0" distB="0" distL="0" distR="0" wp14:anchorId="486EE7B2" wp14:editId="61BB6A29">
+          <wp:inline distT="0" distB="0" distL="0" distR="0" wp14:anchorId="726F7579" wp14:editId="38FAA290">
             <wp:extent cx="5940425" cy="2565400"/>
             <wp:effectExtent l="0" t="0" r="3175" b="6350"/>
             <wp:docPr id="4" name="Рисунок 1"/>
@@ -8766,7 +8694,7 @@
                     </pic:cNvPicPr>
                   </pic:nvPicPr>
                   <pic:blipFill>
-                    <a:blip r:embed="rId8">
+                    <a:blip r:embed="rId7">
                       <a:extLst>
                         <a:ext uri="{28A0092B-C50C-407E-A947-70E740481C1C}">
                           <a14:useLocalDpi xmlns:a14="http://schemas.microsoft.com/office/drawing/2010/main" val="0"/>
@@ -8821,23 +8749,7 @@
           <w:sz w:val="28"/>
           <w:szCs w:val="28"/>
         </w:rPr>
-        <w:t xml:space="preserve"> 1.</w:t>
-      </w:r>
-      <w:r>
-        <w:rPr>
-          <w:rFonts w:ascii="Times New Roman" w:hAnsi="Times New Roman" w:cs="Times New Roman"/>
-          <w:sz w:val="28"/>
-          <w:szCs w:val="28"/>
-        </w:rPr>
-        <w:t>2</w:t>
-      </w:r>
-      <w:r>
-        <w:rPr>
-          <w:rFonts w:ascii="Times New Roman" w:hAnsi="Times New Roman" w:cs="Times New Roman"/>
-          <w:sz w:val="28"/>
-          <w:szCs w:val="28"/>
-        </w:rPr>
-        <w:t xml:space="preserve"> – Схема ПИД-регулятора</w:t>
+        <w:t xml:space="preserve"> 1.2 – Схема ПИД-регулятора</w:t>
       </w:r>
     </w:p>
     <w:p>
@@ -8857,6 +8769,7 @@
           <w:sz w:val="28"/>
           <w:szCs w:val="28"/>
         </w:rPr>
+        <w:lastRenderedPageBreak/>
         <w:t xml:space="preserve">Пропорциональный коэффициент </w:t>
       </w:r>
       <m:oMath>
@@ -8938,15 +8851,7 @@
           <w:sz w:val="28"/>
           <w:szCs w:val="28"/>
         </w:rPr>
-        <w:t>–</w:t>
-      </w:r>
-      <w:r>
-        <w:rPr>
-          <w:rFonts w:ascii="Times New Roman" w:hAnsi="Times New Roman" w:cs="Times New Roman"/>
-          <w:sz w:val="28"/>
-          <w:szCs w:val="28"/>
-        </w:rPr>
-        <w:t xml:space="preserve"> </w:t>
+        <w:t xml:space="preserve">– </w:t>
       </w:r>
       <w:r>
         <w:rPr>
@@ -9126,15 +9031,7 @@
           <w:sz w:val="28"/>
           <w:szCs w:val="28"/>
         </w:rPr>
-        <w:t>–</w:t>
-      </w:r>
-      <w:r>
-        <w:rPr>
-          <w:rFonts w:ascii="Times New Roman" w:hAnsi="Times New Roman" w:cs="Times New Roman"/>
-          <w:sz w:val="28"/>
-          <w:szCs w:val="28"/>
-        </w:rPr>
-        <w:t xml:space="preserve"> </w:t>
+        <w:t xml:space="preserve">– </w:t>
       </w:r>
       <w:r>
         <w:rPr>
@@ -9158,16 +9055,7 @@
           <w:sz w:val="28"/>
           <w:szCs w:val="28"/>
         </w:rPr>
-        <w:t xml:space="preserve">управляющий сигнал пропорционально сумме всех прошлых значений ошибки. Интеграл позволяет компенсировать постоянные или </w:t>
-      </w:r>
-      <w:r>
-        <w:rPr>
-          <w:rFonts w:ascii="Times New Roman" w:hAnsi="Times New Roman" w:cs="Times New Roman"/>
-          <w:sz w:val="28"/>
-          <w:szCs w:val="28"/>
-        </w:rPr>
-        <w:lastRenderedPageBreak/>
-        <w:t>долговременные отклонения от желаемого значения и помогает уменьшить установочное время.</w:t>
+        <w:t>управляющий сигнал пропорционально сумме всех прошлых значений ошибки. Интеграл позволяет компенсировать постоянные или долговременные отклонения от желаемого значения и помогает уменьшить установочное время.</w:t>
       </w:r>
     </w:p>
     <w:p>
@@ -9187,16 +9075,7 @@
           <w:sz w:val="28"/>
           <w:szCs w:val="28"/>
         </w:rPr>
-        <w:t>Дифференциальный коэффициент</w:t>
-      </w:r>
-      <w:proofErr w:type="gramStart"/>
-      <w:r>
-        <w:rPr>
-          <w:rFonts w:ascii="Times New Roman" w:hAnsi="Times New Roman" w:cs="Times New Roman"/>
-          <w:sz w:val="28"/>
-          <w:szCs w:val="28"/>
-        </w:rPr>
-        <w:t xml:space="preserve"> </w:t>
+        <w:t xml:space="preserve">Дифференциальный коэффициент </w:t>
       </w:r>
       <m:oMath>
         <m:sSub>
@@ -9323,7 +9202,6 @@
         </w:rPr>
         <w:t xml:space="preserve"> </w:t>
       </w:r>
-      <w:proofErr w:type="gramEnd"/>
       <w:r>
         <w:rPr>
           <w:rFonts w:ascii="Times New Roman" w:hAnsi="Times New Roman" w:cs="Times New Roman"/>
@@ -9363,10 +9241,7 @@
       </w:r>
       <w:proofErr w:type="spellEnd"/>
       <w:r>
-        <w:t xml:space="preserve"> </w:t>
-      </w:r>
-      <w:r>
-        <w:t>или адаптивных алгоритмов оптимизации</w:t>
+        <w:t xml:space="preserve"> или адаптивных алгоритмов оптимизации</w:t>
       </w:r>
       <w:r>
         <w:t>.</w:t>
@@ -9378,13 +9253,7 @@
         <w:ind w:firstLine="709"/>
       </w:pPr>
       <w:r>
-        <w:t>Модельно-прогнозирующее управление (MPC)</w:t>
-      </w:r>
-      <w:r>
-        <w:t xml:space="preserve"> </w:t>
-      </w:r>
-      <w:r>
-        <w:t xml:space="preserve">основано на решении задачи оптимизации на каждом шаге времени. Цель </w:t>
+        <w:t xml:space="preserve">Модельно-прогнозирующее управление (MPC) основано на решении задачи оптимизации на каждом шаге времени. Цель </w:t>
       </w:r>
       <w:r>
         <w:rPr>
@@ -9394,19 +9263,7 @@
         <w:t>–</w:t>
       </w:r>
       <w:r>
-        <w:t xml:space="preserve"> минимизация функционала</w:t>
-      </w:r>
-      <w:r>
-        <w:t xml:space="preserve"> </w:t>
-      </w:r>
-      <w:r>
-        <w:t>при ограничениях на входы и состояния. MPC учитывает динамику системы и ограничения на тягу, углы и скорость</w:t>
-      </w:r>
-      <w:r>
-        <w:t xml:space="preserve">. </w:t>
-      </w:r>
-      <w:r>
-        <w:t xml:space="preserve">Преимущество метода </w:t>
+        <w:t xml:space="preserve"> минимизация функционала при ограничениях на входы и состояния. MPC учитывает динамику системы и ограничения на тягу, углы и скорость. Преимущество метода </w:t>
       </w:r>
       <w:r>
         <w:rPr>
@@ -9416,21 +9273,7 @@
         <w:t>–</w:t>
       </w:r>
       <w:r>
-        <w:t xml:space="preserve"> возможность предсказывать поведение </w:t>
-      </w:r>
-      <w:proofErr w:type="spellStart"/>
-      <w:r>
-        <w:t>дрона</w:t>
-      </w:r>
-      <w:proofErr w:type="spellEnd"/>
-      <w:r>
-        <w:t xml:space="preserve"> и корректировать управление до появления ошибки.</w:t>
-      </w:r>
-      <w:r>
-        <w:t xml:space="preserve"> </w:t>
-      </w:r>
-      <w:r>
-        <w:t xml:space="preserve">Недостаток </w:t>
+        <w:t xml:space="preserve"> возможность предсказывать поведение дрона и корректировать управление до появления ошибки. Недостаток </w:t>
       </w:r>
       <w:r>
         <w:rPr>
@@ -9440,13 +9283,7 @@
         <w:t>–</w:t>
       </w:r>
       <w:r>
-        <w:t xml:space="preserve"> высокая вычислительная сложность, особенно при большом горизонте предсказания.</w:t>
-      </w:r>
-      <w:r>
-        <w:t xml:space="preserve"> </w:t>
-      </w:r>
-      <w:r>
-        <w:t xml:space="preserve">Тем не менее, использование ускорителей (например, </w:t>
+        <w:t xml:space="preserve"> высокая вычислительная сложность, особенно при большом горизонте предсказания. Тем не менее, использование ускорителей (например, </w:t>
       </w:r>
       <w:proofErr w:type="spellStart"/>
       <w:r>
@@ -9472,9 +9309,6 @@
       <w:pPr>
         <w:pStyle w:val="a9"/>
         <w:ind w:firstLine="709"/>
-        <w:rPr>
-          <w:lang w:val="en-US"/>
-        </w:rPr>
       </w:pPr>
       <w:r>
         <w:t xml:space="preserve">В последние годы активно развиваются </w:t>
@@ -9504,92 +9338,122 @@
       <w:r>
         <w:t xml:space="preserve">Например, </w:t>
       </w:r>
-      <w:proofErr w:type="spellStart"/>
       <w:r>
         <w:rPr>
           <w:rStyle w:val="a6"/>
           <w:b w:val="0"/>
         </w:rPr>
-        <w:t>Deep</w:t>
-      </w:r>
-      <w:proofErr w:type="spellEnd"/>
+        <w:t xml:space="preserve">Deep </w:t>
+      </w:r>
+      <w:proofErr w:type="spellStart"/>
       <w:r>
         <w:rPr>
           <w:rStyle w:val="a6"/>
           <w:b w:val="0"/>
         </w:rPr>
-        <w:t xml:space="preserve"> </w:t>
-      </w:r>
-      <w:proofErr w:type="spellStart"/>
+        <w:t>Reinforcement</w:t>
+      </w:r>
+      <w:proofErr w:type="spellEnd"/>
       <w:r>
         <w:rPr>
           <w:rStyle w:val="a6"/>
           <w:b w:val="0"/>
         </w:rPr>
-        <w:t>Reinforcement</w:t>
+        <w:t xml:space="preserve"> Learning (DRL)</w:t>
+      </w:r>
+      <w:r>
+        <w:t xml:space="preserve"> </w:t>
+      </w:r>
+      <w:r>
+        <w:lastRenderedPageBreak/>
+        <w:t>позволяет агенту обучаться оптимальному поведению через взаимодействие со средой (</w:t>
+      </w:r>
+      <w:proofErr w:type="spellStart"/>
+      <w:r>
+        <w:t>AirSim</w:t>
       </w:r>
       <w:proofErr w:type="spellEnd"/>
+      <w:r>
+        <w:t xml:space="preserve">, </w:t>
+      </w:r>
+      <w:proofErr w:type="spellStart"/>
+      <w:r>
+        <w:t>Gazebo</w:t>
+      </w:r>
+      <w:proofErr w:type="spellEnd"/>
+      <w:r>
+        <w:t xml:space="preserve"> и др.).</w:t>
+      </w:r>
+      <w:r>
+        <w:t xml:space="preserve"> </w:t>
+      </w:r>
+      <w:r>
+        <w:t>Комбинированные архитектуры PID+NN или MPC+RL демонстрируют лучшие результаты в условиях неопределённости и динамических препятствий</w:t>
+      </w:r>
+      <w:r>
+        <w:t xml:space="preserve"> </w:t>
+      </w:r>
+      <w:r>
+        <w:t>[</w:t>
+      </w:r>
+      <w:r>
+        <w:t>6</w:t>
+      </w:r>
+      <w:r>
+        <w:t>],[</w:t>
+      </w:r>
+      <w:r>
+        <w:t>8]</w:t>
+      </w:r>
+      <w:r>
+        <w:t>.</w:t>
+      </w:r>
+    </w:p>
+    <w:p>
+      <w:pPr>
+        <w:pStyle w:val="a9"/>
+        <w:ind w:firstLine="709"/>
+      </w:pPr>
+      <w:r>
+        <w:t xml:space="preserve">Таким образом, современная тенденция заключается в </w:t>
+      </w:r>
       <w:r>
         <w:rPr>
           <w:rStyle w:val="a6"/>
           <w:b w:val="0"/>
         </w:rPr>
-        <w:t xml:space="preserve"> </w:t>
-      </w:r>
-      <w:proofErr w:type="spellStart"/>
+        <w:t xml:space="preserve">интеграции традиционных </w:t>
+      </w:r>
+      <w:proofErr w:type="gramStart"/>
       <w:r>
         <w:rPr>
           <w:rStyle w:val="a6"/>
           <w:b w:val="0"/>
         </w:rPr>
-        <w:t>Learning</w:t>
-      </w:r>
-      <w:proofErr w:type="spellEnd"/>
+        <w:t xml:space="preserve">регуляторов </w:t>
+      </w:r>
+      <w:r>
+        <w:rPr>
+          <w:b/>
+        </w:rPr>
+        <w:t xml:space="preserve"> с</w:t>
+      </w:r>
+      <w:proofErr w:type="gramEnd"/>
+      <w:r>
+        <w:rPr>
+          <w:b/>
+        </w:rPr>
+        <w:t xml:space="preserve"> </w:t>
+      </w:r>
       <w:r>
         <w:rPr>
           <w:rStyle w:val="a6"/>
           <w:b w:val="0"/>
         </w:rPr>
-        <w:t xml:space="preserve"> (DRL)</w:t>
-      </w:r>
-      <w:r>
-        <w:t xml:space="preserve"> позволяет агенту обучаться оптимальному поведению через взаимодействие со</w:t>
-      </w:r>
-      <w:r>
-        <w:t xml:space="preserve"> средой (AirSim, </w:t>
-      </w:r>
-      <w:proofErr w:type="spellStart"/>
-      <w:r>
-        <w:t>Gazebo</w:t>
-      </w:r>
-      <w:bookmarkStart w:id="8" w:name="_GoBack"/>
-      <w:bookmarkEnd w:id="8"/>
-      <w:proofErr w:type="spellEnd"/>
-      <w:r>
-        <w:t xml:space="preserve"> и др.)</w:t>
-      </w:r>
-      <w:proofErr w:type="gramStart"/>
-      <w:r>
-        <w:t xml:space="preserve"> </w:t>
-      </w:r>
-      <w:r>
-        <w:t>.</w:t>
-      </w:r>
-      <w:proofErr w:type="gramEnd"/>
-      <w:r>
-        <w:t xml:space="preserve"> </w:t>
-      </w:r>
-      <w:r>
-        <w:t>Комбинированные архитектуры PID+NN или MPC+RL демонстрируют лучшие результаты в условиях неопределённости и динамических препятствий</w:t>
-      </w:r>
-      <w:r>
-        <w:t xml:space="preserve"> </w:t>
-      </w:r>
-      <w:r>
-        <w:t>[</w:t>
-      </w:r>
-      <w:r>
-        <w:t>6,8]</w:t>
+        <w:t>модельными и интеллектуальными методами</w:t>
+      </w:r>
+      <w:r>
+        <w:t>, что обеспечивает высокую устойчивость, адаптивность и энергоэффективность автономных БПЛА. В сочетании с модулем детекции препятствий такая архитектура формирует основу для систем автономной навигации нового поколения</w:t>
       </w:r>
       <w:r>
         <w:t>.</w:t>
@@ -9597,104 +9461,75 @@
     </w:p>
     <w:p>
       <w:pPr>
-        <w:pStyle w:val="a9"/>
-        <w:ind w:firstLine="709"/>
-      </w:pPr>
-      <w:r>
-        <w:t xml:space="preserve">Таким образом, современная тенденция заключается в </w:t>
-      </w:r>
+        <w:pStyle w:val="3"/>
+        <w:numPr>
+          <w:ilvl w:val="2"/>
+          <w:numId w:val="17"/>
+        </w:numPr>
+        <w:spacing w:before="0" w:line="360" w:lineRule="auto"/>
+        <w:ind w:left="0" w:firstLine="709"/>
+        <w:rPr>
+          <w:color w:val="000000" w:themeColor="text1"/>
+        </w:rPr>
+      </w:pPr>
       <w:r>
         <w:rPr>
           <w:rStyle w:val="a6"/>
-          <w:b w:val="0"/>
-        </w:rPr>
-        <w:t xml:space="preserve">интеграции традиционных регуляторов </w:t>
-      </w:r>
-      <w:r>
-        <w:rPr>
+          <w:rFonts w:ascii="Times New Roman" w:hAnsi="Times New Roman" w:cs="Times New Roman"/>
           <w:b/>
-        </w:rPr>
-        <w:t xml:space="preserve"> с </w:t>
-      </w:r>
-      <w:r>
-        <w:rPr>
-          <w:rStyle w:val="a6"/>
-          <w:b w:val="0"/>
-        </w:rPr>
-        <w:t>модельными и интеллектуальными методами</w:t>
-      </w:r>
-      <w:r>
-        <w:t xml:space="preserve">, что обеспечивает высокую устойчивость, адаптивность и </w:t>
-      </w:r>
-      <w:proofErr w:type="spellStart"/>
-      <w:r>
-        <w:t>энергоэффективность</w:t>
-      </w:r>
-      <w:proofErr w:type="spellEnd"/>
-      <w:r>
-        <w:t xml:space="preserve"> автономных БПЛА. В сочетании с модулем детекции </w:t>
-      </w:r>
-      <w:r>
-        <w:lastRenderedPageBreak/>
-        <w:t>препятствий такая архитектура формирует основу для систем автономной навигации нового поколения</w:t>
-      </w:r>
-      <w:r>
-        <w:t>.</w:t>
+          <w:color w:val="000000" w:themeColor="text1"/>
+          <w:sz w:val="28"/>
+        </w:rPr>
+        <w:t>Обоснование выбора YOLO как метода детекции препятствий</w:t>
       </w:r>
     </w:p>
     <w:p>
       <w:pPr>
-        <w:pStyle w:val="2"/>
+        <w:pStyle w:val="3"/>
         <w:numPr>
           <w:ilvl w:val="2"/>
-          <w:numId w:val="8"/>
+          <w:numId w:val="17"/>
         </w:numPr>
-        <w:ind w:left="0" w:firstLine="0"/>
-        <w:rPr>
-          <w:rStyle w:val="a6"/>
-          <w:rFonts w:ascii="Times New Roman" w:hAnsi="Times New Roman" w:cs="Times New Roman"/>
-          <w:b/>
+        <w:spacing w:before="0" w:line="360" w:lineRule="auto"/>
+        <w:ind w:left="0" w:firstLine="709"/>
+        <w:rPr>
+          <w:rFonts w:ascii="Times New Roman" w:hAnsi="Times New Roman" w:cs="Times New Roman"/>
           <w:color w:val="000000" w:themeColor="text1"/>
           <w:sz w:val="28"/>
-        </w:rPr>
-      </w:pPr>
-      <w:bookmarkStart w:id="9" w:name="_Toc213619583"/>
-      <w:r>
-        <w:rPr>
-          <w:rStyle w:val="a6"/>
-          <w:rFonts w:ascii="Times New Roman" w:hAnsi="Times New Roman" w:cs="Times New Roman"/>
-          <w:b/>
+          <w:szCs w:val="28"/>
+        </w:rPr>
+      </w:pPr>
+      <w:bookmarkStart w:id="8" w:name="_Toc213619584"/>
+      <w:r>
+        <w:rPr>
+          <w:rFonts w:ascii="Times New Roman" w:hAnsi="Times New Roman" w:cs="Times New Roman"/>
           <w:color w:val="000000" w:themeColor="text1"/>
           <w:sz w:val="28"/>
-        </w:rPr>
-        <w:t>Обоснование выбора YOLO как метода детекции препятствий</w:t>
-      </w:r>
-      <w:bookmarkEnd w:id="9"/>
-    </w:p>
-    <w:p/>
-    <w:p>
-      <w:pPr>
-        <w:pStyle w:val="2"/>
-        <w:numPr>
-          <w:ilvl w:val="2"/>
-          <w:numId w:val="8"/>
-        </w:numPr>
+          <w:szCs w:val="28"/>
+        </w:rPr>
+        <w:t xml:space="preserve">Обоснование выбора среды </w:t>
+      </w:r>
+      <w:proofErr w:type="spellStart"/>
+      <w:r>
         <w:rPr>
           <w:rFonts w:ascii="Times New Roman" w:hAnsi="Times New Roman" w:cs="Times New Roman"/>
           <w:color w:val="000000" w:themeColor="text1"/>
           <w:sz w:val="28"/>
-        </w:rPr>
-      </w:pPr>
-      <w:bookmarkStart w:id="10" w:name="_Toc213619584"/>
+          <w:szCs w:val="28"/>
+        </w:rPr>
+        <w:t>AirSim</w:t>
+      </w:r>
+      <w:proofErr w:type="spellEnd"/>
       <w:r>
         <w:rPr>
           <w:rFonts w:ascii="Times New Roman" w:hAnsi="Times New Roman" w:cs="Times New Roman"/>
           <w:color w:val="000000" w:themeColor="text1"/>
           <w:sz w:val="28"/>
-        </w:rPr>
-        <w:t>Обоснование выбора среды AirSim для моделирования</w:t>
-      </w:r>
-      <w:bookmarkEnd w:id="10"/>
+          <w:szCs w:val="28"/>
+        </w:rPr>
+        <w:t xml:space="preserve"> для моделирования</w:t>
+      </w:r>
+      <w:bookmarkEnd w:id="8"/>
     </w:p>
     <w:p>
       <w:r>
@@ -9710,8 +9545,8 @@
           <w:color w:val="000000" w:themeColor="text1"/>
         </w:rPr>
       </w:pPr>
-      <w:bookmarkStart w:id="11" w:name="_Toc156319191"/>
-      <w:bookmarkStart w:id="12" w:name="_Toc213619585"/>
+      <w:bookmarkStart w:id="9" w:name="_Toc156319191"/>
+      <w:bookmarkStart w:id="10" w:name="_Toc213619585"/>
       <w:r>
         <w:rPr>
           <w:rFonts w:ascii="Times New Roman" w:hAnsi="Times New Roman" w:cs="Times New Roman"/>
@@ -9720,8 +9555,8 @@
         <w:lastRenderedPageBreak/>
         <w:t>СПИСОК ИСПОЛЬЗОВАННЫХ ИСТОЧНИКОВ</w:t>
       </w:r>
-      <w:bookmarkEnd w:id="11"/>
-      <w:bookmarkEnd w:id="12"/>
+      <w:bookmarkEnd w:id="9"/>
+      <w:bookmarkEnd w:id="10"/>
     </w:p>
     <w:p/>
     <w:p>
@@ -9810,18 +9645,8 @@
           <w:sz w:val="28"/>
           <w:lang w:val="en-US"/>
         </w:rPr>
-        <w:t xml:space="preserve"> Hua, Gang </w:t>
-      </w:r>
-      <w:proofErr w:type="spellStart"/>
-      <w:r>
-        <w:rPr>
-          <w:rFonts w:ascii="Times New Roman" w:hAnsi="Times New Roman" w:cs="Times New Roman"/>
-          <w:sz w:val="28"/>
-          <w:lang w:val="en-US"/>
-        </w:rPr>
-        <w:t>Zhong</w:t>
-      </w:r>
-      <w:proofErr w:type="spellEnd"/>
+        <w:t xml:space="preserve"> Hua, Gang Zhong</w:t>
+      </w:r>
       <w:r>
         <w:rPr>
           <w:rFonts w:ascii="Times New Roman" w:hAnsi="Times New Roman" w:cs="Times New Roman"/>
@@ -9874,7 +9699,6 @@
           <w:lang w:val="en-US"/>
         </w:rPr>
       </w:pPr>
-      <w:proofErr w:type="spellStart"/>
       <w:r>
         <w:rPr>
           <w:rFonts w:ascii="Times New Roman" w:hAnsi="Times New Roman" w:cs="Times New Roman"/>
@@ -9884,19 +9708,7 @@
           <w:shd w:val="clear" w:color="auto" w:fill="FFFFFF"/>
           <w:lang w:val="en-US"/>
         </w:rPr>
-        <w:t>Hartmut</w:t>
-      </w:r>
-      <w:proofErr w:type="spellEnd"/>
-      <w:r>
-        <w:rPr>
-          <w:rFonts w:ascii="Times New Roman" w:hAnsi="Times New Roman" w:cs="Times New Roman"/>
-          <w:color w:val="111111"/>
-          <w:sz w:val="28"/>
-          <w:szCs w:val="28"/>
-          <w:shd w:val="clear" w:color="auto" w:fill="FFFFFF"/>
-          <w:lang w:val="en-US"/>
-        </w:rPr>
-        <w:t xml:space="preserve"> Fricke, Stanley </w:t>
+        <w:t xml:space="preserve">Hartmut Fricke, Stanley </w:t>
       </w:r>
       <w:proofErr w:type="spellStart"/>
       <w:r>
@@ -10192,7 +10004,7 @@
         </w:rPr>
         <w:t xml:space="preserve">URL: </w:t>
       </w:r>
-      <w:hyperlink r:id="rId9" w:history="1">
+      <w:hyperlink r:id="rId8" w:history="1">
         <w:r>
           <w:rPr>
             <w:rStyle w:val="ac"/>
@@ -10226,7 +10038,7 @@
           <w:lang w:val="en-US"/>
         </w:rPr>
       </w:pPr>
-      <w:hyperlink r:id="rId10" w:history="1">
+      <w:hyperlink r:id="rId9" w:history="1">
         <w:r>
           <w:rPr>
             <w:rStyle w:val="name"/>
@@ -10262,7 +10074,7 @@
         </w:rPr>
         <w:t xml:space="preserve"> </w:t>
       </w:r>
-      <w:hyperlink r:id="rId11" w:history="1">
+      <w:hyperlink r:id="rId10" w:history="1">
         <w:r>
           <w:rPr>
             <w:rStyle w:val="name"/>
@@ -10298,7 +10110,7 @@
         </w:rPr>
         <w:t xml:space="preserve"> </w:t>
       </w:r>
-      <w:hyperlink r:id="rId12" w:history="1">
+      <w:hyperlink r:id="rId11" w:history="1">
         <w:r>
           <w:rPr>
             <w:rStyle w:val="name"/>
@@ -10334,7 +10146,7 @@
         </w:rPr>
         <w:t xml:space="preserve"> </w:t>
       </w:r>
-      <w:hyperlink r:id="rId13" w:history="1">
+      <w:hyperlink r:id="rId12" w:history="1">
         <w:r>
           <w:rPr>
             <w:rStyle w:val="name"/>
@@ -10370,7 +10182,7 @@
         </w:rPr>
         <w:t xml:space="preserve"> </w:t>
       </w:r>
-      <w:hyperlink r:id="rId14" w:history="1">
+      <w:hyperlink r:id="rId13" w:history="1">
         <w:r>
           <w:rPr>
             <w:rStyle w:val="name"/>
@@ -10406,7 +10218,7 @@
         </w:rPr>
         <w:t xml:space="preserve"> </w:t>
       </w:r>
-      <w:hyperlink r:id="rId15" w:history="1">
+      <w:hyperlink r:id="rId14" w:history="1">
         <w:r>
           <w:rPr>
             <w:rStyle w:val="name"/>
@@ -10442,7 +10254,7 @@
         </w:rPr>
         <w:t xml:space="preserve"> </w:t>
       </w:r>
-      <w:hyperlink r:id="rId16" w:history="1">
+      <w:hyperlink r:id="rId15" w:history="1">
         <w:r>
           <w:rPr>
             <w:rStyle w:val="name"/>
@@ -10598,7 +10410,7 @@
         </w:rPr>
         <w:t xml:space="preserve">URL: </w:t>
       </w:r>
-      <w:hyperlink r:id="rId17" w:history="1">
+      <w:hyperlink r:id="rId16" w:history="1">
         <w:r>
           <w:rPr>
             <w:rStyle w:val="ac"/>
@@ -10644,7 +10456,7 @@
           <w:lang w:val="en-US"/>
         </w:rPr>
       </w:pPr>
-      <w:hyperlink r:id="rId18" w:history="1">
+      <w:hyperlink r:id="rId17" w:history="1">
         <w:r>
           <w:rPr>
             <w:rStyle w:val="name"/>
@@ -10669,7 +10481,7 @@
         </w:rPr>
         <w:t xml:space="preserve">, </w:t>
       </w:r>
-      <w:hyperlink r:id="rId19" w:history="1">
+      <w:hyperlink r:id="rId18" w:history="1">
         <w:r>
           <w:rPr>
             <w:rStyle w:val="name"/>
@@ -10694,7 +10506,7 @@
         </w:rPr>
         <w:t xml:space="preserve">, </w:t>
       </w:r>
-      <w:hyperlink r:id="rId20" w:history="1">
+      <w:hyperlink r:id="rId19" w:history="1">
         <w:r>
           <w:rPr>
             <w:rStyle w:val="name"/>
@@ -10719,7 +10531,7 @@
         </w:rPr>
         <w:t>,</w:t>
       </w:r>
-      <w:hyperlink r:id="rId21" w:history="1">
+      <w:hyperlink r:id="rId20" w:history="1">
         <w:r>
           <w:rPr>
             <w:rStyle w:val="name"/>
@@ -10744,7 +10556,7 @@
         </w:rPr>
         <w:t xml:space="preserve">, </w:t>
       </w:r>
-      <w:hyperlink r:id="rId22" w:history="1">
+      <w:hyperlink r:id="rId21" w:history="1">
         <w:r>
           <w:rPr>
             <w:rStyle w:val="name"/>
@@ -10769,7 +10581,7 @@
         </w:rPr>
         <w:t xml:space="preserve">, </w:t>
       </w:r>
-      <w:hyperlink r:id="rId23" w:history="1">
+      <w:hyperlink r:id="rId22" w:history="1">
         <w:r>
           <w:rPr>
             <w:rStyle w:val="name"/>
@@ -10923,7 +10735,7 @@
         </w:rPr>
         <w:t xml:space="preserve">URL: </w:t>
       </w:r>
-      <w:hyperlink r:id="rId24" w:history="1">
+      <w:hyperlink r:id="rId23" w:history="1">
         <w:r>
           <w:rPr>
             <w:rStyle w:val="ac"/>
@@ -11125,7 +10937,7 @@
         </w:rPr>
         <w:t xml:space="preserve"> </w:t>
       </w:r>
-      <w:hyperlink r:id="rId25" w:history="1">
+      <w:hyperlink r:id="rId24" w:history="1">
         <w:r>
           <w:rPr>
             <w:rStyle w:val="ac"/>
@@ -11296,8 +11108,8 @@
 </file>
 
 <file path=word/numbering.xml><?xml version="1.0" encoding="utf-8"?>
-<w:numbering xmlns:wpc="http://schemas.microsoft.com/office/word/2010/wordprocessingCanvas" xmlns:mc="http://schemas.openxmlformats.org/markup-compatibility/2006" xmlns:o="urn:schemas-microsoft-com:office:office" xmlns:r="http://schemas.openxmlformats.org/officeDocument/2006/relationships" xmlns:m="http://schemas.openxmlformats.org/officeDocument/2006/math" xmlns:v="urn:schemas-microsoft-com:vml" xmlns:wp14="http://schemas.microsoft.com/office/word/2010/wordprocessingDrawing" xmlns:wp="http://schemas.openxmlformats.org/drawingml/2006/wordprocessingDrawing" xmlns:w10="urn:schemas-microsoft-com:office:word" xmlns:w="http://schemas.openxmlformats.org/wordprocessingml/2006/main" xmlns:w14="http://schemas.microsoft.com/office/word/2010/wordml" xmlns:wpg="http://schemas.microsoft.com/office/word/2010/wordprocessingGroup" xmlns:wpi="http://schemas.microsoft.com/office/word/2010/wordprocessingInk" xmlns:wne="http://schemas.microsoft.com/office/word/2006/wordml" xmlns:wps="http://schemas.microsoft.com/office/word/2010/wordprocessingShape" mc:Ignorable="w14 wp14">
-  <w:abstractNum w:abstractNumId="0">
+<w:numbering xmlns:wpc="http://schemas.microsoft.com/office/word/2010/wordprocessingCanvas" xmlns:cx="http://schemas.microsoft.com/office/drawing/2014/chartex" xmlns:cx1="http://schemas.microsoft.com/office/drawing/2015/9/8/chartex" xmlns:cx2="http://schemas.microsoft.com/office/drawing/2015/10/21/chartex" xmlns:cx3="http://schemas.microsoft.com/office/drawing/2016/5/9/chartex" xmlns:cx4="http://schemas.microsoft.com/office/drawing/2016/5/10/chartex" xmlns:cx5="http://schemas.microsoft.com/office/drawing/2016/5/11/chartex" xmlns:cx6="http://schemas.microsoft.com/office/drawing/2016/5/12/chartex" xmlns:cx7="http://schemas.microsoft.com/office/drawing/2016/5/13/chartex" xmlns:cx8="http://schemas.microsoft.com/office/drawing/2016/5/14/chartex" xmlns:mc="http://schemas.openxmlformats.org/markup-compatibility/2006" xmlns:aink="http://schemas.microsoft.com/office/drawing/2016/ink" xmlns:am3d="http://schemas.microsoft.com/office/drawing/2017/model3d" xmlns:o="urn:schemas-microsoft-com:office:office" xmlns:r="http://schemas.openxmlformats.org/officeDocument/2006/relationships" xmlns:m="http://schemas.openxmlformats.org/officeDocument/2006/math" xmlns:v="urn:schemas-microsoft-com:vml" xmlns:wp14="http://schemas.microsoft.com/office/word/2010/wordprocessingDrawing" xmlns:wp="http://schemas.openxmlformats.org/drawingml/2006/wordprocessingDrawing" xmlns:w10="urn:schemas-microsoft-com:office:word" xmlns:w="http://schemas.openxmlformats.org/wordprocessingml/2006/main" xmlns:w14="http://schemas.microsoft.com/office/word/2010/wordml" xmlns:w15="http://schemas.microsoft.com/office/word/2012/wordml" xmlns:w16cex="http://schemas.microsoft.com/office/word/2018/wordml/cex" xmlns:w16cid="http://schemas.microsoft.com/office/word/2016/wordml/cid" xmlns:w16="http://schemas.microsoft.com/office/word/2018/wordml" xmlns:w16sdtdh="http://schemas.microsoft.com/office/word/2020/wordml/sdtdatahash" xmlns:w16se="http://schemas.microsoft.com/office/word/2015/wordml/symex" xmlns:wpg="http://schemas.microsoft.com/office/word/2010/wordprocessingGroup" xmlns:wpi="http://schemas.microsoft.com/office/word/2010/wordprocessingInk" xmlns:wne="http://schemas.microsoft.com/office/word/2006/wordml" xmlns:wps="http://schemas.microsoft.com/office/word/2010/wordprocessingShape" mc:Ignorable="w14 w15 w16se w16cid w16 w16cex w16sdtdh wp14">
+  <w:abstractNum w:abstractNumId="0" w15:restartNumberingAfterBreak="0">
     <w:nsid w:val="08C1791A"/>
     <w:multiLevelType w:val="multilevel"/>
     <w:tmpl w:val="73445368"/>
@@ -11410,7 +11222,7 @@
       </w:rPr>
     </w:lvl>
   </w:abstractNum>
-  <w:abstractNum w:abstractNumId="1">
+  <w:abstractNum w:abstractNumId="1" w15:restartNumberingAfterBreak="0">
     <w:nsid w:val="0D745A38"/>
     <w:multiLevelType w:val="multilevel"/>
     <w:tmpl w:val="D206C69C"/>
@@ -11523,7 +11335,7 @@
       </w:pPr>
     </w:lvl>
   </w:abstractNum>
-  <w:abstractNum w:abstractNumId="2">
+  <w:abstractNum w:abstractNumId="2" w15:restartNumberingAfterBreak="0">
     <w:nsid w:val="2ECA481D"/>
     <w:multiLevelType w:val="multilevel"/>
     <w:tmpl w:val="8E887F24"/>
@@ -11636,7 +11448,7 @@
       </w:pPr>
     </w:lvl>
   </w:abstractNum>
-  <w:abstractNum w:abstractNumId="3">
+  <w:abstractNum w:abstractNumId="3" w15:restartNumberingAfterBreak="0">
     <w:nsid w:val="36144CC1"/>
     <w:multiLevelType w:val="hybridMultilevel"/>
     <w:tmpl w:val="36D602F8"/>
@@ -11749,7 +11561,7 @@
       </w:rPr>
     </w:lvl>
   </w:abstractNum>
-  <w:abstractNum w:abstractNumId="4">
+  <w:abstractNum w:abstractNumId="4" w15:restartNumberingAfterBreak="0">
     <w:nsid w:val="37CE1069"/>
     <w:multiLevelType w:val="hybridMultilevel"/>
     <w:tmpl w:val="2024673C"/>
@@ -11838,7 +11650,7 @@
       </w:pPr>
     </w:lvl>
   </w:abstractNum>
-  <w:abstractNum w:abstractNumId="5">
+  <w:abstractNum w:abstractNumId="5" w15:restartNumberingAfterBreak="0">
     <w:nsid w:val="3D3B4066"/>
     <w:multiLevelType w:val="hybridMultilevel"/>
     <w:tmpl w:val="FF700FF6"/>
@@ -11951,7 +11763,7 @@
       </w:rPr>
     </w:lvl>
   </w:abstractNum>
-  <w:abstractNum w:abstractNumId="6">
+  <w:abstractNum w:abstractNumId="6" w15:restartNumberingAfterBreak="0">
     <w:nsid w:val="405543D8"/>
     <w:multiLevelType w:val="multilevel"/>
     <w:tmpl w:val="0694A064"/>
@@ -12064,7 +11876,7 @@
       </w:rPr>
     </w:lvl>
   </w:abstractNum>
-  <w:abstractNum w:abstractNumId="7">
+  <w:abstractNum w:abstractNumId="7" w15:restartNumberingAfterBreak="0">
     <w:nsid w:val="485D62B4"/>
     <w:multiLevelType w:val="hybridMultilevel"/>
     <w:tmpl w:val="5A76D7C4"/>
@@ -12154,7 +11966,7 @@
       </w:pPr>
     </w:lvl>
   </w:abstractNum>
-  <w:abstractNum w:abstractNumId="8">
+  <w:abstractNum w:abstractNumId="8" w15:restartNumberingAfterBreak="0">
     <w:nsid w:val="4C8971B8"/>
     <w:multiLevelType w:val="hybridMultilevel"/>
     <w:tmpl w:val="1172C29A"/>
@@ -12244,10 +12056,10 @@
       </w:pPr>
     </w:lvl>
   </w:abstractNum>
-  <w:abstractNum w:abstractNumId="9">
+  <w:abstractNum w:abstractNumId="9" w15:restartNumberingAfterBreak="0">
     <w:nsid w:val="55FE3DC6"/>
     <w:multiLevelType w:val="multilevel"/>
-    <w:tmpl w:val="493854EE"/>
+    <w:tmpl w:val="F94429DC"/>
     <w:lvl w:ilvl="0">
       <w:start w:val="1"/>
       <w:numFmt w:val="bullet"/>
@@ -12288,10 +12100,135 @@
         <w:sz w:val="28"/>
       </w:rPr>
     </w:lvl>
+    <w:lvl w:ilvl="3">
+      <w:start w:val="1"/>
+      <w:numFmt w:val="decimal"/>
+      <w:lvlText w:val="%4"/>
+      <w:lvlJc w:val="left"/>
+      <w:pPr>
+        <w:ind w:left="2880" w:hanging="360"/>
+      </w:pPr>
+      <w:rPr>
+        <w:rFonts w:hint="default"/>
+      </w:rPr>
+    </w:lvl>
+    <w:lvl w:ilvl="4" w:tentative="1">
+      <w:start w:val="1"/>
+      <w:numFmt w:val="decimal"/>
+      <w:lvlText w:val="%5."/>
+      <w:lvlJc w:val="left"/>
+      <w:pPr>
+        <w:tabs>
+          <w:tab w:val="num" w:pos="3600"/>
+        </w:tabs>
+        <w:ind w:left="3600" w:hanging="360"/>
+      </w:pPr>
+    </w:lvl>
+    <w:lvl w:ilvl="5" w:tentative="1">
+      <w:start w:val="1"/>
+      <w:numFmt w:val="decimal"/>
+      <w:lvlText w:val="%6."/>
+      <w:lvlJc w:val="left"/>
+      <w:pPr>
+        <w:tabs>
+          <w:tab w:val="num" w:pos="4320"/>
+        </w:tabs>
+        <w:ind w:left="4320" w:hanging="360"/>
+      </w:pPr>
+    </w:lvl>
+    <w:lvl w:ilvl="6" w:tentative="1">
+      <w:start w:val="1"/>
+      <w:numFmt w:val="decimal"/>
+      <w:lvlText w:val="%7."/>
+      <w:lvlJc w:val="left"/>
+      <w:pPr>
+        <w:tabs>
+          <w:tab w:val="num" w:pos="5040"/>
+        </w:tabs>
+        <w:ind w:left="5040" w:hanging="360"/>
+      </w:pPr>
+    </w:lvl>
+    <w:lvl w:ilvl="7" w:tentative="1">
+      <w:start w:val="1"/>
+      <w:numFmt w:val="decimal"/>
+      <w:lvlText w:val="%8."/>
+      <w:lvlJc w:val="left"/>
+      <w:pPr>
+        <w:tabs>
+          <w:tab w:val="num" w:pos="5760"/>
+        </w:tabs>
+        <w:ind w:left="5760" w:hanging="360"/>
+      </w:pPr>
+    </w:lvl>
+    <w:lvl w:ilvl="8" w:tentative="1">
+      <w:start w:val="1"/>
+      <w:numFmt w:val="decimal"/>
+      <w:lvlText w:val="%9."/>
+      <w:lvlJc w:val="left"/>
+      <w:pPr>
+        <w:tabs>
+          <w:tab w:val="num" w:pos="6480"/>
+        </w:tabs>
+        <w:ind w:left="6480" w:hanging="360"/>
+      </w:pPr>
+    </w:lvl>
+  </w:abstractNum>
+  <w:abstractNum w:abstractNumId="10" w15:restartNumberingAfterBreak="0">
+    <w:nsid w:val="577C0825"/>
+    <w:multiLevelType w:val="multilevel"/>
+    <w:tmpl w:val="26DABBA6"/>
+    <w:lvl w:ilvl="0">
+      <w:start w:val="1"/>
+      <w:numFmt w:val="bullet"/>
+      <w:lvlText w:val=""/>
+      <w:lvlJc w:val="left"/>
+      <w:pPr>
+        <w:tabs>
+          <w:tab w:val="num" w:pos="720"/>
+        </w:tabs>
+        <w:ind w:left="720" w:hanging="360"/>
+      </w:pPr>
+      <w:rPr>
+        <w:rFonts w:ascii="Symbol" w:hAnsi="Symbol" w:hint="default"/>
+        <w:sz w:val="20"/>
+      </w:rPr>
+    </w:lvl>
+    <w:lvl w:ilvl="1" w:tentative="1">
+      <w:start w:val="1"/>
+      <w:numFmt w:val="bullet"/>
+      <w:lvlText w:val="o"/>
+      <w:lvlJc w:val="left"/>
+      <w:pPr>
+        <w:tabs>
+          <w:tab w:val="num" w:pos="1440"/>
+        </w:tabs>
+        <w:ind w:left="1440" w:hanging="360"/>
+      </w:pPr>
+      <w:rPr>
+        <w:rFonts w:ascii="Courier New" w:hAnsi="Courier New" w:hint="default"/>
+        <w:sz w:val="20"/>
+      </w:rPr>
+    </w:lvl>
+    <w:lvl w:ilvl="2" w:tentative="1">
+      <w:start w:val="1"/>
+      <w:numFmt w:val="bullet"/>
+      <w:lvlText w:val=""/>
+      <w:lvlJc w:val="left"/>
+      <w:pPr>
+        <w:tabs>
+          <w:tab w:val="num" w:pos="2160"/>
+        </w:tabs>
+        <w:ind w:left="2160" w:hanging="360"/>
+      </w:pPr>
+      <w:rPr>
+        <w:rFonts w:ascii="Wingdings" w:hAnsi="Wingdings" w:hint="default"/>
+        <w:sz w:val="20"/>
+      </w:rPr>
+    </w:lvl>
     <w:lvl w:ilvl="3" w:tentative="1">
       <w:start w:val="1"/>
-      <w:numFmt w:val="decimal"/>
-      <w:lvlText w:val="%4."/>
+      <w:numFmt w:val="bullet"/>
+      <w:lvlText w:val=""/>
       <w:lvlJc w:val="left"/>
       <w:pPr>
         <w:tabs>
@@ -12299,11 +12236,15 @@
         </w:tabs>
         <w:ind w:left="2880" w:hanging="360"/>
       </w:pPr>
+      <w:rPr>
+        <w:rFonts w:ascii="Wingdings" w:hAnsi="Wingdings" w:hint="default"/>
+        <w:sz w:val="20"/>
+      </w:rPr>
     </w:lvl>
     <w:lvl w:ilvl="4" w:tentative="1">
       <w:start w:val="1"/>
-      <w:numFmt w:val="decimal"/>
-      <w:lvlText w:val="%5."/>
+      <w:numFmt w:val="bullet"/>
+      <w:lvlText w:val=""/>
       <w:lvlJc w:val="left"/>
       <w:pPr>
         <w:tabs>
@@ -12311,11 +12252,15 @@
         </w:tabs>
         <w:ind w:left="3600" w:hanging="360"/>
       </w:pPr>
+      <w:rPr>
+        <w:rFonts w:ascii="Wingdings" w:hAnsi="Wingdings" w:hint="default"/>
+        <w:sz w:val="20"/>
+      </w:rPr>
     </w:lvl>
     <w:lvl w:ilvl="5" w:tentative="1">
       <w:start w:val="1"/>
-      <w:numFmt w:val="decimal"/>
-      <w:lvlText w:val="%6."/>
+      <w:numFmt w:val="bullet"/>
+      <w:lvlText w:val=""/>
       <w:lvlJc w:val="left"/>
       <w:pPr>
         <w:tabs>
@@ -12323,11 +12268,15 @@
         </w:tabs>
         <w:ind w:left="4320" w:hanging="360"/>
       </w:pPr>
+      <w:rPr>
+        <w:rFonts w:ascii="Wingdings" w:hAnsi="Wingdings" w:hint="default"/>
+        <w:sz w:val="20"/>
+      </w:rPr>
     </w:lvl>
     <w:lvl w:ilvl="6" w:tentative="1">
       <w:start w:val="1"/>
-      <w:numFmt w:val="decimal"/>
-      <w:lvlText w:val="%7."/>
+      <w:numFmt w:val="bullet"/>
+      <w:lvlText w:val=""/>
       <w:lvlJc w:val="left"/>
       <w:pPr>
         <w:tabs>
@@ -12335,11 +12284,15 @@
         </w:tabs>
         <w:ind w:left="5040" w:hanging="360"/>
       </w:pPr>
+      <w:rPr>
+        <w:rFonts w:ascii="Wingdings" w:hAnsi="Wingdings" w:hint="default"/>
+        <w:sz w:val="20"/>
+      </w:rPr>
     </w:lvl>
     <w:lvl w:ilvl="7" w:tentative="1">
       <w:start w:val="1"/>
-      <w:numFmt w:val="decimal"/>
-      <w:lvlText w:val="%8."/>
+      <w:numFmt w:val="bullet"/>
+      <w:lvlText w:val=""/>
       <w:lvlJc w:val="left"/>
       <w:pPr>
         <w:tabs>
@@ -12347,11 +12300,15 @@
         </w:tabs>
         <w:ind w:left="5760" w:hanging="360"/>
       </w:pPr>
+      <w:rPr>
+        <w:rFonts w:ascii="Wingdings" w:hAnsi="Wingdings" w:hint="default"/>
+        <w:sz w:val="20"/>
+      </w:rPr>
     </w:lvl>
     <w:lvl w:ilvl="8" w:tentative="1">
       <w:start w:val="1"/>
-      <w:numFmt w:val="decimal"/>
-      <w:lvlText w:val="%9."/>
+      <w:numFmt w:val="bullet"/>
+      <w:lvlText w:val=""/>
       <w:lvlJc w:val="left"/>
       <w:pPr>
         <w:tabs>
@@ -12359,158 +12316,128 @@
         </w:tabs>
         <w:ind w:left="6480" w:hanging="360"/>
       </w:pPr>
-    </w:lvl>
-  </w:abstractNum>
-  <w:abstractNum w:abstractNumId="10">
-    <w:nsid w:val="577C0825"/>
-    <w:multiLevelType w:val="multilevel"/>
-    <w:tmpl w:val="26DABBA6"/>
-    <w:lvl w:ilvl="0">
-      <w:start w:val="1"/>
-      <w:numFmt w:val="bullet"/>
-      <w:lvlText w:val=""/>
-      <w:lvlJc w:val="left"/>
-      <w:pPr>
-        <w:tabs>
-          <w:tab w:val="num" w:pos="720"/>
-        </w:tabs>
-        <w:ind w:left="720" w:hanging="360"/>
-      </w:pPr>
-      <w:rPr>
-        <w:rFonts w:ascii="Symbol" w:hAnsi="Symbol" w:hint="default"/>
-        <w:sz w:val="20"/>
-      </w:rPr>
-    </w:lvl>
-    <w:lvl w:ilvl="1" w:tentative="1">
-      <w:start w:val="1"/>
-      <w:numFmt w:val="bullet"/>
-      <w:lvlText w:val="o"/>
-      <w:lvlJc w:val="left"/>
-      <w:pPr>
-        <w:tabs>
-          <w:tab w:val="num" w:pos="1440"/>
-        </w:tabs>
-        <w:ind w:left="1440" w:hanging="360"/>
-      </w:pPr>
-      <w:rPr>
-        <w:rFonts w:ascii="Courier New" w:hAnsi="Courier New" w:hint="default"/>
-        <w:sz w:val="20"/>
-      </w:rPr>
-    </w:lvl>
-    <w:lvl w:ilvl="2" w:tentative="1">
-      <w:start w:val="1"/>
-      <w:numFmt w:val="bullet"/>
-      <w:lvlText w:val=""/>
-      <w:lvlJc w:val="left"/>
-      <w:pPr>
-        <w:tabs>
-          <w:tab w:val="num" w:pos="2160"/>
-        </w:tabs>
-        <w:ind w:left="2160" w:hanging="360"/>
-      </w:pPr>
       <w:rPr>
         <w:rFonts w:ascii="Wingdings" w:hAnsi="Wingdings" w:hint="default"/>
         <w:sz w:val="20"/>
       </w:rPr>
     </w:lvl>
-    <w:lvl w:ilvl="3" w:tentative="1">
-      <w:start w:val="1"/>
-      <w:numFmt w:val="bullet"/>
-      <w:lvlText w:val=""/>
+  </w:abstractNum>
+  <w:abstractNum w:abstractNumId="11" w15:restartNumberingAfterBreak="0">
+    <w:nsid w:val="620E749C"/>
+    <w:multiLevelType w:val="multilevel"/>
+    <w:tmpl w:val="31E20FB8"/>
+    <w:lvl w:ilvl="0">
+      <w:start w:val="1"/>
+      <w:numFmt w:val="decimal"/>
+      <w:lvlText w:val="%1"/>
       <w:lvlJc w:val="left"/>
       <w:pPr>
-        <w:tabs>
-          <w:tab w:val="num" w:pos="2880"/>
-        </w:tabs>
-        <w:ind w:left="2880" w:hanging="360"/>
+        <w:ind w:left="540" w:hanging="540"/>
       </w:pPr>
       <w:rPr>
-        <w:rFonts w:ascii="Wingdings" w:hAnsi="Wingdings" w:hint="default"/>
-        <w:sz w:val="20"/>
+        <w:rFonts w:hint="default"/>
       </w:rPr>
     </w:lvl>
-    <w:lvl w:ilvl="4" w:tentative="1">
-      <w:start w:val="1"/>
-      <w:numFmt w:val="bullet"/>
-      <w:lvlText w:val=""/>
+    <w:lvl w:ilvl="1">
+      <w:start w:val="1"/>
+      <w:numFmt w:val="decimal"/>
+      <w:lvlText w:val="%1.%2"/>
       <w:lvlJc w:val="left"/>
       <w:pPr>
-        <w:tabs>
-          <w:tab w:val="num" w:pos="3600"/>
-        </w:tabs>
-        <w:ind w:left="3600" w:hanging="360"/>
+        <w:ind w:left="540" w:hanging="540"/>
       </w:pPr>
       <w:rPr>
-        <w:rFonts w:ascii="Wingdings" w:hAnsi="Wingdings" w:hint="default"/>
-        <w:sz w:val="20"/>
+        <w:rFonts w:hint="default"/>
       </w:rPr>
     </w:lvl>
-    <w:lvl w:ilvl="5" w:tentative="1">
-      <w:start w:val="1"/>
-      <w:numFmt w:val="bullet"/>
-      <w:lvlText w:val=""/>
+    <w:lvl w:ilvl="2">
+      <w:start w:val="1"/>
+      <w:numFmt w:val="decimal"/>
+      <w:lvlText w:val="%1.%2.%3"/>
       <w:lvlJc w:val="left"/>
       <w:pPr>
-        <w:tabs>
-          <w:tab w:val="num" w:pos="4320"/>
-        </w:tabs>
-        <w:ind w:left="4320" w:hanging="360"/>
+        <w:ind w:left="720" w:hanging="720"/>
       </w:pPr>
       <w:rPr>
-        <w:rFonts w:ascii="Wingdings" w:hAnsi="Wingdings" w:hint="default"/>
-        <w:sz w:val="20"/>
+        <w:rFonts w:ascii="Times New Roman" w:hAnsi="Times New Roman" w:cs="Times New Roman" w:hint="default"/>
+        <w:sz w:val="28"/>
+        <w:szCs w:val="28"/>
       </w:rPr>
     </w:lvl>
-    <w:lvl w:ilvl="6" w:tentative="1">
-      <w:start w:val="1"/>
-      <w:numFmt w:val="bullet"/>
-      <w:lvlText w:val=""/>
+    <w:lvl w:ilvl="3">
+      <w:start w:val="1"/>
+      <w:numFmt w:val="decimal"/>
+      <w:lvlText w:val="%1.%2.%3.%4"/>
       <w:lvlJc w:val="left"/>
       <w:pPr>
-        <w:tabs>
-          <w:tab w:val="num" w:pos="5040"/>
-        </w:tabs>
-        <w:ind w:left="5040" w:hanging="360"/>
+        <w:ind w:left="720" w:hanging="720"/>
       </w:pPr>
       <w:rPr>
-        <w:rFonts w:ascii="Wingdings" w:hAnsi="Wingdings" w:hint="default"/>
-        <w:sz w:val="20"/>
+        <w:rFonts w:hint="default"/>
       </w:rPr>
     </w:lvl>
-    <w:lvl w:ilvl="7" w:tentative="1">
-      <w:start w:val="1"/>
-      <w:numFmt w:val="bullet"/>
-      <w:lvlText w:val=""/>
+    <w:lvl w:ilvl="4">
+      <w:start w:val="1"/>
+      <w:numFmt w:val="decimal"/>
+      <w:lvlText w:val="%1.%2.%3.%4.%5"/>
       <w:lvlJc w:val="left"/>
       <w:pPr>
-        <w:tabs>
-          <w:tab w:val="num" w:pos="5760"/>
-        </w:tabs>
-        <w:ind w:left="5760" w:hanging="360"/>
+        <w:ind w:left="1080" w:hanging="1080"/>
       </w:pPr>
       <w:rPr>
-        <w:rFonts w:ascii="Wingdings" w:hAnsi="Wingdings" w:hint="default"/>
-        <w:sz w:val="20"/>
+        <w:rFonts w:hint="default"/>
       </w:rPr>
     </w:lvl>
-    <w:lvl w:ilvl="8" w:tentative="1">
-      <w:start w:val="1"/>
-      <w:numFmt w:val="bullet"/>
-      <w:lvlText w:val=""/>
+    <w:lvl w:ilvl="5">
+      <w:start w:val="1"/>
+      <w:numFmt w:val="decimal"/>
+      <w:lvlText w:val="%1.%2.%3.%4.%5.%6"/>
       <w:lvlJc w:val="left"/>
       <w:pPr>
-        <w:tabs>
-          <w:tab w:val="num" w:pos="6480"/>
-        </w:tabs>
-        <w:ind w:left="6480" w:hanging="360"/>
+        <w:ind w:left="1080" w:hanging="1080"/>
       </w:pPr>
       <w:rPr>
-        <w:rFonts w:ascii="Wingdings" w:hAnsi="Wingdings" w:hint="default"/>
-        <w:sz w:val="20"/>
+        <w:rFonts w:hint="default"/>
       </w:rPr>
     </w:lvl>
+    <w:lvl w:ilvl="6">
+      <w:start w:val="1"/>
+      <w:numFmt w:val="decimal"/>
+      <w:lvlText w:val="%1.%2.%3.%4.%5.%6.%7"/>
+      <w:lvlJc w:val="left"/>
+      <w:pPr>
+        <w:ind w:left="1440" w:hanging="1440"/>
+      </w:pPr>
+      <w:rPr>
+        <w:rFonts w:hint="default"/>
+      </w:rPr>
+    </w:lvl>
+    <w:lvl w:ilvl="7">
+      <w:start w:val="1"/>
+      <w:numFmt w:val="decimal"/>
+      <w:lvlText w:val="%1.%2.%3.%4.%5.%6.%7.%8"/>
+      <w:lvlJc w:val="left"/>
+      <w:pPr>
+        <w:ind w:left="1800" w:hanging="1800"/>
+      </w:pPr>
+      <w:rPr>
+        <w:rFonts w:hint="default"/>
+      </w:rPr>
+    </w:lvl>
+    <w:lvl w:ilvl="8">
+      <w:start w:val="1"/>
+      <w:numFmt w:val="decimal"/>
+      <w:lvlText w:val="%1.%2.%3.%4.%5.%6.%7.%8.%9"/>
+      <w:lvlJc w:val="left"/>
+      <w:pPr>
+        <w:ind w:left="1800" w:hanging="1800"/>
+      </w:pPr>
+      <w:rPr>
+        <w:rFonts w:hint="default"/>
+      </w:rPr>
+    </w:lvl>
   </w:abstractNum>
-  <w:abstractNum w:abstractNumId="11">
+  <w:abstractNum w:abstractNumId="12" w15:restartNumberingAfterBreak="0">
     <w:nsid w:val="635D3CC8"/>
     <w:multiLevelType w:val="hybridMultilevel"/>
     <w:tmpl w:val="A3CEC666"/>
@@ -12623,7 +12550,93 @@
       </w:rPr>
     </w:lvl>
   </w:abstractNum>
-  <w:abstractNum w:abstractNumId="12">
+  <w:abstractNum w:abstractNumId="13" w15:restartNumberingAfterBreak="0">
+    <w:nsid w:val="639A474E"/>
+    <w:multiLevelType w:val="hybridMultilevel"/>
+    <w:tmpl w:val="78304AAA"/>
+    <w:lvl w:ilvl="0" w:tplc="0419000F">
+      <w:start w:val="1"/>
+      <w:numFmt w:val="decimal"/>
+      <w:lvlText w:val="%1."/>
+      <w:lvlJc w:val="left"/>
+      <w:pPr>
+        <w:ind w:left="720" w:hanging="360"/>
+      </w:pPr>
+    </w:lvl>
+    <w:lvl w:ilvl="1" w:tplc="04190019" w:tentative="1">
+      <w:start w:val="1"/>
+      <w:numFmt w:val="lowerLetter"/>
+      <w:lvlText w:val="%2."/>
+      <w:lvlJc w:val="left"/>
+      <w:pPr>
+        <w:ind w:left="1440" w:hanging="360"/>
+      </w:pPr>
+    </w:lvl>
+    <w:lvl w:ilvl="2" w:tplc="0419001B" w:tentative="1">
+      <w:start w:val="1"/>
+      <w:numFmt w:val="lowerRoman"/>
+      <w:lvlText w:val="%3."/>
+      <w:lvlJc w:val="right"/>
+      <w:pPr>
+        <w:ind w:left="2160" w:hanging="180"/>
+      </w:pPr>
+    </w:lvl>
+    <w:lvl w:ilvl="3" w:tplc="0419000F" w:tentative="1">
+      <w:start w:val="1"/>
+      <w:numFmt w:val="decimal"/>
+      <w:lvlText w:val="%4."/>
+      <w:lvlJc w:val="left"/>
+      <w:pPr>
+        <w:ind w:left="2880" w:hanging="360"/>
+      </w:pPr>
+    </w:lvl>
+    <w:lvl w:ilvl="4" w:tplc="04190019" w:tentative="1">
+      <w:start w:val="1"/>
+      <w:numFmt w:val="lowerLetter"/>
+      <w:lvlText w:val="%5."/>
+      <w:lvlJc w:val="left"/>
+      <w:pPr>
+        <w:ind w:left="3600" w:hanging="360"/>
+      </w:pPr>
+    </w:lvl>
+    <w:lvl w:ilvl="5" w:tplc="0419001B" w:tentative="1">
+      <w:start w:val="1"/>
+      <w:numFmt w:val="lowerRoman"/>
+      <w:lvlText w:val="%6."/>
+      <w:lvlJc w:val="right"/>
+      <w:pPr>
+        <w:ind w:left="4320" w:hanging="180"/>
+      </w:pPr>
+    </w:lvl>
+    <w:lvl w:ilvl="6" w:tplc="0419000F" w:tentative="1">
+      <w:start w:val="1"/>
+      <w:numFmt w:val="decimal"/>
+      <w:lvlText w:val="%7."/>
+      <w:lvlJc w:val="left"/>
+      <w:pPr>
+        <w:ind w:left="5040" w:hanging="360"/>
+      </w:pPr>
+    </w:lvl>
+    <w:lvl w:ilvl="7" w:tplc="04190019" w:tentative="1">
+      <w:start w:val="1"/>
+      <w:numFmt w:val="lowerLetter"/>
+      <w:lvlText w:val="%8."/>
+      <w:lvlJc w:val="left"/>
+      <w:pPr>
+        <w:ind w:left="5760" w:hanging="360"/>
+      </w:pPr>
+    </w:lvl>
+    <w:lvl w:ilvl="8" w:tplc="0419001B" w:tentative="1">
+      <w:start w:val="1"/>
+      <w:numFmt w:val="lowerRoman"/>
+      <w:lvlText w:val="%9."/>
+      <w:lvlJc w:val="right"/>
+      <w:pPr>
+        <w:ind w:left="6480" w:hanging="180"/>
+      </w:pPr>
+    </w:lvl>
+  </w:abstractNum>
+  <w:abstractNum w:abstractNumId="14" w15:restartNumberingAfterBreak="0">
     <w:nsid w:val="6BDD3992"/>
     <w:multiLevelType w:val="hybridMultilevel"/>
     <w:tmpl w:val="5FB4E5BE"/>
@@ -12736,7 +12749,7 @@
       </w:rPr>
     </w:lvl>
   </w:abstractNum>
-  <w:abstractNum w:abstractNumId="13">
+  <w:abstractNum w:abstractNumId="15" w15:restartNumberingAfterBreak="0">
     <w:nsid w:val="760624B0"/>
     <w:multiLevelType w:val="hybridMultilevel"/>
     <w:tmpl w:val="43A6C13E"/>
@@ -12849,7 +12862,7 @@
       </w:rPr>
     </w:lvl>
   </w:abstractNum>
-  <w:abstractNum w:abstractNumId="14">
+  <w:abstractNum w:abstractNumId="16" w15:restartNumberingAfterBreak="0">
     <w:nsid w:val="7BDE509D"/>
     <w:multiLevelType w:val="multilevel"/>
     <w:tmpl w:val="B4B4E860"/>
@@ -12990,28 +13003,34 @@
     <w:abstractNumId w:val="1"/>
   </w:num>
   <w:num w:numId="10">
-    <w:abstractNumId w:val="12"/>
+    <w:abstractNumId w:val="14"/>
   </w:num>
   <w:num w:numId="11">
     <w:abstractNumId w:val="2"/>
   </w:num>
   <w:num w:numId="12">
-    <w:abstractNumId w:val="14"/>
+    <w:abstractNumId w:val="16"/>
   </w:num>
   <w:num w:numId="13">
-    <w:abstractNumId w:val="11"/>
+    <w:abstractNumId w:val="12"/>
   </w:num>
   <w:num w:numId="14">
     <w:abstractNumId w:val="10"/>
   </w:num>
   <w:num w:numId="15">
+    <w:abstractNumId w:val="15"/>
+  </w:num>
+  <w:num w:numId="16">
     <w:abstractNumId w:val="13"/>
+  </w:num>
+  <w:num w:numId="17">
+    <w:abstractNumId w:val="11"/>
   </w:num>
 </w:numbering>
 </file>
 
 <file path=word/styles.xml><?xml version="1.0" encoding="utf-8"?>
-<w:styles xmlns:mc="http://schemas.openxmlformats.org/markup-compatibility/2006" xmlns:r="http://schemas.openxmlformats.org/officeDocument/2006/relationships" xmlns:w="http://schemas.openxmlformats.org/wordprocessingml/2006/main" xmlns:w14="http://schemas.microsoft.com/office/word/2010/wordml" mc:Ignorable="w14">
+<w:styles xmlns:mc="http://schemas.openxmlformats.org/markup-compatibility/2006" xmlns:r="http://schemas.openxmlformats.org/officeDocument/2006/relationships" xmlns:w="http://schemas.openxmlformats.org/wordprocessingml/2006/main" xmlns:w14="http://schemas.microsoft.com/office/word/2010/wordml" xmlns:w15="http://schemas.microsoft.com/office/word/2012/wordml" xmlns:w16cex="http://schemas.microsoft.com/office/word/2018/wordml/cex" xmlns:w16cid="http://schemas.microsoft.com/office/word/2016/wordml/cid" xmlns:w16="http://schemas.microsoft.com/office/word/2018/wordml" xmlns:w16sdtdh="http://schemas.microsoft.com/office/word/2020/wordml/sdtdatahash" xmlns:w16se="http://schemas.microsoft.com/office/word/2015/wordml/symex" mc:Ignorable="w14 w15 w16se w16cid w16 w16cex w16sdtdh">
   <w:docDefaults>
     <w:rPrDefault>
       <w:rPr>
@@ -13027,144 +13046,383 @@
       </w:pPr>
     </w:pPrDefault>
   </w:docDefaults>
-  <w:latentStyles w:defLockedState="0" w:defUIPriority="99" w:defSemiHidden="1" w:defUnhideWhenUsed="1" w:defQFormat="0" w:count="267">
-    <w:lsdException w:name="Normal" w:semiHidden="0" w:uiPriority="0" w:unhideWhenUsed="0" w:qFormat="1"/>
-    <w:lsdException w:name="heading 1" w:semiHidden="0" w:uiPriority="9" w:unhideWhenUsed="0" w:qFormat="1"/>
-    <w:lsdException w:name="heading 2" w:uiPriority="9" w:qFormat="1"/>
-    <w:lsdException w:name="heading 3" w:uiPriority="9" w:qFormat="1"/>
-    <w:lsdException w:name="heading 4" w:uiPriority="9" w:qFormat="1"/>
-    <w:lsdException w:name="heading 5" w:uiPriority="9" w:qFormat="1"/>
-    <w:lsdException w:name="heading 6" w:uiPriority="9" w:qFormat="1"/>
-    <w:lsdException w:name="heading 7" w:uiPriority="9" w:qFormat="1"/>
-    <w:lsdException w:name="heading 8" w:uiPriority="9" w:qFormat="1"/>
-    <w:lsdException w:name="heading 9" w:uiPriority="9" w:qFormat="1"/>
-    <w:lsdException w:name="toc 1" w:uiPriority="39"/>
-    <w:lsdException w:name="toc 2" w:uiPriority="39"/>
-    <w:lsdException w:name="toc 3" w:uiPriority="39"/>
-    <w:lsdException w:name="toc 4" w:uiPriority="39"/>
-    <w:lsdException w:name="toc 5" w:uiPriority="39"/>
-    <w:lsdException w:name="toc 6" w:uiPriority="39"/>
-    <w:lsdException w:name="toc 7" w:uiPriority="39"/>
-    <w:lsdException w:name="toc 8" w:uiPriority="39"/>
-    <w:lsdException w:name="toc 9" w:uiPriority="39"/>
-    <w:lsdException w:name="caption" w:uiPriority="35" w:qFormat="1"/>
-    <w:lsdException w:name="Title" w:semiHidden="0" w:uiPriority="10" w:unhideWhenUsed="0" w:qFormat="1"/>
-    <w:lsdException w:name="Default Paragraph Font" w:uiPriority="1"/>
-    <w:lsdException w:name="Subtitle" w:semiHidden="0" w:uiPriority="11" w:unhideWhenUsed="0" w:qFormat="1"/>
-    <w:lsdException w:name="Strong" w:semiHidden="0" w:uiPriority="22" w:unhideWhenUsed="0" w:qFormat="1"/>
-    <w:lsdException w:name="Emphasis" w:semiHidden="0" w:uiPriority="20" w:unhideWhenUsed="0" w:qFormat="1"/>
-    <w:lsdException w:name="Table Grid" w:semiHidden="0" w:uiPriority="59" w:unhideWhenUsed="0"/>
-    <w:lsdException w:name="Placeholder Text" w:unhideWhenUsed="0"/>
-    <w:lsdException w:name="No Spacing" w:semiHidden="0" w:uiPriority="1" w:unhideWhenUsed="0" w:qFormat="1"/>
-    <w:lsdException w:name="Light Shading" w:semiHidden="0" w:uiPriority="60" w:unhideWhenUsed="0"/>
-    <w:lsdException w:name="Light List" w:semiHidden="0" w:uiPriority="61" w:unhideWhenUsed="0"/>
-    <w:lsdException w:name="Light Grid" w:semiHidden="0" w:uiPriority="62" w:unhideWhenUsed="0"/>
-    <w:lsdException w:name="Medium Shading 1" w:semiHidden="0" w:uiPriority="63" w:unhideWhenUsed="0"/>
-    <w:lsdException w:name="Medium Shading 2" w:semiHidden="0" w:uiPriority="64" w:unhideWhenUsed="0"/>
-    <w:lsdException w:name="Medium List 1" w:semiHidden="0" w:uiPriority="65" w:unhideWhenUsed="0"/>
-    <w:lsdException w:name="Medium List 2" w:semiHidden="0" w:uiPriority="66" w:unhideWhenUsed="0"/>
-    <w:lsdException w:name="Medium Grid 1" w:semiHidden="0" w:uiPriority="67" w:unhideWhenUsed="0"/>
-    <w:lsdException w:name="Medium Grid 2" w:semiHidden="0" w:uiPriority="68" w:unhideWhenUsed="0"/>
-    <w:lsdException w:name="Medium Grid 3" w:semiHidden="0" w:uiPriority="69" w:unhideWhenUsed="0"/>
-    <w:lsdException w:name="Dark List" w:semiHidden="0" w:uiPriority="70" w:unhideWhenUsed="0"/>
-    <w:lsdException w:name="Colorful Shading" w:semiHidden="0" w:uiPriority="71" w:unhideWhenUsed="0"/>
-    <w:lsdException w:name="Colorful List" w:semiHidden="0" w:uiPriority="72" w:unhideWhenUsed="0"/>
-    <w:lsdException w:name="Colorful Grid" w:semiHidden="0" w:uiPriority="73" w:unhideWhenUsed="0"/>
-    <w:lsdException w:name="Light Shading Accent 1" w:semiHidden="0" w:uiPriority="60" w:unhideWhenUsed="0"/>
-    <w:lsdException w:name="Light List Accent 1" w:semiHidden="0" w:uiPriority="61" w:unhideWhenUsed="0"/>
-    <w:lsdException w:name="Light Grid Accent 1" w:semiHidden="0" w:uiPriority="62" w:unhideWhenUsed="0"/>
-    <w:lsdException w:name="Medium Shading 1 Accent 1" w:semiHidden="0" w:uiPriority="63" w:unhideWhenUsed="0"/>
-    <w:lsdException w:name="Medium Shading 2 Accent 1" w:semiHidden="0" w:uiPriority="64" w:unhideWhenUsed="0"/>
-    <w:lsdException w:name="Medium List 1 Accent 1" w:semiHidden="0" w:uiPriority="65" w:unhideWhenUsed="0"/>
-    <w:lsdException w:name="Revision" w:unhideWhenUsed="0"/>
-    <w:lsdException w:name="List Paragraph" w:semiHidden="0" w:uiPriority="34" w:unhideWhenUsed="0" w:qFormat="1"/>
-    <w:lsdException w:name="Quote" w:semiHidden="0" w:uiPriority="29" w:unhideWhenUsed="0" w:qFormat="1"/>
-    <w:lsdException w:name="Intense Quote" w:semiHidden="0" w:uiPriority="30" w:unhideWhenUsed="0" w:qFormat="1"/>
-    <w:lsdException w:name="Medium List 2 Accent 1" w:semiHidden="0" w:uiPriority="66" w:unhideWhenUsed="0"/>
-    <w:lsdException w:name="Medium Grid 1 Accent 1" w:semiHidden="0" w:uiPriority="67" w:unhideWhenUsed="0"/>
-    <w:lsdException w:name="Medium Grid 2 Accent 1" w:semiHidden="0" w:uiPriority="68" w:unhideWhenUsed="0"/>
-    <w:lsdException w:name="Medium Grid 3 Accent 1" w:semiHidden="0" w:uiPriority="69" w:unhideWhenUsed="0"/>
-    <w:lsdException w:name="Dark List Accent 1" w:semiHidden="0" w:uiPriority="70" w:unhideWhenUsed="0"/>
-    <w:lsdException w:name="Colorful Shading Accent 1" w:semiHidden="0" w:uiPriority="71" w:unhideWhenUsed="0"/>
-    <w:lsdException w:name="Colorful List Accent 1" w:semiHidden="0" w:uiPriority="72" w:unhideWhenUsed="0"/>
-    <w:lsdException w:name="Colorful Grid Accent 1" w:semiHidden="0" w:uiPriority="73" w:unhideWhenUsed="0"/>
-    <w:lsdException w:name="Light Shading Accent 2" w:semiHidden="0" w:uiPriority="60" w:unhideWhenUsed="0"/>
-    <w:lsdException w:name="Light List Accent 2" w:semiHidden="0" w:uiPriority="61" w:unhideWhenUsed="0"/>
-    <w:lsdException w:name="Light Grid Accent 2" w:semiHidden="0" w:uiPriority="62" w:unhideWhenUsed="0"/>
-    <w:lsdException w:name="Medium Shading 1 Accent 2" w:semiHidden="0" w:uiPriority="63" w:unhideWhenUsed="0"/>
-    <w:lsdException w:name="Medium Shading 2 Accent 2" w:semiHidden="0" w:uiPriority="64" w:unhideWhenUsed="0"/>
-    <w:lsdException w:name="Medium List 1 Accent 2" w:semiHidden="0" w:uiPriority="65" w:unhideWhenUsed="0"/>
-    <w:lsdException w:name="Medium List 2 Accent 2" w:semiHidden="0" w:uiPriority="66" w:unhideWhenUsed="0"/>
-    <w:lsdException w:name="Medium Grid 1 Accent 2" w:semiHidden="0" w:uiPriority="67" w:unhideWhenUsed="0"/>
-    <w:lsdException w:name="Medium Grid 2 Accent 2" w:semiHidden="0" w:uiPriority="68" w:unhideWhenUsed="0"/>
-    <w:lsdException w:name="Medium Grid 3 Accent 2" w:semiHidden="0" w:uiPriority="69" w:unhideWhenUsed="0"/>
-    <w:lsdException w:name="Dark List Accent 2" w:semiHidden="0" w:uiPriority="70" w:unhideWhenUsed="0"/>
-    <w:lsdException w:name="Colorful Shading Accent 2" w:semiHidden="0" w:uiPriority="71" w:unhideWhenUsed="0"/>
-    <w:lsdException w:name="Colorful List Accent 2" w:semiHidden="0" w:uiPriority="72" w:unhideWhenUsed="0"/>
-    <w:lsdException w:name="Colorful Grid Accent 2" w:semiHidden="0" w:uiPriority="73" w:unhideWhenUsed="0"/>
-    <w:lsdException w:name="Light Shading Accent 3" w:semiHidden="0" w:uiPriority="60" w:unhideWhenUsed="0"/>
-    <w:lsdException w:name="Light List Accent 3" w:semiHidden="0" w:uiPriority="61" w:unhideWhenUsed="0"/>
-    <w:lsdException w:name="Light Grid Accent 3" w:semiHidden="0" w:uiPriority="62" w:unhideWhenUsed="0"/>
-    <w:lsdException w:name="Medium Shading 1 Accent 3" w:semiHidden="0" w:uiPriority="63" w:unhideWhenUsed="0"/>
-    <w:lsdException w:name="Medium Shading 2 Accent 3" w:semiHidden="0" w:uiPriority="64" w:unhideWhenUsed="0"/>
-    <w:lsdException w:name="Medium List 1 Accent 3" w:semiHidden="0" w:uiPriority="65" w:unhideWhenUsed="0"/>
-    <w:lsdException w:name="Medium List 2 Accent 3" w:semiHidden="0" w:uiPriority="66" w:unhideWhenUsed="0"/>
-    <w:lsdException w:name="Medium Grid 1 Accent 3" w:semiHidden="0" w:uiPriority="67" w:unhideWhenUsed="0"/>
-    <w:lsdException w:name="Medium Grid 2 Accent 3" w:semiHidden="0" w:uiPriority="68" w:unhideWhenUsed="0"/>
-    <w:lsdException w:name="Medium Grid 3 Accent 3" w:semiHidden="0" w:uiPriority="69" w:unhideWhenUsed="0"/>
-    <w:lsdException w:name="Dark List Accent 3" w:semiHidden="0" w:uiPriority="70" w:unhideWhenUsed="0"/>
-    <w:lsdException w:name="Colorful Shading Accent 3" w:semiHidden="0" w:uiPriority="71" w:unhideWhenUsed="0"/>
-    <w:lsdException w:name="Colorful List Accent 3" w:semiHidden="0" w:uiPriority="72" w:unhideWhenUsed="0"/>
-    <w:lsdException w:name="Colorful Grid Accent 3" w:semiHidden="0" w:uiPriority="73" w:unhideWhenUsed="0"/>
-    <w:lsdException w:name="Light Shading Accent 4" w:semiHidden="0" w:uiPriority="60" w:unhideWhenUsed="0"/>
-    <w:lsdException w:name="Light List Accent 4" w:semiHidden="0" w:uiPriority="61" w:unhideWhenUsed="0"/>
-    <w:lsdException w:name="Light Grid Accent 4" w:semiHidden="0" w:uiPriority="62" w:unhideWhenUsed="0"/>
-    <w:lsdException w:name="Medium Shading 1 Accent 4" w:semiHidden="0" w:uiPriority="63" w:unhideWhenUsed="0"/>
-    <w:lsdException w:name="Medium Shading 2 Accent 4" w:semiHidden="0" w:uiPriority="64" w:unhideWhenUsed="0"/>
-    <w:lsdException w:name="Medium List 1 Accent 4" w:semiHidden="0" w:uiPriority="65" w:unhideWhenUsed="0"/>
-    <w:lsdException w:name="Medium List 2 Accent 4" w:semiHidden="0" w:uiPriority="66" w:unhideWhenUsed="0"/>
-    <w:lsdException w:name="Medium Grid 1 Accent 4" w:semiHidden="0" w:uiPriority="67" w:unhideWhenUsed="0"/>
-    <w:lsdException w:name="Medium Grid 2 Accent 4" w:semiHidden="0" w:uiPriority="68" w:unhideWhenUsed="0"/>
-    <w:lsdException w:name="Medium Grid 3 Accent 4" w:semiHidden="0" w:uiPriority="69" w:unhideWhenUsed="0"/>
-    <w:lsdException w:name="Dark List Accent 4" w:semiHidden="0" w:uiPriority="70" w:unhideWhenUsed="0"/>
-    <w:lsdException w:name="Colorful Shading Accent 4" w:semiHidden="0" w:uiPriority="71" w:unhideWhenUsed="0"/>
-    <w:lsdException w:name="Colorful List Accent 4" w:semiHidden="0" w:uiPriority="72" w:unhideWhenUsed="0"/>
-    <w:lsdException w:name="Colorful Grid Accent 4" w:semiHidden="0" w:uiPriority="73" w:unhideWhenUsed="0"/>
-    <w:lsdException w:name="Light Shading Accent 5" w:semiHidden="0" w:uiPriority="60" w:unhideWhenUsed="0"/>
-    <w:lsdException w:name="Light List Accent 5" w:semiHidden="0" w:uiPriority="61" w:unhideWhenUsed="0"/>
-    <w:lsdException w:name="Light Grid Accent 5" w:semiHidden="0" w:uiPriority="62" w:unhideWhenUsed="0"/>
-    <w:lsdException w:name="Medium Shading 1 Accent 5" w:semiHidden="0" w:uiPriority="63" w:unhideWhenUsed="0"/>
-    <w:lsdException w:name="Medium Shading 2 Accent 5" w:semiHidden="0" w:uiPriority="64" w:unhideWhenUsed="0"/>
-    <w:lsdException w:name="Medium List 1 Accent 5" w:semiHidden="0" w:uiPriority="65" w:unhideWhenUsed="0"/>
-    <w:lsdException w:name="Medium List 2 Accent 5" w:semiHidden="0" w:uiPriority="66" w:unhideWhenUsed="0"/>
-    <w:lsdException w:name="Medium Grid 1 Accent 5" w:semiHidden="0" w:uiPriority="67" w:unhideWhenUsed="0"/>
-    <w:lsdException w:name="Medium Grid 2 Accent 5" w:semiHidden="0" w:uiPriority="68" w:unhideWhenUsed="0"/>
-    <w:lsdException w:name="Medium Grid 3 Accent 5" w:semiHidden="0" w:uiPriority="69" w:unhideWhenUsed="0"/>
-    <w:lsdException w:name="Dark List Accent 5" w:semiHidden="0" w:uiPriority="70" w:unhideWhenUsed="0"/>
-    <w:lsdException w:name="Colorful Shading Accent 5" w:semiHidden="0" w:uiPriority="71" w:unhideWhenUsed="0"/>
-    <w:lsdException w:name="Colorful List Accent 5" w:semiHidden="0" w:uiPriority="72" w:unhideWhenUsed="0"/>
-    <w:lsdException w:name="Colorful Grid Accent 5" w:semiHidden="0" w:uiPriority="73" w:unhideWhenUsed="0"/>
-    <w:lsdException w:name="Light Shading Accent 6" w:semiHidden="0" w:uiPriority="60" w:unhideWhenUsed="0"/>
-    <w:lsdException w:name="Light List Accent 6" w:semiHidden="0" w:uiPriority="61" w:unhideWhenUsed="0"/>
-    <w:lsdException w:name="Light Grid Accent 6" w:semiHidden="0" w:uiPriority="62" w:unhideWhenUsed="0"/>
-    <w:lsdException w:name="Medium Shading 1 Accent 6" w:semiHidden="0" w:uiPriority="63" w:unhideWhenUsed="0"/>
-    <w:lsdException w:name="Medium Shading 2 Accent 6" w:semiHidden="0" w:uiPriority="64" w:unhideWhenUsed="0"/>
-    <w:lsdException w:name="Medium List 1 Accent 6" w:semiHidden="0" w:uiPriority="65" w:unhideWhenUsed="0"/>
-    <w:lsdException w:name="Medium List 2 Accent 6" w:semiHidden="0" w:uiPriority="66" w:unhideWhenUsed="0"/>
-    <w:lsdException w:name="Medium Grid 1 Accent 6" w:semiHidden="0" w:uiPriority="67" w:unhideWhenUsed="0"/>
-    <w:lsdException w:name="Medium Grid 2 Accent 6" w:semiHidden="0" w:uiPriority="68" w:unhideWhenUsed="0"/>
-    <w:lsdException w:name="Medium Grid 3 Accent 6" w:semiHidden="0" w:uiPriority="69" w:unhideWhenUsed="0"/>
-    <w:lsdException w:name="Dark List Accent 6" w:semiHidden="0" w:uiPriority="70" w:unhideWhenUsed="0"/>
-    <w:lsdException w:name="Colorful Shading Accent 6" w:semiHidden="0" w:uiPriority="71" w:unhideWhenUsed="0"/>
-    <w:lsdException w:name="Colorful List Accent 6" w:semiHidden="0" w:uiPriority="72" w:unhideWhenUsed="0"/>
-    <w:lsdException w:name="Colorful Grid Accent 6" w:semiHidden="0" w:uiPriority="73" w:unhideWhenUsed="0"/>
-    <w:lsdException w:name="Subtle Emphasis" w:semiHidden="0" w:uiPriority="19" w:unhideWhenUsed="0" w:qFormat="1"/>
-    <w:lsdException w:name="Intense Emphasis" w:semiHidden="0" w:uiPriority="21" w:unhideWhenUsed="0" w:qFormat="1"/>
-    <w:lsdException w:name="Subtle Reference" w:semiHidden="0" w:uiPriority="31" w:unhideWhenUsed="0" w:qFormat="1"/>
-    <w:lsdException w:name="Intense Reference" w:semiHidden="0" w:uiPriority="32" w:unhideWhenUsed="0" w:qFormat="1"/>
-    <w:lsdException w:name="Book Title" w:semiHidden="0" w:uiPriority="33" w:unhideWhenUsed="0" w:qFormat="1"/>
-    <w:lsdException w:name="Bibliography" w:uiPriority="37"/>
-    <w:lsdException w:name="TOC Heading" w:uiPriority="39" w:qFormat="1"/>
+  <w:latentStyles w:defLockedState="0" w:defUIPriority="99" w:defSemiHidden="0" w:defUnhideWhenUsed="0" w:defQFormat="0" w:count="376">
+    <w:lsdException w:name="Normal" w:uiPriority="0" w:qFormat="1"/>
+    <w:lsdException w:name="heading 1" w:uiPriority="9" w:qFormat="1"/>
+    <w:lsdException w:name="heading 2" w:semiHidden="1" w:uiPriority="9" w:unhideWhenUsed="1" w:qFormat="1"/>
+    <w:lsdException w:name="heading 3" w:semiHidden="1" w:uiPriority="9" w:unhideWhenUsed="1" w:qFormat="1"/>
+    <w:lsdException w:name="heading 4" w:semiHidden="1" w:uiPriority="9" w:unhideWhenUsed="1" w:qFormat="1"/>
+    <w:lsdException w:name="heading 5" w:semiHidden="1" w:uiPriority="9" w:unhideWhenUsed="1" w:qFormat="1"/>
+    <w:lsdException w:name="heading 6" w:semiHidden="1" w:uiPriority="9" w:unhideWhenUsed="1" w:qFormat="1"/>
+    <w:lsdException w:name="heading 7" w:semiHidden="1" w:uiPriority="9" w:unhideWhenUsed="1" w:qFormat="1"/>
+    <w:lsdException w:name="heading 8" w:semiHidden="1" w:uiPriority="9" w:unhideWhenUsed="1" w:qFormat="1"/>
+    <w:lsdException w:name="heading 9" w:semiHidden="1" w:uiPriority="9" w:unhideWhenUsed="1" w:qFormat="1"/>
+    <w:lsdException w:name="index 1" w:semiHidden="1" w:unhideWhenUsed="1"/>
+    <w:lsdException w:name="index 2" w:semiHidden="1" w:unhideWhenUsed="1"/>
+    <w:lsdException w:name="index 3" w:semiHidden="1" w:unhideWhenUsed="1"/>
+    <w:lsdException w:name="index 4" w:semiHidden="1" w:unhideWhenUsed="1"/>
+    <w:lsdException w:name="index 5" w:semiHidden="1" w:unhideWhenUsed="1"/>
+    <w:lsdException w:name="index 6" w:semiHidden="1" w:unhideWhenUsed="1"/>
+    <w:lsdException w:name="index 7" w:semiHidden="1" w:unhideWhenUsed="1"/>
+    <w:lsdException w:name="index 8" w:semiHidden="1" w:unhideWhenUsed="1"/>
+    <w:lsdException w:name="index 9" w:semiHidden="1" w:unhideWhenUsed="1"/>
+    <w:lsdException w:name="toc 1" w:semiHidden="1" w:uiPriority="39" w:unhideWhenUsed="1"/>
+    <w:lsdException w:name="toc 2" w:semiHidden="1" w:uiPriority="39" w:unhideWhenUsed="1"/>
+    <w:lsdException w:name="toc 3" w:semiHidden="1" w:uiPriority="39" w:unhideWhenUsed="1"/>
+    <w:lsdException w:name="toc 4" w:semiHidden="1" w:uiPriority="39" w:unhideWhenUsed="1"/>
+    <w:lsdException w:name="toc 5" w:semiHidden="1" w:uiPriority="39" w:unhideWhenUsed="1"/>
+    <w:lsdException w:name="toc 6" w:semiHidden="1" w:uiPriority="39" w:unhideWhenUsed="1"/>
+    <w:lsdException w:name="toc 7" w:semiHidden="1" w:uiPriority="39" w:unhideWhenUsed="1"/>
+    <w:lsdException w:name="toc 8" w:semiHidden="1" w:uiPriority="39" w:unhideWhenUsed="1"/>
+    <w:lsdException w:name="toc 9" w:semiHidden="1" w:uiPriority="39" w:unhideWhenUsed="1"/>
+    <w:lsdException w:name="Normal Indent" w:semiHidden="1" w:unhideWhenUsed="1"/>
+    <w:lsdException w:name="footnote text" w:semiHidden="1" w:unhideWhenUsed="1"/>
+    <w:lsdException w:name="annotation text" w:semiHidden="1" w:unhideWhenUsed="1"/>
+    <w:lsdException w:name="header" w:semiHidden="1" w:unhideWhenUsed="1"/>
+    <w:lsdException w:name="footer" w:semiHidden="1" w:unhideWhenUsed="1"/>
+    <w:lsdException w:name="index heading" w:semiHidden="1" w:unhideWhenUsed="1"/>
+    <w:lsdException w:name="caption" w:semiHidden="1" w:uiPriority="35" w:unhideWhenUsed="1" w:qFormat="1"/>
+    <w:lsdException w:name="table of figures" w:semiHidden="1" w:unhideWhenUsed="1"/>
+    <w:lsdException w:name="envelope address" w:semiHidden="1" w:unhideWhenUsed="1"/>
+    <w:lsdException w:name="envelope return" w:semiHidden="1" w:unhideWhenUsed="1"/>
+    <w:lsdException w:name="footnote reference" w:semiHidden="1" w:unhideWhenUsed="1"/>
+    <w:lsdException w:name="annotation reference" w:semiHidden="1" w:unhideWhenUsed="1"/>
+    <w:lsdException w:name="line number" w:semiHidden="1" w:unhideWhenUsed="1"/>
+    <w:lsdException w:name="page number" w:semiHidden="1" w:unhideWhenUsed="1"/>
+    <w:lsdException w:name="endnote reference" w:semiHidden="1" w:unhideWhenUsed="1"/>
+    <w:lsdException w:name="endnote text" w:semiHidden="1" w:unhideWhenUsed="1"/>
+    <w:lsdException w:name="table of authorities" w:semiHidden="1" w:unhideWhenUsed="1"/>
+    <w:lsdException w:name="macro" w:semiHidden="1" w:unhideWhenUsed="1"/>
+    <w:lsdException w:name="toa heading" w:semiHidden="1" w:unhideWhenUsed="1"/>
+    <w:lsdException w:name="List" w:semiHidden="1" w:unhideWhenUsed="1"/>
+    <w:lsdException w:name="List Bullet" w:semiHidden="1" w:unhideWhenUsed="1"/>
+    <w:lsdException w:name="List Number" w:semiHidden="1" w:unhideWhenUsed="1"/>
+    <w:lsdException w:name="List 2" w:semiHidden="1" w:unhideWhenUsed="1"/>
+    <w:lsdException w:name="List 3" w:semiHidden="1" w:unhideWhenUsed="1"/>
+    <w:lsdException w:name="List 4" w:semiHidden="1" w:unhideWhenUsed="1"/>
+    <w:lsdException w:name="List 5" w:semiHidden="1" w:unhideWhenUsed="1"/>
+    <w:lsdException w:name="List Bullet 2" w:semiHidden="1" w:unhideWhenUsed="1"/>
+    <w:lsdException w:name="List Bullet 3" w:semiHidden="1" w:unhideWhenUsed="1"/>
+    <w:lsdException w:name="List Bullet 4" w:semiHidden="1" w:unhideWhenUsed="1"/>
+    <w:lsdException w:name="List Bullet 5" w:semiHidden="1" w:unhideWhenUsed="1"/>
+    <w:lsdException w:name="List Number 2" w:semiHidden="1" w:unhideWhenUsed="1"/>
+    <w:lsdException w:name="List Number 3" w:semiHidden="1" w:unhideWhenUsed="1"/>
+    <w:lsdException w:name="List Number 4" w:semiHidden="1" w:unhideWhenUsed="1"/>
+    <w:lsdException w:name="List Number 5" w:semiHidden="1" w:unhideWhenUsed="1"/>
+    <w:lsdException w:name="Title" w:uiPriority="10" w:qFormat="1"/>
+    <w:lsdException w:name="Closing" w:semiHidden="1" w:unhideWhenUsed="1"/>
+    <w:lsdException w:name="Signature" w:semiHidden="1" w:unhideWhenUsed="1"/>
+    <w:lsdException w:name="Default Paragraph Font" w:semiHidden="1" w:uiPriority="1" w:unhideWhenUsed="1"/>
+    <w:lsdException w:name="Body Text" w:semiHidden="1" w:unhideWhenUsed="1"/>
+    <w:lsdException w:name="Body Text Indent" w:semiHidden="1" w:unhideWhenUsed="1"/>
+    <w:lsdException w:name="List Continue" w:semiHidden="1" w:unhideWhenUsed="1"/>
+    <w:lsdException w:name="List Continue 2" w:semiHidden="1" w:unhideWhenUsed="1"/>
+    <w:lsdException w:name="List Continue 3" w:semiHidden="1" w:unhideWhenUsed="1"/>
+    <w:lsdException w:name="List Continue 4" w:semiHidden="1" w:unhideWhenUsed="1"/>
+    <w:lsdException w:name="List Continue 5" w:semiHidden="1" w:unhideWhenUsed="1"/>
+    <w:lsdException w:name="Message Header" w:semiHidden="1" w:unhideWhenUsed="1"/>
+    <w:lsdException w:name="Subtitle" w:uiPriority="11" w:qFormat="1"/>
+    <w:lsdException w:name="Salutation" w:semiHidden="1" w:unhideWhenUsed="1"/>
+    <w:lsdException w:name="Date" w:semiHidden="1" w:unhideWhenUsed="1"/>
+    <w:lsdException w:name="Body Text First Indent" w:semiHidden="1" w:unhideWhenUsed="1"/>
+    <w:lsdException w:name="Body Text First Indent 2" w:semiHidden="1" w:unhideWhenUsed="1"/>
+    <w:lsdException w:name="Note Heading" w:semiHidden="1" w:unhideWhenUsed="1"/>
+    <w:lsdException w:name="Body Text 2" w:semiHidden="1" w:unhideWhenUsed="1"/>
+    <w:lsdException w:name="Body Text 3" w:semiHidden="1" w:unhideWhenUsed="1"/>
+    <w:lsdException w:name="Body Text Indent 2" w:semiHidden="1" w:unhideWhenUsed="1"/>
+    <w:lsdException w:name="Body Text Indent 3" w:semiHidden="1" w:unhideWhenUsed="1"/>
+    <w:lsdException w:name="Block Text" w:semiHidden="1" w:unhideWhenUsed="1"/>
+    <w:lsdException w:name="Hyperlink" w:semiHidden="1" w:unhideWhenUsed="1"/>
+    <w:lsdException w:name="FollowedHyperlink" w:semiHidden="1" w:unhideWhenUsed="1"/>
+    <w:lsdException w:name="Strong" w:uiPriority="22" w:qFormat="1"/>
+    <w:lsdException w:name="Emphasis" w:uiPriority="20" w:qFormat="1"/>
+    <w:lsdException w:name="Document Map" w:semiHidden="1" w:unhideWhenUsed="1"/>
+    <w:lsdException w:name="Plain Text" w:semiHidden="1" w:unhideWhenUsed="1"/>
+    <w:lsdException w:name="E-mail Signature" w:semiHidden="1" w:unhideWhenUsed="1"/>
+    <w:lsdException w:name="HTML Top of Form" w:semiHidden="1" w:unhideWhenUsed="1"/>
+    <w:lsdException w:name="HTML Bottom of Form" w:semiHidden="1" w:unhideWhenUsed="1"/>
+    <w:lsdException w:name="Normal (Web)" w:semiHidden="1" w:unhideWhenUsed="1"/>
+    <w:lsdException w:name="HTML Acronym" w:semiHidden="1" w:unhideWhenUsed="1"/>
+    <w:lsdException w:name="HTML Address" w:semiHidden="1" w:unhideWhenUsed="1"/>
+    <w:lsdException w:name="HTML Cite" w:semiHidden="1" w:unhideWhenUsed="1"/>
+    <w:lsdException w:name="HTML Code" w:semiHidden="1" w:unhideWhenUsed="1"/>
+    <w:lsdException w:name="HTML Definition" w:semiHidden="1" w:unhideWhenUsed="1"/>
+    <w:lsdException w:name="HTML Keyboard" w:semiHidden="1" w:unhideWhenUsed="1"/>
+    <w:lsdException w:name="HTML Preformatted" w:semiHidden="1" w:unhideWhenUsed="1"/>
+    <w:lsdException w:name="HTML Sample" w:semiHidden="1" w:unhideWhenUsed="1"/>
+    <w:lsdException w:name="HTML Typewriter" w:semiHidden="1" w:unhideWhenUsed="1"/>
+    <w:lsdException w:name="HTML Variable" w:semiHidden="1" w:unhideWhenUsed="1"/>
+    <w:lsdException w:name="Normal Table" w:semiHidden="1" w:unhideWhenUsed="1"/>
+    <w:lsdException w:name="annotation subject" w:semiHidden="1" w:unhideWhenUsed="1"/>
+    <w:lsdException w:name="No List" w:semiHidden="1" w:unhideWhenUsed="1"/>
+    <w:lsdException w:name="Outline List 1" w:semiHidden="1" w:unhideWhenUsed="1"/>
+    <w:lsdException w:name="Outline List 2" w:semiHidden="1" w:unhideWhenUsed="1"/>
+    <w:lsdException w:name="Outline List 3" w:semiHidden="1" w:unhideWhenUsed="1"/>
+    <w:lsdException w:name="Table Simple 1" w:semiHidden="1" w:unhideWhenUsed="1"/>
+    <w:lsdException w:name="Table Simple 2" w:semiHidden="1" w:unhideWhenUsed="1"/>
+    <w:lsdException w:name="Table Simple 3" w:semiHidden="1" w:unhideWhenUsed="1"/>
+    <w:lsdException w:name="Table Classic 1" w:semiHidden="1" w:unhideWhenUsed="1"/>
+    <w:lsdException w:name="Table Classic 2" w:semiHidden="1" w:unhideWhenUsed="1"/>
+    <w:lsdException w:name="Table Classic 3" w:semiHidden="1" w:unhideWhenUsed="1"/>
+    <w:lsdException w:name="Table Classic 4" w:semiHidden="1" w:unhideWhenUsed="1"/>
+    <w:lsdException w:name="Table Colorful 1" w:semiHidden="1" w:unhideWhenUsed="1"/>
+    <w:lsdException w:name="Table Colorful 2" w:semiHidden="1" w:unhideWhenUsed="1"/>
+    <w:lsdException w:name="Table Colorful 3" w:semiHidden="1" w:unhideWhenUsed="1"/>
+    <w:lsdException w:name="Table Columns 1" w:semiHidden="1" w:unhideWhenUsed="1"/>
+    <w:lsdException w:name="Table Columns 2" w:semiHidden="1" w:unhideWhenUsed="1"/>
+    <w:lsdException w:name="Table Columns 3" w:semiHidden="1" w:unhideWhenUsed="1"/>
+    <w:lsdException w:name="Table Columns 4" w:semiHidden="1" w:unhideWhenUsed="1"/>
+    <w:lsdException w:name="Table Columns 5" w:semiHidden="1" w:unhideWhenUsed="1"/>
+    <w:lsdException w:name="Table Grid 1" w:semiHidden="1" w:unhideWhenUsed="1"/>
+    <w:lsdException w:name="Table Grid 2" w:semiHidden="1" w:unhideWhenUsed="1"/>
+    <w:lsdException w:name="Table Grid 3" w:semiHidden="1" w:unhideWhenUsed="1"/>
+    <w:lsdException w:name="Table Grid 4" w:semiHidden="1" w:unhideWhenUsed="1"/>
+    <w:lsdException w:name="Table Grid 5" w:semiHidden="1" w:unhideWhenUsed="1"/>
+    <w:lsdException w:name="Table Grid 6" w:semiHidden="1" w:unhideWhenUsed="1"/>
+    <w:lsdException w:name="Table Grid 7" w:semiHidden="1" w:unhideWhenUsed="1"/>
+    <w:lsdException w:name="Table Grid 8" w:semiHidden="1" w:unhideWhenUsed="1"/>
+    <w:lsdException w:name="Table List 1" w:semiHidden="1" w:unhideWhenUsed="1"/>
+    <w:lsdException w:name="Table List 2" w:semiHidden="1" w:unhideWhenUsed="1"/>
+    <w:lsdException w:name="Table List 3" w:semiHidden="1" w:unhideWhenUsed="1"/>
+    <w:lsdException w:name="Table List 4" w:semiHidden="1" w:unhideWhenUsed="1"/>
+    <w:lsdException w:name="Table List 5" w:semiHidden="1" w:unhideWhenUsed="1"/>
+    <w:lsdException w:name="Table List 6" w:semiHidden="1" w:unhideWhenUsed="1"/>
+    <w:lsdException w:name="Table List 7" w:semiHidden="1" w:unhideWhenUsed="1"/>
+    <w:lsdException w:name="Table List 8" w:semiHidden="1" w:unhideWhenUsed="1"/>
+    <w:lsdException w:name="Table 3D effects 1" w:semiHidden="1" w:unhideWhenUsed="1"/>
+    <w:lsdException w:name="Table 3D effects 2" w:semiHidden="1" w:unhideWhenUsed="1"/>
+    <w:lsdException w:name="Table 3D effects 3" w:semiHidden="1" w:unhideWhenUsed="1"/>
+    <w:lsdException w:name="Table Contemporary" w:semiHidden="1" w:unhideWhenUsed="1"/>
+    <w:lsdException w:name="Table Elegant" w:semiHidden="1" w:unhideWhenUsed="1"/>
+    <w:lsdException w:name="Table Professional" w:semiHidden="1" w:unhideWhenUsed="1"/>
+    <w:lsdException w:name="Table Subtle 1" w:semiHidden="1" w:unhideWhenUsed="1"/>
+    <w:lsdException w:name="Table Subtle 2" w:semiHidden="1" w:unhideWhenUsed="1"/>
+    <w:lsdException w:name="Table Web 1" w:semiHidden="1" w:unhideWhenUsed="1"/>
+    <w:lsdException w:name="Table Web 2" w:semiHidden="1" w:unhideWhenUsed="1"/>
+    <w:lsdException w:name="Table Web 3" w:semiHidden="1" w:unhideWhenUsed="1"/>
+    <w:lsdException w:name="Balloon Text" w:semiHidden="1" w:unhideWhenUsed="1"/>
+    <w:lsdException w:name="Table Grid" w:semiHidden="1" w:uiPriority="59" w:unhideWhenUsed="1"/>
+    <w:lsdException w:name="Table Theme" w:semiHidden="1" w:unhideWhenUsed="1"/>
+    <w:lsdException w:name="Placeholder Text" w:semiHidden="1"/>
+    <w:lsdException w:name="No Spacing" w:uiPriority="1" w:qFormat="1"/>
+    <w:lsdException w:name="Light Shading" w:uiPriority="60"/>
+    <w:lsdException w:name="Light List" w:uiPriority="61"/>
+    <w:lsdException w:name="Light Grid" w:uiPriority="62"/>
+    <w:lsdException w:name="Medium Shading 1" w:uiPriority="63"/>
+    <w:lsdException w:name="Medium Shading 2" w:uiPriority="64"/>
+    <w:lsdException w:name="Medium List 1" w:uiPriority="65"/>
+    <w:lsdException w:name="Medium List 2" w:uiPriority="66"/>
+    <w:lsdException w:name="Medium Grid 1" w:uiPriority="67"/>
+    <w:lsdException w:name="Medium Grid 2" w:uiPriority="68"/>
+    <w:lsdException w:name="Medium Grid 3" w:uiPriority="69"/>
+    <w:lsdException w:name="Dark List" w:uiPriority="70"/>
+    <w:lsdException w:name="Colorful Shading" w:uiPriority="71"/>
+    <w:lsdException w:name="Colorful List" w:uiPriority="72"/>
+    <w:lsdException w:name="Colorful Grid" w:uiPriority="73"/>
+    <w:lsdException w:name="Light Shading Accent 1" w:uiPriority="60"/>
+    <w:lsdException w:name="Light List Accent 1" w:uiPriority="61"/>
+    <w:lsdException w:name="Light Grid Accent 1" w:uiPriority="62"/>
+    <w:lsdException w:name="Medium Shading 1 Accent 1" w:uiPriority="63"/>
+    <w:lsdException w:name="Medium Shading 2 Accent 1" w:uiPriority="64"/>
+    <w:lsdException w:name="Medium List 1 Accent 1" w:uiPriority="65"/>
+    <w:lsdException w:name="Revision" w:semiHidden="1"/>
+    <w:lsdException w:name="List Paragraph" w:uiPriority="34" w:qFormat="1"/>
+    <w:lsdException w:name="Quote" w:uiPriority="29" w:qFormat="1"/>
+    <w:lsdException w:name="Intense Quote" w:uiPriority="30" w:qFormat="1"/>
+    <w:lsdException w:name="Medium List 2 Accent 1" w:uiPriority="66"/>
+    <w:lsdException w:name="Medium Grid 1 Accent 1" w:uiPriority="67"/>
+    <w:lsdException w:name="Medium Grid 2 Accent 1" w:uiPriority="68"/>
+    <w:lsdException w:name="Medium Grid 3 Accent 1" w:uiPriority="69"/>
+    <w:lsdException w:name="Dark List Accent 1" w:uiPriority="70"/>
+    <w:lsdException w:name="Colorful Shading Accent 1" w:uiPriority="71"/>
+    <w:lsdException w:name="Colorful List Accent 1" w:uiPriority="72"/>
+    <w:lsdException w:name="Colorful Grid Accent 1" w:uiPriority="73"/>
+    <w:lsdException w:name="Light Shading Accent 2" w:uiPriority="60"/>
+    <w:lsdException w:name="Light List Accent 2" w:uiPriority="61"/>
+    <w:lsdException w:name="Light Grid Accent 2" w:uiPriority="62"/>
+    <w:lsdException w:name="Medium Shading 1 Accent 2" w:uiPriority="63"/>
+    <w:lsdException w:name="Medium Shading 2 Accent 2" w:uiPriority="64"/>
+    <w:lsdException w:name="Medium List 1 Accent 2" w:uiPriority="65"/>
+    <w:lsdException w:name="Medium List 2 Accent 2" w:uiPriority="66"/>
+    <w:lsdException w:name="Medium Grid 1 Accent 2" w:uiPriority="67"/>
+    <w:lsdException w:name="Medium Grid 2 Accent 2" w:uiPriority="68"/>
+    <w:lsdException w:name="Medium Grid 3 Accent 2" w:uiPriority="69"/>
+    <w:lsdException w:name="Dark List Accent 2" w:uiPriority="70"/>
+    <w:lsdException w:name="Colorful Shading Accent 2" w:uiPriority="71"/>
+    <w:lsdException w:name="Colorful List Accent 2" w:uiPriority="72"/>
+    <w:lsdException w:name="Colorful Grid Accent 2" w:uiPriority="73"/>
+    <w:lsdException w:name="Light Shading Accent 3" w:uiPriority="60"/>
+    <w:lsdException w:name="Light List Accent 3" w:uiPriority="61"/>
+    <w:lsdException w:name="Light Grid Accent 3" w:uiPriority="62"/>
+    <w:lsdException w:name="Medium Shading 1 Accent 3" w:uiPriority="63"/>
+    <w:lsdException w:name="Medium Shading 2 Accent 3" w:uiPriority="64"/>
+    <w:lsdException w:name="Medium List 1 Accent 3" w:uiPriority="65"/>
+    <w:lsdException w:name="Medium List 2 Accent 3" w:uiPriority="66"/>
+    <w:lsdException w:name="Medium Grid 1 Accent 3" w:uiPriority="67"/>
+    <w:lsdException w:name="Medium Grid 2 Accent 3" w:uiPriority="68"/>
+    <w:lsdException w:name="Medium Grid 3 Accent 3" w:uiPriority="69"/>
+    <w:lsdException w:name="Dark List Accent 3" w:uiPriority="70"/>
+    <w:lsdException w:name="Colorful Shading Accent 3" w:uiPriority="71"/>
+    <w:lsdException w:name="Colorful List Accent 3" w:uiPriority="72"/>
+    <w:lsdException w:name="Colorful Grid Accent 3" w:uiPriority="73"/>
+    <w:lsdException w:name="Light Shading Accent 4" w:uiPriority="60"/>
+    <w:lsdException w:name="Light List Accent 4" w:uiPriority="61"/>
+    <w:lsdException w:name="Light Grid Accent 4" w:uiPriority="62"/>
+    <w:lsdException w:name="Medium Shading 1 Accent 4" w:uiPriority="63"/>
+    <w:lsdException w:name="Medium Shading 2 Accent 4" w:uiPriority="64"/>
+    <w:lsdException w:name="Medium List 1 Accent 4" w:uiPriority="65"/>
+    <w:lsdException w:name="Medium List 2 Accent 4" w:uiPriority="66"/>
+    <w:lsdException w:name="Medium Grid 1 Accent 4" w:uiPriority="67"/>
+    <w:lsdException w:name="Medium Grid 2 Accent 4" w:uiPriority="68"/>
+    <w:lsdException w:name="Medium Grid 3 Accent 4" w:uiPriority="69"/>
+    <w:lsdException w:name="Dark List Accent 4" w:uiPriority="70"/>
+    <w:lsdException w:name="Colorful Shading Accent 4" w:uiPriority="71"/>
+    <w:lsdException w:name="Colorful List Accent 4" w:uiPriority="72"/>
+    <w:lsdException w:name="Colorful Grid Accent 4" w:uiPriority="73"/>
+    <w:lsdException w:name="Light Shading Accent 5" w:uiPriority="60"/>
+    <w:lsdException w:name="Light List Accent 5" w:uiPriority="61"/>
+    <w:lsdException w:name="Light Grid Accent 5" w:uiPriority="62"/>
+    <w:lsdException w:name="Medium Shading 1 Accent 5" w:uiPriority="63"/>
+    <w:lsdException w:name="Medium Shading 2 Accent 5" w:uiPriority="64"/>
+    <w:lsdException w:name="Medium List 1 Accent 5" w:uiPriority="65"/>
+    <w:lsdException w:name="Medium List 2 Accent 5" w:uiPriority="66"/>
+    <w:lsdException w:name="Medium Grid 1 Accent 5" w:uiPriority="67"/>
+    <w:lsdException w:name="Medium Grid 2 Accent 5" w:uiPriority="68"/>
+    <w:lsdException w:name="Medium Grid 3 Accent 5" w:uiPriority="69"/>
+    <w:lsdException w:name="Dark List Accent 5" w:uiPriority="70"/>
+    <w:lsdException w:name="Colorful Shading Accent 5" w:uiPriority="71"/>
+    <w:lsdException w:name="Colorful List Accent 5" w:uiPriority="72"/>
+    <w:lsdException w:name="Colorful Grid Accent 5" w:uiPriority="73"/>
+    <w:lsdException w:name="Light Shading Accent 6" w:uiPriority="60"/>
+    <w:lsdException w:name="Light List Accent 6" w:uiPriority="61"/>
+    <w:lsdException w:name="Light Grid Accent 6" w:uiPriority="62"/>
+    <w:lsdException w:name="Medium Shading 1 Accent 6" w:uiPriority="63"/>
+    <w:lsdException w:name="Medium Shading 2 Accent 6" w:uiPriority="64"/>
+    <w:lsdException w:name="Medium List 1 Accent 6" w:uiPriority="65"/>
+    <w:lsdException w:name="Medium List 2 Accent 6" w:uiPriority="66"/>
+    <w:lsdException w:name="Medium Grid 1 Accent 6" w:uiPriority="67"/>
+    <w:lsdException w:name="Medium Grid 2 Accent 6" w:uiPriority="68"/>
+    <w:lsdException w:name="Medium Grid 3 Accent 6" w:uiPriority="69"/>
+    <w:lsdException w:name="Dark List Accent 6" w:uiPriority="70"/>
+    <w:lsdException w:name="Colorful Shading Accent 6" w:uiPriority="71"/>
+    <w:lsdException w:name="Colorful List Accent 6" w:uiPriority="72"/>
+    <w:lsdException w:name="Colorful Grid Accent 6" w:uiPriority="73"/>
+    <w:lsdException w:name="Subtle Emphasis" w:uiPriority="19" w:qFormat="1"/>
+    <w:lsdException w:name="Intense Emphasis" w:uiPriority="21" w:qFormat="1"/>
+    <w:lsdException w:name="Subtle Reference" w:uiPriority="31" w:qFormat="1"/>
+    <w:lsdException w:name="Intense Reference" w:uiPriority="32" w:qFormat="1"/>
+    <w:lsdException w:name="Book Title" w:uiPriority="33" w:qFormat="1"/>
+    <w:lsdException w:name="Bibliography" w:semiHidden="1" w:uiPriority="37" w:unhideWhenUsed="1"/>
+    <w:lsdException w:name="TOC Heading" w:semiHidden="1" w:uiPriority="39" w:unhideWhenUsed="1" w:qFormat="1"/>
+    <w:lsdException w:name="Plain Table 1" w:uiPriority="41"/>
+    <w:lsdException w:name="Plain Table 2" w:uiPriority="42"/>
+    <w:lsdException w:name="Plain Table 3" w:uiPriority="43"/>
+    <w:lsdException w:name="Plain Table 4" w:uiPriority="44"/>
+    <w:lsdException w:name="Plain Table 5" w:uiPriority="45"/>
+    <w:lsdException w:name="Grid Table Light" w:uiPriority="40"/>
+    <w:lsdException w:name="Grid Table 1 Light" w:uiPriority="46"/>
+    <w:lsdException w:name="Grid Table 2" w:uiPriority="47"/>
+    <w:lsdException w:name="Grid Table 3" w:uiPriority="48"/>
+    <w:lsdException w:name="Grid Table 4" w:uiPriority="49"/>
+    <w:lsdException w:name="Grid Table 5 Dark" w:uiPriority="50"/>
+    <w:lsdException w:name="Grid Table 6 Colorful" w:uiPriority="51"/>
+    <w:lsdException w:name="Grid Table 7 Colorful" w:uiPriority="52"/>
+    <w:lsdException w:name="Grid Table 1 Light Accent 1" w:uiPriority="46"/>
+    <w:lsdException w:name="Grid Table 2 Accent 1" w:uiPriority="47"/>
+    <w:lsdException w:name="Grid Table 3 Accent 1" w:uiPriority="48"/>
+    <w:lsdException w:name="Grid Table 4 Accent 1" w:uiPriority="49"/>
+    <w:lsdException w:name="Grid Table 5 Dark Accent 1" w:uiPriority="50"/>
+    <w:lsdException w:name="Grid Table 6 Colorful Accent 1" w:uiPriority="51"/>
+    <w:lsdException w:name="Grid Table 7 Colorful Accent 1" w:uiPriority="52"/>
+    <w:lsdException w:name="Grid Table 1 Light Accent 2" w:uiPriority="46"/>
+    <w:lsdException w:name="Grid Table 2 Accent 2" w:uiPriority="47"/>
+    <w:lsdException w:name="Grid Table 3 Accent 2" w:uiPriority="48"/>
+    <w:lsdException w:name="Grid Table 4 Accent 2" w:uiPriority="49"/>
+    <w:lsdException w:name="Grid Table 5 Dark Accent 2" w:uiPriority="50"/>
+    <w:lsdException w:name="Grid Table 6 Colorful Accent 2" w:uiPriority="51"/>
+    <w:lsdException w:name="Grid Table 7 Colorful Accent 2" w:uiPriority="52"/>
+    <w:lsdException w:name="Grid Table 1 Light Accent 3" w:uiPriority="46"/>
+    <w:lsdException w:name="Grid Table 2 Accent 3" w:uiPriority="47"/>
+    <w:lsdException w:name="Grid Table 3 Accent 3" w:uiPriority="48"/>
+    <w:lsdException w:name="Grid Table 4 Accent 3" w:uiPriority="49"/>
+    <w:lsdException w:name="Grid Table 5 Dark Accent 3" w:uiPriority="50"/>
+    <w:lsdException w:name="Grid Table 6 Colorful Accent 3" w:uiPriority="51"/>
+    <w:lsdException w:name="Grid Table 7 Colorful Accent 3" w:uiPriority="52"/>
+    <w:lsdException w:name="Grid Table 1 Light Accent 4" w:uiPriority="46"/>
+    <w:lsdException w:name="Grid Table 2 Accent 4" w:uiPriority="47"/>
+    <w:lsdException w:name="Grid Table 3 Accent 4" w:uiPriority="48"/>
+    <w:lsdException w:name="Grid Table 4 Accent 4" w:uiPriority="49"/>
+    <w:lsdException w:name="Grid Table 5 Dark Accent 4" w:uiPriority="50"/>
+    <w:lsdException w:name="Grid Table 6 Colorful Accent 4" w:uiPriority="51"/>
+    <w:lsdException w:name="Grid Table 7 Colorful Accent 4" w:uiPriority="52"/>
+    <w:lsdException w:name="Grid Table 1 Light Accent 5" w:uiPriority="46"/>
+    <w:lsdException w:name="Grid Table 2 Accent 5" w:uiPriority="47"/>
+    <w:lsdException w:name="Grid Table 3 Accent 5" w:uiPriority="48"/>
+    <w:lsdException w:name="Grid Table 4 Accent 5" w:uiPriority="49"/>
+    <w:lsdException w:name="Grid Table 5 Dark Accent 5" w:uiPriority="50"/>
+    <w:lsdException w:name="Grid Table 6 Colorful Accent 5" w:uiPriority="51"/>
+    <w:lsdException w:name="Grid Table 7 Colorful Accent 5" w:uiPriority="52"/>
+    <w:lsdException w:name="Grid Table 1 Light Accent 6" w:uiPriority="46"/>
+    <w:lsdException w:name="Grid Table 2 Accent 6" w:uiPriority="47"/>
+    <w:lsdException w:name="Grid Table 3 Accent 6" w:uiPriority="48"/>
+    <w:lsdException w:name="Grid Table 4 Accent 6" w:uiPriority="49"/>
+    <w:lsdException w:name="Grid Table 5 Dark Accent 6" w:uiPriority="50"/>
+    <w:lsdException w:name="Grid Table 6 Colorful Accent 6" w:uiPriority="51"/>
+    <w:lsdException w:name="Grid Table 7 Colorful Accent 6" w:uiPriority="52"/>
+    <w:lsdException w:name="List Table 1 Light" w:uiPriority="46"/>
+    <w:lsdException w:name="List Table 2" w:uiPriority="47"/>
+    <w:lsdException w:name="List Table 3" w:uiPriority="48"/>
+    <w:lsdException w:name="List Table 4" w:uiPriority="49"/>
+    <w:lsdException w:name="List Table 5 Dark" w:uiPriority="50"/>
+    <w:lsdException w:name="List Table 6 Colorful" w:uiPriority="51"/>
+    <w:lsdException w:name="List Table 7 Colorful" w:uiPriority="52"/>
+    <w:lsdException w:name="List Table 1 Light Accent 1" w:uiPriority="46"/>
+    <w:lsdException w:name="List Table 2 Accent 1" w:uiPriority="47"/>
+    <w:lsdException w:name="List Table 3 Accent 1" w:uiPriority="48"/>
+    <w:lsdException w:name="List Table 4 Accent 1" w:uiPriority="49"/>
+    <w:lsdException w:name="List Table 5 Dark Accent 1" w:uiPriority="50"/>
+    <w:lsdException w:name="List Table 6 Colorful Accent 1" w:uiPriority="51"/>
+    <w:lsdException w:name="List Table 7 Colorful Accent 1" w:uiPriority="52"/>
+    <w:lsdException w:name="List Table 1 Light Accent 2" w:uiPriority="46"/>
+    <w:lsdException w:name="List Table 2 Accent 2" w:uiPriority="47"/>
+    <w:lsdException w:name="List Table 3 Accent 2" w:uiPriority="48"/>
+    <w:lsdException w:name="List Table 4 Accent 2" w:uiPriority="49"/>
+    <w:lsdException w:name="List Table 5 Dark Accent 2" w:uiPriority="50"/>
+    <w:lsdException w:name="List Table 6 Colorful Accent 2" w:uiPriority="51"/>
+    <w:lsdException w:name="List Table 7 Colorful Accent 2" w:uiPriority="52"/>
+    <w:lsdException w:name="List Table 1 Light Accent 3" w:uiPriority="46"/>
+    <w:lsdException w:name="List Table 2 Accent 3" w:uiPriority="47"/>
+    <w:lsdException w:name="List Table 3 Accent 3" w:uiPriority="48"/>
+    <w:lsdException w:name="List Table 4 Accent 3" w:uiPriority="49"/>
+    <w:lsdException w:name="List Table 5 Dark Accent 3" w:uiPriority="50"/>
+    <w:lsdException w:name="List Table 6 Colorful Accent 3" w:uiPriority="51"/>
+    <w:lsdException w:name="List Table 7 Colorful Accent 3" w:uiPriority="52"/>
+    <w:lsdException w:name="List Table 1 Light Accent 4" w:uiPriority="46"/>
+    <w:lsdException w:name="List Table 2 Accent 4" w:uiPriority="47"/>
+    <w:lsdException w:name="List Table 3 Accent 4" w:uiPriority="48"/>
+    <w:lsdException w:name="List Table 4 Accent 4" w:uiPriority="49"/>
+    <w:lsdException w:name="List Table 5 Dark Accent 4" w:uiPriority="50"/>
+    <w:lsdException w:name="List Table 6 Colorful Accent 4" w:uiPriority="51"/>
+    <w:lsdException w:name="List Table 7 Colorful Accent 4" w:uiPriority="52"/>
+    <w:lsdException w:name="List Table 1 Light Accent 5" w:uiPriority="46"/>
+    <w:lsdException w:name="List Table 2 Accent 5" w:uiPriority="47"/>
+    <w:lsdException w:name="List Table 3 Accent 5" w:uiPriority="48"/>
+    <w:lsdException w:name="List Table 4 Accent 5" w:uiPriority="49"/>
+    <w:lsdException w:name="List Table 5 Dark Accent 5" w:uiPriority="50"/>
+    <w:lsdException w:name="List Table 6 Colorful Accent 5" w:uiPriority="51"/>
+    <w:lsdException w:name="List Table 7 Colorful Accent 5" w:uiPriority="52"/>
+    <w:lsdException w:name="List Table 1 Light Accent 6" w:uiPriority="46"/>
+    <w:lsdException w:name="List Table 2 Accent 6" w:uiPriority="47"/>
+    <w:lsdException w:name="List Table 3 Accent 6" w:uiPriority="48"/>
+    <w:lsdException w:name="List Table 4 Accent 6" w:uiPriority="49"/>
+    <w:lsdException w:name="List Table 5 Dark Accent 6" w:uiPriority="50"/>
+    <w:lsdException w:name="List Table 6 Colorful Accent 6" w:uiPriority="51"/>
+    <w:lsdException w:name="List Table 7 Colorful Accent 6" w:uiPriority="52"/>
+    <w:lsdException w:name="Mention" w:semiHidden="1" w:unhideWhenUsed="1"/>
+    <w:lsdException w:name="Smart Hyperlink" w:semiHidden="1" w:unhideWhenUsed="1"/>
+    <w:lsdException w:name="Hashtag" w:semiHidden="1" w:unhideWhenUsed="1"/>
+    <w:lsdException w:name="Unresolved Mention" w:semiHidden="1" w:unhideWhenUsed="1"/>
+    <w:lsdException w:name="Smart Link" w:semiHidden="1" w:unhideWhenUsed="1"/>
   </w:latentStyles>
   <w:style w:type="paragraph" w:default="1" w:styleId="a">
     <w:name w:val="Normal"/>
@@ -13267,6 +13525,7 @@
   <w:style w:type="character" w:default="1" w:styleId="a0">
     <w:name w:val="Default Paragraph Font"/>
     <w:uiPriority w:val="1"/>
+    <w:semiHidden/>
     <w:unhideWhenUsed/>
   </w:style>
   <w:style w:type="table" w:default="1" w:styleId="a1">
@@ -13326,634 +13585,7 @@
     </w:rPr>
   </w:style>
   <w:style w:type="character" w:customStyle="1" w:styleId="a5">
-    <w:name w:val="Название Знак"/>
-    <w:basedOn w:val="a0"/>
-    <w:link w:val="a4"/>
-    <w:uiPriority w:val="10"/>
-    <w:rsid w:val="00DA61AE"/>
-    <w:rPr>
-      <w:rFonts w:asciiTheme="majorHAnsi" w:eastAsiaTheme="majorEastAsia" w:hAnsiTheme="majorHAnsi" w:cstheme="majorBidi"/>
-      <w:color w:val="17365D" w:themeColor="text2" w:themeShade="BF"/>
-      <w:spacing w:val="5"/>
-      <w:kern w:val="28"/>
-      <w:sz w:val="52"/>
-      <w:szCs w:val="52"/>
-    </w:rPr>
-  </w:style>
-  <w:style w:type="character" w:customStyle="1" w:styleId="10">
-    <w:name w:val="Заголовок 1 Знак"/>
-    <w:basedOn w:val="a0"/>
-    <w:link w:val="1"/>
-    <w:uiPriority w:val="9"/>
-    <w:rsid w:val="00DA61AE"/>
-    <w:rPr>
-      <w:rFonts w:asciiTheme="majorHAnsi" w:eastAsiaTheme="majorEastAsia" w:hAnsiTheme="majorHAnsi" w:cstheme="majorBidi"/>
-      <w:b/>
-      <w:bCs/>
-      <w:color w:val="365F91" w:themeColor="accent1" w:themeShade="BF"/>
-      <w:sz w:val="28"/>
-      <w:szCs w:val="28"/>
-    </w:rPr>
-  </w:style>
-  <w:style w:type="character" w:customStyle="1" w:styleId="20">
-    <w:name w:val="Заголовок 2 Знак"/>
-    <w:basedOn w:val="a0"/>
-    <w:link w:val="2"/>
-    <w:uiPriority w:val="9"/>
-    <w:rsid w:val="00DA61AE"/>
-    <w:rPr>
-      <w:rFonts w:asciiTheme="majorHAnsi" w:eastAsiaTheme="majorEastAsia" w:hAnsiTheme="majorHAnsi" w:cstheme="majorBidi"/>
-      <w:b/>
-      <w:bCs/>
-      <w:color w:val="4F81BD" w:themeColor="accent1"/>
-      <w:sz w:val="26"/>
-      <w:szCs w:val="26"/>
-    </w:rPr>
-  </w:style>
-  <w:style w:type="character" w:customStyle="1" w:styleId="30">
-    <w:name w:val="Заголовок 3 Знак"/>
-    <w:basedOn w:val="a0"/>
-    <w:link w:val="3"/>
-    <w:uiPriority w:val="9"/>
-    <w:rsid w:val="008F02F8"/>
-    <w:rPr>
-      <w:rFonts w:asciiTheme="majorHAnsi" w:eastAsiaTheme="majorEastAsia" w:hAnsiTheme="majorHAnsi" w:cstheme="majorBidi"/>
-      <w:b/>
-      <w:bCs/>
-      <w:color w:val="4F81BD" w:themeColor="accent1"/>
-    </w:rPr>
-  </w:style>
-  <w:style w:type="character" w:styleId="a6">
-    <w:name w:val="Strong"/>
-    <w:basedOn w:val="a0"/>
-    <w:uiPriority w:val="22"/>
-    <w:qFormat/>
-    <w:rsid w:val="008F02F8"/>
-    <w:rPr>
-      <w:b/>
-      <w:bCs/>
-    </w:rPr>
-  </w:style>
-  <w:style w:type="table" w:styleId="a7">
-    <w:name w:val="Table Grid"/>
-    <w:basedOn w:val="a1"/>
-    <w:uiPriority w:val="59"/>
-    <w:rsid w:val="008F02F8"/>
-    <w:pPr>
-      <w:spacing w:after="0" w:line="240" w:lineRule="auto"/>
-    </w:pPr>
-    <w:tblPr>
-      <w:tblBorders>
-        <w:top w:val="single" w:sz="4" w:space="0" w:color="auto"/>
-        <w:left w:val="single" w:sz="4" w:space="0" w:color="auto"/>
-        <w:bottom w:val="single" w:sz="4" w:space="0" w:color="auto"/>
-        <w:right w:val="single" w:sz="4" w:space="0" w:color="auto"/>
-        <w:insideH w:val="single" w:sz="4" w:space="0" w:color="auto"/>
-        <w:insideV w:val="single" w:sz="4" w:space="0" w:color="auto"/>
-      </w:tblBorders>
-    </w:tblPr>
-  </w:style>
-  <w:style w:type="paragraph" w:styleId="a8">
-    <w:name w:val="Normal (Web)"/>
-    <w:basedOn w:val="a"/>
-    <w:uiPriority w:val="99"/>
-    <w:unhideWhenUsed/>
-    <w:rsid w:val="008F02F8"/>
-    <w:pPr>
-      <w:spacing w:before="100" w:beforeAutospacing="1" w:after="100" w:afterAutospacing="1" w:line="240" w:lineRule="auto"/>
-    </w:pPr>
-    <w:rPr>
-      <w:rFonts w:ascii="Times New Roman" w:eastAsia="Times New Roman" w:hAnsi="Times New Roman" w:cs="Times New Roman"/>
-      <w:sz w:val="24"/>
-      <w:szCs w:val="24"/>
-      <w:lang w:eastAsia="ru-RU"/>
-    </w:rPr>
-  </w:style>
-  <w:style w:type="paragraph" w:customStyle="1" w:styleId="a9">
-    <w:name w:val="Курсовая"/>
-    <w:basedOn w:val="a"/>
-    <w:link w:val="aa"/>
-    <w:qFormat/>
-    <w:rsid w:val="008F02F8"/>
-    <w:pPr>
-      <w:spacing w:after="0" w:line="360" w:lineRule="auto"/>
-      <w:jc w:val="both"/>
-    </w:pPr>
-    <w:rPr>
-      <w:rFonts w:ascii="Times New Roman" w:hAnsi="Times New Roman"/>
-      <w:kern w:val="2"/>
-      <w:sz w:val="28"/>
-      <w:szCs w:val="32"/>
-      <w14:ligatures w14:val="standardContextual"/>
-    </w:rPr>
-  </w:style>
-  <w:style w:type="character" w:customStyle="1" w:styleId="aa">
-    <w:name w:val="Курсовая Знак"/>
-    <w:basedOn w:val="a0"/>
-    <w:link w:val="a9"/>
-    <w:rsid w:val="008F02F8"/>
-    <w:rPr>
-      <w:rFonts w:ascii="Times New Roman" w:hAnsi="Times New Roman"/>
-      <w:kern w:val="2"/>
-      <w:sz w:val="28"/>
-      <w:szCs w:val="32"/>
-      <w14:ligatures w14:val="standardContextual"/>
-    </w:rPr>
-  </w:style>
-  <w:style w:type="paragraph" w:styleId="ab">
-    <w:name w:val="TOC Heading"/>
-    <w:basedOn w:val="1"/>
-    <w:next w:val="a"/>
-    <w:uiPriority w:val="39"/>
-    <w:semiHidden/>
-    <w:unhideWhenUsed/>
-    <w:qFormat/>
-    <w:rsid w:val="008F02F8"/>
-    <w:pPr>
-      <w:outlineLvl w:val="9"/>
-    </w:pPr>
-    <w:rPr>
-      <w:lang w:eastAsia="ru-RU"/>
-    </w:rPr>
-  </w:style>
-  <w:style w:type="paragraph" w:styleId="11">
-    <w:name w:val="toc 1"/>
-    <w:basedOn w:val="a"/>
-    <w:next w:val="a"/>
-    <w:autoRedefine/>
-    <w:uiPriority w:val="39"/>
-    <w:unhideWhenUsed/>
-    <w:rsid w:val="008F02F8"/>
-    <w:pPr>
-      <w:spacing w:after="100"/>
-    </w:pPr>
-  </w:style>
-  <w:style w:type="paragraph" w:styleId="21">
-    <w:name w:val="toc 2"/>
-    <w:basedOn w:val="a"/>
-    <w:next w:val="a"/>
-    <w:autoRedefine/>
-    <w:uiPriority w:val="39"/>
-    <w:unhideWhenUsed/>
-    <w:rsid w:val="008F02F8"/>
-    <w:pPr>
-      <w:spacing w:after="100"/>
-      <w:ind w:left="220"/>
-    </w:pPr>
-  </w:style>
-  <w:style w:type="character" w:styleId="ac">
-    <w:name w:val="Hyperlink"/>
-    <w:basedOn w:val="a0"/>
-    <w:uiPriority w:val="99"/>
-    <w:unhideWhenUsed/>
-    <w:rsid w:val="008F02F8"/>
-    <w:rPr>
-      <w:color w:val="0000FF" w:themeColor="hyperlink"/>
-      <w:u w:val="single"/>
-    </w:rPr>
-  </w:style>
-  <w:style w:type="paragraph" w:styleId="ad">
-    <w:name w:val="Balloon Text"/>
-    <w:basedOn w:val="a"/>
-    <w:link w:val="ae"/>
-    <w:uiPriority w:val="99"/>
-    <w:semiHidden/>
-    <w:unhideWhenUsed/>
-    <w:rsid w:val="008F02F8"/>
-    <w:pPr>
-      <w:spacing w:after="0" w:line="240" w:lineRule="auto"/>
-    </w:pPr>
-    <w:rPr>
-      <w:rFonts w:ascii="Tahoma" w:hAnsi="Tahoma" w:cs="Tahoma"/>
-      <w:sz w:val="16"/>
-      <w:szCs w:val="16"/>
-    </w:rPr>
-  </w:style>
-  <w:style w:type="character" w:customStyle="1" w:styleId="ae">
-    <w:name w:val="Текст выноски Знак"/>
-    <w:basedOn w:val="a0"/>
-    <w:link w:val="ad"/>
-    <w:uiPriority w:val="99"/>
-    <w:semiHidden/>
-    <w:rsid w:val="008F02F8"/>
-    <w:rPr>
-      <w:rFonts w:ascii="Tahoma" w:hAnsi="Tahoma" w:cs="Tahoma"/>
-      <w:sz w:val="16"/>
-      <w:szCs w:val="16"/>
-    </w:rPr>
-  </w:style>
-  <w:style w:type="character" w:customStyle="1" w:styleId="40">
-    <w:name w:val="Заголовок 4 Знак"/>
-    <w:basedOn w:val="a0"/>
-    <w:link w:val="4"/>
-    <w:uiPriority w:val="9"/>
-    <w:semiHidden/>
-    <w:rsid w:val="007B44BC"/>
-    <w:rPr>
-      <w:rFonts w:asciiTheme="majorHAnsi" w:eastAsiaTheme="majorEastAsia" w:hAnsiTheme="majorHAnsi" w:cstheme="majorBidi"/>
-      <w:b/>
-      <w:bCs/>
-      <w:i/>
-      <w:iCs/>
-      <w:color w:val="4F81BD" w:themeColor="accent1"/>
-    </w:rPr>
-  </w:style>
-  <w:style w:type="character" w:styleId="af">
-    <w:name w:val="Emphasis"/>
-    <w:basedOn w:val="a0"/>
-    <w:uiPriority w:val="20"/>
-    <w:qFormat/>
-    <w:rsid w:val="004A1F8E"/>
-    <w:rPr>
-      <w:i/>
-      <w:iCs/>
-    </w:rPr>
-  </w:style>
-  <w:style w:type="character" w:customStyle="1" w:styleId="name">
-    <w:name w:val="name"/>
-    <w:basedOn w:val="a0"/>
-    <w:rsid w:val="004A1F8E"/>
-  </w:style>
-  <w:style w:type="paragraph" w:customStyle="1" w:styleId="22">
-    <w:name w:val="Формулы2"/>
-    <w:basedOn w:val="a"/>
-    <w:next w:val="a"/>
-    <w:link w:val="23"/>
-    <w:qFormat/>
-    <w:rsid w:val="007F7CE8"/>
-    <w:pPr>
-      <w:tabs>
-        <w:tab w:val="center" w:pos="4678"/>
-        <w:tab w:val="right" w:pos="9356"/>
-      </w:tabs>
-      <w:spacing w:after="0" w:line="360" w:lineRule="auto"/>
-      <w:jc w:val="center"/>
-    </w:pPr>
-    <w:rPr>
-      <w:rFonts w:ascii="Times New Roman" w:hAnsi="Times New Roman" w:cs="Times New Roman"/>
-      <w:kern w:val="2"/>
-      <w:sz w:val="28"/>
-      <w:szCs w:val="28"/>
-      <w14:ligatures w14:val="standardContextual"/>
-    </w:rPr>
-  </w:style>
-  <w:style w:type="character" w:customStyle="1" w:styleId="23">
-    <w:name w:val="Формулы2 Знак"/>
-    <w:basedOn w:val="a0"/>
-    <w:link w:val="22"/>
-    <w:rsid w:val="007F7CE8"/>
-    <w:rPr>
-      <w:rFonts w:ascii="Times New Roman" w:hAnsi="Times New Roman" w:cs="Times New Roman"/>
-      <w:kern w:val="2"/>
-      <w:sz w:val="28"/>
-      <w:szCs w:val="28"/>
-      <w14:ligatures w14:val="standardContextual"/>
-    </w:rPr>
-  </w:style>
-  <w:style w:type="character" w:customStyle="1" w:styleId="katex-mathml">
-    <w:name w:val="katex-mathml"/>
-    <w:basedOn w:val="a0"/>
-    <w:rsid w:val="007F7CE8"/>
-  </w:style>
-  <w:style w:type="character" w:customStyle="1" w:styleId="vlist-s">
-    <w:name w:val="vlist-s"/>
-    <w:basedOn w:val="a0"/>
-    <w:rsid w:val="007F7CE8"/>
-  </w:style>
-  <w:style w:type="paragraph" w:customStyle="1" w:styleId="ds-markdown-paragraph">
-    <w:name w:val="ds-markdown-paragraph"/>
-    <w:basedOn w:val="a"/>
-    <w:rsid w:val="00370E14"/>
-    <w:pPr>
-      <w:spacing w:before="100" w:beforeAutospacing="1" w:after="100" w:afterAutospacing="1" w:line="240" w:lineRule="auto"/>
-    </w:pPr>
-    <w:rPr>
-      <w:rFonts w:ascii="Times New Roman" w:eastAsia="Times New Roman" w:hAnsi="Times New Roman" w:cs="Times New Roman"/>
-      <w:sz w:val="24"/>
-      <w:szCs w:val="24"/>
-      <w:lang w:eastAsia="ru-RU"/>
-    </w:rPr>
-  </w:style>
-</w:styles>
-</file>
-
-<file path=word/stylesWithEffects.xml><?xml version="1.0" encoding="utf-8"?>
-<w:styles xmlns:wpc="http://schemas.microsoft.com/office/word/2010/wordprocessingCanvas" xmlns:mc="http://schemas.openxmlformats.org/markup-compatibility/2006" xmlns:o="urn:schemas-microsoft-com:office:office" xmlns:r="http://schemas.openxmlformats.org/officeDocument/2006/relationships" xmlns:m="http://schemas.openxmlformats.org/officeDocument/2006/math" xmlns:v="urn:schemas-microsoft-com:vml" xmlns:wp14="http://schemas.microsoft.com/office/word/2010/wordprocessingDrawing" xmlns:wp="http://schemas.openxmlformats.org/drawingml/2006/wordprocessingDrawing" xmlns:w10="urn:schemas-microsoft-com:office:word" xmlns:w="http://schemas.openxmlformats.org/wordprocessingml/2006/main" xmlns:w14="http://schemas.microsoft.com/office/word/2010/wordml" xmlns:wpg="http://schemas.microsoft.com/office/word/2010/wordprocessingGroup" xmlns:wpi="http://schemas.microsoft.com/office/word/2010/wordprocessingInk" xmlns:wne="http://schemas.microsoft.com/office/word/2006/wordml" xmlns:wps="http://schemas.microsoft.com/office/word/2010/wordprocessingShape" mc:Ignorable="w14 wp14">
-  <w:docDefaults>
-    <w:rPrDefault>
-      <w:rPr>
-        <w:rFonts w:asciiTheme="minorHAnsi" w:eastAsiaTheme="minorHAnsi" w:hAnsiTheme="minorHAnsi" w:cstheme="minorBidi"/>
-        <w:sz w:val="22"/>
-        <w:szCs w:val="22"/>
-        <w:lang w:val="ru-RU" w:eastAsia="en-US" w:bidi="ar-SA"/>
-      </w:rPr>
-    </w:rPrDefault>
-    <w:pPrDefault>
-      <w:pPr>
-        <w:spacing w:after="200" w:line="276" w:lineRule="auto"/>
-      </w:pPr>
-    </w:pPrDefault>
-  </w:docDefaults>
-  <w:latentStyles w:defLockedState="0" w:defUIPriority="99" w:defSemiHidden="1" w:defUnhideWhenUsed="1" w:defQFormat="0" w:count="267">
-    <w:lsdException w:name="Normal" w:semiHidden="0" w:uiPriority="0" w:unhideWhenUsed="0" w:qFormat="1"/>
-    <w:lsdException w:name="heading 1" w:semiHidden="0" w:uiPriority="9" w:unhideWhenUsed="0" w:qFormat="1"/>
-    <w:lsdException w:name="heading 2" w:uiPriority="9" w:qFormat="1"/>
-    <w:lsdException w:name="heading 3" w:uiPriority="9" w:qFormat="1"/>
-    <w:lsdException w:name="heading 4" w:uiPriority="9" w:qFormat="1"/>
-    <w:lsdException w:name="heading 5" w:uiPriority="9" w:qFormat="1"/>
-    <w:lsdException w:name="heading 6" w:uiPriority="9" w:qFormat="1"/>
-    <w:lsdException w:name="heading 7" w:uiPriority="9" w:qFormat="1"/>
-    <w:lsdException w:name="heading 8" w:uiPriority="9" w:qFormat="1"/>
-    <w:lsdException w:name="heading 9" w:uiPriority="9" w:qFormat="1"/>
-    <w:lsdException w:name="toc 1" w:uiPriority="39"/>
-    <w:lsdException w:name="toc 2" w:uiPriority="39"/>
-    <w:lsdException w:name="toc 3" w:uiPriority="39"/>
-    <w:lsdException w:name="toc 4" w:uiPriority="39"/>
-    <w:lsdException w:name="toc 5" w:uiPriority="39"/>
-    <w:lsdException w:name="toc 6" w:uiPriority="39"/>
-    <w:lsdException w:name="toc 7" w:uiPriority="39"/>
-    <w:lsdException w:name="toc 8" w:uiPriority="39"/>
-    <w:lsdException w:name="toc 9" w:uiPriority="39"/>
-    <w:lsdException w:name="caption" w:uiPriority="35" w:qFormat="1"/>
-    <w:lsdException w:name="Title" w:semiHidden="0" w:uiPriority="10" w:unhideWhenUsed="0" w:qFormat="1"/>
-    <w:lsdException w:name="Default Paragraph Font" w:uiPriority="1"/>
-    <w:lsdException w:name="Subtitle" w:semiHidden="0" w:uiPriority="11" w:unhideWhenUsed="0" w:qFormat="1"/>
-    <w:lsdException w:name="Strong" w:semiHidden="0" w:uiPriority="22" w:unhideWhenUsed="0" w:qFormat="1"/>
-    <w:lsdException w:name="Emphasis" w:semiHidden="0" w:uiPriority="20" w:unhideWhenUsed="0" w:qFormat="1"/>
-    <w:lsdException w:name="Table Grid" w:semiHidden="0" w:uiPriority="59" w:unhideWhenUsed="0"/>
-    <w:lsdException w:name="Placeholder Text" w:unhideWhenUsed="0"/>
-    <w:lsdException w:name="No Spacing" w:semiHidden="0" w:uiPriority="1" w:unhideWhenUsed="0" w:qFormat="1"/>
-    <w:lsdException w:name="Light Shading" w:semiHidden="0" w:uiPriority="60" w:unhideWhenUsed="0"/>
-    <w:lsdException w:name="Light List" w:semiHidden="0" w:uiPriority="61" w:unhideWhenUsed="0"/>
-    <w:lsdException w:name="Light Grid" w:semiHidden="0" w:uiPriority="62" w:unhideWhenUsed="0"/>
-    <w:lsdException w:name="Medium Shading 1" w:semiHidden="0" w:uiPriority="63" w:unhideWhenUsed="0"/>
-    <w:lsdException w:name="Medium Shading 2" w:semiHidden="0" w:uiPriority="64" w:unhideWhenUsed="0"/>
-    <w:lsdException w:name="Medium List 1" w:semiHidden="0" w:uiPriority="65" w:unhideWhenUsed="0"/>
-    <w:lsdException w:name="Medium List 2" w:semiHidden="0" w:uiPriority="66" w:unhideWhenUsed="0"/>
-    <w:lsdException w:name="Medium Grid 1" w:semiHidden="0" w:uiPriority="67" w:unhideWhenUsed="0"/>
-    <w:lsdException w:name="Medium Grid 2" w:semiHidden="0" w:uiPriority="68" w:unhideWhenUsed="0"/>
-    <w:lsdException w:name="Medium Grid 3" w:semiHidden="0" w:uiPriority="69" w:unhideWhenUsed="0"/>
-    <w:lsdException w:name="Dark List" w:semiHidden="0" w:uiPriority="70" w:unhideWhenUsed="0"/>
-    <w:lsdException w:name="Colorful Shading" w:semiHidden="0" w:uiPriority="71" w:unhideWhenUsed="0"/>
-    <w:lsdException w:name="Colorful List" w:semiHidden="0" w:uiPriority="72" w:unhideWhenUsed="0"/>
-    <w:lsdException w:name="Colorful Grid" w:semiHidden="0" w:uiPriority="73" w:unhideWhenUsed="0"/>
-    <w:lsdException w:name="Light Shading Accent 1" w:semiHidden="0" w:uiPriority="60" w:unhideWhenUsed="0"/>
-    <w:lsdException w:name="Light List Accent 1" w:semiHidden="0" w:uiPriority="61" w:unhideWhenUsed="0"/>
-    <w:lsdException w:name="Light Grid Accent 1" w:semiHidden="0" w:uiPriority="62" w:unhideWhenUsed="0"/>
-    <w:lsdException w:name="Medium Shading 1 Accent 1" w:semiHidden="0" w:uiPriority="63" w:unhideWhenUsed="0"/>
-    <w:lsdException w:name="Medium Shading 2 Accent 1" w:semiHidden="0" w:uiPriority="64" w:unhideWhenUsed="0"/>
-    <w:lsdException w:name="Medium List 1 Accent 1" w:semiHidden="0" w:uiPriority="65" w:unhideWhenUsed="0"/>
-    <w:lsdException w:name="Revision" w:unhideWhenUsed="0"/>
-    <w:lsdException w:name="List Paragraph" w:semiHidden="0" w:uiPriority="34" w:unhideWhenUsed="0" w:qFormat="1"/>
-    <w:lsdException w:name="Quote" w:semiHidden="0" w:uiPriority="29" w:unhideWhenUsed="0" w:qFormat="1"/>
-    <w:lsdException w:name="Intense Quote" w:semiHidden="0" w:uiPriority="30" w:unhideWhenUsed="0" w:qFormat="1"/>
-    <w:lsdException w:name="Medium List 2 Accent 1" w:semiHidden="0" w:uiPriority="66" w:unhideWhenUsed="0"/>
-    <w:lsdException w:name="Medium Grid 1 Accent 1" w:semiHidden="0" w:uiPriority="67" w:unhideWhenUsed="0"/>
-    <w:lsdException w:name="Medium Grid 2 Accent 1" w:semiHidden="0" w:uiPriority="68" w:unhideWhenUsed="0"/>
-    <w:lsdException w:name="Medium Grid 3 Accent 1" w:semiHidden="0" w:uiPriority="69" w:unhideWhenUsed="0"/>
-    <w:lsdException w:name="Dark List Accent 1" w:semiHidden="0" w:uiPriority="70" w:unhideWhenUsed="0"/>
-    <w:lsdException w:name="Colorful Shading Accent 1" w:semiHidden="0" w:uiPriority="71" w:unhideWhenUsed="0"/>
-    <w:lsdException w:name="Colorful List Accent 1" w:semiHidden="0" w:uiPriority="72" w:unhideWhenUsed="0"/>
-    <w:lsdException w:name="Colorful Grid Accent 1" w:semiHidden="0" w:uiPriority="73" w:unhideWhenUsed="0"/>
-    <w:lsdException w:name="Light Shading Accent 2" w:semiHidden="0" w:uiPriority="60" w:unhideWhenUsed="0"/>
-    <w:lsdException w:name="Light List Accent 2" w:semiHidden="0" w:uiPriority="61" w:unhideWhenUsed="0"/>
-    <w:lsdException w:name="Light Grid Accent 2" w:semiHidden="0" w:uiPriority="62" w:unhideWhenUsed="0"/>
-    <w:lsdException w:name="Medium Shading 1 Accent 2" w:semiHidden="0" w:uiPriority="63" w:unhideWhenUsed="0"/>
-    <w:lsdException w:name="Medium Shading 2 Accent 2" w:semiHidden="0" w:uiPriority="64" w:unhideWhenUsed="0"/>
-    <w:lsdException w:name="Medium List 1 Accent 2" w:semiHidden="0" w:uiPriority="65" w:unhideWhenUsed="0"/>
-    <w:lsdException w:name="Medium List 2 Accent 2" w:semiHidden="0" w:uiPriority="66" w:unhideWhenUsed="0"/>
-    <w:lsdException w:name="Medium Grid 1 Accent 2" w:semiHidden="0" w:uiPriority="67" w:unhideWhenUsed="0"/>
-    <w:lsdException w:name="Medium Grid 2 Accent 2" w:semiHidden="0" w:uiPriority="68" w:unhideWhenUsed="0"/>
-    <w:lsdException w:name="Medium Grid 3 Accent 2" w:semiHidden="0" w:uiPriority="69" w:unhideWhenUsed="0"/>
-    <w:lsdException w:name="Dark List Accent 2" w:semiHidden="0" w:uiPriority="70" w:unhideWhenUsed="0"/>
-    <w:lsdException w:name="Colorful Shading Accent 2" w:semiHidden="0" w:uiPriority="71" w:unhideWhenUsed="0"/>
-    <w:lsdException w:name="Colorful List Accent 2" w:semiHidden="0" w:uiPriority="72" w:unhideWhenUsed="0"/>
-    <w:lsdException w:name="Colorful Grid Accent 2" w:semiHidden="0" w:uiPriority="73" w:unhideWhenUsed="0"/>
-    <w:lsdException w:name="Light Shading Accent 3" w:semiHidden="0" w:uiPriority="60" w:unhideWhenUsed="0"/>
-    <w:lsdException w:name="Light List Accent 3" w:semiHidden="0" w:uiPriority="61" w:unhideWhenUsed="0"/>
-    <w:lsdException w:name="Light Grid Accent 3" w:semiHidden="0" w:uiPriority="62" w:unhideWhenUsed="0"/>
-    <w:lsdException w:name="Medium Shading 1 Accent 3" w:semiHidden="0" w:uiPriority="63" w:unhideWhenUsed="0"/>
-    <w:lsdException w:name="Medium Shading 2 Accent 3" w:semiHidden="0" w:uiPriority="64" w:unhideWhenUsed="0"/>
-    <w:lsdException w:name="Medium List 1 Accent 3" w:semiHidden="0" w:uiPriority="65" w:unhideWhenUsed="0"/>
-    <w:lsdException w:name="Medium List 2 Accent 3" w:semiHidden="0" w:uiPriority="66" w:unhideWhenUsed="0"/>
-    <w:lsdException w:name="Medium Grid 1 Accent 3" w:semiHidden="0" w:uiPriority="67" w:unhideWhenUsed="0"/>
-    <w:lsdException w:name="Medium Grid 2 Accent 3" w:semiHidden="0" w:uiPriority="68" w:unhideWhenUsed="0"/>
-    <w:lsdException w:name="Medium Grid 3 Accent 3" w:semiHidden="0" w:uiPriority="69" w:unhideWhenUsed="0"/>
-    <w:lsdException w:name="Dark List Accent 3" w:semiHidden="0" w:uiPriority="70" w:unhideWhenUsed="0"/>
-    <w:lsdException w:name="Colorful Shading Accent 3" w:semiHidden="0" w:uiPriority="71" w:unhideWhenUsed="0"/>
-    <w:lsdException w:name="Colorful List Accent 3" w:semiHidden="0" w:uiPriority="72" w:unhideWhenUsed="0"/>
-    <w:lsdException w:name="Colorful Grid Accent 3" w:semiHidden="0" w:uiPriority="73" w:unhideWhenUsed="0"/>
-    <w:lsdException w:name="Light Shading Accent 4" w:semiHidden="0" w:uiPriority="60" w:unhideWhenUsed="0"/>
-    <w:lsdException w:name="Light List Accent 4" w:semiHidden="0" w:uiPriority="61" w:unhideWhenUsed="0"/>
-    <w:lsdException w:name="Light Grid Accent 4" w:semiHidden="0" w:uiPriority="62" w:unhideWhenUsed="0"/>
-    <w:lsdException w:name="Medium Shading 1 Accent 4" w:semiHidden="0" w:uiPriority="63" w:unhideWhenUsed="0"/>
-    <w:lsdException w:name="Medium Shading 2 Accent 4" w:semiHidden="0" w:uiPriority="64" w:unhideWhenUsed="0"/>
-    <w:lsdException w:name="Medium List 1 Accent 4" w:semiHidden="0" w:uiPriority="65" w:unhideWhenUsed="0"/>
-    <w:lsdException w:name="Medium List 2 Accent 4" w:semiHidden="0" w:uiPriority="66" w:unhideWhenUsed="0"/>
-    <w:lsdException w:name="Medium Grid 1 Accent 4" w:semiHidden="0" w:uiPriority="67" w:unhideWhenUsed="0"/>
-    <w:lsdException w:name="Medium Grid 2 Accent 4" w:semiHidden="0" w:uiPriority="68" w:unhideWhenUsed="0"/>
-    <w:lsdException w:name="Medium Grid 3 Accent 4" w:semiHidden="0" w:uiPriority="69" w:unhideWhenUsed="0"/>
-    <w:lsdException w:name="Dark List Accent 4" w:semiHidden="0" w:uiPriority="70" w:unhideWhenUsed="0"/>
-    <w:lsdException w:name="Colorful Shading Accent 4" w:semiHidden="0" w:uiPriority="71" w:unhideWhenUsed="0"/>
-    <w:lsdException w:name="Colorful List Accent 4" w:semiHidden="0" w:uiPriority="72" w:unhideWhenUsed="0"/>
-    <w:lsdException w:name="Colorful Grid Accent 4" w:semiHidden="0" w:uiPriority="73" w:unhideWhenUsed="0"/>
-    <w:lsdException w:name="Light Shading Accent 5" w:semiHidden="0" w:uiPriority="60" w:unhideWhenUsed="0"/>
-    <w:lsdException w:name="Light List Accent 5" w:semiHidden="0" w:uiPriority="61" w:unhideWhenUsed="0"/>
-    <w:lsdException w:name="Light Grid Accent 5" w:semiHidden="0" w:uiPriority="62" w:unhideWhenUsed="0"/>
-    <w:lsdException w:name="Medium Shading 1 Accent 5" w:semiHidden="0" w:uiPriority="63" w:unhideWhenUsed="0"/>
-    <w:lsdException w:name="Medium Shading 2 Accent 5" w:semiHidden="0" w:uiPriority="64" w:unhideWhenUsed="0"/>
-    <w:lsdException w:name="Medium List 1 Accent 5" w:semiHidden="0" w:uiPriority="65" w:unhideWhenUsed="0"/>
-    <w:lsdException w:name="Medium List 2 Accent 5" w:semiHidden="0" w:uiPriority="66" w:unhideWhenUsed="0"/>
-    <w:lsdException w:name="Medium Grid 1 Accent 5" w:semiHidden="0" w:uiPriority="67" w:unhideWhenUsed="0"/>
-    <w:lsdException w:name="Medium Grid 2 Accent 5" w:semiHidden="0" w:uiPriority="68" w:unhideWhenUsed="0"/>
-    <w:lsdException w:name="Medium Grid 3 Accent 5" w:semiHidden="0" w:uiPriority="69" w:unhideWhenUsed="0"/>
-    <w:lsdException w:name="Dark List Accent 5" w:semiHidden="0" w:uiPriority="70" w:unhideWhenUsed="0"/>
-    <w:lsdException w:name="Colorful Shading Accent 5" w:semiHidden="0" w:uiPriority="71" w:unhideWhenUsed="0"/>
-    <w:lsdException w:name="Colorful List Accent 5" w:semiHidden="0" w:uiPriority="72" w:unhideWhenUsed="0"/>
-    <w:lsdException w:name="Colorful Grid Accent 5" w:semiHidden="0" w:uiPriority="73" w:unhideWhenUsed="0"/>
-    <w:lsdException w:name="Light Shading Accent 6" w:semiHidden="0" w:uiPriority="60" w:unhideWhenUsed="0"/>
-    <w:lsdException w:name="Light List Accent 6" w:semiHidden="0" w:uiPriority="61" w:unhideWhenUsed="0"/>
-    <w:lsdException w:name="Light Grid Accent 6" w:semiHidden="0" w:uiPriority="62" w:unhideWhenUsed="0"/>
-    <w:lsdException w:name="Medium Shading 1 Accent 6" w:semiHidden="0" w:uiPriority="63" w:unhideWhenUsed="0"/>
-    <w:lsdException w:name="Medium Shading 2 Accent 6" w:semiHidden="0" w:uiPriority="64" w:unhideWhenUsed="0"/>
-    <w:lsdException w:name="Medium List 1 Accent 6" w:semiHidden="0" w:uiPriority="65" w:unhideWhenUsed="0"/>
-    <w:lsdException w:name="Medium List 2 Accent 6" w:semiHidden="0" w:uiPriority="66" w:unhideWhenUsed="0"/>
-    <w:lsdException w:name="Medium Grid 1 Accent 6" w:semiHidden="0" w:uiPriority="67" w:unhideWhenUsed="0"/>
-    <w:lsdException w:name="Medium Grid 2 Accent 6" w:semiHidden="0" w:uiPriority="68" w:unhideWhenUsed="0"/>
-    <w:lsdException w:name="Medium Grid 3 Accent 6" w:semiHidden="0" w:uiPriority="69" w:unhideWhenUsed="0"/>
-    <w:lsdException w:name="Dark List Accent 6" w:semiHidden="0" w:uiPriority="70" w:unhideWhenUsed="0"/>
-    <w:lsdException w:name="Colorful Shading Accent 6" w:semiHidden="0" w:uiPriority="71" w:unhideWhenUsed="0"/>
-    <w:lsdException w:name="Colorful List Accent 6" w:semiHidden="0" w:uiPriority="72" w:unhideWhenUsed="0"/>
-    <w:lsdException w:name="Colorful Grid Accent 6" w:semiHidden="0" w:uiPriority="73" w:unhideWhenUsed="0"/>
-    <w:lsdException w:name="Subtle Emphasis" w:semiHidden="0" w:uiPriority="19" w:unhideWhenUsed="0" w:qFormat="1"/>
-    <w:lsdException w:name="Intense Emphasis" w:semiHidden="0" w:uiPriority="21" w:unhideWhenUsed="0" w:qFormat="1"/>
-    <w:lsdException w:name="Subtle Reference" w:semiHidden="0" w:uiPriority="31" w:unhideWhenUsed="0" w:qFormat="1"/>
-    <w:lsdException w:name="Intense Reference" w:semiHidden="0" w:uiPriority="32" w:unhideWhenUsed="0" w:qFormat="1"/>
-    <w:lsdException w:name="Book Title" w:semiHidden="0" w:uiPriority="33" w:unhideWhenUsed="0" w:qFormat="1"/>
-    <w:lsdException w:name="Bibliography" w:uiPriority="37"/>
-    <w:lsdException w:name="TOC Heading" w:uiPriority="39" w:qFormat="1"/>
-  </w:latentStyles>
-  <w:style w:type="paragraph" w:default="1" w:styleId="a">
-    <w:name w:val="Normal"/>
-    <w:qFormat/>
-  </w:style>
-  <w:style w:type="paragraph" w:styleId="1">
-    <w:name w:val="heading 1"/>
-    <w:basedOn w:val="a"/>
-    <w:next w:val="a"/>
-    <w:link w:val="10"/>
-    <w:uiPriority w:val="9"/>
-    <w:qFormat/>
-    <w:rsid w:val="00DA61AE"/>
-    <w:pPr>
-      <w:keepNext/>
-      <w:keepLines/>
-      <w:spacing w:before="480" w:after="0"/>
-      <w:outlineLvl w:val="0"/>
-    </w:pPr>
-    <w:rPr>
-      <w:rFonts w:asciiTheme="majorHAnsi" w:eastAsiaTheme="majorEastAsia" w:hAnsiTheme="majorHAnsi" w:cstheme="majorBidi"/>
-      <w:b/>
-      <w:bCs/>
-      <w:color w:val="365F91" w:themeColor="accent1" w:themeShade="BF"/>
-      <w:sz w:val="28"/>
-      <w:szCs w:val="28"/>
-    </w:rPr>
-  </w:style>
-  <w:style w:type="paragraph" w:styleId="2">
-    <w:name w:val="heading 2"/>
-    <w:basedOn w:val="a"/>
-    <w:next w:val="a"/>
-    <w:link w:val="20"/>
-    <w:uiPriority w:val="9"/>
-    <w:unhideWhenUsed/>
-    <w:qFormat/>
-    <w:rsid w:val="00DA61AE"/>
-    <w:pPr>
-      <w:keepNext/>
-      <w:keepLines/>
-      <w:spacing w:before="200" w:after="0"/>
-      <w:outlineLvl w:val="1"/>
-    </w:pPr>
-    <w:rPr>
-      <w:rFonts w:asciiTheme="majorHAnsi" w:eastAsiaTheme="majorEastAsia" w:hAnsiTheme="majorHAnsi" w:cstheme="majorBidi"/>
-      <w:b/>
-      <w:bCs/>
-      <w:color w:val="4F81BD" w:themeColor="accent1"/>
-      <w:sz w:val="26"/>
-      <w:szCs w:val="26"/>
-    </w:rPr>
-  </w:style>
-  <w:style w:type="paragraph" w:styleId="3">
-    <w:name w:val="heading 3"/>
-    <w:basedOn w:val="a"/>
-    <w:next w:val="a"/>
-    <w:link w:val="30"/>
-    <w:uiPriority w:val="9"/>
-    <w:unhideWhenUsed/>
-    <w:qFormat/>
-    <w:rsid w:val="008F02F8"/>
-    <w:pPr>
-      <w:keepNext/>
-      <w:keepLines/>
-      <w:spacing w:before="200" w:after="0"/>
-      <w:outlineLvl w:val="2"/>
-    </w:pPr>
-    <w:rPr>
-      <w:rFonts w:asciiTheme="majorHAnsi" w:eastAsiaTheme="majorEastAsia" w:hAnsiTheme="majorHAnsi" w:cstheme="majorBidi"/>
-      <w:b/>
-      <w:bCs/>
-      <w:color w:val="4F81BD" w:themeColor="accent1"/>
-    </w:rPr>
-  </w:style>
-  <w:style w:type="paragraph" w:styleId="4">
-    <w:name w:val="heading 4"/>
-    <w:basedOn w:val="a"/>
-    <w:next w:val="a"/>
-    <w:link w:val="40"/>
-    <w:uiPriority w:val="9"/>
-    <w:semiHidden/>
-    <w:unhideWhenUsed/>
-    <w:qFormat/>
-    <w:rsid w:val="007B44BC"/>
-    <w:pPr>
-      <w:keepNext/>
-      <w:keepLines/>
-      <w:spacing w:before="200" w:after="0"/>
-      <w:outlineLvl w:val="3"/>
-    </w:pPr>
-    <w:rPr>
-      <w:rFonts w:asciiTheme="majorHAnsi" w:eastAsiaTheme="majorEastAsia" w:hAnsiTheme="majorHAnsi" w:cstheme="majorBidi"/>
-      <w:b/>
-      <w:bCs/>
-      <w:i/>
-      <w:iCs/>
-      <w:color w:val="4F81BD" w:themeColor="accent1"/>
-    </w:rPr>
-  </w:style>
-  <w:style w:type="character" w:default="1" w:styleId="a0">
-    <w:name w:val="Default Paragraph Font"/>
-    <w:uiPriority w:val="1"/>
-    <w:unhideWhenUsed/>
-  </w:style>
-  <w:style w:type="table" w:default="1" w:styleId="a1">
-    <w:name w:val="Normal Table"/>
-    <w:uiPriority w:val="99"/>
-    <w:semiHidden/>
-    <w:unhideWhenUsed/>
-    <w:tblPr>
-      <w:tblInd w:w="0" w:type="dxa"/>
-      <w:tblCellMar>
-        <w:top w:w="0" w:type="dxa"/>
-        <w:left w:w="108" w:type="dxa"/>
-        <w:bottom w:w="0" w:type="dxa"/>
-        <w:right w:w="108" w:type="dxa"/>
-      </w:tblCellMar>
-    </w:tblPr>
-  </w:style>
-  <w:style w:type="numbering" w:default="1" w:styleId="a2">
-    <w:name w:val="No List"/>
-    <w:uiPriority w:val="99"/>
-    <w:semiHidden/>
-    <w:unhideWhenUsed/>
-  </w:style>
-  <w:style w:type="paragraph" w:styleId="a3">
-    <w:name w:val="List Paragraph"/>
-    <w:basedOn w:val="a"/>
-    <w:uiPriority w:val="34"/>
-    <w:qFormat/>
-    <w:rsid w:val="00DA61AE"/>
-    <w:pPr>
-      <w:ind w:left="720"/>
-      <w:contextualSpacing/>
-    </w:pPr>
-  </w:style>
-  <w:style w:type="paragraph" w:styleId="a4">
-    <w:name w:val="Title"/>
-    <w:basedOn w:val="a"/>
-    <w:next w:val="a"/>
-    <w:link w:val="a5"/>
-    <w:uiPriority w:val="10"/>
-    <w:qFormat/>
-    <w:rsid w:val="00DA61AE"/>
-    <w:pPr>
-      <w:pBdr>
-        <w:bottom w:val="single" w:sz="8" w:space="4" w:color="4F81BD" w:themeColor="accent1"/>
-      </w:pBdr>
-      <w:spacing w:after="300" w:line="240" w:lineRule="auto"/>
-      <w:contextualSpacing/>
-    </w:pPr>
-    <w:rPr>
-      <w:rFonts w:asciiTheme="majorHAnsi" w:eastAsiaTheme="majorEastAsia" w:hAnsiTheme="majorHAnsi" w:cstheme="majorBidi"/>
-      <w:color w:val="17365D" w:themeColor="text2" w:themeShade="BF"/>
-      <w:spacing w:val="5"/>
-      <w:kern w:val="28"/>
-      <w:sz w:val="52"/>
-      <w:szCs w:val="52"/>
-    </w:rPr>
-  </w:style>
-  <w:style w:type="character" w:customStyle="1" w:styleId="a5">
-    <w:name w:val="Название Знак"/>
+    <w:name w:val="Заголовок Знак"/>
     <w:basedOn w:val="a0"/>
     <w:link w:val="a4"/>
     <w:uiPriority w:val="10"/>

--- a/Документы/диплом.docx
+++ b/Документы/диплом.docx
@@ -2690,8 +2690,12 @@
     <w:p>
       <w:pPr>
         <w:pStyle w:val="2"/>
+        <w:numPr>
+          <w:ilvl w:val="1"/>
+          <w:numId w:val="17"/>
+        </w:numPr>
         <w:spacing w:before="0" w:line="360" w:lineRule="auto"/>
-        <w:ind w:firstLine="709"/>
+        <w:ind w:left="0" w:firstLine="709"/>
         <w:rPr>
           <w:rFonts w:ascii="Times New Roman" w:hAnsi="Times New Roman" w:cs="Times New Roman"/>
           <w:color w:val="000000" w:themeColor="text1"/>
@@ -2706,7 +2710,7 @@
           <w:sz w:val="28"/>
           <w:szCs w:val="28"/>
         </w:rPr>
-        <w:t>1.1 Обзор современных подходов к детекции препятствий и управления БПЛА</w:t>
+        <w:t>Обзор современных подходов к детекции препятствий и управления БПЛА</w:t>
       </w:r>
     </w:p>
     <w:p>
@@ -6129,12 +6133,15 @@
       <w:pPr>
         <w:pStyle w:val="a9"/>
         <w:ind w:firstLine="709"/>
-        <w:rPr>
-          <w:lang w:val="en-US"/>
-        </w:rPr>
-      </w:pPr>
-      <w:r>
-        <w:t xml:space="preserve">До появления глубоких нейросетей, детекция объектов в изображениях основывалась на ручном извлечении признаков (например, HOG — </w:t>
+      </w:pPr>
+      <w:r>
+        <w:t xml:space="preserve">До появления глубоких нейросетей, детекция объектов в изображениях основывалась на ручном извлечении признаков (например, HOG </w:t>
+      </w:r>
+      <w:r>
+        <w:t>–</w:t>
+      </w:r>
+      <w:r>
+        <w:t xml:space="preserve"> </w:t>
       </w:r>
       <w:proofErr w:type="spellStart"/>
       <w:r>
@@ -6166,7 +6173,13 @@
       </w:r>
       <w:proofErr w:type="spellEnd"/>
       <w:r>
-        <w:t xml:space="preserve">, SIFT — </w:t>
+        <w:t xml:space="preserve">, SIFT </w:t>
+      </w:r>
+      <w:r>
+        <w:t>–</w:t>
+      </w:r>
+      <w:r>
+        <w:t xml:space="preserve"> </w:t>
       </w:r>
       <w:proofErr w:type="spellStart"/>
       <w:r>
@@ -6993,7 +7006,16 @@
         <w:rPr>
           <w:sz w:val="28"/>
         </w:rPr>
-        <w:t xml:space="preserve"> — </w:t>
+        <w:t xml:space="preserve"> </w:t>
+      </w:r>
+      <w:r>
+        <w:t>–</w:t>
+      </w:r>
+      <w:r>
+        <w:rPr>
+          <w:sz w:val="28"/>
+        </w:rPr>
+        <w:t xml:space="preserve"> </w:t>
       </w:r>
       <w:proofErr w:type="spellStart"/>
       <w:r>
@@ -7389,7 +7411,13 @@
         <w:spacing w:line="240" w:lineRule="auto"/>
       </w:pPr>
       <w:r>
-        <w:t>Таблица 1.3 — Сравнение основных классов методов управления БПЛА</w:t>
+        <w:t xml:space="preserve">Таблица 1.3 </w:t>
+      </w:r>
+      <w:r>
+        <w:t>–</w:t>
+      </w:r>
+      <w:r>
+        <w:t xml:space="preserve"> Сравнение основных классов методов управления БПЛА</w:t>
       </w:r>
     </w:p>
     <w:tbl>
@@ -7876,6 +7904,12 @@
       <w:r>
         <w:t>Он формирует управляющее воздействие на основе текущей ошибки между заданным и измеренным значением:</w:t>
       </w:r>
+    </w:p>
+    <w:p>
+      <w:pPr>
+        <w:pStyle w:val="a9"/>
+        <w:ind w:firstLine="709"/>
+      </w:pPr>
     </w:p>
     <w:p>
       <w:pPr>
@@ -8666,6 +8700,7 @@
     </w:p>
     <w:p>
       <w:pPr>
+        <w:jc w:val="center"/>
         <w:rPr>
           <w:rFonts w:eastAsiaTheme="minorEastAsia"/>
           <w:lang w:val="en-US"/>
@@ -8677,9 +8712,9 @@
           <w:lang w:eastAsia="ru-RU"/>
         </w:rPr>
         <w:drawing>
-          <wp:inline distT="0" distB="0" distL="0" distR="0" wp14:anchorId="726F7579" wp14:editId="38FAA290">
-            <wp:extent cx="5940425" cy="2565400"/>
-            <wp:effectExtent l="0" t="0" r="3175" b="6350"/>
+          <wp:inline distT="0" distB="0" distL="0" distR="0" wp14:anchorId="726F7579" wp14:editId="4DFC43AC">
+            <wp:extent cx="5438775" cy="2348760"/>
+            <wp:effectExtent l="0" t="0" r="0" b="0"/>
             <wp:docPr id="4" name="Рисунок 1"/>
             <wp:cNvGraphicFramePr>
               <a:graphicFrameLocks xmlns:a="http://schemas.openxmlformats.org/drawingml/2006/main" noChangeAspect="1"/>
@@ -8709,7 +8744,7 @@
                   <pic:spPr bwMode="auto">
                     <a:xfrm>
                       <a:off x="0" y="0"/>
-                      <a:ext cx="5940425" cy="2565400"/>
+                      <a:ext cx="5449948" cy="2353585"/>
                     </a:xfrm>
                     <a:prstGeom prst="rect">
                       <a:avLst/>
@@ -10004,21 +10039,44 @@
         </w:rPr>
         <w:t xml:space="preserve">URL: </w:t>
       </w:r>
-      <w:hyperlink r:id="rId8" w:history="1">
-        <w:r>
-          <w:rPr>
-            <w:rStyle w:val="ac"/>
-            <w:rFonts w:ascii="Times New Roman" w:hAnsi="Times New Roman" w:cs="Times New Roman"/>
-            <w:bCs/>
-            <w:color w:val="000000" w:themeColor="text1"/>
-            <w:sz w:val="28"/>
-            <w:szCs w:val="28"/>
-            <w:shd w:val="clear" w:color="auto" w:fill="FFFFFF"/>
-            <w:lang w:val="en-US"/>
-          </w:rPr>
-          <w:t>https://doi.org/10.3390/drones9030203</w:t>
-        </w:r>
-      </w:hyperlink>
+      <w:r>
+        <w:fldChar w:fldCharType="begin"/>
+      </w:r>
+      <w:r>
+        <w:rPr>
+          <w:lang w:val="en-US"/>
+        </w:rPr>
+        <w:instrText xml:space="preserve"> HYPERLINK "https://doi.org/10.3390/drones9030203" </w:instrText>
+      </w:r>
+      <w:r>
+        <w:fldChar w:fldCharType="separate"/>
+      </w:r>
+      <w:r>
+        <w:rPr>
+          <w:rStyle w:val="ac"/>
+          <w:rFonts w:ascii="Times New Roman" w:hAnsi="Times New Roman" w:cs="Times New Roman"/>
+          <w:bCs/>
+          <w:color w:val="000000" w:themeColor="text1"/>
+          <w:sz w:val="28"/>
+          <w:szCs w:val="28"/>
+          <w:shd w:val="clear" w:color="auto" w:fill="FFFFFF"/>
+          <w:lang w:val="en-US"/>
+        </w:rPr>
+        <w:t>https://doi.org/10.3390/drones9030203</w:t>
+      </w:r>
+      <w:r>
+        <w:rPr>
+          <w:rStyle w:val="ac"/>
+          <w:rFonts w:ascii="Times New Roman" w:hAnsi="Times New Roman" w:cs="Times New Roman"/>
+          <w:bCs/>
+          <w:color w:val="000000" w:themeColor="text1"/>
+          <w:sz w:val="28"/>
+          <w:szCs w:val="28"/>
+          <w:shd w:val="clear" w:color="auto" w:fill="FFFFFF"/>
+          <w:lang w:val="en-US"/>
+        </w:rPr>
+        <w:fldChar w:fldCharType="end"/>
+      </w:r>
     </w:p>
     <w:p>
       <w:pPr>
@@ -10038,22 +10096,21 @@
           <w:lang w:val="en-US"/>
         </w:rPr>
       </w:pPr>
-      <w:hyperlink r:id="rId9" w:history="1">
-        <w:r>
-          <w:rPr>
-            <w:rStyle w:val="name"/>
-            <w:rFonts w:ascii="Times New Roman" w:hAnsi="Times New Roman" w:cs="Times New Roman"/>
-            <w:color w:val="000000" w:themeColor="text1"/>
-            <w:sz w:val="28"/>
-            <w:szCs w:val="28"/>
-            <w:shd w:val="clear" w:color="auto" w:fill="FFFFFF"/>
-            <w:lang w:val="en-US"/>
-          </w:rPr>
-          <w:t>Ulzhalgas Seidaliyeva</w:t>
-        </w:r>
-      </w:hyperlink>
-      <w:r>
-        <w:rPr>
+      <w:r>
+        <w:fldChar w:fldCharType="begin"/>
+      </w:r>
+      <w:r>
+        <w:rPr>
+          <w:lang w:val="en-US"/>
+        </w:rPr>
+        <w:instrText xml:space="preserve"> HYPERLINK "https://pubmed.ncbi.nlm.nih.gov/?term=%22Seidaliyeva%20U%22%5BAuthor%5D" </w:instrText>
+      </w:r>
+      <w:r>
+        <w:fldChar w:fldCharType="separate"/>
+      </w:r>
+      <w:r>
+        <w:rPr>
+          <w:rStyle w:val="name"/>
           <w:rFonts w:ascii="Times New Roman" w:hAnsi="Times New Roman" w:cs="Times New Roman"/>
           <w:color w:val="000000" w:themeColor="text1"/>
           <w:sz w:val="28"/>
@@ -10061,10 +10118,11 @@
           <w:shd w:val="clear" w:color="auto" w:fill="FFFFFF"/>
           <w:lang w:val="en-US"/>
         </w:rPr>
-        <w:t>,</w:t>
-      </w:r>
-      <w:r>
-        <w:rPr>
+        <w:t>Ulzhalgas Seidaliyeva</w:t>
+      </w:r>
+      <w:r>
+        <w:rPr>
+          <w:rStyle w:val="name"/>
           <w:rFonts w:ascii="Times New Roman" w:hAnsi="Times New Roman" w:cs="Times New Roman"/>
           <w:color w:val="000000" w:themeColor="text1"/>
           <w:sz w:val="28"/>
@@ -10072,22 +10130,8 @@
           <w:shd w:val="clear" w:color="auto" w:fill="FFFFFF"/>
           <w:lang w:val="en-US"/>
         </w:rPr>
-        <w:t xml:space="preserve"> </w:t>
-      </w:r>
-      <w:hyperlink r:id="rId10" w:history="1">
-        <w:r>
-          <w:rPr>
-            <w:rStyle w:val="name"/>
-            <w:rFonts w:ascii="Times New Roman" w:hAnsi="Times New Roman" w:cs="Times New Roman"/>
-            <w:color w:val="000000" w:themeColor="text1"/>
-            <w:sz w:val="28"/>
-            <w:szCs w:val="28"/>
-            <w:shd w:val="clear" w:color="auto" w:fill="FFFFFF"/>
-            <w:lang w:val="en-US"/>
-          </w:rPr>
-          <w:t>Lyazzat Ilipbayeva</w:t>
-        </w:r>
-      </w:hyperlink>
+        <w:fldChar w:fldCharType="end"/>
+      </w:r>
       <w:r>
         <w:rPr>
           <w:rFonts w:ascii="Times New Roman" w:hAnsi="Times New Roman" w:cs="Times New Roman"/>
@@ -10110,22 +10154,21 @@
         </w:rPr>
         <w:t xml:space="preserve"> </w:t>
       </w:r>
-      <w:hyperlink r:id="rId11" w:history="1">
-        <w:r>
-          <w:rPr>
-            <w:rStyle w:val="name"/>
-            <w:rFonts w:ascii="Times New Roman" w:hAnsi="Times New Roman" w:cs="Times New Roman"/>
-            <w:color w:val="000000" w:themeColor="text1"/>
-            <w:sz w:val="28"/>
-            <w:szCs w:val="28"/>
-            <w:shd w:val="clear" w:color="auto" w:fill="FFFFFF"/>
-            <w:lang w:val="en-US"/>
-          </w:rPr>
-          <w:t>Dana Utebayeva</w:t>
-        </w:r>
-      </w:hyperlink>
-      <w:r>
-        <w:rPr>
+      <w:r>
+        <w:fldChar w:fldCharType="begin"/>
+      </w:r>
+      <w:r>
+        <w:rPr>
+          <w:lang w:val="en-US"/>
+        </w:rPr>
+        <w:instrText xml:space="preserve"> HYPERLINK "https://pubmed.ncbi.nlm.nih.gov/?term=%22Ilipbayeva%20L%22%5BAuthor%5D" </w:instrText>
+      </w:r>
+      <w:r>
+        <w:fldChar w:fldCharType="separate"/>
+      </w:r>
+      <w:r>
+        <w:rPr>
+          <w:rStyle w:val="name"/>
           <w:rFonts w:ascii="Times New Roman" w:hAnsi="Times New Roman" w:cs="Times New Roman"/>
           <w:color w:val="000000" w:themeColor="text1"/>
           <w:sz w:val="28"/>
@@ -10133,10 +10176,11 @@
           <w:shd w:val="clear" w:color="auto" w:fill="FFFFFF"/>
           <w:lang w:val="en-US"/>
         </w:rPr>
-        <w:t>,</w:t>
-      </w:r>
-      <w:r>
-        <w:rPr>
+        <w:t>Lyazzat Ilipbayeva</w:t>
+      </w:r>
+      <w:r>
+        <w:rPr>
+          <w:rStyle w:val="name"/>
           <w:rFonts w:ascii="Times New Roman" w:hAnsi="Times New Roman" w:cs="Times New Roman"/>
           <w:color w:val="000000" w:themeColor="text1"/>
           <w:sz w:val="28"/>
@@ -10144,22 +10188,8 @@
           <w:shd w:val="clear" w:color="auto" w:fill="FFFFFF"/>
           <w:lang w:val="en-US"/>
         </w:rPr>
-        <w:t xml:space="preserve"> </w:t>
-      </w:r>
-      <w:hyperlink r:id="rId12" w:history="1">
-        <w:r>
-          <w:rPr>
-            <w:rStyle w:val="name"/>
-            <w:rFonts w:ascii="Times New Roman" w:hAnsi="Times New Roman" w:cs="Times New Roman"/>
-            <w:color w:val="000000" w:themeColor="text1"/>
-            <w:sz w:val="28"/>
-            <w:szCs w:val="28"/>
-            <w:shd w:val="clear" w:color="auto" w:fill="FFFFFF"/>
-            <w:lang w:val="en-US"/>
-          </w:rPr>
-          <w:t>Nurzhigit Smailov</w:t>
-        </w:r>
-      </w:hyperlink>
+        <w:fldChar w:fldCharType="end"/>
+      </w:r>
       <w:r>
         <w:rPr>
           <w:rFonts w:ascii="Times New Roman" w:hAnsi="Times New Roman" w:cs="Times New Roman"/>
@@ -10182,22 +10212,27 @@
         </w:rPr>
         <w:t xml:space="preserve"> </w:t>
       </w:r>
-      <w:hyperlink r:id="rId13" w:history="1">
-        <w:r>
-          <w:rPr>
-            <w:rStyle w:val="name"/>
-            <w:rFonts w:ascii="Times New Roman" w:hAnsi="Times New Roman" w:cs="Times New Roman"/>
-            <w:color w:val="000000" w:themeColor="text1"/>
-            <w:sz w:val="28"/>
-            <w:szCs w:val="28"/>
-            <w:shd w:val="clear" w:color="auto" w:fill="FFFFFF"/>
-            <w:lang w:val="en-US"/>
-          </w:rPr>
-          <w:t>Eric T Matson</w:t>
-        </w:r>
-      </w:hyperlink>
-      <w:r>
-        <w:rPr>
+      <w:r>
+        <w:fldChar w:fldCharType="begin"/>
+      </w:r>
+      <w:r>
+        <w:rPr>
+          <w:lang w:val="en-US"/>
+        </w:rPr>
+        <w:instrText xml:space="preserve"> HYPERLINK "https://pubmed.ncbi.nlm.ni</w:instrText>
+      </w:r>
+      <w:r>
+        <w:rPr>
+          <w:lang w:val="en-US"/>
+        </w:rPr>
+        <w:instrText xml:space="preserve">h.gov/?term=%22Utebayeva%20D%22%5BAuthor%5D" </w:instrText>
+      </w:r>
+      <w:r>
+        <w:fldChar w:fldCharType="separate"/>
+      </w:r>
+      <w:r>
+        <w:rPr>
+          <w:rStyle w:val="name"/>
           <w:rFonts w:ascii="Times New Roman" w:hAnsi="Times New Roman" w:cs="Times New Roman"/>
           <w:color w:val="000000" w:themeColor="text1"/>
           <w:sz w:val="28"/>
@@ -10205,10 +10240,11 @@
           <w:shd w:val="clear" w:color="auto" w:fill="FFFFFF"/>
           <w:lang w:val="en-US"/>
         </w:rPr>
-        <w:t>,</w:t>
-      </w:r>
-      <w:r>
-        <w:rPr>
+        <w:t>Dana Utebayeva</w:t>
+      </w:r>
+      <w:r>
+        <w:rPr>
+          <w:rStyle w:val="name"/>
           <w:rFonts w:ascii="Times New Roman" w:hAnsi="Times New Roman" w:cs="Times New Roman"/>
           <w:color w:val="000000" w:themeColor="text1"/>
           <w:sz w:val="28"/>
@@ -10216,22 +10252,8 @@
           <w:shd w:val="clear" w:color="auto" w:fill="FFFFFF"/>
           <w:lang w:val="en-US"/>
         </w:rPr>
-        <w:t xml:space="preserve"> </w:t>
-      </w:r>
-      <w:hyperlink r:id="rId14" w:history="1">
-        <w:r>
-          <w:rPr>
-            <w:rStyle w:val="name"/>
-            <w:rFonts w:ascii="Times New Roman" w:hAnsi="Times New Roman" w:cs="Times New Roman"/>
-            <w:color w:val="000000" w:themeColor="text1"/>
-            <w:sz w:val="28"/>
-            <w:szCs w:val="28"/>
-            <w:shd w:val="clear" w:color="auto" w:fill="FFFFFF"/>
-            <w:lang w:val="en-US"/>
-          </w:rPr>
-          <w:t>Yerlan Tashtay</w:t>
-        </w:r>
-      </w:hyperlink>
+        <w:fldChar w:fldCharType="end"/>
+      </w:r>
       <w:r>
         <w:rPr>
           <w:rFonts w:ascii="Times New Roman" w:hAnsi="Times New Roman" w:cs="Times New Roman"/>
@@ -10254,22 +10276,21 @@
         </w:rPr>
         <w:t xml:space="preserve"> </w:t>
       </w:r>
-      <w:hyperlink r:id="rId15" w:history="1">
-        <w:r>
-          <w:rPr>
-            <w:rStyle w:val="name"/>
-            <w:rFonts w:ascii="Times New Roman" w:hAnsi="Times New Roman" w:cs="Times New Roman"/>
-            <w:color w:val="000000" w:themeColor="text1"/>
-            <w:sz w:val="28"/>
-            <w:szCs w:val="28"/>
-            <w:shd w:val="clear" w:color="auto" w:fill="FFFFFF"/>
-            <w:lang w:val="en-US"/>
-          </w:rPr>
-          <w:t>Mukhit Turumbetov</w:t>
-        </w:r>
-      </w:hyperlink>
-      <w:r>
-        <w:rPr>
+      <w:r>
+        <w:fldChar w:fldCharType="begin"/>
+      </w:r>
+      <w:r>
+        <w:rPr>
+          <w:lang w:val="en-US"/>
+        </w:rPr>
+        <w:instrText xml:space="preserve"> HYPERLINK "https://pubmed.ncbi.nlm.nih.gov/?term=%22Smailov%20N%22%5BAuthor%5D" </w:instrText>
+      </w:r>
+      <w:r>
+        <w:fldChar w:fldCharType="separate"/>
+      </w:r>
+      <w:r>
+        <w:rPr>
+          <w:rStyle w:val="name"/>
           <w:rFonts w:ascii="Times New Roman" w:hAnsi="Times New Roman" w:cs="Times New Roman"/>
           <w:color w:val="000000" w:themeColor="text1"/>
           <w:sz w:val="28"/>
@@ -10277,19 +10298,11 @@
           <w:shd w:val="clear" w:color="auto" w:fill="FFFFFF"/>
           <w:lang w:val="en-US"/>
         </w:rPr>
-        <w:t xml:space="preserve"> “</w:t>
-      </w:r>
-      <w:r>
-        <w:rPr>
-          <w:rFonts w:ascii="Times New Roman" w:hAnsi="Times New Roman" w:cs="Times New Roman"/>
-          <w:color w:val="000000" w:themeColor="text1"/>
-          <w:sz w:val="28"/>
-          <w:lang w:val="en-US"/>
-        </w:rPr>
-        <w:t>LiDAR Technology for UAV Detection: From Fundamentals and Operational Principles to Advanced Detection and Classification Techniques</w:t>
-      </w:r>
-      <w:r>
-        <w:rPr>
+        <w:t>Nurzhigit Smailov</w:t>
+      </w:r>
+      <w:r>
+        <w:rPr>
+          <w:rStyle w:val="name"/>
           <w:rFonts w:ascii="Times New Roman" w:hAnsi="Times New Roman" w:cs="Times New Roman"/>
           <w:color w:val="000000" w:themeColor="text1"/>
           <w:sz w:val="28"/>
@@ -10297,27 +10310,7 @@
           <w:shd w:val="clear" w:color="auto" w:fill="FFFFFF"/>
           <w:lang w:val="en-US"/>
         </w:rPr>
-        <w:t xml:space="preserve">” </w:t>
-      </w:r>
-      <w:r>
-        <w:rPr>
-          <w:rFonts w:ascii="Times New Roman" w:hAnsi="Times New Roman" w:cs="Times New Roman"/>
-          <w:color w:val="111111"/>
-          <w:sz w:val="28"/>
-          <w:szCs w:val="28"/>
-          <w:lang w:val="en-US"/>
-        </w:rPr>
-        <w:t>–</w:t>
-      </w:r>
-      <w:r>
-        <w:rPr>
-          <w:rFonts w:ascii="Times New Roman" w:hAnsi="Times New Roman" w:cs="Times New Roman"/>
-          <w:color w:val="111111"/>
-          <w:sz w:val="28"/>
-          <w:szCs w:val="28"/>
-          <w:lang w:val="en-US"/>
-        </w:rPr>
-        <w:t xml:space="preserve"> 2025</w:t>
+        <w:fldChar w:fldCharType="end"/>
       </w:r>
       <w:r>
         <w:rPr>
@@ -10328,65 +10321,65 @@
           <w:shd w:val="clear" w:color="auto" w:fill="FFFFFF"/>
           <w:lang w:val="en-US"/>
         </w:rPr>
-        <w:t>;</w:t>
+        <w:t>,</w:t>
       </w:r>
       <w:r>
         <w:rPr>
           <w:rFonts w:ascii="Times New Roman" w:hAnsi="Times New Roman" w:cs="Times New Roman"/>
           <w:color w:val="000000" w:themeColor="text1"/>
           <w:sz w:val="28"/>
+          <w:szCs w:val="28"/>
           <w:shd w:val="clear" w:color="auto" w:fill="FFFFFF"/>
           <w:lang w:val="en-US"/>
         </w:rPr>
         <w:t xml:space="preserve"> </w:t>
       </w:r>
       <w:r>
-        <w:rPr>
+        <w:fldChar w:fldCharType="begin"/>
+      </w:r>
+      <w:r>
+        <w:rPr>
+          <w:lang w:val="en-US"/>
+        </w:rPr>
+        <w:instrText xml:space="preserve"> HYPERLINK "https://pubmed.ncbi.nlm.nih.gov/?term=%22Matson%20ET%22%5BAuthor%5D" </w:instrText>
+      </w:r>
+      <w:r>
+        <w:fldChar w:fldCharType="separate"/>
+      </w:r>
+      <w:r>
+        <w:rPr>
+          <w:rStyle w:val="name"/>
           <w:rFonts w:ascii="Times New Roman" w:hAnsi="Times New Roman" w:cs="Times New Roman"/>
           <w:color w:val="000000" w:themeColor="text1"/>
           <w:sz w:val="28"/>
+          <w:szCs w:val="28"/>
           <w:shd w:val="clear" w:color="auto" w:fill="FFFFFF"/>
           <w:lang w:val="en-US"/>
         </w:rPr>
-        <w:t>[</w:t>
-      </w:r>
-      <w:r>
-        <w:rPr>
+        <w:t>Eric T Matson</w:t>
+      </w:r>
+      <w:r>
+        <w:rPr>
+          <w:rStyle w:val="name"/>
           <w:rFonts w:ascii="Times New Roman" w:hAnsi="Times New Roman" w:cs="Times New Roman"/>
           <w:color w:val="000000" w:themeColor="text1"/>
           <w:sz w:val="28"/>
-          <w:shd w:val="clear" w:color="auto" w:fill="FFFFFF"/>
-        </w:rPr>
-        <w:t>Электронный</w:t>
-      </w:r>
-      <w:r>
-        <w:rPr>
-          <w:rFonts w:ascii="Times New Roman" w:hAnsi="Times New Roman" w:cs="Times New Roman"/>
-          <w:color w:val="000000" w:themeColor="text1"/>
-          <w:sz w:val="28"/>
+          <w:szCs w:val="28"/>
           <w:shd w:val="clear" w:color="auto" w:fill="FFFFFF"/>
           <w:lang w:val="en-US"/>
         </w:rPr>
-        <w:t xml:space="preserve"> </w:t>
+        <w:fldChar w:fldCharType="end"/>
       </w:r>
       <w:r>
         <w:rPr>
           <w:rFonts w:ascii="Times New Roman" w:hAnsi="Times New Roman" w:cs="Times New Roman"/>
           <w:color w:val="000000" w:themeColor="text1"/>
           <w:sz w:val="28"/>
-          <w:shd w:val="clear" w:color="auto" w:fill="FFFFFF"/>
-        </w:rPr>
-        <w:t>ресурс</w:t>
-      </w:r>
-      <w:r>
-        <w:rPr>
-          <w:rFonts w:ascii="Times New Roman" w:hAnsi="Times New Roman" w:cs="Times New Roman"/>
-          <w:color w:val="000000" w:themeColor="text1"/>
-          <w:sz w:val="28"/>
+          <w:szCs w:val="28"/>
           <w:shd w:val="clear" w:color="auto" w:fill="FFFFFF"/>
           <w:lang w:val="en-US"/>
         </w:rPr>
-        <w:t>]</w:t>
+        <w:t>,</w:t>
       </w:r>
       <w:r>
         <w:rPr>
@@ -10400,7 +10393,20 @@
         <w:t xml:space="preserve"> </w:t>
       </w:r>
       <w:r>
-        <w:rPr>
+        <w:fldChar w:fldCharType="begin"/>
+      </w:r>
+      <w:r>
+        <w:rPr>
+          <w:lang w:val="en-US"/>
+        </w:rPr>
+        <w:instrText xml:space="preserve"> HYPERLINK "https://pubmed.ncbi.nlm.nih.gov/?term=%22Tashtay%20Y%22%5BAuthor%5D" </w:instrText>
+      </w:r>
+      <w:r>
+        <w:fldChar w:fldCharType="separate"/>
+      </w:r>
+      <w:r>
+        <w:rPr>
+          <w:rStyle w:val="name"/>
           <w:rFonts w:ascii="Times New Roman" w:hAnsi="Times New Roman" w:cs="Times New Roman"/>
           <w:color w:val="000000" w:themeColor="text1"/>
           <w:sz w:val="28"/>
@@ -10408,23 +10414,258 @@
           <w:shd w:val="clear" w:color="auto" w:fill="FFFFFF"/>
           <w:lang w:val="en-US"/>
         </w:rPr>
+        <w:t>Yerlan Tashtay</w:t>
+      </w:r>
+      <w:r>
+        <w:rPr>
+          <w:rStyle w:val="name"/>
+          <w:rFonts w:ascii="Times New Roman" w:hAnsi="Times New Roman" w:cs="Times New Roman"/>
+          <w:color w:val="000000" w:themeColor="text1"/>
+          <w:sz w:val="28"/>
+          <w:szCs w:val="28"/>
+          <w:shd w:val="clear" w:color="auto" w:fill="FFFFFF"/>
+          <w:lang w:val="en-US"/>
+        </w:rPr>
+        <w:fldChar w:fldCharType="end"/>
+      </w:r>
+      <w:r>
+        <w:rPr>
+          <w:rFonts w:ascii="Times New Roman" w:hAnsi="Times New Roman" w:cs="Times New Roman"/>
+          <w:color w:val="000000" w:themeColor="text1"/>
+          <w:sz w:val="28"/>
+          <w:szCs w:val="28"/>
+          <w:shd w:val="clear" w:color="auto" w:fill="FFFFFF"/>
+          <w:lang w:val="en-US"/>
+        </w:rPr>
+        <w:t>,</w:t>
+      </w:r>
+      <w:r>
+        <w:rPr>
+          <w:rFonts w:ascii="Times New Roman" w:hAnsi="Times New Roman" w:cs="Times New Roman"/>
+          <w:color w:val="000000" w:themeColor="text1"/>
+          <w:sz w:val="28"/>
+          <w:szCs w:val="28"/>
+          <w:shd w:val="clear" w:color="auto" w:fill="FFFFFF"/>
+          <w:lang w:val="en-US"/>
+        </w:rPr>
+        <w:t xml:space="preserve"> </w:t>
+      </w:r>
+      <w:r>
+        <w:fldChar w:fldCharType="begin"/>
+      </w:r>
+      <w:r>
+        <w:rPr>
+          <w:lang w:val="en-US"/>
+        </w:rPr>
+        <w:instrText xml:space="preserve"> HYPERLINK "https://pubmed.ncbi.nlm.nih.gov/?term=%22Turumbetov%20M%22%5BAuthor%5D" </w:instrText>
+      </w:r>
+      <w:r>
+        <w:fldChar w:fldCharType="separate"/>
+      </w:r>
+      <w:r>
+        <w:rPr>
+          <w:rStyle w:val="name"/>
+          <w:rFonts w:ascii="Times New Roman" w:hAnsi="Times New Roman" w:cs="Times New Roman"/>
+          <w:color w:val="000000" w:themeColor="text1"/>
+          <w:sz w:val="28"/>
+          <w:szCs w:val="28"/>
+          <w:shd w:val="clear" w:color="auto" w:fill="FFFFFF"/>
+          <w:lang w:val="en-US"/>
+        </w:rPr>
+        <w:t>Mukhit Turumbetov</w:t>
+      </w:r>
+      <w:r>
+        <w:rPr>
+          <w:rStyle w:val="name"/>
+          <w:rFonts w:ascii="Times New Roman" w:hAnsi="Times New Roman" w:cs="Times New Roman"/>
+          <w:color w:val="000000" w:themeColor="text1"/>
+          <w:sz w:val="28"/>
+          <w:szCs w:val="28"/>
+          <w:shd w:val="clear" w:color="auto" w:fill="FFFFFF"/>
+          <w:lang w:val="en-US"/>
+        </w:rPr>
+        <w:fldChar w:fldCharType="end"/>
+      </w:r>
+      <w:r>
+        <w:rPr>
+          <w:rFonts w:ascii="Times New Roman" w:hAnsi="Times New Roman" w:cs="Times New Roman"/>
+          <w:color w:val="000000" w:themeColor="text1"/>
+          <w:sz w:val="28"/>
+          <w:szCs w:val="28"/>
+          <w:shd w:val="clear" w:color="auto" w:fill="FFFFFF"/>
+          <w:lang w:val="en-US"/>
+        </w:rPr>
+        <w:t xml:space="preserve"> “</w:t>
+      </w:r>
+      <w:r>
+        <w:rPr>
+          <w:rFonts w:ascii="Times New Roman" w:hAnsi="Times New Roman" w:cs="Times New Roman"/>
+          <w:color w:val="000000" w:themeColor="text1"/>
+          <w:sz w:val="28"/>
+          <w:lang w:val="en-US"/>
+        </w:rPr>
+        <w:t>LiDAR Technology for UAV Detection: From Fundamentals and Operational Principles to Advanced Detection and Classification Techniques</w:t>
+      </w:r>
+      <w:r>
+        <w:rPr>
+          <w:rFonts w:ascii="Times New Roman" w:hAnsi="Times New Roman" w:cs="Times New Roman"/>
+          <w:color w:val="000000" w:themeColor="text1"/>
+          <w:sz w:val="28"/>
+          <w:szCs w:val="28"/>
+          <w:shd w:val="clear" w:color="auto" w:fill="FFFFFF"/>
+          <w:lang w:val="en-US"/>
+        </w:rPr>
+        <w:t xml:space="preserve">” </w:t>
+      </w:r>
+      <w:r>
+        <w:rPr>
+          <w:rFonts w:ascii="Times New Roman" w:hAnsi="Times New Roman" w:cs="Times New Roman"/>
+          <w:color w:val="111111"/>
+          <w:sz w:val="28"/>
+          <w:szCs w:val="28"/>
+          <w:lang w:val="en-US"/>
+        </w:rPr>
+        <w:t>–</w:t>
+      </w:r>
+      <w:r>
+        <w:rPr>
+          <w:rFonts w:ascii="Times New Roman" w:hAnsi="Times New Roman" w:cs="Times New Roman"/>
+          <w:color w:val="111111"/>
+          <w:sz w:val="28"/>
+          <w:szCs w:val="28"/>
+          <w:lang w:val="en-US"/>
+        </w:rPr>
+        <w:t xml:space="preserve"> 2025</w:t>
+      </w:r>
+      <w:r>
+        <w:rPr>
+          <w:rFonts w:ascii="Times New Roman" w:hAnsi="Times New Roman" w:cs="Times New Roman"/>
+          <w:color w:val="000000" w:themeColor="text1"/>
+          <w:sz w:val="28"/>
+          <w:szCs w:val="28"/>
+          <w:shd w:val="clear" w:color="auto" w:fill="FFFFFF"/>
+          <w:lang w:val="en-US"/>
+        </w:rPr>
+        <w:t>;</w:t>
+      </w:r>
+      <w:r>
+        <w:rPr>
+          <w:rFonts w:ascii="Times New Roman" w:hAnsi="Times New Roman" w:cs="Times New Roman"/>
+          <w:color w:val="000000" w:themeColor="text1"/>
+          <w:sz w:val="28"/>
+          <w:shd w:val="clear" w:color="auto" w:fill="FFFFFF"/>
+          <w:lang w:val="en-US"/>
+        </w:rPr>
+        <w:t xml:space="preserve"> </w:t>
+      </w:r>
+      <w:r>
+        <w:rPr>
+          <w:rFonts w:ascii="Times New Roman" w:hAnsi="Times New Roman" w:cs="Times New Roman"/>
+          <w:color w:val="000000" w:themeColor="text1"/>
+          <w:sz w:val="28"/>
+          <w:shd w:val="clear" w:color="auto" w:fill="FFFFFF"/>
+          <w:lang w:val="en-US"/>
+        </w:rPr>
+        <w:t>[</w:t>
+      </w:r>
+      <w:r>
+        <w:rPr>
+          <w:rFonts w:ascii="Times New Roman" w:hAnsi="Times New Roman" w:cs="Times New Roman"/>
+          <w:color w:val="000000" w:themeColor="text1"/>
+          <w:sz w:val="28"/>
+          <w:shd w:val="clear" w:color="auto" w:fill="FFFFFF"/>
+        </w:rPr>
+        <w:t>Электронный</w:t>
+      </w:r>
+      <w:r>
+        <w:rPr>
+          <w:rFonts w:ascii="Times New Roman" w:hAnsi="Times New Roman" w:cs="Times New Roman"/>
+          <w:color w:val="000000" w:themeColor="text1"/>
+          <w:sz w:val="28"/>
+          <w:shd w:val="clear" w:color="auto" w:fill="FFFFFF"/>
+          <w:lang w:val="en-US"/>
+        </w:rPr>
+        <w:t xml:space="preserve"> </w:t>
+      </w:r>
+      <w:r>
+        <w:rPr>
+          <w:rFonts w:ascii="Times New Roman" w:hAnsi="Times New Roman" w:cs="Times New Roman"/>
+          <w:color w:val="000000" w:themeColor="text1"/>
+          <w:sz w:val="28"/>
+          <w:shd w:val="clear" w:color="auto" w:fill="FFFFFF"/>
+        </w:rPr>
+        <w:t>ресурс</w:t>
+      </w:r>
+      <w:r>
+        <w:rPr>
+          <w:rFonts w:ascii="Times New Roman" w:hAnsi="Times New Roman" w:cs="Times New Roman"/>
+          <w:color w:val="000000" w:themeColor="text1"/>
+          <w:sz w:val="28"/>
+          <w:shd w:val="clear" w:color="auto" w:fill="FFFFFF"/>
+          <w:lang w:val="en-US"/>
+        </w:rPr>
+        <w:t>]</w:t>
+      </w:r>
+      <w:r>
+        <w:rPr>
+          <w:rFonts w:ascii="Times New Roman" w:hAnsi="Times New Roman" w:cs="Times New Roman"/>
+          <w:color w:val="000000" w:themeColor="text1"/>
+          <w:sz w:val="28"/>
+          <w:szCs w:val="28"/>
+          <w:shd w:val="clear" w:color="auto" w:fill="FFFFFF"/>
+          <w:lang w:val="en-US"/>
+        </w:rPr>
+        <w:t xml:space="preserve"> </w:t>
+      </w:r>
+      <w:r>
+        <w:rPr>
+          <w:rFonts w:ascii="Times New Roman" w:hAnsi="Times New Roman" w:cs="Times New Roman"/>
+          <w:color w:val="000000" w:themeColor="text1"/>
+          <w:sz w:val="28"/>
+          <w:szCs w:val="28"/>
+          <w:shd w:val="clear" w:color="auto" w:fill="FFFFFF"/>
+          <w:lang w:val="en-US"/>
+        </w:rPr>
         <w:t xml:space="preserve">URL: </w:t>
       </w:r>
-      <w:hyperlink r:id="rId16" w:history="1">
-        <w:r>
-          <w:rPr>
-            <w:rStyle w:val="ac"/>
-            <w:rFonts w:ascii="Times New Roman" w:hAnsi="Times New Roman" w:cs="Times New Roman"/>
-            <w:bCs/>
-            <w:color w:val="000000" w:themeColor="text1"/>
-            <w:sz w:val="28"/>
-            <w:szCs w:val="28"/>
-            <w:shd w:val="clear" w:color="auto" w:fill="FFFFFF"/>
-            <w:lang w:val="en-US"/>
-          </w:rPr>
-          <w:t>https://doi.org/10.3390/s25092757</w:t>
-        </w:r>
-      </w:hyperlink>
+      <w:r>
+        <w:fldChar w:fldCharType="begin"/>
+      </w:r>
+      <w:r>
+        <w:rPr>
+          <w:lang w:val="en-US"/>
+        </w:rPr>
+        <w:instrText xml:space="preserve"> HYPERLINK "https://doi.org/10.3390/s25092757" </w:instrText>
+      </w:r>
+      <w:r>
+        <w:fldChar w:fldCharType="separate"/>
+      </w:r>
+      <w:r>
+        <w:rPr>
+          <w:rStyle w:val="ac"/>
+          <w:rFonts w:ascii="Times New Roman" w:hAnsi="Times New Roman" w:cs="Times New Roman"/>
+          <w:bCs/>
+          <w:color w:val="000000" w:themeColor="text1"/>
+          <w:sz w:val="28"/>
+          <w:szCs w:val="28"/>
+          <w:shd w:val="clear" w:color="auto" w:fill="FFFFFF"/>
+          <w:lang w:val="en-US"/>
+        </w:rPr>
+        <w:t>https://doi.org/10.3390/s25092757</w:t>
+      </w:r>
+      <w:r>
+        <w:rPr>
+          <w:rStyle w:val="ac"/>
+          <w:rFonts w:ascii="Times New Roman" w:hAnsi="Times New Roman" w:cs="Times New Roman"/>
+          <w:bCs/>
+          <w:color w:val="000000" w:themeColor="text1"/>
+          <w:sz w:val="28"/>
+          <w:szCs w:val="28"/>
+          <w:shd w:val="clear" w:color="auto" w:fill="FFFFFF"/>
+          <w:lang w:val="en-US"/>
+        </w:rPr>
+        <w:fldChar w:fldCharType="end"/>
+      </w:r>
       <w:r>
         <w:rPr>
           <w:rFonts w:ascii="Times New Roman" w:hAnsi="Times New Roman" w:cs="Times New Roman"/>
@@ -10456,22 +10697,21 @@
           <w:lang w:val="en-US"/>
         </w:rPr>
       </w:pPr>
-      <w:hyperlink r:id="rId17" w:history="1">
-        <w:r>
-          <w:rPr>
-            <w:rStyle w:val="name"/>
-            <w:rFonts w:ascii="Times New Roman" w:hAnsi="Times New Roman" w:cs="Times New Roman"/>
-            <w:color w:val="000000" w:themeColor="text1"/>
-            <w:sz w:val="28"/>
-            <w:szCs w:val="28"/>
-            <w:shd w:val="clear" w:color="auto" w:fill="FFFFFF"/>
-            <w:lang w:val="en-US"/>
-          </w:rPr>
-          <w:t>Gang Wang</w:t>
-        </w:r>
-      </w:hyperlink>
-      <w:r>
-        <w:rPr>
+      <w:r>
+        <w:fldChar w:fldCharType="begin"/>
+      </w:r>
+      <w:r>
+        <w:rPr>
+          <w:lang w:val="en-US"/>
+        </w:rPr>
+        <w:instrText xml:space="preserve"> HYPERLINK "https://pubmed.ncbi.nlm.nih.gov/?term=%22Wang%20G%22%5BAuthor%5D" </w:instrText>
+      </w:r>
+      <w:r>
+        <w:fldChar w:fldCharType="separate"/>
+      </w:r>
+      <w:r>
+        <w:rPr>
+          <w:rStyle w:val="name"/>
           <w:rFonts w:ascii="Times New Roman" w:hAnsi="Times New Roman" w:cs="Times New Roman"/>
           <w:color w:val="000000" w:themeColor="text1"/>
           <w:sz w:val="28"/>
@@ -10479,24 +10719,11 @@
           <w:shd w:val="clear" w:color="auto" w:fill="FFFFFF"/>
           <w:lang w:val="en-US"/>
         </w:rPr>
-        <w:t xml:space="preserve">, </w:t>
-      </w:r>
-      <w:hyperlink r:id="rId18" w:history="1">
-        <w:r>
-          <w:rPr>
-            <w:rStyle w:val="name"/>
-            <w:rFonts w:ascii="Times New Roman" w:hAnsi="Times New Roman" w:cs="Times New Roman"/>
-            <w:color w:val="000000" w:themeColor="text1"/>
-            <w:sz w:val="28"/>
-            <w:szCs w:val="28"/>
-            <w:shd w:val="clear" w:color="auto" w:fill="FFFFFF"/>
-            <w:lang w:val="en-US"/>
-          </w:rPr>
-          <w:t>Yanfei Chen</w:t>
-        </w:r>
-      </w:hyperlink>
-      <w:r>
-        <w:rPr>
+        <w:t>Gang Wang</w:t>
+      </w:r>
+      <w:r>
+        <w:rPr>
+          <w:rStyle w:val="name"/>
           <w:rFonts w:ascii="Times New Roman" w:hAnsi="Times New Roman" w:cs="Times New Roman"/>
           <w:color w:val="000000" w:themeColor="text1"/>
           <w:sz w:val="28"/>
@@ -10504,22 +10731,8 @@
           <w:shd w:val="clear" w:color="auto" w:fill="FFFFFF"/>
           <w:lang w:val="en-US"/>
         </w:rPr>
-        <w:t xml:space="preserve">, </w:t>
-      </w:r>
-      <w:hyperlink r:id="rId19" w:history="1">
-        <w:r>
-          <w:rPr>
-            <w:rStyle w:val="name"/>
-            <w:rFonts w:ascii="Times New Roman" w:hAnsi="Times New Roman" w:cs="Times New Roman"/>
-            <w:color w:val="000000" w:themeColor="text1"/>
-            <w:sz w:val="28"/>
-            <w:szCs w:val="28"/>
-            <w:shd w:val="clear" w:color="auto" w:fill="FFFFFF"/>
-            <w:lang w:val="en-US"/>
-          </w:rPr>
-          <w:t>Pei An</w:t>
-        </w:r>
-      </w:hyperlink>
+        <w:fldChar w:fldCharType="end"/>
+      </w:r>
       <w:r>
         <w:rPr>
           <w:rFonts w:ascii="Times New Roman" w:hAnsi="Times New Roman" w:cs="Times New Roman"/>
@@ -10529,24 +10742,23 @@
           <w:shd w:val="clear" w:color="auto" w:fill="FFFFFF"/>
           <w:lang w:val="en-US"/>
         </w:rPr>
-        <w:t>,</w:t>
-      </w:r>
-      <w:hyperlink r:id="rId20" w:history="1">
-        <w:r>
-          <w:rPr>
-            <w:rStyle w:val="name"/>
-            <w:rFonts w:ascii="Times New Roman" w:hAnsi="Times New Roman" w:cs="Times New Roman"/>
-            <w:color w:val="000000" w:themeColor="text1"/>
-            <w:sz w:val="28"/>
-            <w:szCs w:val="28"/>
-            <w:shd w:val="clear" w:color="auto" w:fill="FFFFFF"/>
-            <w:lang w:val="en-US"/>
-          </w:rPr>
-          <w:t>Hanyu Hong</w:t>
-        </w:r>
-      </w:hyperlink>
-      <w:r>
-        <w:rPr>
+        <w:t xml:space="preserve">, </w:t>
+      </w:r>
+      <w:r>
+        <w:fldChar w:fldCharType="begin"/>
+      </w:r>
+      <w:r>
+        <w:rPr>
+          <w:lang w:val="en-US"/>
+        </w:rPr>
+        <w:instrText xml:space="preserve"> HYPERLINK "https://pubmed.ncbi.nlm.nih.gov/?term=%22Chen%20Y%22%5BAuthor%5D" </w:instrText>
+      </w:r>
+      <w:r>
+        <w:fldChar w:fldCharType="separate"/>
+      </w:r>
+      <w:r>
+        <w:rPr>
+          <w:rStyle w:val="name"/>
           <w:rFonts w:ascii="Times New Roman" w:hAnsi="Times New Roman" w:cs="Times New Roman"/>
           <w:color w:val="000000" w:themeColor="text1"/>
           <w:sz w:val="28"/>
@@ -10554,24 +10766,11 @@
           <w:shd w:val="clear" w:color="auto" w:fill="FFFFFF"/>
           <w:lang w:val="en-US"/>
         </w:rPr>
-        <w:t xml:space="preserve">, </w:t>
-      </w:r>
-      <w:hyperlink r:id="rId21" w:history="1">
-        <w:r>
-          <w:rPr>
-            <w:rStyle w:val="name"/>
-            <w:rFonts w:ascii="Times New Roman" w:hAnsi="Times New Roman" w:cs="Times New Roman"/>
-            <w:color w:val="000000" w:themeColor="text1"/>
-            <w:sz w:val="28"/>
-            <w:szCs w:val="28"/>
-            <w:shd w:val="clear" w:color="auto" w:fill="FFFFFF"/>
-            <w:lang w:val="en-US"/>
-          </w:rPr>
-          <w:t>Jinghu Hu</w:t>
-        </w:r>
-      </w:hyperlink>
-      <w:r>
-        <w:rPr>
+        <w:t>Yanfei Chen</w:t>
+      </w:r>
+      <w:r>
+        <w:rPr>
+          <w:rStyle w:val="name"/>
           <w:rFonts w:ascii="Times New Roman" w:hAnsi="Times New Roman" w:cs="Times New Roman"/>
           <w:color w:val="000000" w:themeColor="text1"/>
           <w:sz w:val="28"/>
@@ -10579,70 +10778,7 @@
           <w:shd w:val="clear" w:color="auto" w:fill="FFFFFF"/>
           <w:lang w:val="en-US"/>
         </w:rPr>
-        <w:t xml:space="preserve">, </w:t>
-      </w:r>
-      <w:hyperlink r:id="rId22" w:history="1">
-        <w:r>
-          <w:rPr>
-            <w:rStyle w:val="name"/>
-            <w:rFonts w:ascii="Times New Roman" w:hAnsi="Times New Roman" w:cs="Times New Roman"/>
-            <w:color w:val="000000" w:themeColor="text1"/>
-            <w:sz w:val="28"/>
-            <w:szCs w:val="28"/>
-            <w:shd w:val="clear" w:color="auto" w:fill="FFFFFF"/>
-            <w:lang w:val="en-US"/>
-          </w:rPr>
-          <w:t>Tiange Huang</w:t>
-        </w:r>
-      </w:hyperlink>
-      <w:r>
-        <w:rPr>
-          <w:rFonts w:ascii="Times New Roman" w:hAnsi="Times New Roman" w:cs="Times New Roman"/>
-          <w:color w:val="000000" w:themeColor="text1"/>
-          <w:sz w:val="28"/>
-          <w:szCs w:val="28"/>
-          <w:lang w:val="en-US"/>
-        </w:rPr>
-        <w:t xml:space="preserve"> “</w:t>
-      </w:r>
-      <w:r>
-        <w:rPr>
-          <w:rFonts w:ascii="Times New Roman" w:hAnsi="Times New Roman" w:cs="Times New Roman"/>
-          <w:color w:val="000000" w:themeColor="text1"/>
-          <w:sz w:val="28"/>
-          <w:lang w:val="en-US"/>
-        </w:rPr>
-        <w:t>UAV-YOLOv8: A Small-Object-Detection Model Based on Improved YOLOv8 for UAV Aerial Photography Scenarios</w:t>
-      </w:r>
-      <w:r>
-        <w:rPr>
-          <w:rFonts w:ascii="Times New Roman" w:hAnsi="Times New Roman" w:cs="Times New Roman"/>
-          <w:color w:val="000000" w:themeColor="text1"/>
-          <w:sz w:val="28"/>
-          <w:szCs w:val="28"/>
-          <w:lang w:val="en-US"/>
-        </w:rPr>
-        <w:t>”</w:t>
-      </w:r>
-      <w:r>
-        <w:rPr>
-          <w:rFonts w:ascii="Times New Roman" w:hAnsi="Times New Roman" w:cs="Times New Roman"/>
-          <w:color w:val="000000" w:themeColor="text1"/>
-          <w:sz w:val="28"/>
-          <w:szCs w:val="28"/>
-          <w:lang w:val="en-US"/>
-        </w:rPr>
-        <w:t xml:space="preserve"> </w:t>
-      </w:r>
-      <w:r>
-        <w:rPr>
-          <w:rFonts w:ascii="Times New Roman" w:hAnsi="Times New Roman" w:cs="Times New Roman"/>
-          <w:color w:val="111111"/>
-          <w:sz w:val="28"/>
-          <w:szCs w:val="28"/>
-          <w:lang w:val="en-US"/>
-        </w:rPr>
-        <w:t>– 2025</w:t>
+        <w:fldChar w:fldCharType="end"/>
       </w:r>
       <w:r>
         <w:rPr>
@@ -10653,68 +10789,88 @@
           <w:shd w:val="clear" w:color="auto" w:fill="FFFFFF"/>
           <w:lang w:val="en-US"/>
         </w:rPr>
-        <w:t>;</w:t>
-      </w:r>
-      <w:r>
-        <w:rPr>
+        <w:t xml:space="preserve">, </w:t>
+      </w:r>
+      <w:r>
+        <w:fldChar w:fldCharType="begin"/>
+      </w:r>
+      <w:r>
+        <w:rPr>
+          <w:lang w:val="en-US"/>
+        </w:rPr>
+        <w:instrText xml:space="preserve"> HYPERLINK "https://pubmed.ncbi.nlm.nih.gov/?term=%22An%20P%22%5BAutho</w:instrText>
+      </w:r>
+      <w:r>
+        <w:rPr>
+          <w:lang w:val="en-US"/>
+        </w:rPr>
+        <w:instrText xml:space="preserve">r%5D" </w:instrText>
+      </w:r>
+      <w:r>
+        <w:fldChar w:fldCharType="separate"/>
+      </w:r>
+      <w:r>
+        <w:rPr>
+          <w:rStyle w:val="name"/>
           <w:rFonts w:ascii="Times New Roman" w:hAnsi="Times New Roman" w:cs="Times New Roman"/>
           <w:color w:val="000000" w:themeColor="text1"/>
           <w:sz w:val="28"/>
+          <w:szCs w:val="28"/>
           <w:shd w:val="clear" w:color="auto" w:fill="FFFFFF"/>
           <w:lang w:val="en-US"/>
         </w:rPr>
-        <w:t xml:space="preserve"> </w:t>
-      </w:r>
-      <w:r>
-        <w:rPr>
+        <w:t>Pei An</w:t>
+      </w:r>
+      <w:r>
+        <w:rPr>
+          <w:rStyle w:val="name"/>
           <w:rFonts w:ascii="Times New Roman" w:hAnsi="Times New Roman" w:cs="Times New Roman"/>
           <w:color w:val="000000" w:themeColor="text1"/>
           <w:sz w:val="28"/>
+          <w:szCs w:val="28"/>
           <w:shd w:val="clear" w:color="auto" w:fill="FFFFFF"/>
           <w:lang w:val="en-US"/>
         </w:rPr>
-        <w:t>[</w:t>
+        <w:fldChar w:fldCharType="end"/>
       </w:r>
       <w:r>
         <w:rPr>
           <w:rFonts w:ascii="Times New Roman" w:hAnsi="Times New Roman" w:cs="Times New Roman"/>
           <w:color w:val="000000" w:themeColor="text1"/>
           <w:sz w:val="28"/>
-          <w:shd w:val="clear" w:color="auto" w:fill="FFFFFF"/>
-        </w:rPr>
-        <w:t>Электронный</w:t>
-      </w:r>
-      <w:r>
-        <w:rPr>
-          <w:rFonts w:ascii="Times New Roman" w:hAnsi="Times New Roman" w:cs="Times New Roman"/>
-          <w:color w:val="000000" w:themeColor="text1"/>
-          <w:sz w:val="28"/>
+          <w:szCs w:val="28"/>
           <w:shd w:val="clear" w:color="auto" w:fill="FFFFFF"/>
           <w:lang w:val="en-US"/>
         </w:rPr>
-        <w:t xml:space="preserve"> </w:t>
-      </w:r>
-      <w:r>
-        <w:rPr>
+        <w:t>,</w:t>
+      </w:r>
+      <w:r>
+        <w:fldChar w:fldCharType="begin"/>
+      </w:r>
+      <w:r>
+        <w:rPr>
+          <w:lang w:val="en-US"/>
+        </w:rPr>
+        <w:instrText xml:space="preserve"> HYPERLINK "https://pubmed.ncbi.nlm.nih.gov/?term=%22Hong%20H%22%5BAuthor%5D" </w:instrText>
+      </w:r>
+      <w:r>
+        <w:fldChar w:fldCharType="separate"/>
+      </w:r>
+      <w:r>
+        <w:rPr>
+          <w:rStyle w:val="name"/>
           <w:rFonts w:ascii="Times New Roman" w:hAnsi="Times New Roman" w:cs="Times New Roman"/>
           <w:color w:val="000000" w:themeColor="text1"/>
           <w:sz w:val="28"/>
-          <w:shd w:val="clear" w:color="auto" w:fill="FFFFFF"/>
-        </w:rPr>
-        <w:t>ресурс</w:t>
-      </w:r>
-      <w:r>
-        <w:rPr>
-          <w:rFonts w:ascii="Times New Roman" w:hAnsi="Times New Roman" w:cs="Times New Roman"/>
-          <w:color w:val="000000" w:themeColor="text1"/>
-          <w:sz w:val="28"/>
+          <w:szCs w:val="28"/>
           <w:shd w:val="clear" w:color="auto" w:fill="FFFFFF"/>
           <w:lang w:val="en-US"/>
         </w:rPr>
-        <w:t>]</w:t>
-      </w:r>
-      <w:r>
-        <w:rPr>
+        <w:t>Hanyu Hong</w:t>
+      </w:r>
+      <w:r>
+        <w:rPr>
+          <w:rStyle w:val="name"/>
           <w:rFonts w:ascii="Times New Roman" w:hAnsi="Times New Roman" w:cs="Times New Roman"/>
           <w:color w:val="000000" w:themeColor="text1"/>
           <w:sz w:val="28"/>
@@ -10722,7 +10878,7 @@
           <w:shd w:val="clear" w:color="auto" w:fill="FFFFFF"/>
           <w:lang w:val="en-US"/>
         </w:rPr>
-        <w:t xml:space="preserve"> </w:t>
+        <w:fldChar w:fldCharType="end"/>
       </w:r>
       <w:r>
         <w:rPr>
@@ -10733,23 +10889,275 @@
           <w:shd w:val="clear" w:color="auto" w:fill="FFFFFF"/>
           <w:lang w:val="en-US"/>
         </w:rPr>
+        <w:t xml:space="preserve">, </w:t>
+      </w:r>
+      <w:r>
+        <w:fldChar w:fldCharType="begin"/>
+      </w:r>
+      <w:r>
+        <w:rPr>
+          <w:lang w:val="en-US"/>
+        </w:rPr>
+        <w:instrText xml:space="preserve"> HYPERLINK "https://pubmed.ncbi.nlm.nih.gov/?term=%22Hu%20J%22%5BAuthor%5D" </w:instrText>
+      </w:r>
+      <w:r>
+        <w:fldChar w:fldCharType="separate"/>
+      </w:r>
+      <w:r>
+        <w:rPr>
+          <w:rStyle w:val="name"/>
+          <w:rFonts w:ascii="Times New Roman" w:hAnsi="Times New Roman" w:cs="Times New Roman"/>
+          <w:color w:val="000000" w:themeColor="text1"/>
+          <w:sz w:val="28"/>
+          <w:szCs w:val="28"/>
+          <w:shd w:val="clear" w:color="auto" w:fill="FFFFFF"/>
+          <w:lang w:val="en-US"/>
+        </w:rPr>
+        <w:t>Jinghu Hu</w:t>
+      </w:r>
+      <w:r>
+        <w:rPr>
+          <w:rStyle w:val="name"/>
+          <w:rFonts w:ascii="Times New Roman" w:hAnsi="Times New Roman" w:cs="Times New Roman"/>
+          <w:color w:val="000000" w:themeColor="text1"/>
+          <w:sz w:val="28"/>
+          <w:szCs w:val="28"/>
+          <w:shd w:val="clear" w:color="auto" w:fill="FFFFFF"/>
+          <w:lang w:val="en-US"/>
+        </w:rPr>
+        <w:fldChar w:fldCharType="end"/>
+      </w:r>
+      <w:r>
+        <w:rPr>
+          <w:rFonts w:ascii="Times New Roman" w:hAnsi="Times New Roman" w:cs="Times New Roman"/>
+          <w:color w:val="000000" w:themeColor="text1"/>
+          <w:sz w:val="28"/>
+          <w:szCs w:val="28"/>
+          <w:shd w:val="clear" w:color="auto" w:fill="FFFFFF"/>
+          <w:lang w:val="en-US"/>
+        </w:rPr>
+        <w:t xml:space="preserve">, </w:t>
+      </w:r>
+      <w:r>
+        <w:fldChar w:fldCharType="begin"/>
+      </w:r>
+      <w:r>
+        <w:rPr>
+          <w:lang w:val="en-US"/>
+        </w:rPr>
+        <w:instrText xml:space="preserve"> HYPERLINK "https://pubmed.ncbi.nlm.nih.gov/?term=%22Huan</w:instrText>
+      </w:r>
+      <w:r>
+        <w:rPr>
+          <w:lang w:val="en-US"/>
+        </w:rPr>
+        <w:instrText xml:space="preserve">g%20T%22%5BAuthor%5D" </w:instrText>
+      </w:r>
+      <w:r>
+        <w:fldChar w:fldCharType="separate"/>
+      </w:r>
+      <w:r>
+        <w:rPr>
+          <w:rStyle w:val="name"/>
+          <w:rFonts w:ascii="Times New Roman" w:hAnsi="Times New Roman" w:cs="Times New Roman"/>
+          <w:color w:val="000000" w:themeColor="text1"/>
+          <w:sz w:val="28"/>
+          <w:szCs w:val="28"/>
+          <w:shd w:val="clear" w:color="auto" w:fill="FFFFFF"/>
+          <w:lang w:val="en-US"/>
+        </w:rPr>
+        <w:t>Tiange Huang</w:t>
+      </w:r>
+      <w:r>
+        <w:rPr>
+          <w:rStyle w:val="name"/>
+          <w:rFonts w:ascii="Times New Roman" w:hAnsi="Times New Roman" w:cs="Times New Roman"/>
+          <w:color w:val="000000" w:themeColor="text1"/>
+          <w:sz w:val="28"/>
+          <w:szCs w:val="28"/>
+          <w:shd w:val="clear" w:color="auto" w:fill="FFFFFF"/>
+          <w:lang w:val="en-US"/>
+        </w:rPr>
+        <w:fldChar w:fldCharType="end"/>
+      </w:r>
+      <w:r>
+        <w:rPr>
+          <w:rFonts w:ascii="Times New Roman" w:hAnsi="Times New Roman" w:cs="Times New Roman"/>
+          <w:color w:val="000000" w:themeColor="text1"/>
+          <w:sz w:val="28"/>
+          <w:szCs w:val="28"/>
+          <w:lang w:val="en-US"/>
+        </w:rPr>
+        <w:t xml:space="preserve"> “</w:t>
+      </w:r>
+      <w:r>
+        <w:rPr>
+          <w:rFonts w:ascii="Times New Roman" w:hAnsi="Times New Roman" w:cs="Times New Roman"/>
+          <w:color w:val="000000" w:themeColor="text1"/>
+          <w:sz w:val="28"/>
+          <w:lang w:val="en-US"/>
+        </w:rPr>
+        <w:t>UAV-YOLOv8: A Small-Object-Detection Model Based on Improved YOLOv8 for UAV Aerial Photography Scenarios</w:t>
+      </w:r>
+      <w:r>
+        <w:rPr>
+          <w:rFonts w:ascii="Times New Roman" w:hAnsi="Times New Roman" w:cs="Times New Roman"/>
+          <w:color w:val="000000" w:themeColor="text1"/>
+          <w:sz w:val="28"/>
+          <w:szCs w:val="28"/>
+          <w:lang w:val="en-US"/>
+        </w:rPr>
+        <w:t>”</w:t>
+      </w:r>
+      <w:r>
+        <w:rPr>
+          <w:rFonts w:ascii="Times New Roman" w:hAnsi="Times New Roman" w:cs="Times New Roman"/>
+          <w:color w:val="000000" w:themeColor="text1"/>
+          <w:sz w:val="28"/>
+          <w:szCs w:val="28"/>
+          <w:lang w:val="en-US"/>
+        </w:rPr>
+        <w:t xml:space="preserve"> </w:t>
+      </w:r>
+      <w:r>
+        <w:rPr>
+          <w:rFonts w:ascii="Times New Roman" w:hAnsi="Times New Roman" w:cs="Times New Roman"/>
+          <w:color w:val="111111"/>
+          <w:sz w:val="28"/>
+          <w:szCs w:val="28"/>
+          <w:lang w:val="en-US"/>
+        </w:rPr>
+        <w:t>– 2025</w:t>
+      </w:r>
+      <w:r>
+        <w:rPr>
+          <w:rFonts w:ascii="Times New Roman" w:hAnsi="Times New Roman" w:cs="Times New Roman"/>
+          <w:color w:val="000000" w:themeColor="text1"/>
+          <w:sz w:val="28"/>
+          <w:szCs w:val="28"/>
+          <w:shd w:val="clear" w:color="auto" w:fill="FFFFFF"/>
+          <w:lang w:val="en-US"/>
+        </w:rPr>
+        <w:t>;</w:t>
+      </w:r>
+      <w:r>
+        <w:rPr>
+          <w:rFonts w:ascii="Times New Roman" w:hAnsi="Times New Roman" w:cs="Times New Roman"/>
+          <w:color w:val="000000" w:themeColor="text1"/>
+          <w:sz w:val="28"/>
+          <w:shd w:val="clear" w:color="auto" w:fill="FFFFFF"/>
+          <w:lang w:val="en-US"/>
+        </w:rPr>
+        <w:t xml:space="preserve"> </w:t>
+      </w:r>
+      <w:r>
+        <w:rPr>
+          <w:rFonts w:ascii="Times New Roman" w:hAnsi="Times New Roman" w:cs="Times New Roman"/>
+          <w:color w:val="000000" w:themeColor="text1"/>
+          <w:sz w:val="28"/>
+          <w:shd w:val="clear" w:color="auto" w:fill="FFFFFF"/>
+          <w:lang w:val="en-US"/>
+        </w:rPr>
+        <w:t>[</w:t>
+      </w:r>
+      <w:r>
+        <w:rPr>
+          <w:rFonts w:ascii="Times New Roman" w:hAnsi="Times New Roman" w:cs="Times New Roman"/>
+          <w:color w:val="000000" w:themeColor="text1"/>
+          <w:sz w:val="28"/>
+          <w:shd w:val="clear" w:color="auto" w:fill="FFFFFF"/>
+        </w:rPr>
+        <w:t>Электронный</w:t>
+      </w:r>
+      <w:r>
+        <w:rPr>
+          <w:rFonts w:ascii="Times New Roman" w:hAnsi="Times New Roman" w:cs="Times New Roman"/>
+          <w:color w:val="000000" w:themeColor="text1"/>
+          <w:sz w:val="28"/>
+          <w:shd w:val="clear" w:color="auto" w:fill="FFFFFF"/>
+          <w:lang w:val="en-US"/>
+        </w:rPr>
+        <w:t xml:space="preserve"> </w:t>
+      </w:r>
+      <w:r>
+        <w:rPr>
+          <w:rFonts w:ascii="Times New Roman" w:hAnsi="Times New Roman" w:cs="Times New Roman"/>
+          <w:color w:val="000000" w:themeColor="text1"/>
+          <w:sz w:val="28"/>
+          <w:shd w:val="clear" w:color="auto" w:fill="FFFFFF"/>
+        </w:rPr>
+        <w:t>ресурс</w:t>
+      </w:r>
+      <w:r>
+        <w:rPr>
+          <w:rFonts w:ascii="Times New Roman" w:hAnsi="Times New Roman" w:cs="Times New Roman"/>
+          <w:color w:val="000000" w:themeColor="text1"/>
+          <w:sz w:val="28"/>
+          <w:shd w:val="clear" w:color="auto" w:fill="FFFFFF"/>
+          <w:lang w:val="en-US"/>
+        </w:rPr>
+        <w:t>]</w:t>
+      </w:r>
+      <w:r>
+        <w:rPr>
+          <w:rFonts w:ascii="Times New Roman" w:hAnsi="Times New Roman" w:cs="Times New Roman"/>
+          <w:color w:val="000000" w:themeColor="text1"/>
+          <w:sz w:val="28"/>
+          <w:szCs w:val="28"/>
+          <w:shd w:val="clear" w:color="auto" w:fill="FFFFFF"/>
+          <w:lang w:val="en-US"/>
+        </w:rPr>
+        <w:t xml:space="preserve"> </w:t>
+      </w:r>
+      <w:r>
+        <w:rPr>
+          <w:rFonts w:ascii="Times New Roman" w:hAnsi="Times New Roman" w:cs="Times New Roman"/>
+          <w:color w:val="000000" w:themeColor="text1"/>
+          <w:sz w:val="28"/>
+          <w:szCs w:val="28"/>
+          <w:shd w:val="clear" w:color="auto" w:fill="FFFFFF"/>
+          <w:lang w:val="en-US"/>
+        </w:rPr>
         <w:t xml:space="preserve">URL: </w:t>
       </w:r>
-      <w:hyperlink r:id="rId23" w:history="1">
-        <w:r>
-          <w:rPr>
-            <w:rStyle w:val="ac"/>
-            <w:rFonts w:ascii="Times New Roman" w:hAnsi="Times New Roman" w:cs="Times New Roman"/>
-            <w:bCs/>
-            <w:color w:val="000000" w:themeColor="text1"/>
-            <w:sz w:val="28"/>
-            <w:szCs w:val="28"/>
-            <w:shd w:val="clear" w:color="auto" w:fill="FFFFFF"/>
-            <w:lang w:val="en-US"/>
-          </w:rPr>
-          <w:t>https://doi.org/10.3390/s23167190</w:t>
-        </w:r>
-      </w:hyperlink>
+      <w:r>
+        <w:fldChar w:fldCharType="begin"/>
+      </w:r>
+      <w:r>
+        <w:rPr>
+          <w:lang w:val="en-US"/>
+        </w:rPr>
+        <w:instrText xml:space="preserve"> HYPERLINK "https://doi.org/10.3390/s23167190" </w:instrText>
+      </w:r>
+      <w:r>
+        <w:fldChar w:fldCharType="separate"/>
+      </w:r>
+      <w:r>
+        <w:rPr>
+          <w:rStyle w:val="ac"/>
+          <w:rFonts w:ascii="Times New Roman" w:hAnsi="Times New Roman" w:cs="Times New Roman"/>
+          <w:bCs/>
+          <w:color w:val="000000" w:themeColor="text1"/>
+          <w:sz w:val="28"/>
+          <w:szCs w:val="28"/>
+          <w:shd w:val="clear" w:color="auto" w:fill="FFFFFF"/>
+          <w:lang w:val="en-US"/>
+        </w:rPr>
+        <w:t>https://doi.org/10.3390/s23167190</w:t>
+      </w:r>
+      <w:r>
+        <w:rPr>
+          <w:rStyle w:val="ac"/>
+          <w:rFonts w:ascii="Times New Roman" w:hAnsi="Times New Roman" w:cs="Times New Roman"/>
+          <w:bCs/>
+          <w:color w:val="000000" w:themeColor="text1"/>
+          <w:sz w:val="28"/>
+          <w:szCs w:val="28"/>
+          <w:shd w:val="clear" w:color="auto" w:fill="FFFFFF"/>
+          <w:lang w:val="en-US"/>
+        </w:rPr>
+        <w:fldChar w:fldCharType="end"/>
+      </w:r>
     </w:p>
     <w:p>
       <w:pPr>
@@ -10937,7 +11345,7 @@
         </w:rPr>
         <w:t xml:space="preserve"> </w:t>
       </w:r>
-      <w:hyperlink r:id="rId24" w:history="1">
+      <w:hyperlink r:id="rId8" w:history="1">
         <w:r>
           <w:rPr>
             <w:rStyle w:val="ac"/>
@@ -13201,7 +13609,7 @@
     <w:lsdException w:name="Table Web 2" w:semiHidden="1" w:unhideWhenUsed="1"/>
     <w:lsdException w:name="Table Web 3" w:semiHidden="1" w:unhideWhenUsed="1"/>
     <w:lsdException w:name="Balloon Text" w:semiHidden="1" w:unhideWhenUsed="1"/>
-    <w:lsdException w:name="Table Grid" w:semiHidden="1" w:uiPriority="59" w:unhideWhenUsed="1"/>
+    <w:lsdException w:name="Table Grid" w:uiPriority="59"/>
     <w:lsdException w:name="Table Theme" w:semiHidden="1" w:unhideWhenUsed="1"/>
     <w:lsdException w:name="Placeholder Text" w:semiHidden="1"/>
     <w:lsdException w:name="No Spacing" w:uiPriority="1" w:qFormat="1"/>

--- a/Документы/диплом.docx
+++ b/Документы/диплом.docx
@@ -1,6 +1,6 @@
 
 <file path=word/document.xml><?xml version="1.0" encoding="utf-8"?>
-<w:document xmlns:wpc="http://schemas.microsoft.com/office/word/2010/wordprocessingCanvas" xmlns:mc="http://schemas.openxmlformats.org/markup-compatibility/2006" xmlns:o="urn:schemas-microsoft-com:office:office" xmlns:r="http://schemas.openxmlformats.org/officeDocument/2006/relationships" xmlns:m="http://schemas.openxmlformats.org/officeDocument/2006/math" xmlns:v="urn:schemas-microsoft-com:vml" xmlns:wp14="http://schemas.microsoft.com/office/word/2010/wordprocessingDrawing" xmlns:wp="http://schemas.openxmlformats.org/drawingml/2006/wordprocessingDrawing" xmlns:w10="urn:schemas-microsoft-com:office:word" xmlns:w="http://schemas.openxmlformats.org/wordprocessingml/2006/main" xmlns:w14="http://schemas.microsoft.com/office/word/2010/wordml" xmlns:wpg="http://schemas.microsoft.com/office/word/2010/wordprocessingGroup" xmlns:wpi="http://schemas.microsoft.com/office/word/2010/wordprocessingInk" xmlns:wne="http://schemas.microsoft.com/office/word/2006/wordml" xmlns:wps="http://schemas.microsoft.com/office/word/2010/wordprocessingShape" mc:Ignorable="w14 wp14">
+<w:document xmlns:wpc="http://schemas.microsoft.com/office/word/2010/wordprocessingCanvas" xmlns:cx="http://schemas.microsoft.com/office/drawing/2014/chartex" xmlns:cx1="http://schemas.microsoft.com/office/drawing/2015/9/8/chartex" xmlns:cx2="http://schemas.microsoft.com/office/drawing/2015/10/21/chartex" xmlns:cx3="http://schemas.microsoft.com/office/drawing/2016/5/9/chartex" xmlns:cx4="http://schemas.microsoft.com/office/drawing/2016/5/10/chartex" xmlns:cx5="http://schemas.microsoft.com/office/drawing/2016/5/11/chartex" xmlns:cx6="http://schemas.microsoft.com/office/drawing/2016/5/12/chartex" xmlns:cx7="http://schemas.microsoft.com/office/drawing/2016/5/13/chartex" xmlns:cx8="http://schemas.microsoft.com/office/drawing/2016/5/14/chartex" xmlns:mc="http://schemas.openxmlformats.org/markup-compatibility/2006" xmlns:aink="http://schemas.microsoft.com/office/drawing/2016/ink" xmlns:am3d="http://schemas.microsoft.com/office/drawing/2017/model3d" xmlns:o="urn:schemas-microsoft-com:office:office" xmlns:r="http://schemas.openxmlformats.org/officeDocument/2006/relationships" xmlns:m="http://schemas.openxmlformats.org/officeDocument/2006/math" xmlns:v="urn:schemas-microsoft-com:vml" xmlns:wp14="http://schemas.microsoft.com/office/word/2010/wordprocessingDrawing" xmlns:wp="http://schemas.openxmlformats.org/drawingml/2006/wordprocessingDrawing" xmlns:w10="urn:schemas-microsoft-com:office:word" xmlns:w="http://schemas.openxmlformats.org/wordprocessingml/2006/main" xmlns:w14="http://schemas.microsoft.com/office/word/2010/wordml" xmlns:w15="http://schemas.microsoft.com/office/word/2012/wordml" xmlns:w16cex="http://schemas.microsoft.com/office/word/2018/wordml/cex" xmlns:w16cid="http://schemas.microsoft.com/office/word/2016/wordml/cid" xmlns:w16="http://schemas.microsoft.com/office/word/2018/wordml" xmlns:w16sdtdh="http://schemas.microsoft.com/office/word/2020/wordml/sdtdatahash" xmlns:w16se="http://schemas.microsoft.com/office/word/2015/wordml/symex" xmlns:wpg="http://schemas.microsoft.com/office/word/2010/wordprocessingGroup" xmlns:wpi="http://schemas.microsoft.com/office/word/2010/wordprocessingInk" xmlns:wne="http://schemas.microsoft.com/office/word/2006/wordml" xmlns:wps="http://schemas.microsoft.com/office/word/2010/wordprocessingShape" mc:Ignorable="w14 w15 w16se w16cid w16 w16cex w16sdtdh wp14">
   <w:body>
     <w:p>
       <w:pPr>
@@ -57,6 +57,7 @@
           <w:docPartUnique/>
         </w:docPartObj>
       </w:sdtPr>
+      <w:sdtEndPr/>
       <w:sdtContent>
         <w:p>
           <w:pPr>
@@ -1155,11 +1156,11 @@
         <w:t>–</w:t>
       </w:r>
       <w:r>
-        <w:t xml:space="preserve"> </w:t>
+        <w:t xml:space="preserve"> Non-</w:t>
       </w:r>
       <w:proofErr w:type="spellStart"/>
       <w:r>
-        <w:t>Non-Maximum</w:t>
+        <w:t>Maximum</w:t>
       </w:r>
       <w:proofErr w:type="spellEnd"/>
       <w:r>
@@ -2807,7 +2808,7 @@
                     </pic:cNvPicPr>
                   </pic:nvPicPr>
                   <pic:blipFill>
-                    <a:blip r:embed="rId7">
+                    <a:blip r:embed="rId6">
                       <a:extLst>
                         <a:ext uri="{28A0092B-C50C-407E-A947-70E740481C1C}">
                           <a14:useLocalDpi xmlns:a14="http://schemas.microsoft.com/office/drawing/2010/main" val="0"/>
@@ -6358,15 +6359,7 @@
       </w:r>
       <w:proofErr w:type="spellEnd"/>
       <w:r>
-        <w:t xml:space="preserve"> </w:t>
-      </w:r>
-      <w:proofErr w:type="spellStart"/>
-      <w:r>
-        <w:t>Network</w:t>
-      </w:r>
-      <w:proofErr w:type="spellEnd"/>
-      <w:r>
-        <w:t>, RPN) предлагает области интереса (</w:t>
+        <w:t xml:space="preserve"> Network, RPN) предлагает области интереса (</w:t>
       </w:r>
       <w:proofErr w:type="spellStart"/>
       <w:r>
@@ -6406,31 +6399,7 @@
         <w:ind w:firstLine="709"/>
       </w:pPr>
       <w:r>
-        <w:t>Алгоритм YOLO (</w:t>
-      </w:r>
-      <w:proofErr w:type="spellStart"/>
-      <w:r>
-        <w:t>You</w:t>
-      </w:r>
-      <w:proofErr w:type="spellEnd"/>
-      <w:r>
-        <w:t xml:space="preserve"> </w:t>
-      </w:r>
-      <w:proofErr w:type="spellStart"/>
-      <w:r>
-        <w:t>Only</w:t>
-      </w:r>
-      <w:proofErr w:type="spellEnd"/>
-      <w:r>
-        <w:t xml:space="preserve"> </w:t>
-      </w:r>
-      <w:proofErr w:type="spellStart"/>
-      <w:r>
-        <w:t>Look</w:t>
-      </w:r>
-      <w:proofErr w:type="spellEnd"/>
-      <w:r>
-        <w:t xml:space="preserve"> </w:t>
+        <w:t xml:space="preserve">Алгоритм YOLO (You Only Look </w:t>
       </w:r>
       <w:proofErr w:type="spellStart"/>
       <w:r>
@@ -8760,7 +8729,7 @@
                     </pic:cNvPicPr>
                   </pic:nvPicPr>
                   <pic:blipFill>
-                    <a:blip r:embed="rId8">
+                    <a:blip r:embed="rId7">
                       <a:extLst>
                         <a:ext uri="{28A0092B-C50C-407E-A947-70E740481C1C}">
                           <a14:useLocalDpi xmlns:a14="http://schemas.microsoft.com/office/drawing/2010/main" val="0"/>
@@ -9404,60 +9373,43 @@
       <w:r>
         <w:t xml:space="preserve">Например, </w:t>
       </w:r>
-      <w:proofErr w:type="spellStart"/>
       <w:r>
         <w:rPr>
           <w:rStyle w:val="a6"/>
           <w:b w:val="0"/>
         </w:rPr>
-        <w:t>Deep</w:t>
-      </w:r>
-      <w:proofErr w:type="spellEnd"/>
+        <w:t xml:space="preserve">Deep </w:t>
+      </w:r>
+      <w:proofErr w:type="spellStart"/>
       <w:r>
         <w:rPr>
           <w:rStyle w:val="a6"/>
           <w:b w:val="0"/>
         </w:rPr>
-        <w:t xml:space="preserve"> </w:t>
-      </w:r>
-      <w:proofErr w:type="spellStart"/>
+        <w:t>Reinforcement</w:t>
+      </w:r>
+      <w:proofErr w:type="spellEnd"/>
       <w:r>
         <w:rPr>
           <w:rStyle w:val="a6"/>
           <w:b w:val="0"/>
         </w:rPr>
-        <w:t>Reinforcement</w:t>
+        <w:t xml:space="preserve"> Learning (DRL)</w:t>
+      </w:r>
+      <w:r>
+        <w:t xml:space="preserve"> </w:t>
+      </w:r>
+      <w:r>
+        <w:lastRenderedPageBreak/>
+        <w:t>позволяет агенту обучаться оптимальному поведению через взаимодействие со средой (</w:t>
+      </w:r>
+      <w:proofErr w:type="spellStart"/>
+      <w:r>
+        <w:t>AirSim</w:t>
       </w:r>
       <w:proofErr w:type="spellEnd"/>
       <w:r>
-        <w:rPr>
-          <w:rStyle w:val="a6"/>
-          <w:b w:val="0"/>
-        </w:rPr>
-        <w:t xml:space="preserve"> </w:t>
-      </w:r>
-      <w:proofErr w:type="spellStart"/>
-      <w:r>
-        <w:rPr>
-          <w:rStyle w:val="a6"/>
-          <w:b w:val="0"/>
-        </w:rPr>
-        <w:t>Learning</w:t>
-      </w:r>
-      <w:proofErr w:type="spellEnd"/>
-      <w:r>
-        <w:rPr>
-          <w:rStyle w:val="a6"/>
-          <w:b w:val="0"/>
-        </w:rPr>
-        <w:t xml:space="preserve"> (DRL)</w:t>
-      </w:r>
-      <w:r>
-        <w:t xml:space="preserve"> </w:t>
-      </w:r>
-      <w:r>
-        <w:lastRenderedPageBreak/>
-        <w:t xml:space="preserve">позволяет агенту обучаться оптимальному поведению через взаимодействие со средой (AirSim, </w:t>
+        <w:t xml:space="preserve">, </w:t>
       </w:r>
       <w:proofErr w:type="spellStart"/>
       <w:r>
@@ -9689,8 +9641,7 @@
               <w:rPr>
                 <w:rFonts w:ascii="Times New Roman" w:eastAsia="Times New Roman" w:hAnsi="Times New Roman" w:cs="Times New Roman"/>
                 <w:bCs/>
-                <w:sz w:val="28"/>
-                <w:szCs w:val="24"/>
+                <w:sz w:val="24"/>
                 <w:lang w:eastAsia="ru-RU"/>
               </w:rPr>
             </w:pPr>
@@ -9698,8 +9649,7 @@
               <w:rPr>
                 <w:rFonts w:ascii="Times New Roman" w:eastAsia="Times New Roman" w:hAnsi="Times New Roman" w:cs="Times New Roman"/>
                 <w:bCs/>
-                <w:sz w:val="28"/>
-                <w:szCs w:val="24"/>
+                <w:sz w:val="24"/>
                 <w:lang w:eastAsia="ru-RU"/>
               </w:rPr>
               <w:t>Метод</w:t>
@@ -9717,8 +9667,7 @@
               <w:rPr>
                 <w:rFonts w:ascii="Times New Roman" w:eastAsia="Times New Roman" w:hAnsi="Times New Roman" w:cs="Times New Roman"/>
                 <w:bCs/>
-                <w:sz w:val="28"/>
-                <w:szCs w:val="24"/>
+                <w:sz w:val="24"/>
                 <w:lang w:eastAsia="ru-RU"/>
               </w:rPr>
             </w:pPr>
@@ -9726,8 +9675,7 @@
               <w:rPr>
                 <w:rFonts w:ascii="Times New Roman" w:eastAsia="Times New Roman" w:hAnsi="Times New Roman" w:cs="Times New Roman"/>
                 <w:bCs/>
-                <w:sz w:val="28"/>
-                <w:szCs w:val="24"/>
+                <w:sz w:val="24"/>
                 <w:lang w:eastAsia="ru-RU"/>
               </w:rPr>
               <w:t>Принцип работы</w:t>
@@ -9745,8 +9693,7 @@
               <w:rPr>
                 <w:rFonts w:ascii="Times New Roman" w:eastAsia="Times New Roman" w:hAnsi="Times New Roman" w:cs="Times New Roman"/>
                 <w:bCs/>
-                <w:sz w:val="28"/>
-                <w:szCs w:val="24"/>
+                <w:sz w:val="24"/>
                 <w:lang w:eastAsia="ru-RU"/>
               </w:rPr>
             </w:pPr>
@@ -9754,8 +9701,7 @@
               <w:rPr>
                 <w:rFonts w:ascii="Times New Roman" w:eastAsia="Times New Roman" w:hAnsi="Times New Roman" w:cs="Times New Roman"/>
                 <w:bCs/>
-                <w:sz w:val="28"/>
-                <w:szCs w:val="24"/>
+                <w:sz w:val="24"/>
                 <w:lang w:eastAsia="ru-RU"/>
               </w:rPr>
               <w:t>Преимущества</w:t>
@@ -9773,8 +9719,7 @@
               <w:rPr>
                 <w:rFonts w:ascii="Times New Roman" w:eastAsia="Times New Roman" w:hAnsi="Times New Roman" w:cs="Times New Roman"/>
                 <w:bCs/>
-                <w:sz w:val="28"/>
-                <w:szCs w:val="24"/>
+                <w:sz w:val="24"/>
                 <w:lang w:eastAsia="ru-RU"/>
               </w:rPr>
             </w:pPr>
@@ -9782,8 +9727,7 @@
               <w:rPr>
                 <w:rFonts w:ascii="Times New Roman" w:eastAsia="Times New Roman" w:hAnsi="Times New Roman" w:cs="Times New Roman"/>
                 <w:bCs/>
-                <w:sz w:val="28"/>
-                <w:szCs w:val="24"/>
+                <w:sz w:val="24"/>
                 <w:lang w:eastAsia="ru-RU"/>
               </w:rPr>
               <w:t>Недостатки</w:t>
@@ -9801,8 +9745,7 @@
               <w:rPr>
                 <w:rFonts w:ascii="Times New Roman" w:eastAsia="Times New Roman" w:hAnsi="Times New Roman" w:cs="Times New Roman"/>
                 <w:bCs/>
-                <w:sz w:val="28"/>
-                <w:szCs w:val="24"/>
+                <w:sz w:val="24"/>
                 <w:lang w:eastAsia="ru-RU"/>
               </w:rPr>
             </w:pPr>
@@ -9810,8 +9753,7 @@
               <w:rPr>
                 <w:rFonts w:ascii="Times New Roman" w:eastAsia="Times New Roman" w:hAnsi="Times New Roman" w:cs="Times New Roman"/>
                 <w:bCs/>
-                <w:sz w:val="28"/>
-                <w:szCs w:val="24"/>
+                <w:sz w:val="24"/>
                 <w:lang w:eastAsia="ru-RU"/>
               </w:rPr>
               <w:t>Средняя скорость (FPS)</w:t>
@@ -9829,8 +9771,7 @@
               <w:rPr>
                 <w:rFonts w:ascii="Times New Roman" w:eastAsia="Times New Roman" w:hAnsi="Times New Roman" w:cs="Times New Roman"/>
                 <w:bCs/>
-                <w:sz w:val="28"/>
-                <w:szCs w:val="24"/>
+                <w:sz w:val="24"/>
                 <w:lang w:eastAsia="ru-RU"/>
               </w:rPr>
             </w:pPr>
@@ -9838,8 +9779,7 @@
               <w:rPr>
                 <w:rFonts w:ascii="Times New Roman" w:eastAsia="Times New Roman" w:hAnsi="Times New Roman" w:cs="Times New Roman"/>
                 <w:bCs/>
-                <w:sz w:val="28"/>
-                <w:szCs w:val="24"/>
+                <w:sz w:val="24"/>
                 <w:lang w:eastAsia="ru-RU"/>
               </w:rPr>
               <w:t>Средняя точность (</w:t>
@@ -9849,8 +9789,7 @@
               <w:rPr>
                 <w:rFonts w:ascii="Times New Roman" w:eastAsia="Times New Roman" w:hAnsi="Times New Roman" w:cs="Times New Roman"/>
                 <w:bCs/>
-                <w:sz w:val="28"/>
-                <w:szCs w:val="24"/>
+                <w:sz w:val="24"/>
                 <w:lang w:eastAsia="ru-RU"/>
               </w:rPr>
               <w:t>mAP</w:t>
@@ -9860,8 +9799,7 @@
               <w:rPr>
                 <w:rFonts w:ascii="Times New Roman" w:eastAsia="Times New Roman" w:hAnsi="Times New Roman" w:cs="Times New Roman"/>
                 <w:bCs/>
-                <w:sz w:val="28"/>
-                <w:szCs w:val="24"/>
+                <w:sz w:val="24"/>
                 <w:lang w:eastAsia="ru-RU"/>
               </w:rPr>
               <w:t>)</w:t>
@@ -9879,8 +9817,7 @@
             <w:pPr>
               <w:rPr>
                 <w:rFonts w:ascii="Times New Roman" w:eastAsia="Times New Roman" w:hAnsi="Times New Roman" w:cs="Times New Roman"/>
-                <w:sz w:val="28"/>
-                <w:szCs w:val="24"/>
+                <w:sz w:val="24"/>
                 <w:lang w:eastAsia="ru-RU"/>
               </w:rPr>
             </w:pPr>
@@ -9889,8 +9826,7 @@
               <w:rPr>
                 <w:rFonts w:ascii="Times New Roman" w:eastAsia="Times New Roman" w:hAnsi="Times New Roman" w:cs="Times New Roman"/>
                 <w:bCs/>
-                <w:sz w:val="28"/>
-                <w:szCs w:val="24"/>
+                <w:sz w:val="24"/>
                 <w:lang w:eastAsia="ru-RU"/>
               </w:rPr>
               <w:t>Faster</w:t>
@@ -9900,8 +9836,7 @@
               <w:rPr>
                 <w:rFonts w:ascii="Times New Roman" w:eastAsia="Times New Roman" w:hAnsi="Times New Roman" w:cs="Times New Roman"/>
                 <w:bCs/>
-                <w:sz w:val="28"/>
-                <w:szCs w:val="24"/>
+                <w:sz w:val="24"/>
                 <w:lang w:eastAsia="ru-RU"/>
               </w:rPr>
               <w:t xml:space="preserve"> R-CNN</w:t>
@@ -9917,16 +9852,14 @@
             <w:pPr>
               <w:rPr>
                 <w:rFonts w:ascii="Times New Roman" w:eastAsia="Times New Roman" w:hAnsi="Times New Roman" w:cs="Times New Roman"/>
-                <w:sz w:val="28"/>
-                <w:szCs w:val="24"/>
+                <w:sz w:val="24"/>
                 <w:lang w:eastAsia="ru-RU"/>
               </w:rPr>
             </w:pPr>
             <w:r>
               <w:rPr>
                 <w:rFonts w:ascii="Times New Roman" w:eastAsia="Times New Roman" w:hAnsi="Times New Roman" w:cs="Times New Roman"/>
-                <w:sz w:val="28"/>
-                <w:szCs w:val="24"/>
+                <w:sz w:val="24"/>
                 <w:lang w:eastAsia="ru-RU"/>
               </w:rPr>
               <w:t>Двухэтапный метод: генерация областей интереса и классификация</w:t>
@@ -9942,16 +9875,14 @@
             <w:pPr>
               <w:rPr>
                 <w:rFonts w:ascii="Times New Roman" w:eastAsia="Times New Roman" w:hAnsi="Times New Roman" w:cs="Times New Roman"/>
-                <w:sz w:val="28"/>
-                <w:szCs w:val="24"/>
+                <w:sz w:val="24"/>
                 <w:lang w:eastAsia="ru-RU"/>
               </w:rPr>
             </w:pPr>
             <w:r>
               <w:rPr>
                 <w:rFonts w:ascii="Times New Roman" w:eastAsia="Times New Roman" w:hAnsi="Times New Roman" w:cs="Times New Roman"/>
-                <w:sz w:val="28"/>
-                <w:szCs w:val="24"/>
+                <w:sz w:val="24"/>
                 <w:lang w:eastAsia="ru-RU"/>
               </w:rPr>
               <w:t>Высокая точность</w:t>
@@ -9967,16 +9898,14 @@
             <w:pPr>
               <w:rPr>
                 <w:rFonts w:ascii="Times New Roman" w:eastAsia="Times New Roman" w:hAnsi="Times New Roman" w:cs="Times New Roman"/>
-                <w:sz w:val="28"/>
-                <w:szCs w:val="24"/>
+                <w:sz w:val="24"/>
                 <w:lang w:eastAsia="ru-RU"/>
               </w:rPr>
             </w:pPr>
             <w:r>
               <w:rPr>
                 <w:rFonts w:ascii="Times New Roman" w:eastAsia="Times New Roman" w:hAnsi="Times New Roman" w:cs="Times New Roman"/>
-                <w:sz w:val="28"/>
-                <w:szCs w:val="24"/>
+                <w:sz w:val="24"/>
                 <w:lang w:eastAsia="ru-RU"/>
               </w:rPr>
               <w:t>Низкая скорость; высокая вычислительная сложность</w:t>
@@ -9992,16 +9921,14 @@
             <w:pPr>
               <w:rPr>
                 <w:rFonts w:ascii="Times New Roman" w:eastAsia="Times New Roman" w:hAnsi="Times New Roman" w:cs="Times New Roman"/>
-                <w:sz w:val="28"/>
-                <w:szCs w:val="24"/>
+                <w:sz w:val="24"/>
                 <w:lang w:eastAsia="ru-RU"/>
               </w:rPr>
             </w:pPr>
             <w:r>
               <w:rPr>
                 <w:rFonts w:ascii="Times New Roman" w:eastAsia="Times New Roman" w:hAnsi="Times New Roman" w:cs="Times New Roman"/>
-                <w:sz w:val="28"/>
-                <w:szCs w:val="24"/>
+                <w:sz w:val="24"/>
                 <w:lang w:eastAsia="ru-RU"/>
               </w:rPr>
               <w:t>5–7</w:t>
@@ -10017,16 +9944,14 @@
             <w:pPr>
               <w:rPr>
                 <w:rFonts w:ascii="Times New Roman" w:eastAsia="Times New Roman" w:hAnsi="Times New Roman" w:cs="Times New Roman"/>
-                <w:sz w:val="28"/>
-                <w:szCs w:val="24"/>
+                <w:sz w:val="24"/>
                 <w:lang w:eastAsia="ru-RU"/>
               </w:rPr>
             </w:pPr>
             <w:r>
               <w:rPr>
                 <w:rFonts w:ascii="Times New Roman" w:eastAsia="Times New Roman" w:hAnsi="Times New Roman" w:cs="Times New Roman"/>
-                <w:sz w:val="28"/>
-                <w:szCs w:val="24"/>
+                <w:sz w:val="24"/>
                 <w:lang w:eastAsia="ru-RU"/>
               </w:rPr>
               <w:t>75–80%</w:t>
@@ -10039,9 +9964,16 @@
       <w:pPr>
         <w:pStyle w:val="a9"/>
         <w:spacing w:line="240" w:lineRule="auto"/>
-      </w:pPr>
-      <w:r>
-        <w:lastRenderedPageBreak/>
+        <w:rPr>
+          <w:sz w:val="24"/>
+          <w:szCs w:val="28"/>
+        </w:rPr>
+      </w:pPr>
+      <w:r>
+        <w:rPr>
+          <w:sz w:val="24"/>
+          <w:szCs w:val="28"/>
+        </w:rPr>
         <w:t xml:space="preserve">Продолжение таблицы 1.4 </w:t>
       </w:r>
     </w:p>
@@ -10071,8 +10003,7 @@
             <w:pPr>
               <w:rPr>
                 <w:rFonts w:ascii="Times New Roman" w:eastAsia="Times New Roman" w:hAnsi="Times New Roman" w:cs="Times New Roman"/>
-                <w:sz w:val="28"/>
-                <w:szCs w:val="24"/>
+                <w:sz w:val="24"/>
                 <w:lang w:eastAsia="ru-RU"/>
               </w:rPr>
             </w:pPr>
@@ -10080,8 +10011,7 @@
               <w:rPr>
                 <w:rFonts w:ascii="Times New Roman" w:eastAsia="Times New Roman" w:hAnsi="Times New Roman" w:cs="Times New Roman"/>
                 <w:bCs/>
-                <w:sz w:val="28"/>
-                <w:szCs w:val="24"/>
+                <w:sz w:val="24"/>
                 <w:lang w:eastAsia="ru-RU"/>
               </w:rPr>
               <w:t>SSD</w:t>
@@ -10097,19 +10027,26 @@
             <w:pPr>
               <w:rPr>
                 <w:rFonts w:ascii="Times New Roman" w:eastAsia="Times New Roman" w:hAnsi="Times New Roman" w:cs="Times New Roman"/>
-                <w:sz w:val="28"/>
-                <w:szCs w:val="24"/>
+                <w:sz w:val="24"/>
                 <w:lang w:eastAsia="ru-RU"/>
               </w:rPr>
             </w:pPr>
             <w:r>
               <w:rPr>
                 <w:rFonts w:ascii="Times New Roman" w:eastAsia="Times New Roman" w:hAnsi="Times New Roman" w:cs="Times New Roman"/>
-                <w:sz w:val="28"/>
-                <w:szCs w:val="24"/>
+                <w:sz w:val="24"/>
                 <w:lang w:eastAsia="ru-RU"/>
               </w:rPr>
-              <w:t>Одноэтапный метод, использующий несколько уровней признаков</w:t>
+              <w:t xml:space="preserve">Одноэтапный метод, использующий несколько </w:t>
+            </w:r>
+            <w:r>
+              <w:rPr>
+                <w:rFonts w:ascii="Times New Roman" w:eastAsia="Times New Roman" w:hAnsi="Times New Roman" w:cs="Times New Roman"/>
+                <w:sz w:val="24"/>
+                <w:lang w:eastAsia="ru-RU"/>
+              </w:rPr>
+              <w:lastRenderedPageBreak/>
+              <w:t>уровней признаков</w:t>
             </w:r>
           </w:p>
         </w:tc>
@@ -10122,18 +10059,17 @@
             <w:pPr>
               <w:rPr>
                 <w:rFonts w:ascii="Times New Roman" w:eastAsia="Times New Roman" w:hAnsi="Times New Roman" w:cs="Times New Roman"/>
-                <w:sz w:val="28"/>
-                <w:szCs w:val="24"/>
+                <w:sz w:val="24"/>
                 <w:lang w:eastAsia="ru-RU"/>
               </w:rPr>
             </w:pPr>
             <w:r>
               <w:rPr>
                 <w:rFonts w:ascii="Times New Roman" w:eastAsia="Times New Roman" w:hAnsi="Times New Roman" w:cs="Times New Roman"/>
-                <w:sz w:val="28"/>
-                <w:szCs w:val="24"/>
+                <w:sz w:val="24"/>
                 <w:lang w:eastAsia="ru-RU"/>
               </w:rPr>
+              <w:lastRenderedPageBreak/>
               <w:t>Хороший баланс между скоростью и точностью</w:t>
             </w:r>
           </w:p>
@@ -10147,39 +10083,17 @@
             <w:pPr>
               <w:rPr>
                 <w:rFonts w:ascii="Times New Roman" w:eastAsia="Times New Roman" w:hAnsi="Times New Roman" w:cs="Times New Roman"/>
-                <w:sz w:val="28"/>
-                <w:szCs w:val="24"/>
+                <w:sz w:val="24"/>
                 <w:lang w:eastAsia="ru-RU"/>
               </w:rPr>
             </w:pPr>
             <w:r>
               <w:rPr>
                 <w:rFonts w:ascii="Times New Roman" w:eastAsia="Times New Roman" w:hAnsi="Times New Roman" w:cs="Times New Roman"/>
-                <w:sz w:val="28"/>
-                <w:szCs w:val="24"/>
+                <w:sz w:val="24"/>
                 <w:lang w:eastAsia="ru-RU"/>
               </w:rPr>
-              <w:t xml:space="preserve">Менее </w:t>
-            </w:r>
-            <w:proofErr w:type="gramStart"/>
-            <w:r>
-              <w:rPr>
-                <w:rFonts w:ascii="Times New Roman" w:eastAsia="Times New Roman" w:hAnsi="Times New Roman" w:cs="Times New Roman"/>
-                <w:sz w:val="28"/>
-                <w:szCs w:val="24"/>
-                <w:lang w:eastAsia="ru-RU"/>
-              </w:rPr>
-              <w:t>точен</w:t>
-            </w:r>
-            <w:proofErr w:type="gramEnd"/>
-            <w:r>
-              <w:rPr>
-                <w:rFonts w:ascii="Times New Roman" w:eastAsia="Times New Roman" w:hAnsi="Times New Roman" w:cs="Times New Roman"/>
-                <w:sz w:val="28"/>
-                <w:szCs w:val="24"/>
-                <w:lang w:eastAsia="ru-RU"/>
-              </w:rPr>
-              <w:t xml:space="preserve"> для мелких объектов</w:t>
+              <w:t>Менее точен для мелких объектов</w:t>
             </w:r>
           </w:p>
         </w:tc>
@@ -10192,16 +10106,14 @@
             <w:pPr>
               <w:rPr>
                 <w:rFonts w:ascii="Times New Roman" w:eastAsia="Times New Roman" w:hAnsi="Times New Roman" w:cs="Times New Roman"/>
-                <w:sz w:val="28"/>
-                <w:szCs w:val="24"/>
+                <w:sz w:val="24"/>
                 <w:lang w:eastAsia="ru-RU"/>
               </w:rPr>
             </w:pPr>
             <w:r>
               <w:rPr>
                 <w:rFonts w:ascii="Times New Roman" w:eastAsia="Times New Roman" w:hAnsi="Times New Roman" w:cs="Times New Roman"/>
-                <w:sz w:val="28"/>
-                <w:szCs w:val="24"/>
+                <w:sz w:val="24"/>
                 <w:lang w:eastAsia="ru-RU"/>
               </w:rPr>
               <w:t>20–40</w:t>
@@ -10217,16 +10129,14 @@
             <w:pPr>
               <w:rPr>
                 <w:rFonts w:ascii="Times New Roman" w:eastAsia="Times New Roman" w:hAnsi="Times New Roman" w:cs="Times New Roman"/>
-                <w:sz w:val="28"/>
-                <w:szCs w:val="24"/>
+                <w:sz w:val="24"/>
                 <w:lang w:eastAsia="ru-RU"/>
               </w:rPr>
             </w:pPr>
             <w:r>
               <w:rPr>
                 <w:rFonts w:ascii="Times New Roman" w:eastAsia="Times New Roman" w:hAnsi="Times New Roman" w:cs="Times New Roman"/>
-                <w:sz w:val="28"/>
-                <w:szCs w:val="24"/>
+                <w:sz w:val="24"/>
                 <w:lang w:eastAsia="ru-RU"/>
               </w:rPr>
               <w:t>70–75%</w:t>
@@ -10244,8 +10154,7 @@
             <w:pPr>
               <w:rPr>
                 <w:rFonts w:ascii="Times New Roman" w:eastAsia="Times New Roman" w:hAnsi="Times New Roman" w:cs="Times New Roman"/>
-                <w:sz w:val="28"/>
-                <w:szCs w:val="24"/>
+                <w:sz w:val="24"/>
                 <w:lang w:eastAsia="ru-RU"/>
               </w:rPr>
             </w:pPr>
@@ -10253,8 +10162,7 @@
               <w:rPr>
                 <w:rFonts w:ascii="Times New Roman" w:eastAsia="Times New Roman" w:hAnsi="Times New Roman" w:cs="Times New Roman"/>
                 <w:bCs/>
-                <w:sz w:val="28"/>
-                <w:szCs w:val="24"/>
+                <w:sz w:val="24"/>
                 <w:lang w:eastAsia="ru-RU"/>
               </w:rPr>
               <w:t xml:space="preserve">YOLO </w:t>
@@ -10270,16 +10178,14 @@
             <w:pPr>
               <w:rPr>
                 <w:rFonts w:ascii="Times New Roman" w:eastAsia="Times New Roman" w:hAnsi="Times New Roman" w:cs="Times New Roman"/>
-                <w:sz w:val="28"/>
-                <w:szCs w:val="24"/>
+                <w:sz w:val="24"/>
                 <w:lang w:eastAsia="ru-RU"/>
               </w:rPr>
             </w:pPr>
             <w:r>
               <w:rPr>
                 <w:rFonts w:ascii="Times New Roman" w:eastAsia="Times New Roman" w:hAnsi="Times New Roman" w:cs="Times New Roman"/>
-                <w:sz w:val="28"/>
-                <w:szCs w:val="24"/>
+                <w:sz w:val="24"/>
                 <w:lang w:eastAsia="ru-RU"/>
               </w:rPr>
               <w:t>Одноэтапная модель, разделяющая изображение на сетку и предсказывающая классы и координаты</w:t>
@@ -10295,16 +10201,14 @@
             <w:pPr>
               <w:rPr>
                 <w:rFonts w:ascii="Times New Roman" w:eastAsia="Times New Roman" w:hAnsi="Times New Roman" w:cs="Times New Roman"/>
-                <w:sz w:val="28"/>
-                <w:szCs w:val="24"/>
+                <w:sz w:val="24"/>
                 <w:lang w:eastAsia="ru-RU"/>
               </w:rPr>
             </w:pPr>
             <w:r>
               <w:rPr>
                 <w:rFonts w:ascii="Times New Roman" w:eastAsia="Times New Roman" w:hAnsi="Times New Roman" w:cs="Times New Roman"/>
-                <w:sz w:val="28"/>
-                <w:szCs w:val="24"/>
+                <w:sz w:val="24"/>
                 <w:lang w:eastAsia="ru-RU"/>
               </w:rPr>
               <w:t>Высокая скорость; низкие требования к ресурсам; стабильная точность</w:t>
@@ -10320,16 +10224,14 @@
             <w:pPr>
               <w:rPr>
                 <w:rFonts w:ascii="Times New Roman" w:eastAsia="Times New Roman" w:hAnsi="Times New Roman" w:cs="Times New Roman"/>
-                <w:sz w:val="28"/>
-                <w:szCs w:val="24"/>
+                <w:sz w:val="24"/>
                 <w:lang w:eastAsia="ru-RU"/>
               </w:rPr>
             </w:pPr>
             <w:r>
               <w:rPr>
                 <w:rFonts w:ascii="Times New Roman" w:eastAsia="Times New Roman" w:hAnsi="Times New Roman" w:cs="Times New Roman"/>
-                <w:sz w:val="28"/>
-                <w:szCs w:val="24"/>
+                <w:sz w:val="24"/>
                 <w:lang w:eastAsia="ru-RU"/>
               </w:rPr>
               <w:t>Возможны ошибки при перекрытии объектов</w:t>
@@ -10345,16 +10247,14 @@
             <w:pPr>
               <w:rPr>
                 <w:rFonts w:ascii="Times New Roman" w:eastAsia="Times New Roman" w:hAnsi="Times New Roman" w:cs="Times New Roman"/>
-                <w:sz w:val="28"/>
-                <w:szCs w:val="24"/>
+                <w:sz w:val="24"/>
                 <w:lang w:eastAsia="ru-RU"/>
               </w:rPr>
             </w:pPr>
             <w:r>
               <w:rPr>
                 <w:rFonts w:ascii="Times New Roman" w:eastAsia="Times New Roman" w:hAnsi="Times New Roman" w:cs="Times New Roman"/>
-                <w:sz w:val="28"/>
-                <w:szCs w:val="24"/>
+                <w:sz w:val="24"/>
                 <w:lang w:eastAsia="ru-RU"/>
               </w:rPr>
               <w:t>45–150</w:t>
@@ -10370,16 +10270,14 @@
             <w:pPr>
               <w:rPr>
                 <w:rFonts w:ascii="Times New Roman" w:eastAsia="Times New Roman" w:hAnsi="Times New Roman" w:cs="Times New Roman"/>
-                <w:sz w:val="28"/>
-                <w:szCs w:val="24"/>
+                <w:sz w:val="24"/>
                 <w:lang w:eastAsia="ru-RU"/>
               </w:rPr>
             </w:pPr>
             <w:r>
               <w:rPr>
                 <w:rFonts w:ascii="Times New Roman" w:eastAsia="Times New Roman" w:hAnsi="Times New Roman" w:cs="Times New Roman"/>
-                <w:sz w:val="28"/>
-                <w:szCs w:val="24"/>
+                <w:sz w:val="24"/>
                 <w:lang w:eastAsia="ru-RU"/>
               </w:rPr>
               <w:t>75–85%</w:t>
@@ -10467,21 +10365,7 @@
         <w:rPr>
           <w:sz w:val="28"/>
         </w:rPr>
-        <w:t xml:space="preserve"> R-CNN, YOLO выполняет </w:t>
-      </w:r>
-      <w:proofErr w:type="spellStart"/>
-      <w:r>
-        <w:rPr>
-          <w:sz w:val="28"/>
-        </w:rPr>
-        <w:t>детекцию</w:t>
-      </w:r>
-      <w:proofErr w:type="spellEnd"/>
-      <w:r>
-        <w:rPr>
-          <w:sz w:val="28"/>
-        </w:rPr>
-        <w:t xml:space="preserve"> и классификацию в </w:t>
+        <w:t xml:space="preserve"> R-CNN, YOLO выполняет детекцию и классификацию в </w:t>
       </w:r>
       <w:r>
         <w:rPr>
@@ -10584,7 +10468,7 @@
                     </pic:cNvPicPr>
                   </pic:nvPicPr>
                   <pic:blipFill>
-                    <a:blip r:embed="rId9">
+                    <a:blip r:embed="rId8">
                       <a:extLst>
                         <a:ext uri="{28A0092B-C50C-407E-A947-70E740481C1C}">
                           <a14:useLocalDpi xmlns:a14="http://schemas.microsoft.com/office/drawing/2010/main" val="0"/>
@@ -11116,10 +11000,7 @@
         <w:t>арактеристики моделей</w:t>
       </w:r>
       <w:r>
-        <w:t xml:space="preserve"> приведены в</w:t>
-      </w:r>
-      <w:r>
-        <w:t xml:space="preserve"> таблице 1.5</w:t>
+        <w:t xml:space="preserve"> приведены в таблице 1.5</w:t>
       </w:r>
       <w:r>
         <w:t xml:space="preserve">. </w:t>
@@ -11920,15 +11801,7 @@
         <w:t>высокую точность и стабильность работы</w:t>
       </w:r>
       <w:r>
-        <w:t xml:space="preserve"> при умеренных вычислительных затратах. По сравнению с YOLOv5, новая версия обладает улучшенной функцией потерь, что повышает точность распознавания мелких объектов и устойчивость к изменению освещения. В то же время, более новые версии, такие как YOLOv9, требуют </w:t>
-      </w:r>
-      <w:proofErr w:type="gramStart"/>
-      <w:r>
-        <w:t>значительно больших</w:t>
-      </w:r>
-      <w:proofErr w:type="gramEnd"/>
-      <w:r>
-        <w:t xml:space="preserve"> ресурсов, что делает их менее подходящими для применения в </w:t>
+        <w:t xml:space="preserve"> при умеренных вычислительных затратах. По сравнению с YOLOv5, новая версия обладает улучшенной функцией потерь, что повышает точность распознавания мелких объектов и устойчивость к изменению освещения. В то же время, более новые версии, такие как YOLOv9, требуют значительно больших ресурсов, что делает их менее подходящими для применения в </w:t>
       </w:r>
       <w:r>
         <w:rPr>
@@ -11954,16 +11827,7 @@
         <w:ind w:firstLine="709"/>
       </w:pPr>
       <w:r>
-        <w:t>В</w:t>
-      </w:r>
-      <w:r>
-        <w:t>ыбор</w:t>
-      </w:r>
-      <w:r>
-        <w:t xml:space="preserve"> модели</w:t>
-      </w:r>
-      <w:r>
-        <w:t xml:space="preserve"> </w:t>
+        <w:t xml:space="preserve">Выбор модели </w:t>
       </w:r>
       <w:r>
         <w:rPr>
@@ -12479,6 +12343,7 @@
         </w:rPr>
         <w:t xml:space="preserve">, </w:t>
       </w:r>
+      <w:proofErr w:type="spellStart"/>
       <w:r>
         <w:rPr>
           <w:rFonts w:ascii="Times New Roman" w:eastAsia="Times New Roman" w:hAnsi="Times New Roman" w:cs="Times New Roman"/>
@@ -12489,6 +12354,7 @@
         </w:rPr>
         <w:t>AirSim</w:t>
       </w:r>
+      <w:proofErr w:type="spellEnd"/>
       <w:r>
         <w:rPr>
           <w:rFonts w:ascii="Times New Roman" w:eastAsia="Times New Roman" w:hAnsi="Times New Roman" w:cs="Times New Roman"/>
@@ -12498,7 +12364,6 @@
         </w:rPr>
         <w:t xml:space="preserve">, </w:t>
       </w:r>
-      <w:proofErr w:type="spellStart"/>
       <w:r>
         <w:rPr>
           <w:rFonts w:ascii="Times New Roman" w:eastAsia="Times New Roman" w:hAnsi="Times New Roman" w:cs="Times New Roman"/>
@@ -12507,9 +12372,9 @@
           <w:szCs w:val="24"/>
           <w:lang w:eastAsia="ru-RU"/>
         </w:rPr>
-        <w:t>Microsoft</w:t>
-      </w:r>
-      <w:proofErr w:type="spellEnd"/>
+        <w:t xml:space="preserve">Microsoft Project </w:t>
+      </w:r>
+      <w:proofErr w:type="spellStart"/>
       <w:r>
         <w:rPr>
           <w:rFonts w:ascii="Times New Roman" w:eastAsia="Times New Roman" w:hAnsi="Times New Roman" w:cs="Times New Roman"/>
@@ -12518,7 +12383,17 @@
           <w:szCs w:val="24"/>
           <w:lang w:eastAsia="ru-RU"/>
         </w:rPr>
-        <w:t xml:space="preserve"> </w:t>
+        <w:t>Bonsai</w:t>
+      </w:r>
+      <w:proofErr w:type="spellEnd"/>
+      <w:r>
+        <w:rPr>
+          <w:rFonts w:ascii="Times New Roman" w:eastAsia="Times New Roman" w:hAnsi="Times New Roman" w:cs="Times New Roman"/>
+          <w:sz w:val="28"/>
+          <w:szCs w:val="24"/>
+          <w:lang w:eastAsia="ru-RU"/>
+        </w:rPr>
+        <w:t xml:space="preserve">, </w:t>
       </w:r>
       <w:proofErr w:type="spellStart"/>
       <w:r>
@@ -12529,9 +12404,18 @@
           <w:szCs w:val="24"/>
           <w:lang w:eastAsia="ru-RU"/>
         </w:rPr>
-        <w:t>Project</w:t>
+        <w:t>RotorS</w:t>
       </w:r>
       <w:proofErr w:type="spellEnd"/>
+      <w:r>
+        <w:rPr>
+          <w:rFonts w:ascii="Times New Roman" w:eastAsia="Times New Roman" w:hAnsi="Times New Roman" w:cs="Times New Roman"/>
+          <w:sz w:val="28"/>
+          <w:szCs w:val="24"/>
+          <w:lang w:eastAsia="ru-RU"/>
+        </w:rPr>
+        <w:t xml:space="preserve"> и </w:t>
+      </w:r>
       <w:r>
         <w:rPr>
           <w:rFonts w:ascii="Times New Roman" w:eastAsia="Times New Roman" w:hAnsi="Times New Roman" w:cs="Times New Roman"/>
@@ -12540,20 +12424,17 @@
           <w:szCs w:val="24"/>
           <w:lang w:eastAsia="ru-RU"/>
         </w:rPr>
-        <w:t xml:space="preserve"> </w:t>
-      </w:r>
-      <w:proofErr w:type="spellStart"/>
+        <w:t>PX4 SITL</w:t>
+      </w:r>
       <w:r>
         <w:rPr>
           <w:rFonts w:ascii="Times New Roman" w:eastAsia="Times New Roman" w:hAnsi="Times New Roman" w:cs="Times New Roman"/>
-          <w:bCs/>
           <w:sz w:val="28"/>
           <w:szCs w:val="24"/>
           <w:lang w:eastAsia="ru-RU"/>
         </w:rPr>
-        <w:t>Bonsai</w:t>
-      </w:r>
-      <w:proofErr w:type="spellEnd"/>
+        <w:t>.</w:t>
+      </w:r>
       <w:r>
         <w:rPr>
           <w:rFonts w:ascii="Times New Roman" w:eastAsia="Times New Roman" w:hAnsi="Times New Roman" w:cs="Times New Roman"/>
@@ -12561,20 +12442,20 @@
           <w:szCs w:val="24"/>
           <w:lang w:eastAsia="ru-RU"/>
         </w:rPr>
-        <w:t xml:space="preserve">, </w:t>
-      </w:r>
-      <w:proofErr w:type="spellStart"/>
-      <w:r>
+        <w:t xml:space="preserve"> Сравнительные характеристики симуляторов представлены в таблице 1.6</w:t>
+      </w:r>
+    </w:p>
+    <w:p>
+      <w:pPr>
+        <w:spacing w:after="0" w:line="240" w:lineRule="auto"/>
+        <w:jc w:val="both"/>
         <w:rPr>
           <w:rFonts w:ascii="Times New Roman" w:eastAsia="Times New Roman" w:hAnsi="Times New Roman" w:cs="Times New Roman"/>
-          <w:bCs/>
           <w:sz w:val="28"/>
           <w:szCs w:val="24"/>
           <w:lang w:eastAsia="ru-RU"/>
         </w:rPr>
-        <w:t>RotorS</w:t>
-      </w:r>
-      <w:proofErr w:type="spellEnd"/>
+      </w:pPr>
       <w:r>
         <w:rPr>
           <w:rFonts w:ascii="Times New Roman" w:eastAsia="Times New Roman" w:hAnsi="Times New Roman" w:cs="Times New Roman"/>
@@ -12582,76 +12463,7 @@
           <w:szCs w:val="24"/>
           <w:lang w:eastAsia="ru-RU"/>
         </w:rPr>
-        <w:t xml:space="preserve"> и </w:t>
-      </w:r>
-      <w:r>
-        <w:rPr>
-          <w:rFonts w:ascii="Times New Roman" w:eastAsia="Times New Roman" w:hAnsi="Times New Roman" w:cs="Times New Roman"/>
-          <w:bCs/>
-          <w:sz w:val="28"/>
-          <w:szCs w:val="24"/>
-          <w:lang w:eastAsia="ru-RU"/>
-        </w:rPr>
-        <w:t>PX4 SITL</w:t>
-      </w:r>
-      <w:r>
-        <w:rPr>
-          <w:rFonts w:ascii="Times New Roman" w:eastAsia="Times New Roman" w:hAnsi="Times New Roman" w:cs="Times New Roman"/>
-          <w:sz w:val="28"/>
-          <w:szCs w:val="24"/>
-          <w:lang w:eastAsia="ru-RU"/>
-        </w:rPr>
-        <w:t>.</w:t>
-      </w:r>
-      <w:r>
-        <w:rPr>
-          <w:rFonts w:ascii="Times New Roman" w:eastAsia="Times New Roman" w:hAnsi="Times New Roman" w:cs="Times New Roman"/>
-          <w:sz w:val="28"/>
-          <w:szCs w:val="24"/>
-          <w:lang w:eastAsia="ru-RU"/>
-        </w:rPr>
-        <w:t xml:space="preserve"> Сравнительные характеристики симуляторов представлены в таблице 1.6</w:t>
-      </w:r>
-    </w:p>
-    <w:p>
-      <w:pPr>
-        <w:spacing w:after="0" w:line="240" w:lineRule="auto"/>
-        <w:jc w:val="both"/>
-        <w:rPr>
-          <w:rFonts w:ascii="Times New Roman" w:eastAsia="Times New Roman" w:hAnsi="Times New Roman" w:cs="Times New Roman"/>
-          <w:sz w:val="28"/>
-          <w:szCs w:val="24"/>
-          <w:lang w:eastAsia="ru-RU"/>
-        </w:rPr>
-      </w:pPr>
-      <w:r>
-        <w:rPr>
-          <w:rFonts w:ascii="Times New Roman" w:eastAsia="Times New Roman" w:hAnsi="Times New Roman" w:cs="Times New Roman"/>
-          <w:sz w:val="28"/>
-          <w:szCs w:val="24"/>
-          <w:lang w:eastAsia="ru-RU"/>
-        </w:rPr>
-        <w:t xml:space="preserve">Таблица 1.6 – Сравнение </w:t>
-      </w:r>
-      <w:proofErr w:type="gramStart"/>
-      <w:r>
-        <w:rPr>
-          <w:rFonts w:ascii="Times New Roman" w:eastAsia="Times New Roman" w:hAnsi="Times New Roman" w:cs="Times New Roman"/>
-          <w:sz w:val="28"/>
-          <w:szCs w:val="24"/>
-          <w:lang w:eastAsia="ru-RU"/>
-        </w:rPr>
-        <w:t>ПО</w:t>
-      </w:r>
-      <w:proofErr w:type="gramEnd"/>
-      <w:r>
-        <w:rPr>
-          <w:rFonts w:ascii="Times New Roman" w:eastAsia="Times New Roman" w:hAnsi="Times New Roman" w:cs="Times New Roman"/>
-          <w:sz w:val="28"/>
-          <w:szCs w:val="24"/>
-          <w:lang w:eastAsia="ru-RU"/>
-        </w:rPr>
-        <w:t xml:space="preserve"> симуляторов </w:t>
+        <w:t xml:space="preserve">Таблица 1.6 – Сравнение ПО симуляторов </w:t>
       </w:r>
     </w:p>
     <w:tbl>
@@ -12767,18 +12579,8 @@
                 <w:bCs/>
                 <w:sz w:val="28"/>
               </w:rPr>
-              <w:t xml:space="preserve">Интеграция ИИ / </w:t>
-            </w:r>
-            <w:proofErr w:type="spellStart"/>
-            <w:r>
-              <w:rPr>
-                <w:rFonts w:ascii="Times New Roman" w:hAnsi="Times New Roman" w:cs="Times New Roman"/>
-                <w:bCs/>
-                <w:sz w:val="28"/>
-              </w:rPr>
-              <w:t>Python</w:t>
-            </w:r>
-            <w:proofErr w:type="spellEnd"/>
+              <w:t>Интеграция ИИ / Python</w:t>
+            </w:r>
           </w:p>
         </w:tc>
         <w:tc>
@@ -12887,49 +12689,8 @@
                 <w:rFonts w:ascii="Times New Roman" w:hAnsi="Times New Roman" w:cs="Times New Roman"/>
                 <w:sz w:val="28"/>
               </w:rPr>
-              <w:t xml:space="preserve">Достаточно точная, </w:t>
-            </w:r>
-            <w:proofErr w:type="spellStart"/>
-            <w:r>
-              <w:rPr>
-                <w:rFonts w:ascii="Times New Roman" w:hAnsi="Times New Roman" w:cs="Times New Roman"/>
-                <w:sz w:val="28"/>
-              </w:rPr>
-              <w:t>Open</w:t>
-            </w:r>
-            <w:proofErr w:type="spellEnd"/>
-            <w:r>
-              <w:rPr>
-                <w:rFonts w:ascii="Times New Roman" w:hAnsi="Times New Roman" w:cs="Times New Roman"/>
-                <w:sz w:val="28"/>
-              </w:rPr>
-              <w:t xml:space="preserve"> </w:t>
-            </w:r>
-            <w:proofErr w:type="spellStart"/>
-            <w:r>
-              <w:rPr>
-                <w:rFonts w:ascii="Times New Roman" w:hAnsi="Times New Roman" w:cs="Times New Roman"/>
-                <w:sz w:val="28"/>
-              </w:rPr>
-              <w:t>Dynamics</w:t>
-            </w:r>
-            <w:proofErr w:type="spellEnd"/>
-            <w:r>
-              <w:rPr>
-                <w:rFonts w:ascii="Times New Roman" w:hAnsi="Times New Roman" w:cs="Times New Roman"/>
-                <w:sz w:val="28"/>
-              </w:rPr>
-              <w:t xml:space="preserve"> </w:t>
-            </w:r>
-            <w:proofErr w:type="spellStart"/>
-            <w:r>
-              <w:rPr>
-                <w:rFonts w:ascii="Times New Roman" w:hAnsi="Times New Roman" w:cs="Times New Roman"/>
-                <w:sz w:val="28"/>
-              </w:rPr>
-              <w:t>Engine</w:t>
-            </w:r>
-            <w:proofErr w:type="spellEnd"/>
+              <w:t>Достаточно точная, Open Dynamics Engine</w:t>
+            </w:r>
           </w:p>
         </w:tc>
         <w:tc>
@@ -12945,21 +12706,12 @@
                 <w:szCs w:val="24"/>
               </w:rPr>
             </w:pPr>
-            <w:proofErr w:type="gramStart"/>
-            <w:r>
-              <w:rPr>
-                <w:rFonts w:ascii="Times New Roman" w:hAnsi="Times New Roman" w:cs="Times New Roman"/>
-                <w:sz w:val="28"/>
-              </w:rPr>
-              <w:t>Средняя</w:t>
-            </w:r>
-            <w:proofErr w:type="gramEnd"/>
-            <w:r>
-              <w:rPr>
-                <w:rFonts w:ascii="Times New Roman" w:hAnsi="Times New Roman" w:cs="Times New Roman"/>
-                <w:sz w:val="28"/>
-              </w:rPr>
-              <w:t>, ограниченные визуальные эффекты</w:t>
+            <w:r>
+              <w:rPr>
+                <w:rFonts w:ascii="Times New Roman" w:hAnsi="Times New Roman" w:cs="Times New Roman"/>
+                <w:sz w:val="28"/>
+              </w:rPr>
+              <w:t>Средняя, ограниченные визуальные эффекты</w:t>
             </w:r>
           </w:p>
         </w:tc>
@@ -12981,23 +12733,7 @@
                 <w:rFonts w:ascii="Times New Roman" w:hAnsi="Times New Roman" w:cs="Times New Roman"/>
                 <w:sz w:val="28"/>
               </w:rPr>
-              <w:t xml:space="preserve">Поддержка через ROS и </w:t>
-            </w:r>
-            <w:proofErr w:type="spellStart"/>
-            <w:r>
-              <w:rPr>
-                <w:rFonts w:ascii="Times New Roman" w:hAnsi="Times New Roman" w:cs="Times New Roman"/>
-                <w:sz w:val="28"/>
-              </w:rPr>
-              <w:t>Python</w:t>
-            </w:r>
-            <w:proofErr w:type="spellEnd"/>
-            <w:r>
-              <w:rPr>
-                <w:rFonts w:ascii="Times New Roman" w:hAnsi="Times New Roman" w:cs="Times New Roman"/>
-                <w:sz w:val="28"/>
-              </w:rPr>
-              <w:t xml:space="preserve"> API</w:t>
+              <w:t>Поддержка через ROS и Python API</w:t>
             </w:r>
           </w:p>
         </w:tc>
@@ -13300,17 +13036,8 @@
                 <w:rFonts w:ascii="Times New Roman" w:hAnsi="Times New Roman" w:cs="Times New Roman"/>
                 <w:sz w:val="28"/>
               </w:rPr>
-              <w:t xml:space="preserve">MAVSDK, C++, </w:t>
-            </w:r>
-            <w:proofErr w:type="spellStart"/>
-            <w:r>
-              <w:rPr>
-                <w:rFonts w:ascii="Times New Roman" w:hAnsi="Times New Roman" w:cs="Times New Roman"/>
-                <w:sz w:val="28"/>
-              </w:rPr>
-              <w:t>Python</w:t>
-            </w:r>
-            <w:proofErr w:type="spellEnd"/>
+              <w:t>MAVSDK, C++, Python</w:t>
+            </w:r>
           </w:p>
         </w:tc>
         <w:tc>
@@ -13373,7 +13100,6 @@
                 <w:szCs w:val="24"/>
               </w:rPr>
             </w:pPr>
-            <w:proofErr w:type="spellStart"/>
             <w:r>
               <w:rPr>
                 <w:rStyle w:val="a6"/>
@@ -13381,37 +13107,7 @@
                 <w:b w:val="0"/>
                 <w:sz w:val="28"/>
               </w:rPr>
-              <w:t>Microsoft</w:t>
-            </w:r>
-            <w:proofErr w:type="spellEnd"/>
-            <w:r>
-              <w:rPr>
-                <w:rStyle w:val="a6"/>
-                <w:rFonts w:ascii="Times New Roman" w:hAnsi="Times New Roman" w:cs="Times New Roman"/>
-                <w:b w:val="0"/>
-                <w:sz w:val="28"/>
-              </w:rPr>
-              <w:t xml:space="preserve"> </w:t>
-            </w:r>
-            <w:proofErr w:type="spellStart"/>
-            <w:r>
-              <w:rPr>
-                <w:rStyle w:val="a6"/>
-                <w:rFonts w:ascii="Times New Roman" w:hAnsi="Times New Roman" w:cs="Times New Roman"/>
-                <w:b w:val="0"/>
-                <w:sz w:val="28"/>
-              </w:rPr>
-              <w:t>Project</w:t>
-            </w:r>
-            <w:proofErr w:type="spellEnd"/>
-            <w:r>
-              <w:rPr>
-                <w:rStyle w:val="a6"/>
-                <w:rFonts w:ascii="Times New Roman" w:hAnsi="Times New Roman" w:cs="Times New Roman"/>
-                <w:b w:val="0"/>
-                <w:sz w:val="28"/>
-              </w:rPr>
-              <w:t xml:space="preserve"> </w:t>
+              <w:t xml:space="preserve">Microsoft Project </w:t>
             </w:r>
             <w:proofErr w:type="spellStart"/>
             <w:r>
@@ -13499,21 +13195,12 @@
                 <w:szCs w:val="24"/>
               </w:rPr>
             </w:pPr>
-            <w:proofErr w:type="spellStart"/>
-            <w:r>
-              <w:rPr>
-                <w:rFonts w:ascii="Times New Roman" w:hAnsi="Times New Roman" w:cs="Times New Roman"/>
-                <w:sz w:val="28"/>
-              </w:rPr>
-              <w:t>Python</w:t>
-            </w:r>
-            <w:proofErr w:type="spellEnd"/>
-            <w:r>
-              <w:rPr>
-                <w:rFonts w:ascii="Times New Roman" w:hAnsi="Times New Roman" w:cs="Times New Roman"/>
-                <w:sz w:val="28"/>
-              </w:rPr>
-              <w:t xml:space="preserve"> SDK</w:t>
+            <w:r>
+              <w:rPr>
+                <w:rFonts w:ascii="Times New Roman" w:hAnsi="Times New Roman" w:cs="Times New Roman"/>
+                <w:sz w:val="28"/>
+              </w:rPr>
+              <w:t>Python SDK</w:t>
             </w:r>
           </w:p>
         </w:tc>
@@ -13577,6 +13264,7 @@
                 <w:szCs w:val="24"/>
               </w:rPr>
             </w:pPr>
+            <w:proofErr w:type="spellStart"/>
             <w:r>
               <w:rPr>
                 <w:rStyle w:val="a6"/>
@@ -13584,7 +13272,17 @@
                 <w:b w:val="0"/>
                 <w:sz w:val="28"/>
               </w:rPr>
-              <w:t>AirSim (</w:t>
+              <w:t>AirSim</w:t>
+            </w:r>
+            <w:proofErr w:type="spellEnd"/>
+            <w:r>
+              <w:rPr>
+                <w:rStyle w:val="a6"/>
+                <w:rFonts w:ascii="Times New Roman" w:hAnsi="Times New Roman" w:cs="Times New Roman"/>
+                <w:b w:val="0"/>
+                <w:sz w:val="28"/>
+              </w:rPr>
+              <w:t xml:space="preserve"> (</w:t>
             </w:r>
             <w:proofErr w:type="spellStart"/>
             <w:r>
@@ -13604,19 +13302,8 @@
                 <w:b w:val="0"/>
                 <w:sz w:val="28"/>
               </w:rPr>
-              <w:t xml:space="preserve"> </w:t>
-            </w:r>
-            <w:proofErr w:type="spellStart"/>
-            <w:r>
-              <w:rPr>
-                <w:rStyle w:val="a6"/>
-                <w:rFonts w:ascii="Times New Roman" w:hAnsi="Times New Roman" w:cs="Times New Roman"/>
-                <w:b w:val="0"/>
-                <w:sz w:val="28"/>
-              </w:rPr>
-              <w:t>Engine</w:t>
-            </w:r>
-            <w:proofErr w:type="spellEnd"/>
+              <w:t xml:space="preserve"> Engine</w:t>
+            </w:r>
             <w:r>
               <w:rPr>
                 <w:rStyle w:val="a6"/>
@@ -13684,23 +13371,7 @@
                 <w:rFonts w:ascii="Times New Roman" w:hAnsi="Times New Roman" w:cs="Times New Roman"/>
                 <w:sz w:val="28"/>
               </w:rPr>
-              <w:t xml:space="preserve"> </w:t>
-            </w:r>
-            <w:proofErr w:type="spellStart"/>
-            <w:r>
-              <w:rPr>
-                <w:rFonts w:ascii="Times New Roman" w:hAnsi="Times New Roman" w:cs="Times New Roman"/>
-                <w:sz w:val="28"/>
-              </w:rPr>
-              <w:t>Engine</w:t>
-            </w:r>
-            <w:proofErr w:type="spellEnd"/>
-            <w:r>
-              <w:rPr>
-                <w:rFonts w:ascii="Times New Roman" w:hAnsi="Times New Roman" w:cs="Times New Roman"/>
-                <w:sz w:val="28"/>
-              </w:rPr>
-              <w:t>)</w:t>
+              <w:t xml:space="preserve"> Engine)</w:t>
             </w:r>
           </w:p>
         </w:tc>
@@ -13722,23 +13393,7 @@
                 <w:rFonts w:ascii="Times New Roman" w:hAnsi="Times New Roman" w:cs="Times New Roman"/>
                 <w:sz w:val="28"/>
               </w:rPr>
-              <w:t xml:space="preserve">Поддержка </w:t>
-            </w:r>
-            <w:proofErr w:type="spellStart"/>
-            <w:r>
-              <w:rPr>
-                <w:rFonts w:ascii="Times New Roman" w:hAnsi="Times New Roman" w:cs="Times New Roman"/>
-                <w:sz w:val="28"/>
-              </w:rPr>
-              <w:t>Python</w:t>
-            </w:r>
-            <w:proofErr w:type="spellEnd"/>
-            <w:r>
-              <w:rPr>
-                <w:rFonts w:ascii="Times New Roman" w:hAnsi="Times New Roman" w:cs="Times New Roman"/>
-                <w:sz w:val="28"/>
-              </w:rPr>
-              <w:t>, C++, API RPC</w:t>
+              <w:t>Поддержка Python, C++, API RPC</w:t>
             </w:r>
           </w:p>
         </w:tc>
@@ -13760,23 +13415,7 @@
                 <w:rFonts w:ascii="Times New Roman" w:hAnsi="Times New Roman" w:cs="Times New Roman"/>
                 <w:sz w:val="28"/>
               </w:rPr>
-              <w:t>Реализм, гибкость, поддержк</w:t>
-            </w:r>
-            <w:proofErr w:type="gramStart"/>
-            <w:r>
-              <w:rPr>
-                <w:rFonts w:ascii="Times New Roman" w:hAnsi="Times New Roman" w:cs="Times New Roman"/>
-                <w:sz w:val="28"/>
-              </w:rPr>
-              <w:t>а ИИ и</w:t>
-            </w:r>
-            <w:proofErr w:type="gramEnd"/>
-            <w:r>
-              <w:rPr>
-                <w:rFonts w:ascii="Times New Roman" w:hAnsi="Times New Roman" w:cs="Times New Roman"/>
-                <w:sz w:val="28"/>
-              </w:rPr>
-              <w:t xml:space="preserve"> глубокого обучения</w:t>
+              <w:t>Реализм, гибкость, поддержка ИИ и глубокого обучения</w:t>
             </w:r>
           </w:p>
         </w:tc>
@@ -13817,172 +13456,138 @@
       <w:pPr>
         <w:pStyle w:val="a9"/>
         <w:ind w:firstLine="709"/>
-        <w:rPr>
-          <w:lang w:val="en-US"/>
-        </w:rPr>
       </w:pPr>
       <w:r>
         <w:t xml:space="preserve">Согласно обзорам и практическим исследованиям, </w:t>
       </w:r>
+      <w:proofErr w:type="spellStart"/>
       <w:r>
         <w:rPr>
           <w:rStyle w:val="a6"/>
           <w:b w:val="0"/>
         </w:rPr>
-        <w:t>AirSim (</w:t>
-      </w:r>
-      <w:proofErr w:type="spellStart"/>
+        <w:t>AirSim</w:t>
+      </w:r>
+      <w:proofErr w:type="spellEnd"/>
       <w:r>
         <w:rPr>
           <w:rStyle w:val="a6"/>
           <w:b w:val="0"/>
         </w:rPr>
-        <w:t>Aerial</w:t>
-      </w:r>
-      <w:proofErr w:type="spellEnd"/>
+        <w:t xml:space="preserve"> (</w:t>
+      </w:r>
+      <w:proofErr w:type="spellStart"/>
       <w:r>
         <w:rPr>
           <w:rStyle w:val="a6"/>
           <w:b w:val="0"/>
         </w:rPr>
-        <w:t xml:space="preserve"> </w:t>
-      </w:r>
-      <w:proofErr w:type="spellStart"/>
+        <w:t>Aerial</w:t>
+      </w:r>
+      <w:proofErr w:type="spellEnd"/>
       <w:r>
         <w:rPr>
           <w:rStyle w:val="a6"/>
           <w:b w:val="0"/>
         </w:rPr>
-        <w:t>Informatics</w:t>
-      </w:r>
-      <w:proofErr w:type="spellEnd"/>
+        <w:t xml:space="preserve"> </w:t>
+      </w:r>
+      <w:proofErr w:type="spellStart"/>
       <w:r>
         <w:rPr>
           <w:rStyle w:val="a6"/>
           <w:b w:val="0"/>
         </w:rPr>
-        <w:t xml:space="preserve"> </w:t>
-      </w:r>
-      <w:proofErr w:type="spellStart"/>
+        <w:t>Informatics</w:t>
+      </w:r>
+      <w:proofErr w:type="spellEnd"/>
       <w:r>
         <w:rPr>
           <w:rStyle w:val="a6"/>
           <w:b w:val="0"/>
         </w:rPr>
-        <w:t>and</w:t>
-      </w:r>
-      <w:proofErr w:type="spellEnd"/>
+        <w:t xml:space="preserve"> </w:t>
+      </w:r>
+      <w:proofErr w:type="spellStart"/>
       <w:r>
         <w:rPr>
           <w:rStyle w:val="a6"/>
           <w:b w:val="0"/>
         </w:rPr>
-        <w:t xml:space="preserve"> </w:t>
-      </w:r>
-      <w:proofErr w:type="spellStart"/>
+        <w:t>and</w:t>
+      </w:r>
+      <w:proofErr w:type="spellEnd"/>
       <w:r>
         <w:rPr>
           <w:rStyle w:val="a6"/>
           <w:b w:val="0"/>
         </w:rPr>
-        <w:t>Robotics</w:t>
-      </w:r>
-      <w:proofErr w:type="spellEnd"/>
+        <w:t xml:space="preserve"> </w:t>
+      </w:r>
+      <w:proofErr w:type="spellStart"/>
       <w:r>
         <w:rPr>
           <w:rStyle w:val="a6"/>
           <w:b w:val="0"/>
         </w:rPr>
-        <w:t xml:space="preserve"> </w:t>
-      </w:r>
-      <w:proofErr w:type="spellStart"/>
+        <w:t>Robotics</w:t>
+      </w:r>
+      <w:proofErr w:type="spellEnd"/>
       <w:r>
         <w:rPr>
           <w:rStyle w:val="a6"/>
           <w:b w:val="0"/>
         </w:rPr>
-        <w:t>Simulation</w:t>
-      </w:r>
-      <w:proofErr w:type="spellEnd"/>
+        <w:t xml:space="preserve"> </w:t>
+      </w:r>
+      <w:proofErr w:type="spellStart"/>
       <w:r>
         <w:rPr>
           <w:rStyle w:val="a6"/>
           <w:b w:val="0"/>
         </w:rPr>
-        <w:t>)</w:t>
-      </w:r>
-      <w:r>
-        <w:t xml:space="preserve">, </w:t>
-      </w:r>
-      <w:proofErr w:type="gramStart"/>
-      <w:r>
-        <w:t>разработанный</w:t>
-      </w:r>
-      <w:proofErr w:type="gramEnd"/>
-      <w:r>
-        <w:t xml:space="preserve"> </w:t>
-      </w:r>
-      <w:proofErr w:type="spellStart"/>
-      <w:r>
-        <w:t>Microsoft</w:t>
+        <w:t>Simulation</w:t>
       </w:r>
       <w:proofErr w:type="spellEnd"/>
-      <w:r>
-        <w:t xml:space="preserve"> </w:t>
-      </w:r>
-      <w:proofErr w:type="spellStart"/>
-      <w:r>
-        <w:t>Research</w:t>
-      </w:r>
-      <w:proofErr w:type="spellEnd"/>
-      <w:r>
-        <w:t xml:space="preserve">, является одной из наиболее полнофункциональных и гибких платформ для симуляции автономных систем. Она сочетает </w:t>
-      </w:r>
       <w:r>
         <w:rPr>
           <w:rStyle w:val="a6"/>
           <w:b w:val="0"/>
         </w:rPr>
-        <w:t>фотореалистичную графику</w:t>
-      </w:r>
-      <w:r>
-        <w:rPr>
-          <w:b/>
-        </w:rPr>
-        <w:t xml:space="preserve">, </w:t>
+        <w:t>)</w:t>
+      </w:r>
+      <w:r>
+        <w:t xml:space="preserve">, разработанный Microsoft Research, является одной из наиболее полнофункциональных и гибких платформ для симуляции автономных систем. Она сочетает </w:t>
       </w:r>
       <w:r>
         <w:rPr>
           <w:rStyle w:val="a6"/>
           <w:b w:val="0"/>
         </w:rPr>
-        <w:t>точное физическое моделирование</w:t>
-      </w:r>
-      <w:r>
-        <w:t xml:space="preserve"> и </w:t>
-      </w:r>
-      <w:proofErr w:type="gramStart"/>
+        <w:t>фотореалистичную графику</w:t>
+      </w:r>
+      <w:r>
+        <w:rPr>
+          <w:b/>
+        </w:rPr>
+        <w:t xml:space="preserve">, </w:t>
+      </w:r>
       <w:r>
         <w:rPr>
           <w:rStyle w:val="a6"/>
           <w:b w:val="0"/>
         </w:rPr>
-        <w:t>удобный</w:t>
-      </w:r>
-      <w:proofErr w:type="gramEnd"/>
+        <w:t>точное физическое моделирование</w:t>
+      </w:r>
+      <w:r>
+        <w:t xml:space="preserve"> и </w:t>
+      </w:r>
       <w:r>
         <w:rPr>
           <w:rStyle w:val="a6"/>
           <w:b w:val="0"/>
         </w:rPr>
-        <w:t xml:space="preserve"> API для взаимодействия с ИИ и алгоритмами управления</w:t>
-      </w:r>
-      <w:r>
-        <w:rPr>
-          <w:rStyle w:val="a6"/>
-          <w:b w:val="0"/>
-        </w:rPr>
-        <w:t xml:space="preserve"> [9]</w:t>
+        <w:t>удобный API для взаимодействия с ИИ и алгоритмами управления [9]</w:t>
       </w:r>
       <w:r>
         <w:t>.</w:t>
@@ -13997,8 +13602,13 @@
         </w:rPr>
       </w:pPr>
       <w:r>
-        <w:t>Основные преимущества AirSim</w:t>
-      </w:r>
+        <w:t xml:space="preserve">Основные преимущества </w:t>
+      </w:r>
+      <w:proofErr w:type="spellStart"/>
+      <w:r>
+        <w:t>AirSim</w:t>
+      </w:r>
+      <w:proofErr w:type="spellEnd"/>
       <w:r>
         <w:rPr>
           <w:lang w:val="en-US"/>
@@ -14056,19 +13666,8 @@
           <w:sz w:val="28"/>
           <w:szCs w:val="28"/>
         </w:rPr>
-        <w:t xml:space="preserve"> </w:t>
-      </w:r>
-      <w:proofErr w:type="spellStart"/>
-      <w:r>
-        <w:rPr>
-          <w:rStyle w:val="a6"/>
-          <w:b w:val="0"/>
-          <w:sz w:val="28"/>
-          <w:szCs w:val="28"/>
-        </w:rPr>
-        <w:t>Engine</w:t>
-      </w:r>
-      <w:proofErr w:type="spellEnd"/>
+        <w:t xml:space="preserve"> Engine</w:t>
+      </w:r>
       <w:r>
         <w:rPr>
           <w:sz w:val="28"/>
@@ -14140,7 +13739,6 @@
         </w:rPr>
         <w:t xml:space="preserve">: поддержка работы через </w:t>
       </w:r>
-      <w:proofErr w:type="spellStart"/>
       <w:r>
         <w:rPr>
           <w:rStyle w:val="a6"/>
@@ -14148,17 +13746,7 @@
           <w:sz w:val="28"/>
           <w:szCs w:val="28"/>
         </w:rPr>
-        <w:t>Python</w:t>
-      </w:r>
-      <w:proofErr w:type="spellEnd"/>
-      <w:r>
-        <w:rPr>
-          <w:rStyle w:val="a6"/>
-          <w:b w:val="0"/>
-          <w:sz w:val="28"/>
-          <w:szCs w:val="28"/>
-        </w:rPr>
-        <w:t xml:space="preserve"> API</w:t>
+        <w:t>Python API</w:t>
       </w:r>
       <w:r>
         <w:rPr>
@@ -14337,15 +13925,7 @@
       </w:r>
       <w:proofErr w:type="spellEnd"/>
       <w:r>
-        <w:t xml:space="preserve"> </w:t>
-      </w:r>
-      <w:proofErr w:type="spellStart"/>
-      <w:r>
-        <w:t>Engine</w:t>
-      </w:r>
-      <w:proofErr w:type="spellEnd"/>
-      <w:r>
-        <w:t>.</w:t>
+        <w:t xml:space="preserve"> Engine.</w:t>
       </w:r>
     </w:p>
     <w:p>
@@ -14377,7 +13957,7 @@
                     </pic:cNvPicPr>
                   </pic:nvPicPr>
                   <pic:blipFill>
-                    <a:blip r:embed="rId10">
+                    <a:blip r:embed="rId9">
                       <a:extLst>
                         <a:ext uri="{28A0092B-C50C-407E-A947-70E740481C1C}">
                           <a14:useLocalDpi xmlns:a14="http://schemas.microsoft.com/office/drawing/2010/main" val="0"/>
@@ -14425,10 +14005,7 @@
         <w:t>–</w:t>
       </w:r>
       <w:r>
-        <w:t xml:space="preserve"> </w:t>
-      </w:r>
-      <w:r>
-        <w:t>Пример визуализации полёта квадрокоптера в AirSim</w:t>
+        <w:t xml:space="preserve"> Пример визуализации полёта квадрокоптера в AirSim</w:t>
       </w:r>
     </w:p>
     <w:p>
@@ -14461,40 +14038,68 @@
           <w:b w:val="0"/>
           <w:bCs w:val="0"/>
         </w:rPr>
-        <w:t xml:space="preserve"> </w:t>
+        <w:t xml:space="preserve"> Engine</w:t>
+      </w:r>
+      <w:r>
+        <w:t xml:space="preserve">, что обеспечивает не только визуальную </w:t>
+      </w:r>
+      <w:r>
+        <w:lastRenderedPageBreak/>
+        <w:t xml:space="preserve">достоверность, но и возможность моделирования сложных физических взаимодействий и освещения сцены. </w:t>
       </w:r>
       <w:proofErr w:type="spellStart"/>
+      <w:r>
+        <w:t>Unreal</w:t>
+      </w:r>
+      <w:proofErr w:type="spellEnd"/>
+      <w:r>
+        <w:t xml:space="preserve"> Engine поддерживает динамические тени, отражения и текстуры высокого разрешения, что позволяет создавать максимально приближённые к реальности условия восприятия для систем компьютерного зрения.</w:t>
+      </w:r>
+    </w:p>
+    <w:p>
+      <w:pPr>
+        <w:pStyle w:val="a9"/>
+        <w:ind w:firstLine="709"/>
+      </w:pPr>
       <w:r>
         <w:rPr>
           <w:rStyle w:val="a6"/>
           <w:b w:val="0"/>
-          <w:bCs w:val="0"/>
-        </w:rPr>
-        <w:t>Engine</w:t>
+        </w:rPr>
+        <w:t xml:space="preserve">AirSim в сочетании с </w:t>
+      </w:r>
+      <w:proofErr w:type="spellStart"/>
+      <w:r>
+        <w:rPr>
+          <w:rStyle w:val="a6"/>
+          <w:b w:val="0"/>
+        </w:rPr>
+        <w:t>Unreal</w:t>
       </w:r>
       <w:proofErr w:type="spellEnd"/>
       <w:r>
-        <w:t xml:space="preserve">, что обеспечивает не только визуальную </w:t>
-      </w:r>
-      <w:r>
-        <w:lastRenderedPageBreak/>
-        <w:t xml:space="preserve">достоверность, но и возможность моделирования сложных физических взаимодействий и освещения сцены. </w:t>
+        <w:rPr>
+          <w:rStyle w:val="a6"/>
+          <w:b w:val="0"/>
+        </w:rPr>
+        <w:t xml:space="preserve"> Engine</w:t>
+      </w:r>
+      <w:r>
+        <w:rPr>
+          <w:b/>
+        </w:rPr>
+        <w:t xml:space="preserve"> </w:t>
+      </w:r>
+      <w:r>
+        <w:t xml:space="preserve">обеспечивает оптимальный баланс между реализмом визуализации, точностью физического моделирования и гибкостью архитектуры для научных и инженерных задач. Это делает данную связку подходящей для разработки и тестирования систем навигации и детекции препятствий, особенно при использовании </w:t>
       </w:r>
       <w:proofErr w:type="spellStart"/>
       <w:r>
-        <w:t>Unreal</w:t>
+        <w:t>нейросетевых</w:t>
       </w:r>
       <w:proofErr w:type="spellEnd"/>
       <w:r>
-        <w:t xml:space="preserve"> </w:t>
-      </w:r>
-      <w:proofErr w:type="spellStart"/>
-      <w:r>
-        <w:t>Engine</w:t>
-      </w:r>
-      <w:proofErr w:type="spellEnd"/>
-      <w:r>
-        <w:t xml:space="preserve"> поддерживает динамические тени, отражения и текстуры высокого разрешения, что позволяет создавать максимально приближённые к реальности условия восприятия для систем компьютерного зрения.</w:t>
+        <w:t xml:space="preserve"> моделей, таких как YOLOv8.</w:t>
       </w:r>
     </w:p>
     <w:p>
@@ -14503,11 +14108,17 @@
         <w:ind w:firstLine="709"/>
       </w:pPr>
       <w:r>
+        <w:t xml:space="preserve">Таким образом, выбор среды </w:t>
+      </w:r>
+      <w:r>
         <w:rPr>
           <w:rStyle w:val="a6"/>
           <w:b w:val="0"/>
         </w:rPr>
-        <w:t xml:space="preserve">AirSim в сочетании с </w:t>
+        <w:t>AirSim</w:t>
+      </w:r>
+      <w:r>
+        <w:t xml:space="preserve"> для моделирования полёта и восприятия окружающей среды является обоснованным решением. Эта платформа сочетает реалистичную физику, фотореалистичное изображение, удобные инструменты интеграции и широкие возможности расширения. Использование </w:t>
       </w:r>
       <w:proofErr w:type="spellStart"/>
       <w:r>
@@ -14523,88 +14134,10 @@
           <w:rStyle w:val="a6"/>
           <w:b w:val="0"/>
         </w:rPr>
-        <w:t xml:space="preserve"> </w:t>
-      </w:r>
-      <w:proofErr w:type="spellStart"/>
-      <w:r>
-        <w:rPr>
-          <w:rStyle w:val="a6"/>
-          <w:b w:val="0"/>
-        </w:rPr>
-        <w:t>Engine</w:t>
-      </w:r>
-      <w:proofErr w:type="spellEnd"/>
-      <w:r>
-        <w:rPr>
-          <w:b/>
-        </w:rPr>
-        <w:t xml:space="preserve"> </w:t>
-      </w:r>
-      <w:r>
-        <w:t xml:space="preserve">обеспечивает оптимальный баланс между реализмом визуализации, точностью физического моделирования и гибкостью архитектуры для научных и инженерных задач. Это делает данную связку подходящей для разработки и тестирования систем навигации и детекции препятствий, особенно при использовании </w:t>
-      </w:r>
-      <w:proofErr w:type="spellStart"/>
-      <w:r>
-        <w:t>нейросетевых</w:t>
-      </w:r>
-      <w:proofErr w:type="spellEnd"/>
-      <w:r>
-        <w:t xml:space="preserve"> моделей, таких как YOLOv8.</w:t>
-      </w:r>
-    </w:p>
-    <w:p>
-      <w:pPr>
-        <w:pStyle w:val="a9"/>
-        <w:ind w:firstLine="709"/>
-      </w:pPr>
-      <w:r>
-        <w:t xml:space="preserve">Таким образом, выбор среды </w:t>
-      </w:r>
-      <w:r>
-        <w:rPr>
-          <w:rStyle w:val="a6"/>
-          <w:b w:val="0"/>
-        </w:rPr>
-        <w:t>AirSim</w:t>
-      </w:r>
-      <w:r>
-        <w:t xml:space="preserve"> для моделирования полёта и восприятия окружающей среды является обоснованным решением. Эта платформа сочетает реалистичную физику, фотореалистичное изображение, удобные инструменты интеграции и широкие возможности расширения. Использование </w:t>
-      </w:r>
-      <w:proofErr w:type="spellStart"/>
-      <w:r>
-        <w:rPr>
-          <w:rStyle w:val="a6"/>
-          <w:b w:val="0"/>
-        </w:rPr>
-        <w:t>Unreal</w:t>
-      </w:r>
-      <w:proofErr w:type="spellEnd"/>
-      <w:r>
-        <w:rPr>
-          <w:rStyle w:val="a6"/>
-          <w:b w:val="0"/>
-        </w:rPr>
-        <w:t xml:space="preserve"> </w:t>
-      </w:r>
-      <w:proofErr w:type="spellStart"/>
-      <w:r>
-        <w:rPr>
-          <w:rStyle w:val="a6"/>
-          <w:b w:val="0"/>
-        </w:rPr>
-        <w:t>Engine</w:t>
-      </w:r>
-      <w:proofErr w:type="spellEnd"/>
-      <w:r>
-        <w:t xml:space="preserve"> в качестве графического движка обеспечивает визуальную достоверность и возможность проведения полунатурных экспериментов в условиях, максимально приближённых к </w:t>
-      </w:r>
-      <w:proofErr w:type="gramStart"/>
-      <w:r>
-        <w:t>реальным</w:t>
-      </w:r>
-      <w:proofErr w:type="gramEnd"/>
-      <w:r>
-        <w:t>.</w:t>
+        <w:t xml:space="preserve"> Engine</w:t>
+      </w:r>
+      <w:r>
+        <w:t xml:space="preserve"> в качестве графического движка обеспечивает визуальную достоверность и возможность проведения полунатурных экспериментов в условиях, максимально приближённых к реальным.</w:t>
       </w:r>
     </w:p>
     <w:p>
@@ -14641,8 +14174,6 @@
       <w:r>
         <w:br w:type="page"/>
       </w:r>
-      <w:bookmarkStart w:id="9" w:name="_GoBack"/>
-      <w:bookmarkEnd w:id="9"/>
     </w:p>
     <w:p>
       <w:pPr>
@@ -14653,8 +14184,8 @@
           <w:color w:val="000000" w:themeColor="text1"/>
         </w:rPr>
       </w:pPr>
-      <w:bookmarkStart w:id="10" w:name="_Toc156319191"/>
-      <w:bookmarkStart w:id="11" w:name="_Toc213619585"/>
+      <w:bookmarkStart w:id="9" w:name="_Toc156319191"/>
+      <w:bookmarkStart w:id="10" w:name="_Toc213619585"/>
       <w:r>
         <w:rPr>
           <w:rFonts w:ascii="Times New Roman" w:hAnsi="Times New Roman" w:cs="Times New Roman"/>
@@ -14663,8 +14194,8 @@
         <w:lastRenderedPageBreak/>
         <w:t>СПИСОК ИСПОЛЬЗОВАННЫХ ИСТОЧНИКОВ</w:t>
       </w:r>
+      <w:bookmarkEnd w:id="9"/>
       <w:bookmarkEnd w:id="10"/>
-      <w:bookmarkEnd w:id="11"/>
     </w:p>
     <w:p/>
     <w:p>
@@ -14807,7 +14338,6 @@
           <w:lang w:val="en-US"/>
         </w:rPr>
       </w:pPr>
-      <w:proofErr w:type="spellStart"/>
       <w:r>
         <w:rPr>
           <w:rFonts w:ascii="Times New Roman" w:hAnsi="Times New Roman" w:cs="Times New Roman"/>
@@ -14817,19 +14347,7 @@
           <w:shd w:val="clear" w:color="auto" w:fill="FFFFFF"/>
           <w:lang w:val="en-US"/>
         </w:rPr>
-        <w:t>Hartmut</w:t>
-      </w:r>
-      <w:proofErr w:type="spellEnd"/>
-      <w:r>
-        <w:rPr>
-          <w:rFonts w:ascii="Times New Roman" w:hAnsi="Times New Roman" w:cs="Times New Roman"/>
-          <w:color w:val="111111"/>
-          <w:sz w:val="28"/>
-          <w:szCs w:val="28"/>
-          <w:shd w:val="clear" w:color="auto" w:fill="FFFFFF"/>
-          <w:lang w:val="en-US"/>
-        </w:rPr>
-        <w:t xml:space="preserve"> Fricke, Stanley </w:t>
+        <w:t xml:space="preserve">Hartmut Fricke, Stanley </w:t>
       </w:r>
       <w:proofErr w:type="spellStart"/>
       <w:r>
@@ -15125,7 +14643,7 @@
         </w:rPr>
         <w:t xml:space="preserve">URL: </w:t>
       </w:r>
-      <w:hyperlink r:id="rId11" w:history="1">
+      <w:hyperlink r:id="rId10" w:history="1">
         <w:r>
           <w:rPr>
             <w:rStyle w:val="ac"/>
@@ -15159,7 +14677,7 @@
           <w:lang w:val="en-US"/>
         </w:rPr>
       </w:pPr>
-      <w:hyperlink r:id="rId12" w:history="1">
+      <w:hyperlink r:id="rId11" w:history="1">
         <w:r>
           <w:rPr>
             <w:rStyle w:val="name"/>
@@ -15195,7 +14713,7 @@
         </w:rPr>
         <w:t xml:space="preserve"> </w:t>
       </w:r>
-      <w:hyperlink r:id="rId13" w:history="1">
+      <w:hyperlink r:id="rId12" w:history="1">
         <w:r>
           <w:rPr>
             <w:rStyle w:val="name"/>
@@ -15231,7 +14749,7 @@
         </w:rPr>
         <w:t xml:space="preserve"> </w:t>
       </w:r>
-      <w:hyperlink r:id="rId14" w:history="1">
+      <w:hyperlink r:id="rId13" w:history="1">
         <w:r>
           <w:rPr>
             <w:rStyle w:val="name"/>
@@ -15267,7 +14785,7 @@
         </w:rPr>
         <w:t xml:space="preserve"> </w:t>
       </w:r>
-      <w:hyperlink r:id="rId15" w:history="1">
+      <w:hyperlink r:id="rId14" w:history="1">
         <w:r>
           <w:rPr>
             <w:rStyle w:val="name"/>
@@ -15303,7 +14821,7 @@
         </w:rPr>
         <w:t xml:space="preserve"> </w:t>
       </w:r>
-      <w:hyperlink r:id="rId16" w:history="1">
+      <w:hyperlink r:id="rId15" w:history="1">
         <w:r>
           <w:rPr>
             <w:rStyle w:val="name"/>
@@ -15339,7 +14857,7 @@
         </w:rPr>
         <w:t xml:space="preserve"> </w:t>
       </w:r>
-      <w:hyperlink r:id="rId17" w:history="1">
+      <w:hyperlink r:id="rId16" w:history="1">
         <w:r>
           <w:rPr>
             <w:rStyle w:val="name"/>
@@ -15375,7 +14893,7 @@
         </w:rPr>
         <w:t xml:space="preserve"> </w:t>
       </w:r>
-      <w:hyperlink r:id="rId18" w:history="1">
+      <w:hyperlink r:id="rId17" w:history="1">
         <w:r>
           <w:rPr>
             <w:rStyle w:val="name"/>
@@ -15531,7 +15049,7 @@
         </w:rPr>
         <w:t xml:space="preserve">URL: </w:t>
       </w:r>
-      <w:hyperlink r:id="rId19" w:history="1">
+      <w:hyperlink r:id="rId18" w:history="1">
         <w:r>
           <w:rPr>
             <w:rStyle w:val="ac"/>
@@ -15577,7 +15095,7 @@
           <w:lang w:val="en-US"/>
         </w:rPr>
       </w:pPr>
-      <w:hyperlink r:id="rId20" w:history="1">
+      <w:hyperlink r:id="rId19" w:history="1">
         <w:r>
           <w:rPr>
             <w:rStyle w:val="name"/>
@@ -15602,7 +15120,7 @@
         </w:rPr>
         <w:t xml:space="preserve">, </w:t>
       </w:r>
-      <w:hyperlink r:id="rId21" w:history="1">
+      <w:hyperlink r:id="rId20" w:history="1">
         <w:r>
           <w:rPr>
             <w:rStyle w:val="name"/>
@@ -15627,7 +15145,7 @@
         </w:rPr>
         <w:t xml:space="preserve">, </w:t>
       </w:r>
-      <w:hyperlink r:id="rId22" w:history="1">
+      <w:hyperlink r:id="rId21" w:history="1">
         <w:r>
           <w:rPr>
             <w:rStyle w:val="name"/>
@@ -15652,7 +15170,7 @@
         </w:rPr>
         <w:t>,</w:t>
       </w:r>
-      <w:hyperlink r:id="rId23" w:history="1">
+      <w:hyperlink r:id="rId22" w:history="1">
         <w:r>
           <w:rPr>
             <w:rStyle w:val="name"/>
@@ -15677,7 +15195,7 @@
         </w:rPr>
         <w:t xml:space="preserve">, </w:t>
       </w:r>
-      <w:hyperlink r:id="rId24" w:history="1">
+      <w:hyperlink r:id="rId23" w:history="1">
         <w:r>
           <w:rPr>
             <w:rStyle w:val="name"/>
@@ -15702,7 +15220,7 @@
         </w:rPr>
         <w:t xml:space="preserve">, </w:t>
       </w:r>
-      <w:hyperlink r:id="rId25" w:history="1">
+      <w:hyperlink r:id="rId24" w:history="1">
         <w:r>
           <w:rPr>
             <w:rStyle w:val="name"/>
@@ -15856,7 +15374,7 @@
         </w:rPr>
         <w:t xml:space="preserve">URL: </w:t>
       </w:r>
-      <w:hyperlink r:id="rId26" w:history="1">
+      <w:hyperlink r:id="rId25" w:history="1">
         <w:r>
           <w:rPr>
             <w:rStyle w:val="ac"/>
@@ -16051,7 +15569,7 @@
         </w:rPr>
         <w:t xml:space="preserve">: </w:t>
       </w:r>
-      <w:hyperlink r:id="rId27" w:history="1">
+      <w:hyperlink r:id="rId26" w:history="1">
         <w:r>
           <w:rPr>
             <w:rStyle w:val="ac"/>
@@ -16312,7 +15830,7 @@
         </w:rPr>
         <w:t xml:space="preserve">: </w:t>
       </w:r>
-      <w:hyperlink r:id="rId28" w:history="1">
+      <w:hyperlink r:id="rId27" w:history="1">
         <w:r>
           <w:rPr>
             <w:rStyle w:val="ac"/>
@@ -16401,6 +15919,7 @@
           </w:rPr>
           <w:t>/</w:t>
         </w:r>
+        <w:proofErr w:type="spellStart"/>
         <w:r>
           <w:rPr>
             <w:rStyle w:val="ac"/>
@@ -16412,6 +15931,7 @@
           </w:rPr>
           <w:t>AirSim</w:t>
         </w:r>
+        <w:proofErr w:type="spellEnd"/>
         <w:r>
           <w:rPr>
             <w:rStyle w:val="ac"/>
@@ -16537,7 +16057,6 @@
           <w:color w:val="000000" w:themeColor="text1"/>
           <w:sz w:val="28"/>
           <w:szCs w:val="28"/>
-          <w:lang w:val="en-US"/>
         </w:rPr>
       </w:pPr>
     </w:p>
@@ -16553,8 +16072,8 @@
 </file>
 
 <file path=word/numbering.xml><?xml version="1.0" encoding="utf-8"?>
-<w:numbering xmlns:wpc="http://schemas.microsoft.com/office/word/2010/wordprocessingCanvas" xmlns:mc="http://schemas.openxmlformats.org/markup-compatibility/2006" xmlns:o="urn:schemas-microsoft-com:office:office" xmlns:r="http://schemas.openxmlformats.org/officeDocument/2006/relationships" xmlns:m="http://schemas.openxmlformats.org/officeDocument/2006/math" xmlns:v="urn:schemas-microsoft-com:vml" xmlns:wp14="http://schemas.microsoft.com/office/word/2010/wordprocessingDrawing" xmlns:wp="http://schemas.openxmlformats.org/drawingml/2006/wordprocessingDrawing" xmlns:w10="urn:schemas-microsoft-com:office:word" xmlns:w="http://schemas.openxmlformats.org/wordprocessingml/2006/main" xmlns:w14="http://schemas.microsoft.com/office/word/2010/wordml" xmlns:wpg="http://schemas.microsoft.com/office/word/2010/wordprocessingGroup" xmlns:wpi="http://schemas.microsoft.com/office/word/2010/wordprocessingInk" xmlns:wne="http://schemas.microsoft.com/office/word/2006/wordml" xmlns:wps="http://schemas.microsoft.com/office/word/2010/wordprocessingShape" mc:Ignorable="w14 wp14">
-  <w:abstractNum w:abstractNumId="0">
+<w:numbering xmlns:wpc="http://schemas.microsoft.com/office/word/2010/wordprocessingCanvas" xmlns:cx="http://schemas.microsoft.com/office/drawing/2014/chartex" xmlns:cx1="http://schemas.microsoft.com/office/drawing/2015/9/8/chartex" xmlns:cx2="http://schemas.microsoft.com/office/drawing/2015/10/21/chartex" xmlns:cx3="http://schemas.microsoft.com/office/drawing/2016/5/9/chartex" xmlns:cx4="http://schemas.microsoft.com/office/drawing/2016/5/10/chartex" xmlns:cx5="http://schemas.microsoft.com/office/drawing/2016/5/11/chartex" xmlns:cx6="http://schemas.microsoft.com/office/drawing/2016/5/12/chartex" xmlns:cx7="http://schemas.microsoft.com/office/drawing/2016/5/13/chartex" xmlns:cx8="http://schemas.microsoft.com/office/drawing/2016/5/14/chartex" xmlns:mc="http://schemas.openxmlformats.org/markup-compatibility/2006" xmlns:aink="http://schemas.microsoft.com/office/drawing/2016/ink" xmlns:am3d="http://schemas.microsoft.com/office/drawing/2017/model3d" xmlns:o="urn:schemas-microsoft-com:office:office" xmlns:r="http://schemas.openxmlformats.org/officeDocument/2006/relationships" xmlns:m="http://schemas.openxmlformats.org/officeDocument/2006/math" xmlns:v="urn:schemas-microsoft-com:vml" xmlns:wp14="http://schemas.microsoft.com/office/word/2010/wordprocessingDrawing" xmlns:wp="http://schemas.openxmlformats.org/drawingml/2006/wordprocessingDrawing" xmlns:w10="urn:schemas-microsoft-com:office:word" xmlns:w="http://schemas.openxmlformats.org/wordprocessingml/2006/main" xmlns:w14="http://schemas.microsoft.com/office/word/2010/wordml" xmlns:w15="http://schemas.microsoft.com/office/word/2012/wordml" xmlns:w16cex="http://schemas.microsoft.com/office/word/2018/wordml/cex" xmlns:w16cid="http://schemas.microsoft.com/office/word/2016/wordml/cid" xmlns:w16="http://schemas.microsoft.com/office/word/2018/wordml" xmlns:w16sdtdh="http://schemas.microsoft.com/office/word/2020/wordml/sdtdatahash" xmlns:w16se="http://schemas.microsoft.com/office/word/2015/wordml/symex" xmlns:wpg="http://schemas.microsoft.com/office/word/2010/wordprocessingGroup" xmlns:wpi="http://schemas.microsoft.com/office/word/2010/wordprocessingInk" xmlns:wne="http://schemas.microsoft.com/office/word/2006/wordml" xmlns:wps="http://schemas.microsoft.com/office/word/2010/wordprocessingShape" mc:Ignorable="w14 w15 w16se w16cid w16 w16cex w16sdtdh wp14">
+  <w:abstractNum w:abstractNumId="0" w15:restartNumberingAfterBreak="0">
     <w:nsid w:val="08C1791A"/>
     <w:multiLevelType w:val="multilevel"/>
     <w:tmpl w:val="73445368"/>
@@ -16667,7 +16186,7 @@
       </w:rPr>
     </w:lvl>
   </w:abstractNum>
-  <w:abstractNum w:abstractNumId="1">
+  <w:abstractNum w:abstractNumId="1" w15:restartNumberingAfterBreak="0">
     <w:nsid w:val="0A0F2369"/>
     <w:multiLevelType w:val="hybridMultilevel"/>
     <w:tmpl w:val="400A1FAA"/>
@@ -16780,7 +16299,7 @@
       </w:rPr>
     </w:lvl>
   </w:abstractNum>
-  <w:abstractNum w:abstractNumId="2">
+  <w:abstractNum w:abstractNumId="2" w15:restartNumberingAfterBreak="0">
     <w:nsid w:val="0D745A38"/>
     <w:multiLevelType w:val="multilevel"/>
     <w:tmpl w:val="D206C69C"/>
@@ -16893,7 +16412,7 @@
       </w:pPr>
     </w:lvl>
   </w:abstractNum>
-  <w:abstractNum w:abstractNumId="3">
+  <w:abstractNum w:abstractNumId="3" w15:restartNumberingAfterBreak="0">
     <w:nsid w:val="105C5BB2"/>
     <w:multiLevelType w:val="hybridMultilevel"/>
     <w:tmpl w:val="EB9E9868"/>
@@ -17006,7 +16525,7 @@
       </w:rPr>
     </w:lvl>
   </w:abstractNum>
-  <w:abstractNum w:abstractNumId="4">
+  <w:abstractNum w:abstractNumId="4" w15:restartNumberingAfterBreak="0">
     <w:nsid w:val="10E147A3"/>
     <w:multiLevelType w:val="hybridMultilevel"/>
     <w:tmpl w:val="D9A05D6A"/>
@@ -17119,7 +16638,7 @@
       </w:rPr>
     </w:lvl>
   </w:abstractNum>
-  <w:abstractNum w:abstractNumId="5">
+  <w:abstractNum w:abstractNumId="5" w15:restartNumberingAfterBreak="0">
     <w:nsid w:val="2ECA481D"/>
     <w:multiLevelType w:val="multilevel"/>
     <w:tmpl w:val="8E887F24"/>
@@ -17232,7 +16751,7 @@
       </w:pPr>
     </w:lvl>
   </w:abstractNum>
-  <w:abstractNum w:abstractNumId="6">
+  <w:abstractNum w:abstractNumId="6" w15:restartNumberingAfterBreak="0">
     <w:nsid w:val="36144CC1"/>
     <w:multiLevelType w:val="hybridMultilevel"/>
     <w:tmpl w:val="36D602F8"/>
@@ -17345,7 +16864,7 @@
       </w:rPr>
     </w:lvl>
   </w:abstractNum>
-  <w:abstractNum w:abstractNumId="7">
+  <w:abstractNum w:abstractNumId="7" w15:restartNumberingAfterBreak="0">
     <w:nsid w:val="37CE1069"/>
     <w:multiLevelType w:val="hybridMultilevel"/>
     <w:tmpl w:val="2024673C"/>
@@ -17434,7 +16953,7 @@
       </w:pPr>
     </w:lvl>
   </w:abstractNum>
-  <w:abstractNum w:abstractNumId="8">
+  <w:abstractNum w:abstractNumId="8" w15:restartNumberingAfterBreak="0">
     <w:nsid w:val="3BF5578B"/>
     <w:multiLevelType w:val="multilevel"/>
     <w:tmpl w:val="603C7CCC"/>
@@ -17583,7 +17102,7 @@
       </w:rPr>
     </w:lvl>
   </w:abstractNum>
-  <w:abstractNum w:abstractNumId="9">
+  <w:abstractNum w:abstractNumId="9" w15:restartNumberingAfterBreak="0">
     <w:nsid w:val="3D3B4066"/>
     <w:multiLevelType w:val="hybridMultilevel"/>
     <w:tmpl w:val="FF700FF6"/>
@@ -17696,7 +17215,7 @@
       </w:rPr>
     </w:lvl>
   </w:abstractNum>
-  <w:abstractNum w:abstractNumId="10">
+  <w:abstractNum w:abstractNumId="10" w15:restartNumberingAfterBreak="0">
     <w:nsid w:val="405543D8"/>
     <w:multiLevelType w:val="multilevel"/>
     <w:tmpl w:val="0694A064"/>
@@ -17809,7 +17328,7 @@
       </w:rPr>
     </w:lvl>
   </w:abstractNum>
-  <w:abstractNum w:abstractNumId="11">
+  <w:abstractNum w:abstractNumId="11" w15:restartNumberingAfterBreak="0">
     <w:nsid w:val="485D62B4"/>
     <w:multiLevelType w:val="hybridMultilevel"/>
     <w:tmpl w:val="5A76D7C4"/>
@@ -17899,7 +17418,7 @@
       </w:pPr>
     </w:lvl>
   </w:abstractNum>
-  <w:abstractNum w:abstractNumId="12">
+  <w:abstractNum w:abstractNumId="12" w15:restartNumberingAfterBreak="0">
     <w:nsid w:val="4C8971B8"/>
     <w:multiLevelType w:val="hybridMultilevel"/>
     <w:tmpl w:val="1172C29A"/>
@@ -17989,7 +17508,7 @@
       </w:pPr>
     </w:lvl>
   </w:abstractNum>
-  <w:abstractNum w:abstractNumId="13">
+  <w:abstractNum w:abstractNumId="13" w15:restartNumberingAfterBreak="0">
     <w:nsid w:val="4DB437F6"/>
     <w:multiLevelType w:val="multilevel"/>
     <w:tmpl w:val="0AE07A34"/>
@@ -18138,7 +17657,7 @@
       </w:rPr>
     </w:lvl>
   </w:abstractNum>
-  <w:abstractNum w:abstractNumId="14">
+  <w:abstractNum w:abstractNumId="14" w15:restartNumberingAfterBreak="0">
     <w:nsid w:val="55FE3DC6"/>
     <w:multiLevelType w:val="multilevel"/>
     <w:tmpl w:val="3970F7F6"/>
@@ -18254,7 +17773,7 @@
       </w:pPr>
     </w:lvl>
   </w:abstractNum>
-  <w:abstractNum w:abstractNumId="15">
+  <w:abstractNum w:abstractNumId="15" w15:restartNumberingAfterBreak="0">
     <w:nsid w:val="577C0825"/>
     <w:multiLevelType w:val="multilevel"/>
     <w:tmpl w:val="26DABBA6"/>
@@ -18403,7 +17922,7 @@
       </w:rPr>
     </w:lvl>
   </w:abstractNum>
-  <w:abstractNum w:abstractNumId="16">
+  <w:abstractNum w:abstractNumId="16" w15:restartNumberingAfterBreak="0">
     <w:nsid w:val="58044F5D"/>
     <w:multiLevelType w:val="hybridMultilevel"/>
     <w:tmpl w:val="C24A4CA0"/>
@@ -18516,7 +18035,7 @@
       </w:rPr>
     </w:lvl>
   </w:abstractNum>
-  <w:abstractNum w:abstractNumId="17">
+  <w:abstractNum w:abstractNumId="17" w15:restartNumberingAfterBreak="0">
     <w:nsid w:val="584C146F"/>
     <w:multiLevelType w:val="multilevel"/>
     <w:tmpl w:val="45C0554C"/>
@@ -18629,7 +18148,7 @@
       </w:pPr>
     </w:lvl>
   </w:abstractNum>
-  <w:abstractNum w:abstractNumId="18">
+  <w:abstractNum w:abstractNumId="18" w15:restartNumberingAfterBreak="0">
     <w:nsid w:val="5874274A"/>
     <w:multiLevelType w:val="multilevel"/>
     <w:tmpl w:val="1A020CA0"/>
@@ -18778,7 +18297,7 @@
       </w:rPr>
     </w:lvl>
   </w:abstractNum>
-  <w:abstractNum w:abstractNumId="19">
+  <w:abstractNum w:abstractNumId="19" w15:restartNumberingAfterBreak="0">
     <w:nsid w:val="5B324EF5"/>
     <w:multiLevelType w:val="multilevel"/>
     <w:tmpl w:val="C35C2ACE"/>
@@ -18927,7 +18446,7 @@
       </w:rPr>
     </w:lvl>
   </w:abstractNum>
-  <w:abstractNum w:abstractNumId="20">
+  <w:abstractNum w:abstractNumId="20" w15:restartNumberingAfterBreak="0">
     <w:nsid w:val="620E749C"/>
     <w:multiLevelType w:val="multilevel"/>
     <w:tmpl w:val="31E20FB8"/>
@@ -19042,7 +18561,7 @@
       </w:rPr>
     </w:lvl>
   </w:abstractNum>
-  <w:abstractNum w:abstractNumId="21">
+  <w:abstractNum w:abstractNumId="21" w15:restartNumberingAfterBreak="0">
     <w:nsid w:val="635D3CC8"/>
     <w:multiLevelType w:val="hybridMultilevel"/>
     <w:tmpl w:val="A3CEC666"/>
@@ -19155,7 +18674,7 @@
       </w:rPr>
     </w:lvl>
   </w:abstractNum>
-  <w:abstractNum w:abstractNumId="22">
+  <w:abstractNum w:abstractNumId="22" w15:restartNumberingAfterBreak="0">
     <w:nsid w:val="639A474E"/>
     <w:multiLevelType w:val="hybridMultilevel"/>
     <w:tmpl w:val="78304AAA"/>
@@ -19241,7 +18760,7 @@
       </w:pPr>
     </w:lvl>
   </w:abstractNum>
-  <w:abstractNum w:abstractNumId="23">
+  <w:abstractNum w:abstractNumId="23" w15:restartNumberingAfterBreak="0">
     <w:nsid w:val="63CE2104"/>
     <w:multiLevelType w:val="multilevel"/>
     <w:tmpl w:val="ABBCC3A4"/>
@@ -19357,7 +18876,7 @@
       </w:pPr>
     </w:lvl>
   </w:abstractNum>
-  <w:abstractNum w:abstractNumId="24">
+  <w:abstractNum w:abstractNumId="24" w15:restartNumberingAfterBreak="0">
     <w:nsid w:val="6B6561E6"/>
     <w:multiLevelType w:val="hybridMultilevel"/>
     <w:tmpl w:val="ECF89FF4"/>
@@ -19470,7 +18989,7 @@
       </w:rPr>
     </w:lvl>
   </w:abstractNum>
-  <w:abstractNum w:abstractNumId="25">
+  <w:abstractNum w:abstractNumId="25" w15:restartNumberingAfterBreak="0">
     <w:nsid w:val="6BDD3992"/>
     <w:multiLevelType w:val="hybridMultilevel"/>
     <w:tmpl w:val="5FB4E5BE"/>
@@ -19583,7 +19102,7 @@
       </w:rPr>
     </w:lvl>
   </w:abstractNum>
-  <w:abstractNum w:abstractNumId="26">
+  <w:abstractNum w:abstractNumId="26" w15:restartNumberingAfterBreak="0">
     <w:nsid w:val="760624B0"/>
     <w:multiLevelType w:val="hybridMultilevel"/>
     <w:tmpl w:val="43A6C13E"/>
@@ -19696,7 +19215,7 @@
       </w:rPr>
     </w:lvl>
   </w:abstractNum>
-  <w:abstractNum w:abstractNumId="27">
+  <w:abstractNum w:abstractNumId="27" w15:restartNumberingAfterBreak="0">
     <w:nsid w:val="77DB5164"/>
     <w:multiLevelType w:val="hybridMultilevel"/>
     <w:tmpl w:val="4FA274DA"/>
@@ -19782,7 +19301,7 @@
       </w:pPr>
     </w:lvl>
   </w:abstractNum>
-  <w:abstractNum w:abstractNumId="28">
+  <w:abstractNum w:abstractNumId="28" w15:restartNumberingAfterBreak="0">
     <w:nsid w:val="7BDE509D"/>
     <w:multiLevelType w:val="multilevel"/>
     <w:tmpl w:val="B4B4E860"/>
@@ -19986,7 +19505,7 @@
 </file>
 
 <file path=word/styles.xml><?xml version="1.0" encoding="utf-8"?>
-<w:styles xmlns:mc="http://schemas.openxmlformats.org/markup-compatibility/2006" xmlns:r="http://schemas.openxmlformats.org/officeDocument/2006/relationships" xmlns:w="http://schemas.openxmlformats.org/wordprocessingml/2006/main" xmlns:w14="http://schemas.microsoft.com/office/word/2010/wordml" mc:Ignorable="w14">
+<w:styles xmlns:mc="http://schemas.openxmlformats.org/markup-compatibility/2006" xmlns:r="http://schemas.openxmlformats.org/officeDocument/2006/relationships" xmlns:w="http://schemas.openxmlformats.org/wordprocessingml/2006/main" xmlns:w14="http://schemas.microsoft.com/office/word/2010/wordml" xmlns:w15="http://schemas.microsoft.com/office/word/2012/wordml" xmlns:w16cex="http://schemas.microsoft.com/office/word/2018/wordml/cex" xmlns:w16cid="http://schemas.microsoft.com/office/word/2016/wordml/cid" xmlns:w16="http://schemas.microsoft.com/office/word/2018/wordml" xmlns:w16sdtdh="http://schemas.microsoft.com/office/word/2020/wordml/sdtdatahash" xmlns:w16se="http://schemas.microsoft.com/office/word/2015/wordml/symex" mc:Ignorable="w14 w15 w16se w16cid w16 w16cex w16sdtdh">
   <w:docDefaults>
     <w:rPrDefault>
       <w:rPr>
@@ -20002,144 +19521,383 @@
       </w:pPr>
     </w:pPrDefault>
   </w:docDefaults>
-  <w:latentStyles w:defLockedState="0" w:defUIPriority="99" w:defSemiHidden="1" w:defUnhideWhenUsed="1" w:defQFormat="0" w:count="267">
-    <w:lsdException w:name="Normal" w:semiHidden="0" w:uiPriority="0" w:unhideWhenUsed="0" w:qFormat="1"/>
-    <w:lsdException w:name="heading 1" w:semiHidden="0" w:uiPriority="9" w:unhideWhenUsed="0" w:qFormat="1"/>
-    <w:lsdException w:name="heading 2" w:uiPriority="9" w:qFormat="1"/>
-    <w:lsdException w:name="heading 3" w:uiPriority="9" w:qFormat="1"/>
-    <w:lsdException w:name="heading 4" w:uiPriority="9" w:qFormat="1"/>
-    <w:lsdException w:name="heading 5" w:uiPriority="9" w:qFormat="1"/>
-    <w:lsdException w:name="heading 6" w:uiPriority="9" w:qFormat="1"/>
-    <w:lsdException w:name="heading 7" w:uiPriority="9" w:qFormat="1"/>
-    <w:lsdException w:name="heading 8" w:uiPriority="9" w:qFormat="1"/>
-    <w:lsdException w:name="heading 9" w:uiPriority="9" w:qFormat="1"/>
-    <w:lsdException w:name="toc 1" w:uiPriority="39"/>
-    <w:lsdException w:name="toc 2" w:uiPriority="39"/>
-    <w:lsdException w:name="toc 3" w:uiPriority="39"/>
-    <w:lsdException w:name="toc 4" w:uiPriority="39"/>
-    <w:lsdException w:name="toc 5" w:uiPriority="39"/>
-    <w:lsdException w:name="toc 6" w:uiPriority="39"/>
-    <w:lsdException w:name="toc 7" w:uiPriority="39"/>
-    <w:lsdException w:name="toc 8" w:uiPriority="39"/>
-    <w:lsdException w:name="toc 9" w:uiPriority="39"/>
-    <w:lsdException w:name="caption" w:uiPriority="35" w:qFormat="1"/>
-    <w:lsdException w:name="Title" w:semiHidden="0" w:uiPriority="10" w:unhideWhenUsed="0" w:qFormat="1"/>
-    <w:lsdException w:name="Default Paragraph Font" w:uiPriority="1"/>
-    <w:lsdException w:name="Subtitle" w:semiHidden="0" w:uiPriority="11" w:unhideWhenUsed="0" w:qFormat="1"/>
-    <w:lsdException w:name="Strong" w:semiHidden="0" w:uiPriority="22" w:unhideWhenUsed="0" w:qFormat="1"/>
-    <w:lsdException w:name="Emphasis" w:semiHidden="0" w:uiPriority="20" w:unhideWhenUsed="0" w:qFormat="1"/>
-    <w:lsdException w:name="Table Grid" w:semiHidden="0" w:uiPriority="59" w:unhideWhenUsed="0"/>
-    <w:lsdException w:name="Placeholder Text" w:unhideWhenUsed="0"/>
-    <w:lsdException w:name="No Spacing" w:semiHidden="0" w:uiPriority="1" w:unhideWhenUsed="0" w:qFormat="1"/>
-    <w:lsdException w:name="Light Shading" w:semiHidden="0" w:uiPriority="60" w:unhideWhenUsed="0"/>
-    <w:lsdException w:name="Light List" w:semiHidden="0" w:uiPriority="61" w:unhideWhenUsed="0"/>
-    <w:lsdException w:name="Light Grid" w:semiHidden="0" w:uiPriority="62" w:unhideWhenUsed="0"/>
-    <w:lsdException w:name="Medium Shading 1" w:semiHidden="0" w:uiPriority="63" w:unhideWhenUsed="0"/>
-    <w:lsdException w:name="Medium Shading 2" w:semiHidden="0" w:uiPriority="64" w:unhideWhenUsed="0"/>
-    <w:lsdException w:name="Medium List 1" w:semiHidden="0" w:uiPriority="65" w:unhideWhenUsed="0"/>
-    <w:lsdException w:name="Medium List 2" w:semiHidden="0" w:uiPriority="66" w:unhideWhenUsed="0"/>
-    <w:lsdException w:name="Medium Grid 1" w:semiHidden="0" w:uiPriority="67" w:unhideWhenUsed="0"/>
-    <w:lsdException w:name="Medium Grid 2" w:semiHidden="0" w:uiPriority="68" w:unhideWhenUsed="0"/>
-    <w:lsdException w:name="Medium Grid 3" w:semiHidden="0" w:uiPriority="69" w:unhideWhenUsed="0"/>
-    <w:lsdException w:name="Dark List" w:semiHidden="0" w:uiPriority="70" w:unhideWhenUsed="0"/>
-    <w:lsdException w:name="Colorful Shading" w:semiHidden="0" w:uiPriority="71" w:unhideWhenUsed="0"/>
-    <w:lsdException w:name="Colorful List" w:semiHidden="0" w:uiPriority="72" w:unhideWhenUsed="0"/>
-    <w:lsdException w:name="Colorful Grid" w:semiHidden="0" w:uiPriority="73" w:unhideWhenUsed="0"/>
-    <w:lsdException w:name="Light Shading Accent 1" w:semiHidden="0" w:uiPriority="60" w:unhideWhenUsed="0"/>
-    <w:lsdException w:name="Light List Accent 1" w:semiHidden="0" w:uiPriority="61" w:unhideWhenUsed="0"/>
-    <w:lsdException w:name="Light Grid Accent 1" w:semiHidden="0" w:uiPriority="62" w:unhideWhenUsed="0"/>
-    <w:lsdException w:name="Medium Shading 1 Accent 1" w:semiHidden="0" w:uiPriority="63" w:unhideWhenUsed="0"/>
-    <w:lsdException w:name="Medium Shading 2 Accent 1" w:semiHidden="0" w:uiPriority="64" w:unhideWhenUsed="0"/>
-    <w:lsdException w:name="Medium List 1 Accent 1" w:semiHidden="0" w:uiPriority="65" w:unhideWhenUsed="0"/>
-    <w:lsdException w:name="Revision" w:unhideWhenUsed="0"/>
-    <w:lsdException w:name="List Paragraph" w:semiHidden="0" w:uiPriority="34" w:unhideWhenUsed="0" w:qFormat="1"/>
-    <w:lsdException w:name="Quote" w:semiHidden="0" w:uiPriority="29" w:unhideWhenUsed="0" w:qFormat="1"/>
-    <w:lsdException w:name="Intense Quote" w:semiHidden="0" w:uiPriority="30" w:unhideWhenUsed="0" w:qFormat="1"/>
-    <w:lsdException w:name="Medium List 2 Accent 1" w:semiHidden="0" w:uiPriority="66" w:unhideWhenUsed="0"/>
-    <w:lsdException w:name="Medium Grid 1 Accent 1" w:semiHidden="0" w:uiPriority="67" w:unhideWhenUsed="0"/>
-    <w:lsdException w:name="Medium Grid 2 Accent 1" w:semiHidden="0" w:uiPriority="68" w:unhideWhenUsed="0"/>
-    <w:lsdException w:name="Medium Grid 3 Accent 1" w:semiHidden="0" w:uiPriority="69" w:unhideWhenUsed="0"/>
-    <w:lsdException w:name="Dark List Accent 1" w:semiHidden="0" w:uiPriority="70" w:unhideWhenUsed="0"/>
-    <w:lsdException w:name="Colorful Shading Accent 1" w:semiHidden="0" w:uiPriority="71" w:unhideWhenUsed="0"/>
-    <w:lsdException w:name="Colorful List Accent 1" w:semiHidden="0" w:uiPriority="72" w:unhideWhenUsed="0"/>
-    <w:lsdException w:name="Colorful Grid Accent 1" w:semiHidden="0" w:uiPriority="73" w:unhideWhenUsed="0"/>
-    <w:lsdException w:name="Light Shading Accent 2" w:semiHidden="0" w:uiPriority="60" w:unhideWhenUsed="0"/>
-    <w:lsdException w:name="Light List Accent 2" w:semiHidden="0" w:uiPriority="61" w:unhideWhenUsed="0"/>
-    <w:lsdException w:name="Light Grid Accent 2" w:semiHidden="0" w:uiPriority="62" w:unhideWhenUsed="0"/>
-    <w:lsdException w:name="Medium Shading 1 Accent 2" w:semiHidden="0" w:uiPriority="63" w:unhideWhenUsed="0"/>
-    <w:lsdException w:name="Medium Shading 2 Accent 2" w:semiHidden="0" w:uiPriority="64" w:unhideWhenUsed="0"/>
-    <w:lsdException w:name="Medium List 1 Accent 2" w:semiHidden="0" w:uiPriority="65" w:unhideWhenUsed="0"/>
-    <w:lsdException w:name="Medium List 2 Accent 2" w:semiHidden="0" w:uiPriority="66" w:unhideWhenUsed="0"/>
-    <w:lsdException w:name="Medium Grid 1 Accent 2" w:semiHidden="0" w:uiPriority="67" w:unhideWhenUsed="0"/>
-    <w:lsdException w:name="Medium Grid 2 Accent 2" w:semiHidden="0" w:uiPriority="68" w:unhideWhenUsed="0"/>
-    <w:lsdException w:name="Medium Grid 3 Accent 2" w:semiHidden="0" w:uiPriority="69" w:unhideWhenUsed="0"/>
-    <w:lsdException w:name="Dark List Accent 2" w:semiHidden="0" w:uiPriority="70" w:unhideWhenUsed="0"/>
-    <w:lsdException w:name="Colorful Shading Accent 2" w:semiHidden="0" w:uiPriority="71" w:unhideWhenUsed="0"/>
-    <w:lsdException w:name="Colorful List Accent 2" w:semiHidden="0" w:uiPriority="72" w:unhideWhenUsed="0"/>
-    <w:lsdException w:name="Colorful Grid Accent 2" w:semiHidden="0" w:uiPriority="73" w:unhideWhenUsed="0"/>
-    <w:lsdException w:name="Light Shading Accent 3" w:semiHidden="0" w:uiPriority="60" w:unhideWhenUsed="0"/>
-    <w:lsdException w:name="Light List Accent 3" w:semiHidden="0" w:uiPriority="61" w:unhideWhenUsed="0"/>
-    <w:lsdException w:name="Light Grid Accent 3" w:semiHidden="0" w:uiPriority="62" w:unhideWhenUsed="0"/>
-    <w:lsdException w:name="Medium Shading 1 Accent 3" w:semiHidden="0" w:uiPriority="63" w:unhideWhenUsed="0"/>
-    <w:lsdException w:name="Medium Shading 2 Accent 3" w:semiHidden="0" w:uiPriority="64" w:unhideWhenUsed="0"/>
-    <w:lsdException w:name="Medium List 1 Accent 3" w:semiHidden="0" w:uiPriority="65" w:unhideWhenUsed="0"/>
-    <w:lsdException w:name="Medium List 2 Accent 3" w:semiHidden="0" w:uiPriority="66" w:unhideWhenUsed="0"/>
-    <w:lsdException w:name="Medium Grid 1 Accent 3" w:semiHidden="0" w:uiPriority="67" w:unhideWhenUsed="0"/>
-    <w:lsdException w:name="Medium Grid 2 Accent 3" w:semiHidden="0" w:uiPriority="68" w:unhideWhenUsed="0"/>
-    <w:lsdException w:name="Medium Grid 3 Accent 3" w:semiHidden="0" w:uiPriority="69" w:unhideWhenUsed="0"/>
-    <w:lsdException w:name="Dark List Accent 3" w:semiHidden="0" w:uiPriority="70" w:unhideWhenUsed="0"/>
-    <w:lsdException w:name="Colorful Shading Accent 3" w:semiHidden="0" w:uiPriority="71" w:unhideWhenUsed="0"/>
-    <w:lsdException w:name="Colorful List Accent 3" w:semiHidden="0" w:uiPriority="72" w:unhideWhenUsed="0"/>
-    <w:lsdException w:name="Colorful Grid Accent 3" w:semiHidden="0" w:uiPriority="73" w:unhideWhenUsed="0"/>
-    <w:lsdException w:name="Light Shading Accent 4" w:semiHidden="0" w:uiPriority="60" w:unhideWhenUsed="0"/>
-    <w:lsdException w:name="Light List Accent 4" w:semiHidden="0" w:uiPriority="61" w:unhideWhenUsed="0"/>
-    <w:lsdException w:name="Light Grid Accent 4" w:semiHidden="0" w:uiPriority="62" w:unhideWhenUsed="0"/>
-    <w:lsdException w:name="Medium Shading 1 Accent 4" w:semiHidden="0" w:uiPriority="63" w:unhideWhenUsed="0"/>
-    <w:lsdException w:name="Medium Shading 2 Accent 4" w:semiHidden="0" w:uiPriority="64" w:unhideWhenUsed="0"/>
-    <w:lsdException w:name="Medium List 1 Accent 4" w:semiHidden="0" w:uiPriority="65" w:unhideWhenUsed="0"/>
-    <w:lsdException w:name="Medium List 2 Accent 4" w:semiHidden="0" w:uiPriority="66" w:unhideWhenUsed="0"/>
-    <w:lsdException w:name="Medium Grid 1 Accent 4" w:semiHidden="0" w:uiPriority="67" w:unhideWhenUsed="0"/>
-    <w:lsdException w:name="Medium Grid 2 Accent 4" w:semiHidden="0" w:uiPriority="68" w:unhideWhenUsed="0"/>
-    <w:lsdException w:name="Medium Grid 3 Accent 4" w:semiHidden="0" w:uiPriority="69" w:unhideWhenUsed="0"/>
-    <w:lsdException w:name="Dark List Accent 4" w:semiHidden="0" w:uiPriority="70" w:unhideWhenUsed="0"/>
-    <w:lsdException w:name="Colorful Shading Accent 4" w:semiHidden="0" w:uiPriority="71" w:unhideWhenUsed="0"/>
-    <w:lsdException w:name="Colorful List Accent 4" w:semiHidden="0" w:uiPriority="72" w:unhideWhenUsed="0"/>
-    <w:lsdException w:name="Colorful Grid Accent 4" w:semiHidden="0" w:uiPriority="73" w:unhideWhenUsed="0"/>
-    <w:lsdException w:name="Light Shading Accent 5" w:semiHidden="0" w:uiPriority="60" w:unhideWhenUsed="0"/>
-    <w:lsdException w:name="Light List Accent 5" w:semiHidden="0" w:uiPriority="61" w:unhideWhenUsed="0"/>
-    <w:lsdException w:name="Light Grid Accent 5" w:semiHidden="0" w:uiPriority="62" w:unhideWhenUsed="0"/>
-    <w:lsdException w:name="Medium Shading 1 Accent 5" w:semiHidden="0" w:uiPriority="63" w:unhideWhenUsed="0"/>
-    <w:lsdException w:name="Medium Shading 2 Accent 5" w:semiHidden="0" w:uiPriority="64" w:unhideWhenUsed="0"/>
-    <w:lsdException w:name="Medium List 1 Accent 5" w:semiHidden="0" w:uiPriority="65" w:unhideWhenUsed="0"/>
-    <w:lsdException w:name="Medium List 2 Accent 5" w:semiHidden="0" w:uiPriority="66" w:unhideWhenUsed="0"/>
-    <w:lsdException w:name="Medium Grid 1 Accent 5" w:semiHidden="0" w:uiPriority="67" w:unhideWhenUsed="0"/>
-    <w:lsdException w:name="Medium Grid 2 Accent 5" w:semiHidden="0" w:uiPriority="68" w:unhideWhenUsed="0"/>
-    <w:lsdException w:name="Medium Grid 3 Accent 5" w:semiHidden="0" w:uiPriority="69" w:unhideWhenUsed="0"/>
-    <w:lsdException w:name="Dark List Accent 5" w:semiHidden="0" w:uiPriority="70" w:unhideWhenUsed="0"/>
-    <w:lsdException w:name="Colorful Shading Accent 5" w:semiHidden="0" w:uiPriority="71" w:unhideWhenUsed="0"/>
-    <w:lsdException w:name="Colorful List Accent 5" w:semiHidden="0" w:uiPriority="72" w:unhideWhenUsed="0"/>
-    <w:lsdException w:name="Colorful Grid Accent 5" w:semiHidden="0" w:uiPriority="73" w:unhideWhenUsed="0"/>
-    <w:lsdException w:name="Light Shading Accent 6" w:semiHidden="0" w:uiPriority="60" w:unhideWhenUsed="0"/>
-    <w:lsdException w:name="Light List Accent 6" w:semiHidden="0" w:uiPriority="61" w:unhideWhenUsed="0"/>
-    <w:lsdException w:name="Light Grid Accent 6" w:semiHidden="0" w:uiPriority="62" w:unhideWhenUsed="0"/>
-    <w:lsdException w:name="Medium Shading 1 Accent 6" w:semiHidden="0" w:uiPriority="63" w:unhideWhenUsed="0"/>
-    <w:lsdException w:name="Medium Shading 2 Accent 6" w:semiHidden="0" w:uiPriority="64" w:unhideWhenUsed="0"/>
-    <w:lsdException w:name="Medium List 1 Accent 6" w:semiHidden="0" w:uiPriority="65" w:unhideWhenUsed="0"/>
-    <w:lsdException w:name="Medium List 2 Accent 6" w:semiHidden="0" w:uiPriority="66" w:unhideWhenUsed="0"/>
-    <w:lsdException w:name="Medium Grid 1 Accent 6" w:semiHidden="0" w:uiPriority="67" w:unhideWhenUsed="0"/>
-    <w:lsdException w:name="Medium Grid 2 Accent 6" w:semiHidden="0" w:uiPriority="68" w:unhideWhenUsed="0"/>
-    <w:lsdException w:name="Medium Grid 3 Accent 6" w:semiHidden="0" w:uiPriority="69" w:unhideWhenUsed="0"/>
-    <w:lsdException w:name="Dark List Accent 6" w:semiHidden="0" w:uiPriority="70" w:unhideWhenUsed="0"/>
-    <w:lsdException w:name="Colorful Shading Accent 6" w:semiHidden="0" w:uiPriority="71" w:unhideWhenUsed="0"/>
-    <w:lsdException w:name="Colorful List Accent 6" w:semiHidden="0" w:uiPriority="72" w:unhideWhenUsed="0"/>
-    <w:lsdException w:name="Colorful Grid Accent 6" w:semiHidden="0" w:uiPriority="73" w:unhideWhenUsed="0"/>
-    <w:lsdException w:name="Subtle Emphasis" w:semiHidden="0" w:uiPriority="19" w:unhideWhenUsed="0" w:qFormat="1"/>
-    <w:lsdException w:name="Intense Emphasis" w:semiHidden="0" w:uiPriority="21" w:unhideWhenUsed="0" w:qFormat="1"/>
-    <w:lsdException w:name="Subtle Reference" w:semiHidden="0" w:uiPriority="31" w:unhideWhenUsed="0" w:qFormat="1"/>
-    <w:lsdException w:name="Intense Reference" w:semiHidden="0" w:uiPriority="32" w:unhideWhenUsed="0" w:qFormat="1"/>
-    <w:lsdException w:name="Book Title" w:semiHidden="0" w:uiPriority="33" w:unhideWhenUsed="0" w:qFormat="1"/>
-    <w:lsdException w:name="Bibliography" w:uiPriority="37"/>
-    <w:lsdException w:name="TOC Heading" w:uiPriority="39" w:qFormat="1"/>
+  <w:latentStyles w:defLockedState="0" w:defUIPriority="99" w:defSemiHidden="0" w:defUnhideWhenUsed="0" w:defQFormat="0" w:count="376">
+    <w:lsdException w:name="Normal" w:uiPriority="0" w:qFormat="1"/>
+    <w:lsdException w:name="heading 1" w:uiPriority="9" w:qFormat="1"/>
+    <w:lsdException w:name="heading 2" w:semiHidden="1" w:uiPriority="9" w:unhideWhenUsed="1" w:qFormat="1"/>
+    <w:lsdException w:name="heading 3" w:semiHidden="1" w:uiPriority="9" w:unhideWhenUsed="1" w:qFormat="1"/>
+    <w:lsdException w:name="heading 4" w:semiHidden="1" w:uiPriority="9" w:unhideWhenUsed="1" w:qFormat="1"/>
+    <w:lsdException w:name="heading 5" w:semiHidden="1" w:uiPriority="9" w:unhideWhenUsed="1" w:qFormat="1"/>
+    <w:lsdException w:name="heading 6" w:semiHidden="1" w:uiPriority="9" w:unhideWhenUsed="1" w:qFormat="1"/>
+    <w:lsdException w:name="heading 7" w:semiHidden="1" w:uiPriority="9" w:unhideWhenUsed="1" w:qFormat="1"/>
+    <w:lsdException w:name="heading 8" w:semiHidden="1" w:uiPriority="9" w:unhideWhenUsed="1" w:qFormat="1"/>
+    <w:lsdException w:name="heading 9" w:semiHidden="1" w:uiPriority="9" w:unhideWhenUsed="1" w:qFormat="1"/>
+    <w:lsdException w:name="index 1" w:semiHidden="1" w:unhideWhenUsed="1"/>
+    <w:lsdException w:name="index 2" w:semiHidden="1" w:unhideWhenUsed="1"/>
+    <w:lsdException w:name="index 3" w:semiHidden="1" w:unhideWhenUsed="1"/>
+    <w:lsdException w:name="index 4" w:semiHidden="1" w:unhideWhenUsed="1"/>
+    <w:lsdException w:name="index 5" w:semiHidden="1" w:unhideWhenUsed="1"/>
+    <w:lsdException w:name="index 6" w:semiHidden="1" w:unhideWhenUsed="1"/>
+    <w:lsdException w:name="index 7" w:semiHidden="1" w:unhideWhenUsed="1"/>
+    <w:lsdException w:name="index 8" w:semiHidden="1" w:unhideWhenUsed="1"/>
+    <w:lsdException w:name="index 9" w:semiHidden="1" w:unhideWhenUsed="1"/>
+    <w:lsdException w:name="toc 1" w:semiHidden="1" w:uiPriority="39" w:unhideWhenUsed="1"/>
+    <w:lsdException w:name="toc 2" w:semiHidden="1" w:uiPriority="39" w:unhideWhenUsed="1"/>
+    <w:lsdException w:name="toc 3" w:semiHidden="1" w:uiPriority="39" w:unhideWhenUsed="1"/>
+    <w:lsdException w:name="toc 4" w:semiHidden="1" w:uiPriority="39" w:unhideWhenUsed="1"/>
+    <w:lsdException w:name="toc 5" w:semiHidden="1" w:uiPriority="39" w:unhideWhenUsed="1"/>
+    <w:lsdException w:name="toc 6" w:semiHidden="1" w:uiPriority="39" w:unhideWhenUsed="1"/>
+    <w:lsdException w:name="toc 7" w:semiHidden="1" w:uiPriority="39" w:unhideWhenUsed="1"/>
+    <w:lsdException w:name="toc 8" w:semiHidden="1" w:uiPriority="39" w:unhideWhenUsed="1"/>
+    <w:lsdException w:name="toc 9" w:semiHidden="1" w:uiPriority="39" w:unhideWhenUsed="1"/>
+    <w:lsdException w:name="Normal Indent" w:semiHidden="1" w:unhideWhenUsed="1"/>
+    <w:lsdException w:name="footnote text" w:semiHidden="1" w:unhideWhenUsed="1"/>
+    <w:lsdException w:name="annotation text" w:semiHidden="1" w:unhideWhenUsed="1"/>
+    <w:lsdException w:name="header" w:semiHidden="1" w:unhideWhenUsed="1"/>
+    <w:lsdException w:name="footer" w:semiHidden="1" w:unhideWhenUsed="1"/>
+    <w:lsdException w:name="index heading" w:semiHidden="1" w:unhideWhenUsed="1"/>
+    <w:lsdException w:name="caption" w:semiHidden="1" w:uiPriority="35" w:unhideWhenUsed="1" w:qFormat="1"/>
+    <w:lsdException w:name="table of figures" w:semiHidden="1" w:unhideWhenUsed="1"/>
+    <w:lsdException w:name="envelope address" w:semiHidden="1" w:unhideWhenUsed="1"/>
+    <w:lsdException w:name="envelope return" w:semiHidden="1" w:unhideWhenUsed="1"/>
+    <w:lsdException w:name="footnote reference" w:semiHidden="1" w:unhideWhenUsed="1"/>
+    <w:lsdException w:name="annotation reference" w:semiHidden="1" w:unhideWhenUsed="1"/>
+    <w:lsdException w:name="line number" w:semiHidden="1" w:unhideWhenUsed="1"/>
+    <w:lsdException w:name="page number" w:semiHidden="1" w:unhideWhenUsed="1"/>
+    <w:lsdException w:name="endnote reference" w:semiHidden="1" w:unhideWhenUsed="1"/>
+    <w:lsdException w:name="endnote text" w:semiHidden="1" w:unhideWhenUsed="1"/>
+    <w:lsdException w:name="table of authorities" w:semiHidden="1" w:unhideWhenUsed="1"/>
+    <w:lsdException w:name="macro" w:semiHidden="1" w:unhideWhenUsed="1"/>
+    <w:lsdException w:name="toa heading" w:semiHidden="1" w:unhideWhenUsed="1"/>
+    <w:lsdException w:name="List" w:semiHidden="1" w:unhideWhenUsed="1"/>
+    <w:lsdException w:name="List Bullet" w:semiHidden="1" w:unhideWhenUsed="1"/>
+    <w:lsdException w:name="List Number" w:semiHidden="1" w:unhideWhenUsed="1"/>
+    <w:lsdException w:name="List 2" w:semiHidden="1" w:unhideWhenUsed="1"/>
+    <w:lsdException w:name="List 3" w:semiHidden="1" w:unhideWhenUsed="1"/>
+    <w:lsdException w:name="List 4" w:semiHidden="1" w:unhideWhenUsed="1"/>
+    <w:lsdException w:name="List 5" w:semiHidden="1" w:unhideWhenUsed="1"/>
+    <w:lsdException w:name="List Bullet 2" w:semiHidden="1" w:unhideWhenUsed="1"/>
+    <w:lsdException w:name="List Bullet 3" w:semiHidden="1" w:unhideWhenUsed="1"/>
+    <w:lsdException w:name="List Bullet 4" w:semiHidden="1" w:unhideWhenUsed="1"/>
+    <w:lsdException w:name="List Bullet 5" w:semiHidden="1" w:unhideWhenUsed="1"/>
+    <w:lsdException w:name="List Number 2" w:semiHidden="1" w:unhideWhenUsed="1"/>
+    <w:lsdException w:name="List Number 3" w:semiHidden="1" w:unhideWhenUsed="1"/>
+    <w:lsdException w:name="List Number 4" w:semiHidden="1" w:unhideWhenUsed="1"/>
+    <w:lsdException w:name="List Number 5" w:semiHidden="1" w:unhideWhenUsed="1"/>
+    <w:lsdException w:name="Title" w:uiPriority="10" w:qFormat="1"/>
+    <w:lsdException w:name="Closing" w:semiHidden="1" w:unhideWhenUsed="1"/>
+    <w:lsdException w:name="Signature" w:semiHidden="1" w:unhideWhenUsed="1"/>
+    <w:lsdException w:name="Default Paragraph Font" w:semiHidden="1" w:uiPriority="1" w:unhideWhenUsed="1"/>
+    <w:lsdException w:name="Body Text" w:semiHidden="1" w:unhideWhenUsed="1"/>
+    <w:lsdException w:name="Body Text Indent" w:semiHidden="1" w:unhideWhenUsed="1"/>
+    <w:lsdException w:name="List Continue" w:semiHidden="1" w:unhideWhenUsed="1"/>
+    <w:lsdException w:name="List Continue 2" w:semiHidden="1" w:unhideWhenUsed="1"/>
+    <w:lsdException w:name="List Continue 3" w:semiHidden="1" w:unhideWhenUsed="1"/>
+    <w:lsdException w:name="List Continue 4" w:semiHidden="1" w:unhideWhenUsed="1"/>
+    <w:lsdException w:name="List Continue 5" w:semiHidden="1" w:unhideWhenUsed="1"/>
+    <w:lsdException w:name="Message Header" w:semiHidden="1" w:unhideWhenUsed="1"/>
+    <w:lsdException w:name="Subtitle" w:uiPriority="11" w:qFormat="1"/>
+    <w:lsdException w:name="Salutation" w:semiHidden="1" w:unhideWhenUsed="1"/>
+    <w:lsdException w:name="Date" w:semiHidden="1" w:unhideWhenUsed="1"/>
+    <w:lsdException w:name="Body Text First Indent" w:semiHidden="1" w:unhideWhenUsed="1"/>
+    <w:lsdException w:name="Body Text First Indent 2" w:semiHidden="1" w:unhideWhenUsed="1"/>
+    <w:lsdException w:name="Note Heading" w:semiHidden="1" w:unhideWhenUsed="1"/>
+    <w:lsdException w:name="Body Text 2" w:semiHidden="1" w:unhideWhenUsed="1"/>
+    <w:lsdException w:name="Body Text 3" w:semiHidden="1" w:unhideWhenUsed="1"/>
+    <w:lsdException w:name="Body Text Indent 2" w:semiHidden="1" w:unhideWhenUsed="1"/>
+    <w:lsdException w:name="Body Text Indent 3" w:semiHidden="1" w:unhideWhenUsed="1"/>
+    <w:lsdException w:name="Block Text" w:semiHidden="1" w:unhideWhenUsed="1"/>
+    <w:lsdException w:name="Hyperlink" w:semiHidden="1" w:unhideWhenUsed="1"/>
+    <w:lsdException w:name="FollowedHyperlink" w:semiHidden="1" w:unhideWhenUsed="1"/>
+    <w:lsdException w:name="Strong" w:uiPriority="22" w:qFormat="1"/>
+    <w:lsdException w:name="Emphasis" w:uiPriority="20" w:qFormat="1"/>
+    <w:lsdException w:name="Document Map" w:semiHidden="1" w:unhideWhenUsed="1"/>
+    <w:lsdException w:name="Plain Text" w:semiHidden="1" w:unhideWhenUsed="1"/>
+    <w:lsdException w:name="E-mail Signature" w:semiHidden="1" w:unhideWhenUsed="1"/>
+    <w:lsdException w:name="HTML Top of Form" w:semiHidden="1" w:unhideWhenUsed="1"/>
+    <w:lsdException w:name="HTML Bottom of Form" w:semiHidden="1" w:unhideWhenUsed="1"/>
+    <w:lsdException w:name="Normal (Web)" w:semiHidden="1" w:unhideWhenUsed="1"/>
+    <w:lsdException w:name="HTML Acronym" w:semiHidden="1" w:unhideWhenUsed="1"/>
+    <w:lsdException w:name="HTML Address" w:semiHidden="1" w:unhideWhenUsed="1"/>
+    <w:lsdException w:name="HTML Cite" w:semiHidden="1" w:unhideWhenUsed="1"/>
+    <w:lsdException w:name="HTML Code" w:semiHidden="1" w:unhideWhenUsed="1"/>
+    <w:lsdException w:name="HTML Definition" w:semiHidden="1" w:unhideWhenUsed="1"/>
+    <w:lsdException w:name="HTML Keyboard" w:semiHidden="1" w:unhideWhenUsed="1"/>
+    <w:lsdException w:name="HTML Preformatted" w:semiHidden="1" w:unhideWhenUsed="1"/>
+    <w:lsdException w:name="HTML Sample" w:semiHidden="1" w:unhideWhenUsed="1"/>
+    <w:lsdException w:name="HTML Typewriter" w:semiHidden="1" w:unhideWhenUsed="1"/>
+    <w:lsdException w:name="HTML Variable" w:semiHidden="1" w:unhideWhenUsed="1"/>
+    <w:lsdException w:name="Normal Table" w:semiHidden="1" w:unhideWhenUsed="1"/>
+    <w:lsdException w:name="annotation subject" w:semiHidden="1" w:unhideWhenUsed="1"/>
+    <w:lsdException w:name="No List" w:semiHidden="1" w:unhideWhenUsed="1"/>
+    <w:lsdException w:name="Outline List 1" w:semiHidden="1" w:unhideWhenUsed="1"/>
+    <w:lsdException w:name="Outline List 2" w:semiHidden="1" w:unhideWhenUsed="1"/>
+    <w:lsdException w:name="Outline List 3" w:semiHidden="1" w:unhideWhenUsed="1"/>
+    <w:lsdException w:name="Table Simple 1" w:semiHidden="1" w:unhideWhenUsed="1"/>
+    <w:lsdException w:name="Table Simple 2" w:semiHidden="1" w:unhideWhenUsed="1"/>
+    <w:lsdException w:name="Table Simple 3" w:semiHidden="1" w:unhideWhenUsed="1"/>
+    <w:lsdException w:name="Table Classic 1" w:semiHidden="1" w:unhideWhenUsed="1"/>
+    <w:lsdException w:name="Table Classic 2" w:semiHidden="1" w:unhideWhenUsed="1"/>
+    <w:lsdException w:name="Table Classic 3" w:semiHidden="1" w:unhideWhenUsed="1"/>
+    <w:lsdException w:name="Table Classic 4" w:semiHidden="1" w:unhideWhenUsed="1"/>
+    <w:lsdException w:name="Table Colorful 1" w:semiHidden="1" w:unhideWhenUsed="1"/>
+    <w:lsdException w:name="Table Colorful 2" w:semiHidden="1" w:unhideWhenUsed="1"/>
+    <w:lsdException w:name="Table Colorful 3" w:semiHidden="1" w:unhideWhenUsed="1"/>
+    <w:lsdException w:name="Table Columns 1" w:semiHidden="1" w:unhideWhenUsed="1"/>
+    <w:lsdException w:name="Table Columns 2" w:semiHidden="1" w:unhideWhenUsed="1"/>
+    <w:lsdException w:name="Table Columns 3" w:semiHidden="1" w:unhideWhenUsed="1"/>
+    <w:lsdException w:name="Table Columns 4" w:semiHidden="1" w:unhideWhenUsed="1"/>
+    <w:lsdException w:name="Table Columns 5" w:semiHidden="1" w:unhideWhenUsed="1"/>
+    <w:lsdException w:name="Table Grid 1" w:semiHidden="1" w:unhideWhenUsed="1"/>
+    <w:lsdException w:name="Table Grid 2" w:semiHidden="1" w:unhideWhenUsed="1"/>
+    <w:lsdException w:name="Table Grid 3" w:semiHidden="1" w:unhideWhenUsed="1"/>
+    <w:lsdException w:name="Table Grid 4" w:semiHidden="1" w:unhideWhenUsed="1"/>
+    <w:lsdException w:name="Table Grid 5" w:semiHidden="1" w:unhideWhenUsed="1"/>
+    <w:lsdException w:name="Table Grid 6" w:semiHidden="1" w:unhideWhenUsed="1"/>
+    <w:lsdException w:name="Table Grid 7" w:semiHidden="1" w:unhideWhenUsed="1"/>
+    <w:lsdException w:name="Table Grid 8" w:semiHidden="1" w:unhideWhenUsed="1"/>
+    <w:lsdException w:name="Table List 1" w:semiHidden="1" w:unhideWhenUsed="1"/>
+    <w:lsdException w:name="Table List 2" w:semiHidden="1" w:unhideWhenUsed="1"/>
+    <w:lsdException w:name="Table List 3" w:semiHidden="1" w:unhideWhenUsed="1"/>
+    <w:lsdException w:name="Table List 4" w:semiHidden="1" w:unhideWhenUsed="1"/>
+    <w:lsdException w:name="Table List 5" w:semiHidden="1" w:unhideWhenUsed="1"/>
+    <w:lsdException w:name="Table List 6" w:semiHidden="1" w:unhideWhenUsed="1"/>
+    <w:lsdException w:name="Table List 7" w:semiHidden="1" w:unhideWhenUsed="1"/>
+    <w:lsdException w:name="Table List 8" w:semiHidden="1" w:unhideWhenUsed="1"/>
+    <w:lsdException w:name="Table 3D effects 1" w:semiHidden="1" w:unhideWhenUsed="1"/>
+    <w:lsdException w:name="Table 3D effects 2" w:semiHidden="1" w:unhideWhenUsed="1"/>
+    <w:lsdException w:name="Table 3D effects 3" w:semiHidden="1" w:unhideWhenUsed="1"/>
+    <w:lsdException w:name="Table Contemporary" w:semiHidden="1" w:unhideWhenUsed="1"/>
+    <w:lsdException w:name="Table Elegant" w:semiHidden="1" w:unhideWhenUsed="1"/>
+    <w:lsdException w:name="Table Professional" w:semiHidden="1" w:unhideWhenUsed="1"/>
+    <w:lsdException w:name="Table Subtle 1" w:semiHidden="1" w:unhideWhenUsed="1"/>
+    <w:lsdException w:name="Table Subtle 2" w:semiHidden="1" w:unhideWhenUsed="1"/>
+    <w:lsdException w:name="Table Web 1" w:semiHidden="1" w:unhideWhenUsed="1"/>
+    <w:lsdException w:name="Table Web 2" w:semiHidden="1" w:unhideWhenUsed="1"/>
+    <w:lsdException w:name="Table Web 3" w:semiHidden="1" w:unhideWhenUsed="1"/>
+    <w:lsdException w:name="Balloon Text" w:semiHidden="1" w:unhideWhenUsed="1"/>
+    <w:lsdException w:name="Table Grid" w:semiHidden="1" w:uiPriority="59" w:unhideWhenUsed="1"/>
+    <w:lsdException w:name="Table Theme" w:semiHidden="1" w:unhideWhenUsed="1"/>
+    <w:lsdException w:name="Placeholder Text" w:semiHidden="1"/>
+    <w:lsdException w:name="No Spacing" w:uiPriority="1" w:qFormat="1"/>
+    <w:lsdException w:name="Light Shading" w:uiPriority="60"/>
+    <w:lsdException w:name="Light List" w:uiPriority="61"/>
+    <w:lsdException w:name="Light Grid" w:uiPriority="62"/>
+    <w:lsdException w:name="Medium Shading 1" w:uiPriority="63"/>
+    <w:lsdException w:name="Medium Shading 2" w:uiPriority="64"/>
+    <w:lsdException w:name="Medium List 1" w:uiPriority="65"/>
+    <w:lsdException w:name="Medium List 2" w:uiPriority="66"/>
+    <w:lsdException w:name="Medium Grid 1" w:uiPriority="67"/>
+    <w:lsdException w:name="Medium Grid 2" w:uiPriority="68"/>
+    <w:lsdException w:name="Medium Grid 3" w:uiPriority="69"/>
+    <w:lsdException w:name="Dark List" w:uiPriority="70"/>
+    <w:lsdException w:name="Colorful Shading" w:uiPriority="71"/>
+    <w:lsdException w:name="Colorful List" w:uiPriority="72"/>
+    <w:lsdException w:name="Colorful Grid" w:uiPriority="73"/>
+    <w:lsdException w:name="Light Shading Accent 1" w:uiPriority="60"/>
+    <w:lsdException w:name="Light List Accent 1" w:uiPriority="61"/>
+    <w:lsdException w:name="Light Grid Accent 1" w:uiPriority="62"/>
+    <w:lsdException w:name="Medium Shading 1 Accent 1" w:uiPriority="63"/>
+    <w:lsdException w:name="Medium Shading 2 Accent 1" w:uiPriority="64"/>
+    <w:lsdException w:name="Medium List 1 Accent 1" w:uiPriority="65"/>
+    <w:lsdException w:name="Revision" w:semiHidden="1"/>
+    <w:lsdException w:name="List Paragraph" w:uiPriority="34" w:qFormat="1"/>
+    <w:lsdException w:name="Quote" w:uiPriority="29" w:qFormat="1"/>
+    <w:lsdException w:name="Intense Quote" w:uiPriority="30" w:qFormat="1"/>
+    <w:lsdException w:name="Medium List 2 Accent 1" w:uiPriority="66"/>
+    <w:lsdException w:name="Medium Grid 1 Accent 1" w:uiPriority="67"/>
+    <w:lsdException w:name="Medium Grid 2 Accent 1" w:uiPriority="68"/>
+    <w:lsdException w:name="Medium Grid 3 Accent 1" w:uiPriority="69"/>
+    <w:lsdException w:name="Dark List Accent 1" w:uiPriority="70"/>
+    <w:lsdException w:name="Colorful Shading Accent 1" w:uiPriority="71"/>
+    <w:lsdException w:name="Colorful List Accent 1" w:uiPriority="72"/>
+    <w:lsdException w:name="Colorful Grid Accent 1" w:uiPriority="73"/>
+    <w:lsdException w:name="Light Shading Accent 2" w:uiPriority="60"/>
+    <w:lsdException w:name="Light List Accent 2" w:uiPriority="61"/>
+    <w:lsdException w:name="Light Grid Accent 2" w:uiPriority="62"/>
+    <w:lsdException w:name="Medium Shading 1 Accent 2" w:uiPriority="63"/>
+    <w:lsdException w:name="Medium Shading 2 Accent 2" w:uiPriority="64"/>
+    <w:lsdException w:name="Medium List 1 Accent 2" w:uiPriority="65"/>
+    <w:lsdException w:name="Medium List 2 Accent 2" w:uiPriority="66"/>
+    <w:lsdException w:name="Medium Grid 1 Accent 2" w:uiPriority="67"/>
+    <w:lsdException w:name="Medium Grid 2 Accent 2" w:uiPriority="68"/>
+    <w:lsdException w:name="Medium Grid 3 Accent 2" w:uiPriority="69"/>
+    <w:lsdException w:name="Dark List Accent 2" w:uiPriority="70"/>
+    <w:lsdException w:name="Colorful Shading Accent 2" w:uiPriority="71"/>
+    <w:lsdException w:name="Colorful List Accent 2" w:uiPriority="72"/>
+    <w:lsdException w:name="Colorful Grid Accent 2" w:uiPriority="73"/>
+    <w:lsdException w:name="Light Shading Accent 3" w:uiPriority="60"/>
+    <w:lsdException w:name="Light List Accent 3" w:uiPriority="61"/>
+    <w:lsdException w:name="Light Grid Accent 3" w:uiPriority="62"/>
+    <w:lsdException w:name="Medium Shading 1 Accent 3" w:uiPriority="63"/>
+    <w:lsdException w:name="Medium Shading 2 Accent 3" w:uiPriority="64"/>
+    <w:lsdException w:name="Medium List 1 Accent 3" w:uiPriority="65"/>
+    <w:lsdException w:name="Medium List 2 Accent 3" w:uiPriority="66"/>
+    <w:lsdException w:name="Medium Grid 1 Accent 3" w:uiPriority="67"/>
+    <w:lsdException w:name="Medium Grid 2 Accent 3" w:uiPriority="68"/>
+    <w:lsdException w:name="Medium Grid 3 Accent 3" w:uiPriority="69"/>
+    <w:lsdException w:name="Dark List Accent 3" w:uiPriority="70"/>
+    <w:lsdException w:name="Colorful Shading Accent 3" w:uiPriority="71"/>
+    <w:lsdException w:name="Colorful List Accent 3" w:uiPriority="72"/>
+    <w:lsdException w:name="Colorful Grid Accent 3" w:uiPriority="73"/>
+    <w:lsdException w:name="Light Shading Accent 4" w:uiPriority="60"/>
+    <w:lsdException w:name="Light List Accent 4" w:uiPriority="61"/>
+    <w:lsdException w:name="Light Grid Accent 4" w:uiPriority="62"/>
+    <w:lsdException w:name="Medium Shading 1 Accent 4" w:uiPriority="63"/>
+    <w:lsdException w:name="Medium Shading 2 Accent 4" w:uiPriority="64"/>
+    <w:lsdException w:name="Medium List 1 Accent 4" w:uiPriority="65"/>
+    <w:lsdException w:name="Medium List 2 Accent 4" w:uiPriority="66"/>
+    <w:lsdException w:name="Medium Grid 1 Accent 4" w:uiPriority="67"/>
+    <w:lsdException w:name="Medium Grid 2 Accent 4" w:uiPriority="68"/>
+    <w:lsdException w:name="Medium Grid 3 Accent 4" w:uiPriority="69"/>
+    <w:lsdException w:name="Dark List Accent 4" w:uiPriority="70"/>
+    <w:lsdException w:name="Colorful Shading Accent 4" w:uiPriority="71"/>
+    <w:lsdException w:name="Colorful List Accent 4" w:uiPriority="72"/>
+    <w:lsdException w:name="Colorful Grid Accent 4" w:uiPriority="73"/>
+    <w:lsdException w:name="Light Shading Accent 5" w:uiPriority="60"/>
+    <w:lsdException w:name="Light List Accent 5" w:uiPriority="61"/>
+    <w:lsdException w:name="Light Grid Accent 5" w:uiPriority="62"/>
+    <w:lsdException w:name="Medium Shading 1 Accent 5" w:uiPriority="63"/>
+    <w:lsdException w:name="Medium Shading 2 Accent 5" w:uiPriority="64"/>
+    <w:lsdException w:name="Medium List 1 Accent 5" w:uiPriority="65"/>
+    <w:lsdException w:name="Medium List 2 Accent 5" w:uiPriority="66"/>
+    <w:lsdException w:name="Medium Grid 1 Accent 5" w:uiPriority="67"/>
+    <w:lsdException w:name="Medium Grid 2 Accent 5" w:uiPriority="68"/>
+    <w:lsdException w:name="Medium Grid 3 Accent 5" w:uiPriority="69"/>
+    <w:lsdException w:name="Dark List Accent 5" w:uiPriority="70"/>
+    <w:lsdException w:name="Colorful Shading Accent 5" w:uiPriority="71"/>
+    <w:lsdException w:name="Colorful List Accent 5" w:uiPriority="72"/>
+    <w:lsdException w:name="Colorful Grid Accent 5" w:uiPriority="73"/>
+    <w:lsdException w:name="Light Shading Accent 6" w:uiPriority="60"/>
+    <w:lsdException w:name="Light List Accent 6" w:uiPriority="61"/>
+    <w:lsdException w:name="Light Grid Accent 6" w:uiPriority="62"/>
+    <w:lsdException w:name="Medium Shading 1 Accent 6" w:uiPriority="63"/>
+    <w:lsdException w:name="Medium Shading 2 Accent 6" w:uiPriority="64"/>
+    <w:lsdException w:name="Medium List 1 Accent 6" w:uiPriority="65"/>
+    <w:lsdException w:name="Medium List 2 Accent 6" w:uiPriority="66"/>
+    <w:lsdException w:name="Medium Grid 1 Accent 6" w:uiPriority="67"/>
+    <w:lsdException w:name="Medium Grid 2 Accent 6" w:uiPriority="68"/>
+    <w:lsdException w:name="Medium Grid 3 Accent 6" w:uiPriority="69"/>
+    <w:lsdException w:name="Dark List Accent 6" w:uiPriority="70"/>
+    <w:lsdException w:name="Colorful Shading Accent 6" w:uiPriority="71"/>
+    <w:lsdException w:name="Colorful List Accent 6" w:uiPriority="72"/>
+    <w:lsdException w:name="Colorful Grid Accent 6" w:uiPriority="73"/>
+    <w:lsdException w:name="Subtle Emphasis" w:uiPriority="19" w:qFormat="1"/>
+    <w:lsdException w:name="Intense Emphasis" w:uiPriority="21" w:qFormat="1"/>
+    <w:lsdException w:name="Subtle Reference" w:uiPriority="31" w:qFormat="1"/>
+    <w:lsdException w:name="Intense Reference" w:uiPriority="32" w:qFormat="1"/>
+    <w:lsdException w:name="Book Title" w:uiPriority="33" w:qFormat="1"/>
+    <w:lsdException w:name="Bibliography" w:semiHidden="1" w:uiPriority="37" w:unhideWhenUsed="1"/>
+    <w:lsdException w:name="TOC Heading" w:semiHidden="1" w:uiPriority="39" w:unhideWhenUsed="1" w:qFormat="1"/>
+    <w:lsdException w:name="Plain Table 1" w:uiPriority="41"/>
+    <w:lsdException w:name="Plain Table 2" w:uiPriority="42"/>
+    <w:lsdException w:name="Plain Table 3" w:uiPriority="43"/>
+    <w:lsdException w:name="Plain Table 4" w:uiPriority="44"/>
+    <w:lsdException w:name="Plain Table 5" w:uiPriority="45"/>
+    <w:lsdException w:name="Grid Table Light" w:uiPriority="40"/>
+    <w:lsdException w:name="Grid Table 1 Light" w:uiPriority="46"/>
+    <w:lsdException w:name="Grid Table 2" w:uiPriority="47"/>
+    <w:lsdException w:name="Grid Table 3" w:uiPriority="48"/>
+    <w:lsdException w:name="Grid Table 4" w:uiPriority="49"/>
+    <w:lsdException w:name="Grid Table 5 Dark" w:uiPriority="50"/>
+    <w:lsdException w:name="Grid Table 6 Colorful" w:uiPriority="51"/>
+    <w:lsdException w:name="Grid Table 7 Colorful" w:uiPriority="52"/>
+    <w:lsdException w:name="Grid Table 1 Light Accent 1" w:uiPriority="46"/>
+    <w:lsdException w:name="Grid Table 2 Accent 1" w:uiPriority="47"/>
+    <w:lsdException w:name="Grid Table 3 Accent 1" w:uiPriority="48"/>
+    <w:lsdException w:name="Grid Table 4 Accent 1" w:uiPriority="49"/>
+    <w:lsdException w:name="Grid Table 5 Dark Accent 1" w:uiPriority="50"/>
+    <w:lsdException w:name="Grid Table 6 Colorful Accent 1" w:uiPriority="51"/>
+    <w:lsdException w:name="Grid Table 7 Colorful Accent 1" w:uiPriority="52"/>
+    <w:lsdException w:name="Grid Table 1 Light Accent 2" w:uiPriority="46"/>
+    <w:lsdException w:name="Grid Table 2 Accent 2" w:uiPriority="47"/>
+    <w:lsdException w:name="Grid Table 3 Accent 2" w:uiPriority="48"/>
+    <w:lsdException w:name="Grid Table 4 Accent 2" w:uiPriority="49"/>
+    <w:lsdException w:name="Grid Table 5 Dark Accent 2" w:uiPriority="50"/>
+    <w:lsdException w:name="Grid Table 6 Colorful Accent 2" w:uiPriority="51"/>
+    <w:lsdException w:name="Grid Table 7 Colorful Accent 2" w:uiPriority="52"/>
+    <w:lsdException w:name="Grid Table 1 Light Accent 3" w:uiPriority="46"/>
+    <w:lsdException w:name="Grid Table 2 Accent 3" w:uiPriority="47"/>
+    <w:lsdException w:name="Grid Table 3 Accent 3" w:uiPriority="48"/>
+    <w:lsdException w:name="Grid Table 4 Accent 3" w:uiPriority="49"/>
+    <w:lsdException w:name="Grid Table 5 Dark Accent 3" w:uiPriority="50"/>
+    <w:lsdException w:name="Grid Table 6 Colorful Accent 3" w:uiPriority="51"/>
+    <w:lsdException w:name="Grid Table 7 Colorful Accent 3" w:uiPriority="52"/>
+    <w:lsdException w:name="Grid Table 1 Light Accent 4" w:uiPriority="46"/>
+    <w:lsdException w:name="Grid Table 2 Accent 4" w:uiPriority="47"/>
+    <w:lsdException w:name="Grid Table 3 Accent 4" w:uiPriority="48"/>
+    <w:lsdException w:name="Grid Table 4 Accent 4" w:uiPriority="49"/>
+    <w:lsdException w:name="Grid Table 5 Dark Accent 4" w:uiPriority="50"/>
+    <w:lsdException w:name="Grid Table 6 Colorful Accent 4" w:uiPriority="51"/>
+    <w:lsdException w:name="Grid Table 7 Colorful Accent 4" w:uiPriority="52"/>
+    <w:lsdException w:name="Grid Table 1 Light Accent 5" w:uiPriority="46"/>
+    <w:lsdException w:name="Grid Table 2 Accent 5" w:uiPriority="47"/>
+    <w:lsdException w:name="Grid Table 3 Accent 5" w:uiPriority="48"/>
+    <w:lsdException w:name="Grid Table 4 Accent 5" w:uiPriority="49"/>
+    <w:lsdException w:name="Grid Table 5 Dark Accent 5" w:uiPriority="50"/>
+    <w:lsdException w:name="Grid Table 6 Colorful Accent 5" w:uiPriority="51"/>
+    <w:lsdException w:name="Grid Table 7 Colorful Accent 5" w:uiPriority="52"/>
+    <w:lsdException w:name="Grid Table 1 Light Accent 6" w:uiPriority="46"/>
+    <w:lsdException w:name="Grid Table 2 Accent 6" w:uiPriority="47"/>
+    <w:lsdException w:name="Grid Table 3 Accent 6" w:uiPriority="48"/>
+    <w:lsdException w:name="Grid Table 4 Accent 6" w:uiPriority="49"/>
+    <w:lsdException w:name="Grid Table 5 Dark Accent 6" w:uiPriority="50"/>
+    <w:lsdException w:name="Grid Table 6 Colorful Accent 6" w:uiPriority="51"/>
+    <w:lsdException w:name="Grid Table 7 Colorful Accent 6" w:uiPriority="52"/>
+    <w:lsdException w:name="List Table 1 Light" w:uiPriority="46"/>
+    <w:lsdException w:name="List Table 2" w:uiPriority="47"/>
+    <w:lsdException w:name="List Table 3" w:uiPriority="48"/>
+    <w:lsdException w:name="List Table 4" w:uiPriority="49"/>
+    <w:lsdException w:name="List Table 5 Dark" w:uiPriority="50"/>
+    <w:lsdException w:name="List Table 6 Colorful" w:uiPriority="51"/>
+    <w:lsdException w:name="List Table 7 Colorful" w:uiPriority="52"/>
+    <w:lsdException w:name="List Table 1 Light Accent 1" w:uiPriority="46"/>
+    <w:lsdException w:name="List Table 2 Accent 1" w:uiPriority="47"/>
+    <w:lsdException w:name="List Table 3 Accent 1" w:uiPriority="48"/>
+    <w:lsdException w:name="List Table 4 Accent 1" w:uiPriority="49"/>
+    <w:lsdException w:name="List Table 5 Dark Accent 1" w:uiPriority="50"/>
+    <w:lsdException w:name="List Table 6 Colorful Accent 1" w:uiPriority="51"/>
+    <w:lsdException w:name="List Table 7 Colorful Accent 1" w:uiPriority="52"/>
+    <w:lsdException w:name="List Table 1 Light Accent 2" w:uiPriority="46"/>
+    <w:lsdException w:name="List Table 2 Accent 2" w:uiPriority="47"/>
+    <w:lsdException w:name="List Table 3 Accent 2" w:uiPriority="48"/>
+    <w:lsdException w:name="List Table 4 Accent 2" w:uiPriority="49"/>
+    <w:lsdException w:name="List Table 5 Dark Accent 2" w:uiPriority="50"/>
+    <w:lsdException w:name="List Table 6 Colorful Accent 2" w:uiPriority="51"/>
+    <w:lsdException w:name="List Table 7 Colorful Accent 2" w:uiPriority="52"/>
+    <w:lsdException w:name="List Table 1 Light Accent 3" w:uiPriority="46"/>
+    <w:lsdException w:name="List Table 2 Accent 3" w:uiPriority="47"/>
+    <w:lsdException w:name="List Table 3 Accent 3" w:uiPriority="48"/>
+    <w:lsdException w:name="List Table 4 Accent 3" w:uiPriority="49"/>
+    <w:lsdException w:name="List Table 5 Dark Accent 3" w:uiPriority="50"/>
+    <w:lsdException w:name="List Table 6 Colorful Accent 3" w:uiPriority="51"/>
+    <w:lsdException w:name="List Table 7 Colorful Accent 3" w:uiPriority="52"/>
+    <w:lsdException w:name="List Table 1 Light Accent 4" w:uiPriority="46"/>
+    <w:lsdException w:name="List Table 2 Accent 4" w:uiPriority="47"/>
+    <w:lsdException w:name="List Table 3 Accent 4" w:uiPriority="48"/>
+    <w:lsdException w:name="List Table 4 Accent 4" w:uiPriority="49"/>
+    <w:lsdException w:name="List Table 5 Dark Accent 4" w:uiPriority="50"/>
+    <w:lsdException w:name="List Table 6 Colorful Accent 4" w:uiPriority="51"/>
+    <w:lsdException w:name="List Table 7 Colorful Accent 4" w:uiPriority="52"/>
+    <w:lsdException w:name="List Table 1 Light Accent 5" w:uiPriority="46"/>
+    <w:lsdException w:name="List Table 2 Accent 5" w:uiPriority="47"/>
+    <w:lsdException w:name="List Table 3 Accent 5" w:uiPriority="48"/>
+    <w:lsdException w:name="List Table 4 Accent 5" w:uiPriority="49"/>
+    <w:lsdException w:name="List Table 5 Dark Accent 5" w:uiPriority="50"/>
+    <w:lsdException w:name="List Table 6 Colorful Accent 5" w:uiPriority="51"/>
+    <w:lsdException w:name="List Table 7 Colorful Accent 5" w:uiPriority="52"/>
+    <w:lsdException w:name="List Table 1 Light Accent 6" w:uiPriority="46"/>
+    <w:lsdException w:name="List Table 2 Accent 6" w:uiPriority="47"/>
+    <w:lsdException w:name="List Table 3 Accent 6" w:uiPriority="48"/>
+    <w:lsdException w:name="List Table 4 Accent 6" w:uiPriority="49"/>
+    <w:lsdException w:name="List Table 5 Dark Accent 6" w:uiPriority="50"/>
+    <w:lsdException w:name="List Table 6 Colorful Accent 6" w:uiPriority="51"/>
+    <w:lsdException w:name="List Table 7 Colorful Accent 6" w:uiPriority="52"/>
+    <w:lsdException w:name="Mention" w:semiHidden="1" w:unhideWhenUsed="1"/>
+    <w:lsdException w:name="Smart Hyperlink" w:semiHidden="1" w:unhideWhenUsed="1"/>
+    <w:lsdException w:name="Hashtag" w:semiHidden="1" w:unhideWhenUsed="1"/>
+    <w:lsdException w:name="Unresolved Mention" w:semiHidden="1" w:unhideWhenUsed="1"/>
+    <w:lsdException w:name="Smart Link" w:semiHidden="1" w:unhideWhenUsed="1"/>
   </w:latentStyles>
   <w:style w:type="paragraph" w:default="1" w:styleId="a">
     <w:name w:val="Normal"/>
@@ -20302,650 +20060,7 @@
     </w:rPr>
   </w:style>
   <w:style w:type="character" w:customStyle="1" w:styleId="a5">
-    <w:name w:val="Название Знак"/>
-    <w:basedOn w:val="a0"/>
-    <w:link w:val="a4"/>
-    <w:uiPriority w:val="10"/>
-    <w:rsid w:val="00DA61AE"/>
-    <w:rPr>
-      <w:rFonts w:asciiTheme="majorHAnsi" w:eastAsiaTheme="majorEastAsia" w:hAnsiTheme="majorHAnsi" w:cstheme="majorBidi"/>
-      <w:color w:val="17365D" w:themeColor="text2" w:themeShade="BF"/>
-      <w:spacing w:val="5"/>
-      <w:kern w:val="28"/>
-      <w:sz w:val="52"/>
-      <w:szCs w:val="52"/>
-    </w:rPr>
-  </w:style>
-  <w:style w:type="character" w:customStyle="1" w:styleId="10">
-    <w:name w:val="Заголовок 1 Знак"/>
-    <w:basedOn w:val="a0"/>
-    <w:link w:val="1"/>
-    <w:uiPriority w:val="9"/>
-    <w:rsid w:val="00DA61AE"/>
-    <w:rPr>
-      <w:rFonts w:asciiTheme="majorHAnsi" w:eastAsiaTheme="majorEastAsia" w:hAnsiTheme="majorHAnsi" w:cstheme="majorBidi"/>
-      <w:b/>
-      <w:bCs/>
-      <w:color w:val="365F91" w:themeColor="accent1" w:themeShade="BF"/>
-      <w:sz w:val="28"/>
-      <w:szCs w:val="28"/>
-    </w:rPr>
-  </w:style>
-  <w:style w:type="character" w:customStyle="1" w:styleId="20">
-    <w:name w:val="Заголовок 2 Знак"/>
-    <w:basedOn w:val="a0"/>
-    <w:link w:val="2"/>
-    <w:uiPriority w:val="9"/>
-    <w:rsid w:val="00DA61AE"/>
-    <w:rPr>
-      <w:rFonts w:asciiTheme="majorHAnsi" w:eastAsiaTheme="majorEastAsia" w:hAnsiTheme="majorHAnsi" w:cstheme="majorBidi"/>
-      <w:b/>
-      <w:bCs/>
-      <w:color w:val="4F81BD" w:themeColor="accent1"/>
-      <w:sz w:val="26"/>
-      <w:szCs w:val="26"/>
-    </w:rPr>
-  </w:style>
-  <w:style w:type="character" w:customStyle="1" w:styleId="30">
-    <w:name w:val="Заголовок 3 Знак"/>
-    <w:basedOn w:val="a0"/>
-    <w:link w:val="3"/>
-    <w:uiPriority w:val="9"/>
-    <w:rsid w:val="008F02F8"/>
-    <w:rPr>
-      <w:rFonts w:asciiTheme="majorHAnsi" w:eastAsiaTheme="majorEastAsia" w:hAnsiTheme="majorHAnsi" w:cstheme="majorBidi"/>
-      <w:b/>
-      <w:bCs/>
-      <w:color w:val="4F81BD" w:themeColor="accent1"/>
-    </w:rPr>
-  </w:style>
-  <w:style w:type="character" w:styleId="a6">
-    <w:name w:val="Strong"/>
-    <w:basedOn w:val="a0"/>
-    <w:uiPriority w:val="22"/>
-    <w:qFormat/>
-    <w:rsid w:val="008F02F8"/>
-    <w:rPr>
-      <w:b/>
-      <w:bCs/>
-    </w:rPr>
-  </w:style>
-  <w:style w:type="table" w:styleId="a7">
-    <w:name w:val="Table Grid"/>
-    <w:basedOn w:val="a1"/>
-    <w:uiPriority w:val="59"/>
-    <w:rsid w:val="008F02F8"/>
-    <w:pPr>
-      <w:spacing w:after="0" w:line="240" w:lineRule="auto"/>
-    </w:pPr>
-    <w:tblPr>
-      <w:tblBorders>
-        <w:top w:val="single" w:sz="4" w:space="0" w:color="auto"/>
-        <w:left w:val="single" w:sz="4" w:space="0" w:color="auto"/>
-        <w:bottom w:val="single" w:sz="4" w:space="0" w:color="auto"/>
-        <w:right w:val="single" w:sz="4" w:space="0" w:color="auto"/>
-        <w:insideH w:val="single" w:sz="4" w:space="0" w:color="auto"/>
-        <w:insideV w:val="single" w:sz="4" w:space="0" w:color="auto"/>
-      </w:tblBorders>
-    </w:tblPr>
-  </w:style>
-  <w:style w:type="paragraph" w:styleId="a8">
-    <w:name w:val="Normal (Web)"/>
-    <w:basedOn w:val="a"/>
-    <w:uiPriority w:val="99"/>
-    <w:unhideWhenUsed/>
-    <w:rsid w:val="008F02F8"/>
-    <w:pPr>
-      <w:spacing w:before="100" w:beforeAutospacing="1" w:after="100" w:afterAutospacing="1" w:line="240" w:lineRule="auto"/>
-    </w:pPr>
-    <w:rPr>
-      <w:rFonts w:ascii="Times New Roman" w:eastAsia="Times New Roman" w:hAnsi="Times New Roman" w:cs="Times New Roman"/>
-      <w:sz w:val="24"/>
-      <w:szCs w:val="24"/>
-      <w:lang w:eastAsia="ru-RU"/>
-    </w:rPr>
-  </w:style>
-  <w:style w:type="paragraph" w:customStyle="1" w:styleId="a9">
-    <w:name w:val="Курсовая"/>
-    <w:basedOn w:val="a"/>
-    <w:link w:val="aa"/>
-    <w:qFormat/>
-    <w:rsid w:val="008F02F8"/>
-    <w:pPr>
-      <w:spacing w:after="0" w:line="360" w:lineRule="auto"/>
-      <w:jc w:val="both"/>
-    </w:pPr>
-    <w:rPr>
-      <w:rFonts w:ascii="Times New Roman" w:hAnsi="Times New Roman"/>
-      <w:kern w:val="2"/>
-      <w:sz w:val="28"/>
-      <w:szCs w:val="32"/>
-      <w14:ligatures w14:val="standardContextual"/>
-    </w:rPr>
-  </w:style>
-  <w:style w:type="character" w:customStyle="1" w:styleId="aa">
-    <w:name w:val="Курсовая Знак"/>
-    <w:basedOn w:val="a0"/>
-    <w:link w:val="a9"/>
-    <w:rsid w:val="008F02F8"/>
-    <w:rPr>
-      <w:rFonts w:ascii="Times New Roman" w:hAnsi="Times New Roman"/>
-      <w:kern w:val="2"/>
-      <w:sz w:val="28"/>
-      <w:szCs w:val="32"/>
-      <w14:ligatures w14:val="standardContextual"/>
-    </w:rPr>
-  </w:style>
-  <w:style w:type="paragraph" w:styleId="ab">
-    <w:name w:val="TOC Heading"/>
-    <w:basedOn w:val="1"/>
-    <w:next w:val="a"/>
-    <w:uiPriority w:val="39"/>
-    <w:semiHidden/>
-    <w:unhideWhenUsed/>
-    <w:qFormat/>
-    <w:rsid w:val="008F02F8"/>
-    <w:pPr>
-      <w:outlineLvl w:val="9"/>
-    </w:pPr>
-    <w:rPr>
-      <w:lang w:eastAsia="ru-RU"/>
-    </w:rPr>
-  </w:style>
-  <w:style w:type="paragraph" w:styleId="11">
-    <w:name w:val="toc 1"/>
-    <w:basedOn w:val="a"/>
-    <w:next w:val="a"/>
-    <w:autoRedefine/>
-    <w:uiPriority w:val="39"/>
-    <w:unhideWhenUsed/>
-    <w:rsid w:val="008F02F8"/>
-    <w:pPr>
-      <w:spacing w:after="100"/>
-    </w:pPr>
-  </w:style>
-  <w:style w:type="paragraph" w:styleId="21">
-    <w:name w:val="toc 2"/>
-    <w:basedOn w:val="a"/>
-    <w:next w:val="a"/>
-    <w:autoRedefine/>
-    <w:uiPriority w:val="39"/>
-    <w:unhideWhenUsed/>
-    <w:rsid w:val="008F02F8"/>
-    <w:pPr>
-      <w:spacing w:after="100"/>
-      <w:ind w:left="220"/>
-    </w:pPr>
-  </w:style>
-  <w:style w:type="character" w:styleId="ac">
-    <w:name w:val="Hyperlink"/>
-    <w:basedOn w:val="a0"/>
-    <w:uiPriority w:val="99"/>
-    <w:unhideWhenUsed/>
-    <w:rsid w:val="008F02F8"/>
-    <w:rPr>
-      <w:color w:val="0000FF" w:themeColor="hyperlink"/>
-      <w:u w:val="single"/>
-    </w:rPr>
-  </w:style>
-  <w:style w:type="paragraph" w:styleId="ad">
-    <w:name w:val="Balloon Text"/>
-    <w:basedOn w:val="a"/>
-    <w:link w:val="ae"/>
-    <w:uiPriority w:val="99"/>
-    <w:semiHidden/>
-    <w:unhideWhenUsed/>
-    <w:rsid w:val="008F02F8"/>
-    <w:pPr>
-      <w:spacing w:after="0" w:line="240" w:lineRule="auto"/>
-    </w:pPr>
-    <w:rPr>
-      <w:rFonts w:ascii="Tahoma" w:hAnsi="Tahoma" w:cs="Tahoma"/>
-      <w:sz w:val="16"/>
-      <w:szCs w:val="16"/>
-    </w:rPr>
-  </w:style>
-  <w:style w:type="character" w:customStyle="1" w:styleId="ae">
-    <w:name w:val="Текст выноски Знак"/>
-    <w:basedOn w:val="a0"/>
-    <w:link w:val="ad"/>
-    <w:uiPriority w:val="99"/>
-    <w:semiHidden/>
-    <w:rsid w:val="008F02F8"/>
-    <w:rPr>
-      <w:rFonts w:ascii="Tahoma" w:hAnsi="Tahoma" w:cs="Tahoma"/>
-      <w:sz w:val="16"/>
-      <w:szCs w:val="16"/>
-    </w:rPr>
-  </w:style>
-  <w:style w:type="character" w:customStyle="1" w:styleId="40">
-    <w:name w:val="Заголовок 4 Знак"/>
-    <w:basedOn w:val="a0"/>
-    <w:link w:val="4"/>
-    <w:uiPriority w:val="9"/>
-    <w:semiHidden/>
-    <w:rsid w:val="007B44BC"/>
-    <w:rPr>
-      <w:rFonts w:asciiTheme="majorHAnsi" w:eastAsiaTheme="majorEastAsia" w:hAnsiTheme="majorHAnsi" w:cstheme="majorBidi"/>
-      <w:b/>
-      <w:bCs/>
-      <w:i/>
-      <w:iCs/>
-      <w:color w:val="4F81BD" w:themeColor="accent1"/>
-    </w:rPr>
-  </w:style>
-  <w:style w:type="character" w:styleId="af">
-    <w:name w:val="Emphasis"/>
-    <w:basedOn w:val="a0"/>
-    <w:uiPriority w:val="20"/>
-    <w:qFormat/>
-    <w:rsid w:val="004A1F8E"/>
-    <w:rPr>
-      <w:i/>
-      <w:iCs/>
-    </w:rPr>
-  </w:style>
-  <w:style w:type="character" w:customStyle="1" w:styleId="name">
-    <w:name w:val="name"/>
-    <w:basedOn w:val="a0"/>
-    <w:rsid w:val="004A1F8E"/>
-  </w:style>
-  <w:style w:type="paragraph" w:customStyle="1" w:styleId="22">
-    <w:name w:val="Формулы2"/>
-    <w:basedOn w:val="a"/>
-    <w:next w:val="a"/>
-    <w:link w:val="23"/>
-    <w:qFormat/>
-    <w:rsid w:val="007F7CE8"/>
-    <w:pPr>
-      <w:tabs>
-        <w:tab w:val="center" w:pos="4678"/>
-        <w:tab w:val="right" w:pos="9356"/>
-      </w:tabs>
-      <w:spacing w:after="0" w:line="360" w:lineRule="auto"/>
-      <w:jc w:val="center"/>
-    </w:pPr>
-    <w:rPr>
-      <w:rFonts w:ascii="Times New Roman" w:hAnsi="Times New Roman" w:cs="Times New Roman"/>
-      <w:kern w:val="2"/>
-      <w:sz w:val="28"/>
-      <w:szCs w:val="28"/>
-      <w14:ligatures w14:val="standardContextual"/>
-    </w:rPr>
-  </w:style>
-  <w:style w:type="character" w:customStyle="1" w:styleId="23">
-    <w:name w:val="Формулы2 Знак"/>
-    <w:basedOn w:val="a0"/>
-    <w:link w:val="22"/>
-    <w:rsid w:val="007F7CE8"/>
-    <w:rPr>
-      <w:rFonts w:ascii="Times New Roman" w:hAnsi="Times New Roman" w:cs="Times New Roman"/>
-      <w:kern w:val="2"/>
-      <w:sz w:val="28"/>
-      <w:szCs w:val="28"/>
-      <w14:ligatures w14:val="standardContextual"/>
-    </w:rPr>
-  </w:style>
-  <w:style w:type="character" w:customStyle="1" w:styleId="katex-mathml">
-    <w:name w:val="katex-mathml"/>
-    <w:basedOn w:val="a0"/>
-    <w:rsid w:val="007F7CE8"/>
-  </w:style>
-  <w:style w:type="character" w:customStyle="1" w:styleId="vlist-s">
-    <w:name w:val="vlist-s"/>
-    <w:basedOn w:val="a0"/>
-    <w:rsid w:val="007F7CE8"/>
-  </w:style>
-  <w:style w:type="paragraph" w:customStyle="1" w:styleId="ds-markdown-paragraph">
-    <w:name w:val="ds-markdown-paragraph"/>
-    <w:basedOn w:val="a"/>
-    <w:rsid w:val="00370E14"/>
-    <w:pPr>
-      <w:spacing w:before="100" w:beforeAutospacing="1" w:after="100" w:afterAutospacing="1" w:line="240" w:lineRule="auto"/>
-    </w:pPr>
-    <w:rPr>
-      <w:rFonts w:ascii="Times New Roman" w:eastAsia="Times New Roman" w:hAnsi="Times New Roman" w:cs="Times New Roman"/>
-      <w:sz w:val="24"/>
-      <w:szCs w:val="24"/>
-      <w:lang w:eastAsia="ru-RU"/>
-    </w:rPr>
-  </w:style>
-  <w:style w:type="character" w:customStyle="1" w:styleId="ms-1">
-    <w:name w:val="ms-1"/>
-    <w:basedOn w:val="a0"/>
-    <w:rsid w:val="00861809"/>
-  </w:style>
-  <w:style w:type="character" w:customStyle="1" w:styleId="max-w-15ch">
-    <w:name w:val="max-w-[15ch]"/>
-    <w:basedOn w:val="a0"/>
-    <w:rsid w:val="00861809"/>
-  </w:style>
-  <w:style w:type="character" w:customStyle="1" w:styleId="-me-1">
-    <w:name w:val="-me-1"/>
-    <w:basedOn w:val="a0"/>
-    <w:rsid w:val="00861809"/>
-  </w:style>
-</w:styles>
-</file>
-
-<file path=word/stylesWithEffects.xml><?xml version="1.0" encoding="utf-8"?>
-<w:styles xmlns:wpc="http://schemas.microsoft.com/office/word/2010/wordprocessingCanvas" xmlns:mc="http://schemas.openxmlformats.org/markup-compatibility/2006" xmlns:o="urn:schemas-microsoft-com:office:office" xmlns:r="http://schemas.openxmlformats.org/officeDocument/2006/relationships" xmlns:m="http://schemas.openxmlformats.org/officeDocument/2006/math" xmlns:v="urn:schemas-microsoft-com:vml" xmlns:wp14="http://schemas.microsoft.com/office/word/2010/wordprocessingDrawing" xmlns:wp="http://schemas.openxmlformats.org/drawingml/2006/wordprocessingDrawing" xmlns:w10="urn:schemas-microsoft-com:office:word" xmlns:w="http://schemas.openxmlformats.org/wordprocessingml/2006/main" xmlns:w14="http://schemas.microsoft.com/office/word/2010/wordml" xmlns:wpg="http://schemas.microsoft.com/office/word/2010/wordprocessingGroup" xmlns:wpi="http://schemas.microsoft.com/office/word/2010/wordprocessingInk" xmlns:wne="http://schemas.microsoft.com/office/word/2006/wordml" xmlns:wps="http://schemas.microsoft.com/office/word/2010/wordprocessingShape" mc:Ignorable="w14 wp14">
-  <w:docDefaults>
-    <w:rPrDefault>
-      <w:rPr>
-        <w:rFonts w:asciiTheme="minorHAnsi" w:eastAsiaTheme="minorHAnsi" w:hAnsiTheme="minorHAnsi" w:cstheme="minorBidi"/>
-        <w:sz w:val="22"/>
-        <w:szCs w:val="22"/>
-        <w:lang w:val="ru-RU" w:eastAsia="en-US" w:bidi="ar-SA"/>
-      </w:rPr>
-    </w:rPrDefault>
-    <w:pPrDefault>
-      <w:pPr>
-        <w:spacing w:after="200" w:line="276" w:lineRule="auto"/>
-      </w:pPr>
-    </w:pPrDefault>
-  </w:docDefaults>
-  <w:latentStyles w:defLockedState="0" w:defUIPriority="99" w:defSemiHidden="1" w:defUnhideWhenUsed="1" w:defQFormat="0" w:count="267">
-    <w:lsdException w:name="Normal" w:semiHidden="0" w:uiPriority="0" w:unhideWhenUsed="0" w:qFormat="1"/>
-    <w:lsdException w:name="heading 1" w:semiHidden="0" w:uiPriority="9" w:unhideWhenUsed="0" w:qFormat="1"/>
-    <w:lsdException w:name="heading 2" w:uiPriority="9" w:qFormat="1"/>
-    <w:lsdException w:name="heading 3" w:uiPriority="9" w:qFormat="1"/>
-    <w:lsdException w:name="heading 4" w:uiPriority="9" w:qFormat="1"/>
-    <w:lsdException w:name="heading 5" w:uiPriority="9" w:qFormat="1"/>
-    <w:lsdException w:name="heading 6" w:uiPriority="9" w:qFormat="1"/>
-    <w:lsdException w:name="heading 7" w:uiPriority="9" w:qFormat="1"/>
-    <w:lsdException w:name="heading 8" w:uiPriority="9" w:qFormat="1"/>
-    <w:lsdException w:name="heading 9" w:uiPriority="9" w:qFormat="1"/>
-    <w:lsdException w:name="toc 1" w:uiPriority="39"/>
-    <w:lsdException w:name="toc 2" w:uiPriority="39"/>
-    <w:lsdException w:name="toc 3" w:uiPriority="39"/>
-    <w:lsdException w:name="toc 4" w:uiPriority="39"/>
-    <w:lsdException w:name="toc 5" w:uiPriority="39"/>
-    <w:lsdException w:name="toc 6" w:uiPriority="39"/>
-    <w:lsdException w:name="toc 7" w:uiPriority="39"/>
-    <w:lsdException w:name="toc 8" w:uiPriority="39"/>
-    <w:lsdException w:name="toc 9" w:uiPriority="39"/>
-    <w:lsdException w:name="caption" w:uiPriority="35" w:qFormat="1"/>
-    <w:lsdException w:name="Title" w:semiHidden="0" w:uiPriority="10" w:unhideWhenUsed="0" w:qFormat="1"/>
-    <w:lsdException w:name="Default Paragraph Font" w:uiPriority="1"/>
-    <w:lsdException w:name="Subtitle" w:semiHidden="0" w:uiPriority="11" w:unhideWhenUsed="0" w:qFormat="1"/>
-    <w:lsdException w:name="Strong" w:semiHidden="0" w:uiPriority="22" w:unhideWhenUsed="0" w:qFormat="1"/>
-    <w:lsdException w:name="Emphasis" w:semiHidden="0" w:uiPriority="20" w:unhideWhenUsed="0" w:qFormat="1"/>
-    <w:lsdException w:name="Table Grid" w:semiHidden="0" w:uiPriority="59" w:unhideWhenUsed="0"/>
-    <w:lsdException w:name="Placeholder Text" w:unhideWhenUsed="0"/>
-    <w:lsdException w:name="No Spacing" w:semiHidden="0" w:uiPriority="1" w:unhideWhenUsed="0" w:qFormat="1"/>
-    <w:lsdException w:name="Light Shading" w:semiHidden="0" w:uiPriority="60" w:unhideWhenUsed="0"/>
-    <w:lsdException w:name="Light List" w:semiHidden="0" w:uiPriority="61" w:unhideWhenUsed="0"/>
-    <w:lsdException w:name="Light Grid" w:semiHidden="0" w:uiPriority="62" w:unhideWhenUsed="0"/>
-    <w:lsdException w:name="Medium Shading 1" w:semiHidden="0" w:uiPriority="63" w:unhideWhenUsed="0"/>
-    <w:lsdException w:name="Medium Shading 2" w:semiHidden="0" w:uiPriority="64" w:unhideWhenUsed="0"/>
-    <w:lsdException w:name="Medium List 1" w:semiHidden="0" w:uiPriority="65" w:unhideWhenUsed="0"/>
-    <w:lsdException w:name="Medium List 2" w:semiHidden="0" w:uiPriority="66" w:unhideWhenUsed="0"/>
-    <w:lsdException w:name="Medium Grid 1" w:semiHidden="0" w:uiPriority="67" w:unhideWhenUsed="0"/>
-    <w:lsdException w:name="Medium Grid 2" w:semiHidden="0" w:uiPriority="68" w:unhideWhenUsed="0"/>
-    <w:lsdException w:name="Medium Grid 3" w:semiHidden="0" w:uiPriority="69" w:unhideWhenUsed="0"/>
-    <w:lsdException w:name="Dark List" w:semiHidden="0" w:uiPriority="70" w:unhideWhenUsed="0"/>
-    <w:lsdException w:name="Colorful Shading" w:semiHidden="0" w:uiPriority="71" w:unhideWhenUsed="0"/>
-    <w:lsdException w:name="Colorful List" w:semiHidden="0" w:uiPriority="72" w:unhideWhenUsed="0"/>
-    <w:lsdException w:name="Colorful Grid" w:semiHidden="0" w:uiPriority="73" w:unhideWhenUsed="0"/>
-    <w:lsdException w:name="Light Shading Accent 1" w:semiHidden="0" w:uiPriority="60" w:unhideWhenUsed="0"/>
-    <w:lsdException w:name="Light List Accent 1" w:semiHidden="0" w:uiPriority="61" w:unhideWhenUsed="0"/>
-    <w:lsdException w:name="Light Grid Accent 1" w:semiHidden="0" w:uiPriority="62" w:unhideWhenUsed="0"/>
-    <w:lsdException w:name="Medium Shading 1 Accent 1" w:semiHidden="0" w:uiPriority="63" w:unhideWhenUsed="0"/>
-    <w:lsdException w:name="Medium Shading 2 Accent 1" w:semiHidden="0" w:uiPriority="64" w:unhideWhenUsed="0"/>
-    <w:lsdException w:name="Medium List 1 Accent 1" w:semiHidden="0" w:uiPriority="65" w:unhideWhenUsed="0"/>
-    <w:lsdException w:name="Revision" w:unhideWhenUsed="0"/>
-    <w:lsdException w:name="List Paragraph" w:semiHidden="0" w:uiPriority="34" w:unhideWhenUsed="0" w:qFormat="1"/>
-    <w:lsdException w:name="Quote" w:semiHidden="0" w:uiPriority="29" w:unhideWhenUsed="0" w:qFormat="1"/>
-    <w:lsdException w:name="Intense Quote" w:semiHidden="0" w:uiPriority="30" w:unhideWhenUsed="0" w:qFormat="1"/>
-    <w:lsdException w:name="Medium List 2 Accent 1" w:semiHidden="0" w:uiPriority="66" w:unhideWhenUsed="0"/>
-    <w:lsdException w:name="Medium Grid 1 Accent 1" w:semiHidden="0" w:uiPriority="67" w:unhideWhenUsed="0"/>
-    <w:lsdException w:name="Medium Grid 2 Accent 1" w:semiHidden="0" w:uiPriority="68" w:unhideWhenUsed="0"/>
-    <w:lsdException w:name="Medium Grid 3 Accent 1" w:semiHidden="0" w:uiPriority="69" w:unhideWhenUsed="0"/>
-    <w:lsdException w:name="Dark List Accent 1" w:semiHidden="0" w:uiPriority="70" w:unhideWhenUsed="0"/>
-    <w:lsdException w:name="Colorful Shading Accent 1" w:semiHidden="0" w:uiPriority="71" w:unhideWhenUsed="0"/>
-    <w:lsdException w:name="Colorful List Accent 1" w:semiHidden="0" w:uiPriority="72" w:unhideWhenUsed="0"/>
-    <w:lsdException w:name="Colorful Grid Accent 1" w:semiHidden="0" w:uiPriority="73" w:unhideWhenUsed="0"/>
-    <w:lsdException w:name="Light Shading Accent 2" w:semiHidden="0" w:uiPriority="60" w:unhideWhenUsed="0"/>
-    <w:lsdException w:name="Light List Accent 2" w:semiHidden="0" w:uiPriority="61" w:unhideWhenUsed="0"/>
-    <w:lsdException w:name="Light Grid Accent 2" w:semiHidden="0" w:uiPriority="62" w:unhideWhenUsed="0"/>
-    <w:lsdException w:name="Medium Shading 1 Accent 2" w:semiHidden="0" w:uiPriority="63" w:unhideWhenUsed="0"/>
-    <w:lsdException w:name="Medium Shading 2 Accent 2" w:semiHidden="0" w:uiPriority="64" w:unhideWhenUsed="0"/>
-    <w:lsdException w:name="Medium List 1 Accent 2" w:semiHidden="0" w:uiPriority="65" w:unhideWhenUsed="0"/>
-    <w:lsdException w:name="Medium List 2 Accent 2" w:semiHidden="0" w:uiPriority="66" w:unhideWhenUsed="0"/>
-    <w:lsdException w:name="Medium Grid 1 Accent 2" w:semiHidden="0" w:uiPriority="67" w:unhideWhenUsed="0"/>
-    <w:lsdException w:name="Medium Grid 2 Accent 2" w:semiHidden="0" w:uiPriority="68" w:unhideWhenUsed="0"/>
-    <w:lsdException w:name="Medium Grid 3 Accent 2" w:semiHidden="0" w:uiPriority="69" w:unhideWhenUsed="0"/>
-    <w:lsdException w:name="Dark List Accent 2" w:semiHidden="0" w:uiPriority="70" w:unhideWhenUsed="0"/>
-    <w:lsdException w:name="Colorful Shading Accent 2" w:semiHidden="0" w:uiPriority="71" w:unhideWhenUsed="0"/>
-    <w:lsdException w:name="Colorful List Accent 2" w:semiHidden="0" w:uiPriority="72" w:unhideWhenUsed="0"/>
-    <w:lsdException w:name="Colorful Grid Accent 2" w:semiHidden="0" w:uiPriority="73" w:unhideWhenUsed="0"/>
-    <w:lsdException w:name="Light Shading Accent 3" w:semiHidden="0" w:uiPriority="60" w:unhideWhenUsed="0"/>
-    <w:lsdException w:name="Light List Accent 3" w:semiHidden="0" w:uiPriority="61" w:unhideWhenUsed="0"/>
-    <w:lsdException w:name="Light Grid Accent 3" w:semiHidden="0" w:uiPriority="62" w:unhideWhenUsed="0"/>
-    <w:lsdException w:name="Medium Shading 1 Accent 3" w:semiHidden="0" w:uiPriority="63" w:unhideWhenUsed="0"/>
-    <w:lsdException w:name="Medium Shading 2 Accent 3" w:semiHidden="0" w:uiPriority="64" w:unhideWhenUsed="0"/>
-    <w:lsdException w:name="Medium List 1 Accent 3" w:semiHidden="0" w:uiPriority="65" w:unhideWhenUsed="0"/>
-    <w:lsdException w:name="Medium List 2 Accent 3" w:semiHidden="0" w:uiPriority="66" w:unhideWhenUsed="0"/>
-    <w:lsdException w:name="Medium Grid 1 Accent 3" w:semiHidden="0" w:uiPriority="67" w:unhideWhenUsed="0"/>
-    <w:lsdException w:name="Medium Grid 2 Accent 3" w:semiHidden="0" w:uiPriority="68" w:unhideWhenUsed="0"/>
-    <w:lsdException w:name="Medium Grid 3 Accent 3" w:semiHidden="0" w:uiPriority="69" w:unhideWhenUsed="0"/>
-    <w:lsdException w:name="Dark List Accent 3" w:semiHidden="0" w:uiPriority="70" w:unhideWhenUsed="0"/>
-    <w:lsdException w:name="Colorful Shading Accent 3" w:semiHidden="0" w:uiPriority="71" w:unhideWhenUsed="0"/>
-    <w:lsdException w:name="Colorful List Accent 3" w:semiHidden="0" w:uiPriority="72" w:unhideWhenUsed="0"/>
-    <w:lsdException w:name="Colorful Grid Accent 3" w:semiHidden="0" w:uiPriority="73" w:unhideWhenUsed="0"/>
-    <w:lsdException w:name="Light Shading Accent 4" w:semiHidden="0" w:uiPriority="60" w:unhideWhenUsed="0"/>
-    <w:lsdException w:name="Light List Accent 4" w:semiHidden="0" w:uiPriority="61" w:unhideWhenUsed="0"/>
-    <w:lsdException w:name="Light Grid Accent 4" w:semiHidden="0" w:uiPriority="62" w:unhideWhenUsed="0"/>
-    <w:lsdException w:name="Medium Shading 1 Accent 4" w:semiHidden="0" w:uiPriority="63" w:unhideWhenUsed="0"/>
-    <w:lsdException w:name="Medium Shading 2 Accent 4" w:semiHidden="0" w:uiPriority="64" w:unhideWhenUsed="0"/>
-    <w:lsdException w:name="Medium List 1 Accent 4" w:semiHidden="0" w:uiPriority="65" w:unhideWhenUsed="0"/>
-    <w:lsdException w:name="Medium List 2 Accent 4" w:semiHidden="0" w:uiPriority="66" w:unhideWhenUsed="0"/>
-    <w:lsdException w:name="Medium Grid 1 Accent 4" w:semiHidden="0" w:uiPriority="67" w:unhideWhenUsed="0"/>
-    <w:lsdException w:name="Medium Grid 2 Accent 4" w:semiHidden="0" w:uiPriority="68" w:unhideWhenUsed="0"/>
-    <w:lsdException w:name="Medium Grid 3 Accent 4" w:semiHidden="0" w:uiPriority="69" w:unhideWhenUsed="0"/>
-    <w:lsdException w:name="Dark List Accent 4" w:semiHidden="0" w:uiPriority="70" w:unhideWhenUsed="0"/>
-    <w:lsdException w:name="Colorful Shading Accent 4" w:semiHidden="0" w:uiPriority="71" w:unhideWhenUsed="0"/>
-    <w:lsdException w:name="Colorful List Accent 4" w:semiHidden="0" w:uiPriority="72" w:unhideWhenUsed="0"/>
-    <w:lsdException w:name="Colorful Grid Accent 4" w:semiHidden="0" w:uiPriority="73" w:unhideWhenUsed="0"/>
-    <w:lsdException w:name="Light Shading Accent 5" w:semiHidden="0" w:uiPriority="60" w:unhideWhenUsed="0"/>
-    <w:lsdException w:name="Light List Accent 5" w:semiHidden="0" w:uiPriority="61" w:unhideWhenUsed="0"/>
-    <w:lsdException w:name="Light Grid Accent 5" w:semiHidden="0" w:uiPriority="62" w:unhideWhenUsed="0"/>
-    <w:lsdException w:name="Medium Shading 1 Accent 5" w:semiHidden="0" w:uiPriority="63" w:unhideWhenUsed="0"/>
-    <w:lsdException w:name="Medium Shading 2 Accent 5" w:semiHidden="0" w:uiPriority="64" w:unhideWhenUsed="0"/>
-    <w:lsdException w:name="Medium List 1 Accent 5" w:semiHidden="0" w:uiPriority="65" w:unhideWhenUsed="0"/>
-    <w:lsdException w:name="Medium List 2 Accent 5" w:semiHidden="0" w:uiPriority="66" w:unhideWhenUsed="0"/>
-    <w:lsdException w:name="Medium Grid 1 Accent 5" w:semiHidden="0" w:uiPriority="67" w:unhideWhenUsed="0"/>
-    <w:lsdException w:name="Medium Grid 2 Accent 5" w:semiHidden="0" w:uiPriority="68" w:unhideWhenUsed="0"/>
-    <w:lsdException w:name="Medium Grid 3 Accent 5" w:semiHidden="0" w:uiPriority="69" w:unhideWhenUsed="0"/>
-    <w:lsdException w:name="Dark List Accent 5" w:semiHidden="0" w:uiPriority="70" w:unhideWhenUsed="0"/>
-    <w:lsdException w:name="Colorful Shading Accent 5" w:semiHidden="0" w:uiPriority="71" w:unhideWhenUsed="0"/>
-    <w:lsdException w:name="Colorful List Accent 5" w:semiHidden="0" w:uiPriority="72" w:unhideWhenUsed="0"/>
-    <w:lsdException w:name="Colorful Grid Accent 5" w:semiHidden="0" w:uiPriority="73" w:unhideWhenUsed="0"/>
-    <w:lsdException w:name="Light Shading Accent 6" w:semiHidden="0" w:uiPriority="60" w:unhideWhenUsed="0"/>
-    <w:lsdException w:name="Light List Accent 6" w:semiHidden="0" w:uiPriority="61" w:unhideWhenUsed="0"/>
-    <w:lsdException w:name="Light Grid Accent 6" w:semiHidden="0" w:uiPriority="62" w:unhideWhenUsed="0"/>
-    <w:lsdException w:name="Medium Shading 1 Accent 6" w:semiHidden="0" w:uiPriority="63" w:unhideWhenUsed="0"/>
-    <w:lsdException w:name="Medium Shading 2 Accent 6" w:semiHidden="0" w:uiPriority="64" w:unhideWhenUsed="0"/>
-    <w:lsdException w:name="Medium List 1 Accent 6" w:semiHidden="0" w:uiPriority="65" w:unhideWhenUsed="0"/>
-    <w:lsdException w:name="Medium List 2 Accent 6" w:semiHidden="0" w:uiPriority="66" w:unhideWhenUsed="0"/>
-    <w:lsdException w:name="Medium Grid 1 Accent 6" w:semiHidden="0" w:uiPriority="67" w:unhideWhenUsed="0"/>
-    <w:lsdException w:name="Medium Grid 2 Accent 6" w:semiHidden="0" w:uiPriority="68" w:unhideWhenUsed="0"/>
-    <w:lsdException w:name="Medium Grid 3 Accent 6" w:semiHidden="0" w:uiPriority="69" w:unhideWhenUsed="0"/>
-    <w:lsdException w:name="Dark List Accent 6" w:semiHidden="0" w:uiPriority="70" w:unhideWhenUsed="0"/>
-    <w:lsdException w:name="Colorful Shading Accent 6" w:semiHidden="0" w:uiPriority="71" w:unhideWhenUsed="0"/>
-    <w:lsdException w:name="Colorful List Accent 6" w:semiHidden="0" w:uiPriority="72" w:unhideWhenUsed="0"/>
-    <w:lsdException w:name="Colorful Grid Accent 6" w:semiHidden="0" w:uiPriority="73" w:unhideWhenUsed="0"/>
-    <w:lsdException w:name="Subtle Emphasis" w:semiHidden="0" w:uiPriority="19" w:unhideWhenUsed="0" w:qFormat="1"/>
-    <w:lsdException w:name="Intense Emphasis" w:semiHidden="0" w:uiPriority="21" w:unhideWhenUsed="0" w:qFormat="1"/>
-    <w:lsdException w:name="Subtle Reference" w:semiHidden="0" w:uiPriority="31" w:unhideWhenUsed="0" w:qFormat="1"/>
-    <w:lsdException w:name="Intense Reference" w:semiHidden="0" w:uiPriority="32" w:unhideWhenUsed="0" w:qFormat="1"/>
-    <w:lsdException w:name="Book Title" w:semiHidden="0" w:uiPriority="33" w:unhideWhenUsed="0" w:qFormat="1"/>
-    <w:lsdException w:name="Bibliography" w:uiPriority="37"/>
-    <w:lsdException w:name="TOC Heading" w:uiPriority="39" w:qFormat="1"/>
-  </w:latentStyles>
-  <w:style w:type="paragraph" w:default="1" w:styleId="a">
-    <w:name w:val="Normal"/>
-    <w:qFormat/>
-  </w:style>
-  <w:style w:type="paragraph" w:styleId="1">
-    <w:name w:val="heading 1"/>
-    <w:basedOn w:val="a"/>
-    <w:next w:val="a"/>
-    <w:link w:val="10"/>
-    <w:uiPriority w:val="9"/>
-    <w:qFormat/>
-    <w:rsid w:val="00DA61AE"/>
-    <w:pPr>
-      <w:keepNext/>
-      <w:keepLines/>
-      <w:spacing w:before="480" w:after="0"/>
-      <w:outlineLvl w:val="0"/>
-    </w:pPr>
-    <w:rPr>
-      <w:rFonts w:asciiTheme="majorHAnsi" w:eastAsiaTheme="majorEastAsia" w:hAnsiTheme="majorHAnsi" w:cstheme="majorBidi"/>
-      <w:b/>
-      <w:bCs/>
-      <w:color w:val="365F91" w:themeColor="accent1" w:themeShade="BF"/>
-      <w:sz w:val="28"/>
-      <w:szCs w:val="28"/>
-    </w:rPr>
-  </w:style>
-  <w:style w:type="paragraph" w:styleId="2">
-    <w:name w:val="heading 2"/>
-    <w:basedOn w:val="a"/>
-    <w:next w:val="a"/>
-    <w:link w:val="20"/>
-    <w:uiPriority w:val="9"/>
-    <w:unhideWhenUsed/>
-    <w:qFormat/>
-    <w:rsid w:val="00DA61AE"/>
-    <w:pPr>
-      <w:keepNext/>
-      <w:keepLines/>
-      <w:spacing w:before="200" w:after="0"/>
-      <w:outlineLvl w:val="1"/>
-    </w:pPr>
-    <w:rPr>
-      <w:rFonts w:asciiTheme="majorHAnsi" w:eastAsiaTheme="majorEastAsia" w:hAnsiTheme="majorHAnsi" w:cstheme="majorBidi"/>
-      <w:b/>
-      <w:bCs/>
-      <w:color w:val="4F81BD" w:themeColor="accent1"/>
-      <w:sz w:val="26"/>
-      <w:szCs w:val="26"/>
-    </w:rPr>
-  </w:style>
-  <w:style w:type="paragraph" w:styleId="3">
-    <w:name w:val="heading 3"/>
-    <w:basedOn w:val="a"/>
-    <w:next w:val="a"/>
-    <w:link w:val="30"/>
-    <w:uiPriority w:val="9"/>
-    <w:unhideWhenUsed/>
-    <w:qFormat/>
-    <w:rsid w:val="008F02F8"/>
-    <w:pPr>
-      <w:keepNext/>
-      <w:keepLines/>
-      <w:spacing w:before="200" w:after="0"/>
-      <w:outlineLvl w:val="2"/>
-    </w:pPr>
-    <w:rPr>
-      <w:rFonts w:asciiTheme="majorHAnsi" w:eastAsiaTheme="majorEastAsia" w:hAnsiTheme="majorHAnsi" w:cstheme="majorBidi"/>
-      <w:b/>
-      <w:bCs/>
-      <w:color w:val="4F81BD" w:themeColor="accent1"/>
-    </w:rPr>
-  </w:style>
-  <w:style w:type="paragraph" w:styleId="4">
-    <w:name w:val="heading 4"/>
-    <w:basedOn w:val="a"/>
-    <w:next w:val="a"/>
-    <w:link w:val="40"/>
-    <w:uiPriority w:val="9"/>
-    <w:semiHidden/>
-    <w:unhideWhenUsed/>
-    <w:qFormat/>
-    <w:rsid w:val="007B44BC"/>
-    <w:pPr>
-      <w:keepNext/>
-      <w:keepLines/>
-      <w:spacing w:before="200" w:after="0"/>
-      <w:outlineLvl w:val="3"/>
-    </w:pPr>
-    <w:rPr>
-      <w:rFonts w:asciiTheme="majorHAnsi" w:eastAsiaTheme="majorEastAsia" w:hAnsiTheme="majorHAnsi" w:cstheme="majorBidi"/>
-      <w:b/>
-      <w:bCs/>
-      <w:i/>
-      <w:iCs/>
-      <w:color w:val="4F81BD" w:themeColor="accent1"/>
-    </w:rPr>
-  </w:style>
-  <w:style w:type="character" w:default="1" w:styleId="a0">
-    <w:name w:val="Default Paragraph Font"/>
-    <w:uiPriority w:val="1"/>
-    <w:semiHidden/>
-    <w:unhideWhenUsed/>
-  </w:style>
-  <w:style w:type="table" w:default="1" w:styleId="a1">
-    <w:name w:val="Normal Table"/>
-    <w:uiPriority w:val="99"/>
-    <w:semiHidden/>
-    <w:unhideWhenUsed/>
-    <w:tblPr>
-      <w:tblInd w:w="0" w:type="dxa"/>
-      <w:tblCellMar>
-        <w:top w:w="0" w:type="dxa"/>
-        <w:left w:w="108" w:type="dxa"/>
-        <w:bottom w:w="0" w:type="dxa"/>
-        <w:right w:w="108" w:type="dxa"/>
-      </w:tblCellMar>
-    </w:tblPr>
-  </w:style>
-  <w:style w:type="numbering" w:default="1" w:styleId="a2">
-    <w:name w:val="No List"/>
-    <w:uiPriority w:val="99"/>
-    <w:semiHidden/>
-    <w:unhideWhenUsed/>
-  </w:style>
-  <w:style w:type="paragraph" w:styleId="a3">
-    <w:name w:val="List Paragraph"/>
-    <w:basedOn w:val="a"/>
-    <w:uiPriority w:val="34"/>
-    <w:qFormat/>
-    <w:rsid w:val="00DA61AE"/>
-    <w:pPr>
-      <w:ind w:left="720"/>
-      <w:contextualSpacing/>
-    </w:pPr>
-  </w:style>
-  <w:style w:type="paragraph" w:styleId="a4">
-    <w:name w:val="Title"/>
-    <w:basedOn w:val="a"/>
-    <w:next w:val="a"/>
-    <w:link w:val="a5"/>
-    <w:uiPriority w:val="10"/>
-    <w:qFormat/>
-    <w:rsid w:val="00DA61AE"/>
-    <w:pPr>
-      <w:pBdr>
-        <w:bottom w:val="single" w:sz="8" w:space="4" w:color="4F81BD" w:themeColor="accent1"/>
-      </w:pBdr>
-      <w:spacing w:after="300" w:line="240" w:lineRule="auto"/>
-      <w:contextualSpacing/>
-    </w:pPr>
-    <w:rPr>
-      <w:rFonts w:asciiTheme="majorHAnsi" w:eastAsiaTheme="majorEastAsia" w:hAnsiTheme="majorHAnsi" w:cstheme="majorBidi"/>
-      <w:color w:val="17365D" w:themeColor="text2" w:themeShade="BF"/>
-      <w:spacing w:val="5"/>
-      <w:kern w:val="28"/>
-      <w:sz w:val="52"/>
-      <w:szCs w:val="52"/>
-    </w:rPr>
-  </w:style>
-  <w:style w:type="character" w:customStyle="1" w:styleId="a5">
-    <w:name w:val="Название Знак"/>
+    <w:name w:val="Заголовок Знак"/>
     <w:basedOn w:val="a0"/>
     <w:link w:val="a4"/>
     <w:uiPriority w:val="10"/>
